--- a/_dalton/2023-10-03_PreProjeto.docx
+++ b/_dalton/2023-10-03_PreProjeto.docx
@@ -40,15 +40,15 @@
                 <w:rStyle w:val="Nmerodepgina"/>
               </w:rPr>
             </w:pPr>
-            <w:bookmarkStart w:id="0" w:name="_Toc420723208"/>
-            <w:bookmarkStart w:id="1" w:name="_Toc482682369"/>
-            <w:bookmarkStart w:id="2" w:name="_Toc54164903"/>
-            <w:bookmarkStart w:id="3" w:name="_Toc54165663"/>
-            <w:bookmarkStart w:id="4" w:name="_Toc54169315"/>
-            <w:bookmarkStart w:id="5" w:name="_Toc96347419"/>
-            <w:bookmarkStart w:id="6" w:name="_Toc96357709"/>
-            <w:bookmarkStart w:id="7" w:name="_Toc96491849"/>
-            <w:bookmarkStart w:id="8" w:name="_Toc411603089"/>
+            <w:bookmarkStart w:id="1" w:name="_Toc420723208"/>
+            <w:bookmarkStart w:id="2" w:name="_Toc482682369"/>
+            <w:bookmarkStart w:id="3" w:name="_Toc54164903"/>
+            <w:bookmarkStart w:id="4" w:name="_Toc54165663"/>
+            <w:bookmarkStart w:id="5" w:name="_Toc54169315"/>
+            <w:bookmarkStart w:id="6" w:name="_Toc96347419"/>
+            <w:bookmarkStart w:id="7" w:name="_Toc96357709"/>
+            <w:bookmarkStart w:id="8" w:name="_Toc96491849"/>
+            <w:bookmarkStart w:id="9" w:name="_Toc411603089"/>
             <w:r>
               <w:rPr>
                 <w:rStyle w:val="Nmerodepgina"/>
@@ -73,6 +73,7 @@
               </w:tabs>
               <w:ind w:right="141"/>
             </w:pPr>
+            <w:proofErr w:type="gramStart"/>
             <w:r>
               <w:rPr>
                 <w:rStyle w:val="Nmerodepgina"/>
@@ -85,6 +86,7 @@
               </w:rPr>
               <w:t>X</w:t>
             </w:r>
+            <w:proofErr w:type="gramEnd"/>
             <w:r>
               <w:rPr>
                 <w:rStyle w:val="Nmerodepgina"/>
@@ -163,7 +165,23 @@
         <w:t>Driving school</w:t>
       </w:r>
       <w:r>
-        <w:t xml:space="preserve"> (VDR)</w:t>
+        <w:t xml:space="preserve"> (</w:t>
+      </w:r>
+      <w:commentRangeStart w:id="10"/>
+      <w:r>
+        <w:t>VDR</w:t>
+      </w:r>
+      <w:commentRangeEnd w:id="10"/>
+      <w:r>
+        <w:rPr>
+          <w:rStyle w:val="Refdecomentrio"/>
+          <w:b w:val="0"/>
+          <w:caps w:val="0"/>
+        </w:rPr>
+        <w:commentReference w:id="10"/>
+      </w:r>
+      <w:r>
+        <w:t>)</w:t>
       </w:r>
     </w:p>
     <w:p>
@@ -171,25 +189,67 @@
         <w:pStyle w:val="TF-AUTOR0"/>
       </w:pPr>
       <w:r>
-        <w:t>Gabriel Ossamu Ropelatto Mori</w:t>
+        <w:t xml:space="preserve">Gabriel </w:t>
+      </w:r>
+      <w:proofErr w:type="spellStart"/>
+      <w:r>
+        <w:t>Ossamu</w:t>
+      </w:r>
+      <w:proofErr w:type="spellEnd"/>
+      <w:r>
+        <w:t xml:space="preserve"> </w:t>
+      </w:r>
+      <w:proofErr w:type="spellStart"/>
+      <w:r>
+        <w:t>Ropelatto</w:t>
+      </w:r>
+      <w:proofErr w:type="spellEnd"/>
+      <w:r>
+        <w:t xml:space="preserve"> Mori</w:t>
       </w:r>
     </w:p>
     <w:p>
       <w:pPr>
         <w:pStyle w:val="TF-AUTOR0"/>
       </w:pPr>
-      <w:r>
-        <w:t>Dalton Solano Dos Reis</w:t>
-      </w:r>
+      <w:ins w:id="11" w:author="Dalton Solano dos Reis" w:date="2023-10-11T10:31:00Z">
+        <w:r>
+          <w:t xml:space="preserve">Prof. </w:t>
+        </w:r>
+      </w:ins>
+      <w:r>
+        <w:t xml:space="preserve">Dalton Solano </w:t>
+      </w:r>
+      <w:ins w:id="12" w:author="Dalton Solano dos Reis" w:date="2023-10-11T10:32:00Z">
+        <w:r>
+          <w:t>d</w:t>
+        </w:r>
+      </w:ins>
+      <w:del w:id="13" w:author="Dalton Solano dos Reis" w:date="2023-10-11T10:32:00Z">
+        <w:r>
+          <w:delText>D</w:delText>
+        </w:r>
+      </w:del>
+      <w:r>
+        <w:t>os Reis</w:t>
+      </w:r>
+      <w:ins w:id="14" w:author="Dalton Solano dos Reis" w:date="2023-10-11T10:32:00Z">
+        <w:r>
+          <w:t xml:space="preserve"> </w:t>
+        </w:r>
+        <w:r>
+          <w:t>– Orientador</w:t>
+        </w:r>
+      </w:ins>
     </w:p>
     <w:p>
       <w:pPr>
         <w:pStyle w:val="Ttulo1"/>
       </w:pPr>
+      <w:commentRangeStart w:id="15"/>
       <w:r>
         <w:t xml:space="preserve">Introdução </w:t>
       </w:r>
-      <w:bookmarkEnd w:id="0"/>
       <w:bookmarkEnd w:id="1"/>
       <w:bookmarkEnd w:id="2"/>
       <w:bookmarkEnd w:id="3"/>
@@ -198,6 +258,16 @@
       <w:bookmarkEnd w:id="6"/>
       <w:bookmarkEnd w:id="7"/>
       <w:bookmarkEnd w:id="8"/>
+      <w:bookmarkEnd w:id="9"/>
+      <w:commentRangeEnd w:id="15"/>
+      <w:r>
+        <w:rPr>
+          <w:rStyle w:val="Refdecomentrio"/>
+          <w:b w:val="0"/>
+          <w:caps w:val="0"/>
+        </w:rPr>
+        <w:commentReference w:id="15"/>
+      </w:r>
     </w:p>
     <w:p>
       <w:pPr>
@@ -211,11 +281,67 @@
       <w:pPr>
         <w:pStyle w:val="TF-TEXTO"/>
       </w:pPr>
-      <w:r>
-        <w:t xml:space="preserve">O Brasil possui uma frota crescente de carros, de acordo com o Instituto Brasileiro de Geografia e Estatística (IBGE), no ano de 2022 o Brasil contava com uma frota de 115.116.532 de veículos de variados tipos e com o aumento de veículos nas ruas, também aumentam as chances de ocorrerem acidentes. Uma pesquisa divulgada pelo </w:t>
-      </w:r>
-      <w:r>
-        <w:t>Observatório Nac. de Segurança Viária (ONSV), afirma que s</w:t>
+      <w:commentRangeStart w:id="16"/>
+      <w:r>
+        <w:t xml:space="preserve">O Brasil possui uma frota </w:t>
+      </w:r>
+      <w:commentRangeEnd w:id="16"/>
+      <w:r>
+        <w:rPr>
+          <w:rStyle w:val="Refdecomentrio"/>
+        </w:rPr>
+        <w:commentReference w:id="16"/>
+      </w:r>
+      <w:r>
+        <w:t xml:space="preserve">crescente de carros, </w:t>
+      </w:r>
+      <w:ins w:id="17" w:author="Dalton Solano dos Reis" w:date="2023-10-11T10:34:00Z">
+        <w:r>
+          <w:t xml:space="preserve">e </w:t>
+        </w:r>
+      </w:ins>
+      <w:r>
+        <w:t>de acordo com o Instituto Brasileiro de Geografia e Estatística (IBGE)</w:t>
+      </w:r>
+      <w:del w:id="18" w:author="Dalton Solano dos Reis" w:date="2023-10-11T10:35:00Z">
+        <w:r>
+          <w:delText>,</w:delText>
+        </w:r>
+      </w:del>
+      <w:r>
+        <w:t xml:space="preserve"> no ano de 2022 o Brasil contava com uma frota de 115.116.532 de veículos de variados tipos</w:t>
+      </w:r>
+      <w:ins w:id="19" w:author="Dalton Solano dos Reis" w:date="2023-10-11T10:35:00Z">
+        <w:r>
+          <w:t>,</w:t>
+        </w:r>
+      </w:ins>
+      <w:r>
+        <w:t xml:space="preserve"> e com o aumento de veículos nas ruas</w:t>
+      </w:r>
+      <w:del w:id="20" w:author="Dalton Solano dos Reis" w:date="2023-10-11T10:35:00Z">
+        <w:r>
+          <w:delText>,</w:delText>
+        </w:r>
+      </w:del>
+      <w:r>
+        <w:t xml:space="preserve"> também aumentam as chances de ocorrerem acidentes. Uma pesquisa divulgada pelo </w:t>
+      </w:r>
+      <w:r>
+        <w:t>Observatório Nac</w:t>
+      </w:r>
+      <w:ins w:id="21" w:author="Dalton Solano dos Reis" w:date="2023-10-11T10:36:00Z">
+        <w:r>
+          <w:t>ional</w:t>
+        </w:r>
+      </w:ins>
+      <w:del w:id="22" w:author="Dalton Solano dos Reis" w:date="2023-10-11T10:36:00Z">
+        <w:r>
+          <w:delText>.</w:delText>
+        </w:r>
+      </w:del>
+      <w:r>
+        <w:t xml:space="preserve"> de Segurança Viária (ONSV), afirma que s</w:t>
       </w:r>
       <w:r>
         <w:t>omente no ano de 2021 tivemos 33.801 óbitos devido a acidentes de trânsito, um crescimento significativo em relação a 2020</w:t>
@@ -227,7 +353,15 @@
         <w:t xml:space="preserve"> </w:t>
       </w:r>
       <w:r>
-        <w:t>que também de acordo com a ONSV ,</w:t>
+        <w:t>que também de acordo com a ONSV</w:t>
+      </w:r>
+      <w:del w:id="23" w:author="Dalton Solano dos Reis" w:date="2023-10-11T10:36:00Z">
+        <w:r>
+          <w:delText xml:space="preserve"> </w:delText>
+        </w:r>
+      </w:del>
+      <w:r>
+        <w:t>,</w:t>
       </w:r>
       <w:r>
         <w:t xml:space="preserve"> tivemos 32.716 óbitos</w:t>
@@ -236,10 +370,66 @@
         <w:t>. M</w:t>
       </w:r>
       <w:r>
-        <w:t>esmo com o avanço da tecnologia e da segurança, por que ainda temos tantos acidentes? Segundo um estudo feito pelo ministério dos transportes, Portos e aviação</w:t>
-      </w:r>
-      <w:r>
-        <w:t xml:space="preserve"> civil(MTPA)</w:t>
+        <w:t xml:space="preserve">esmo com o avanço da tecnologia e da segurança, por que ainda temos tantos acidentes? Segundo um estudo feito pelo </w:t>
+      </w:r>
+      <w:del w:id="24" w:author="Dalton Solano dos Reis" w:date="2023-10-11T10:36:00Z">
+        <w:r>
+          <w:delText xml:space="preserve">ministério </w:delText>
+        </w:r>
+      </w:del>
+      <w:ins w:id="25" w:author="Dalton Solano dos Reis" w:date="2023-10-11T10:36:00Z">
+        <w:r>
+          <w:t>M</w:t>
+        </w:r>
+        <w:r>
+          <w:t xml:space="preserve">inistério </w:t>
+        </w:r>
+      </w:ins>
+      <w:r>
+        <w:t xml:space="preserve">dos </w:t>
+      </w:r>
+      <w:del w:id="26" w:author="Dalton Solano dos Reis" w:date="2023-10-11T10:36:00Z">
+        <w:r>
+          <w:delText>transportes</w:delText>
+        </w:r>
+      </w:del>
+      <w:ins w:id="27" w:author="Dalton Solano dos Reis" w:date="2023-10-11T10:36:00Z">
+        <w:r>
+          <w:t>T</w:t>
+        </w:r>
+        <w:r>
+          <w:t>ransportes</w:t>
+        </w:r>
+      </w:ins>
+      <w:r>
+        <w:t xml:space="preserve">, Portos e </w:t>
+      </w:r>
+      <w:del w:id="28" w:author="Dalton Solano dos Reis" w:date="2023-10-11T10:37:00Z">
+        <w:r>
+          <w:delText>aviação</w:delText>
+        </w:r>
+        <w:r>
+          <w:delText xml:space="preserve"> </w:delText>
+        </w:r>
+      </w:del>
+      <w:ins w:id="29" w:author="Dalton Solano dos Reis" w:date="2023-10-11T10:37:00Z">
+        <w:r>
+          <w:t>A</w:t>
+        </w:r>
+        <w:r>
+          <w:t xml:space="preserve">viação </w:t>
+        </w:r>
+      </w:ins>
+      <w:r>
+        <w:t>civil</w:t>
+      </w:r>
+      <w:ins w:id="30" w:author="Dalton Solano dos Reis" w:date="2023-10-11T10:37:00Z">
+        <w:r>
+          <w:t xml:space="preserve"> </w:t>
+        </w:r>
+      </w:ins>
+      <w:r>
+        <w:t>(MTPA)</w:t>
       </w:r>
       <w:r>
         <w:t>, em 2020, a principal razão dos acidentes de trânsito no país é a negligência dos motoristas.</w:t>
@@ -250,27 +440,133 @@
         <w:pStyle w:val="TF-TEXTO"/>
       </w:pPr>
       <w:r>
-        <w:t>Em 2015, houve uma época que o uso de simuladores era obrigatório por causa de uma medida estabelecida pelo COnselho Nacional de TR</w:t>
+        <w:t xml:space="preserve">Em 2015, houve uma época que o uso de simuladores era obrigatório por causa de uma medida estabelecida pelo </w:t>
+      </w:r>
+      <w:proofErr w:type="spellStart"/>
+      <w:r>
+        <w:t>COnselho</w:t>
+      </w:r>
+      <w:proofErr w:type="spellEnd"/>
+      <w:r>
+        <w:t xml:space="preserve"> Nacional de </w:t>
+      </w:r>
+      <w:proofErr w:type="spellStart"/>
+      <w:proofErr w:type="gramStart"/>
+      <w:r>
+        <w:t>TR</w:t>
       </w:r>
       <w:r>
         <w:t>A</w:t>
       </w:r>
       <w:r>
-        <w:t xml:space="preserve">Nsito (CONTRAN), que tornara obrigatório o uso da mesma e inúmeras escolas compram o aparelho, anos depois, deixou de ser obrigatório. Em conversa com a </w:t>
+        <w:t>Nsito</w:t>
+      </w:r>
+      <w:proofErr w:type="spellEnd"/>
+      <w:proofErr w:type="gramEnd"/>
+      <w:r>
+        <w:t xml:space="preserve"> (CONTRAN), que tornara obrigatório o uso da mesma e inúmeras escolas compram o aparelho, anos depois, deixou de ser obrigatório. Em conversa com a </w:t>
       </w:r>
       <w:r>
         <w:t>autoescola</w:t>
       </w:r>
       <w:r>
-        <w:t xml:space="preserve"> Quintino, do município de timbó, fora perguntado se eles ainda usavam o simulador que eles compraram na época que foi decretado obrigatório, e os mesmos não fazem o uso e o motivo que eles pararam de usar o simulador foi "por baixa adesão do público, já que o uso já não era mais obrigatório", fora o altíssimo custo para comprar o simulador e  o da manutenção do aparelho.</w:t>
+        <w:t xml:space="preserve"> </w:t>
+      </w:r>
+      <w:commentRangeStart w:id="31"/>
+      <w:r>
+        <w:t>Quintino</w:t>
+      </w:r>
+      <w:commentRangeEnd w:id="31"/>
+      <w:r>
+        <w:rPr>
+          <w:rStyle w:val="Refdecomentrio"/>
+        </w:rPr>
+        <w:commentReference w:id="31"/>
+      </w:r>
+      <w:r>
+        <w:t xml:space="preserve">, do município de timbó, fora perguntado se </w:t>
+      </w:r>
+      <w:del w:id="32" w:author="Dalton Solano dos Reis" w:date="2023-10-11T10:39:00Z">
+        <w:r>
+          <w:delText xml:space="preserve">eles </w:delText>
+        </w:r>
+      </w:del>
+      <w:r>
+        <w:t>ainda usavam o simulador que eles compraram na época que foi decretado obrigatório</w:t>
+      </w:r>
+      <w:ins w:id="33" w:author="Dalton Solano dos Reis" w:date="2023-10-11T10:40:00Z">
+        <w:r>
+          <w:t xml:space="preserve">. </w:t>
+        </w:r>
+      </w:ins>
+      <w:del w:id="34" w:author="Dalton Solano dos Reis" w:date="2023-10-11T10:41:00Z">
+        <w:r>
+          <w:delText>, e os mesmos não fazem o uso e o motivo que e</w:delText>
+        </w:r>
+      </w:del>
+      <w:ins w:id="35" w:author="Dalton Solano dos Reis" w:date="2023-10-11T10:41:00Z">
+        <w:r>
+          <w:t>E</w:t>
+        </w:r>
+      </w:ins>
+      <w:r>
+        <w:t xml:space="preserve">les </w:t>
+      </w:r>
+      <w:ins w:id="36" w:author="Dalton Solano dos Reis" w:date="2023-10-11T10:41:00Z">
+        <w:r>
+          <w:t xml:space="preserve">responderam que </w:t>
+        </w:r>
+      </w:ins>
+      <w:r>
+        <w:t xml:space="preserve">pararam de usar o simulador </w:t>
+      </w:r>
+      <w:ins w:id="37" w:author="Dalton Solano dos Reis" w:date="2023-10-11T10:41:00Z">
+        <w:r>
+          <w:t xml:space="preserve">pelo motivo da </w:t>
+        </w:r>
+      </w:ins>
+      <w:del w:id="38" w:author="Dalton Solano dos Reis" w:date="2023-10-11T10:41:00Z">
+        <w:r>
+          <w:delText xml:space="preserve">foi </w:delText>
+        </w:r>
+      </w:del>
+      <w:r>
+        <w:t>"</w:t>
+      </w:r>
+      <w:del w:id="39" w:author="Dalton Solano dos Reis" w:date="2023-10-11T10:41:00Z">
+        <w:r>
+          <w:delText>por</w:delText>
+        </w:r>
+      </w:del>
+      <w:r>
+        <w:t xml:space="preserve"> baixa adesão do público, já que o uso já não era mais obrigatório", fora o altíssimo custo para comprar o simulador e</w:t>
+      </w:r>
+      <w:del w:id="40" w:author="Dalton Solano dos Reis" w:date="2023-10-11T10:39:00Z">
+        <w:r>
+          <w:delText xml:space="preserve"> </w:delText>
+        </w:r>
+      </w:del>
+      <w:r>
+        <w:t xml:space="preserve"> o da manutenção do aparelho.</w:t>
       </w:r>
     </w:p>
     <w:p>
       <w:pPr>
         <w:pStyle w:val="TF-TEXTO"/>
-      </w:pPr>
-      <w:r>
-        <w:t xml:space="preserve">Com o avanço das tecnologias móveis e o crescimento exponencial da computação, os aplicativos móveis têm se tornado ferramentas essenciais em várias esferas da vida cotidiana, incluindo a educação. Este trabalho se propõe a explorar a criação e a implementação de um aplicativo de simulador de carro voltado para a parte educacional das leis de trânsito, um recurso que visa melhorar a qualidade de ensino para motoristas novos ou até mesmo inexperientes. Oferece uma experiência de aprendizado prática, imersiva e interativa, preparando os futuros condutores para enfrentar os desafios reais do trânsito, sem ser de uma forma tradicional(Lápis e caneta) e sem colocar a vida de outros em perigo, colocando uma pessoa que nunca pilotou um caro, para o mesmo fazer, tendo um de aprendizado de forma gamificada, onde o usuário joga um "simulador de carro" para android e o mesmo terá vidas tanto para o carro, gasolina ou até da "polícia", que cai conforme o usuário descumpre as leis. </w:t>
+        <w:rPr>
+          <w:ins w:id="41" w:author="Dalton Solano dos Reis" w:date="2023-10-11T10:47:00Z"/>
+        </w:rPr>
+      </w:pPr>
+      <w:commentRangeStart w:id="42"/>
+      <w:r>
+        <w:t xml:space="preserve">Com o avanço das tecnologias móveis e o crescimento exponencial da computação, os aplicativos móveis têm se tornado ferramentas essenciais em várias esferas da vida cotidiana, incluindo a educação. </w:t>
+      </w:r>
+      <w:commentRangeEnd w:id="42"/>
+      <w:r>
+        <w:rPr>
+          <w:rStyle w:val="Refdecomentrio"/>
+        </w:rPr>
+        <w:commentReference w:id="42"/>
       </w:r>
     </w:p>
     <w:p>
@@ -278,44 +574,222 @@
         <w:pStyle w:val="TF-TEXTO"/>
       </w:pPr>
       <w:r>
-        <w:t>Um grande diferencial do aplicativo para o simulador é seu custo, enquanto o aplicativo vai rodar em qualquer celular android. O simulador tem um custo enorme, fazendo com que o aplicativo fique mais acessível e até mesmo uma criança.</w:t>
-      </w:r>
+        <w:t xml:space="preserve">Este trabalho se propõe a explorar a criação e a implementação de um </w:t>
+      </w:r>
+      <w:commentRangeStart w:id="43"/>
+      <w:r>
+        <w:t xml:space="preserve">aplicativo </w:t>
+      </w:r>
+      <w:commentRangeEnd w:id="43"/>
+      <w:r>
+        <w:rPr>
+          <w:rStyle w:val="Refdecomentrio"/>
+        </w:rPr>
+        <w:commentReference w:id="43"/>
+      </w:r>
+      <w:r>
+        <w:t xml:space="preserve">de simulador de carro voltado para a parte educacional das leis de trânsito, um recurso que visa melhorar a qualidade de ensino para motoristas novos ou até mesmo inexperientes. </w:t>
+      </w:r>
+      <w:ins w:id="44" w:author="Dalton Solano dos Reis" w:date="2023-10-11T10:45:00Z">
+        <w:r>
+          <w:t>E com esta proposta de projeto b</w:t>
+        </w:r>
+      </w:ins>
+      <w:ins w:id="45" w:author="Dalton Solano dos Reis" w:date="2023-10-11T10:46:00Z">
+        <w:r>
+          <w:t xml:space="preserve">uscasse </w:t>
+        </w:r>
+      </w:ins>
+      <w:del w:id="46" w:author="Dalton Solano dos Reis" w:date="2023-10-11T10:46:00Z">
+        <w:r>
+          <w:delText xml:space="preserve">Oferece </w:delText>
+        </w:r>
+      </w:del>
+      <w:ins w:id="47" w:author="Dalton Solano dos Reis" w:date="2023-10-11T10:46:00Z">
+        <w:r>
+          <w:t>oferecer</w:t>
+        </w:r>
+        <w:r>
+          <w:t xml:space="preserve"> </w:t>
+        </w:r>
+      </w:ins>
+      <w:r>
+        <w:t>uma experiência de aprendizado prática, imersiva e interativa</w:t>
+      </w:r>
+      <w:ins w:id="48" w:author="Dalton Solano dos Reis" w:date="2023-10-11T10:51:00Z">
+        <w:r>
+          <w:t xml:space="preserve">. E assim </w:t>
+        </w:r>
+      </w:ins>
+      <w:ins w:id="49" w:author="Dalton Solano dos Reis" w:date="2023-10-11T10:52:00Z">
+        <w:r>
+          <w:t xml:space="preserve">se espera </w:t>
+        </w:r>
+      </w:ins>
+      <w:del w:id="50" w:author="Dalton Solano dos Reis" w:date="2023-10-11T10:52:00Z">
+        <w:r>
+          <w:delText>, preparando</w:delText>
+        </w:r>
+      </w:del>
+      <w:ins w:id="51" w:author="Dalton Solano dos Reis" w:date="2023-10-11T10:52:00Z">
+        <w:r>
+          <w:t>auxiliar</w:t>
+        </w:r>
+      </w:ins>
+      <w:r>
+        <w:t xml:space="preserve"> os futuros condutores para enfrentar os desafios reais do trânsito, sem ser de uma forma tradicional</w:t>
+      </w:r>
+      <w:ins w:id="52" w:author="Dalton Solano dos Reis" w:date="2023-10-11T10:44:00Z">
+        <w:r>
+          <w:t xml:space="preserve"> </w:t>
+        </w:r>
+      </w:ins>
+      <w:r>
+        <w:t>(</w:t>
+      </w:r>
+      <w:ins w:id="53" w:author="Dalton Solano dos Reis" w:date="2023-10-11T10:44:00Z">
+        <w:r>
+          <w:t>l</w:t>
+        </w:r>
+      </w:ins>
+      <w:del w:id="54" w:author="Dalton Solano dos Reis" w:date="2023-10-11T10:44:00Z">
+        <w:r>
+          <w:delText>L</w:delText>
+        </w:r>
+      </w:del>
+      <w:r>
+        <w:t xml:space="preserve">ápis e caneta) e sem colocar a vida de outros em perigo, colocando uma pessoa que nunca pilotou um caro, para o mesmo fazer, tendo um de aprendizado de forma </w:t>
+      </w:r>
+      <w:proofErr w:type="spellStart"/>
+      <w:r>
+        <w:t>gamificada</w:t>
+      </w:r>
+      <w:proofErr w:type="spellEnd"/>
+      <w:r>
+        <w:t xml:space="preserve">, onde o usuário joga um "simulador de carro" </w:t>
+      </w:r>
+      <w:ins w:id="55" w:author="Dalton Solano dos Reis" w:date="2023-10-11T10:44:00Z">
+        <w:r>
+          <w:t>na pl</w:t>
+        </w:r>
+      </w:ins>
+      <w:ins w:id="56" w:author="Dalton Solano dos Reis" w:date="2023-10-11T10:45:00Z">
+        <w:r>
+          <w:t xml:space="preserve">ataforma </w:t>
+        </w:r>
+      </w:ins>
+      <w:del w:id="57" w:author="Dalton Solano dos Reis" w:date="2023-10-11T10:45:00Z">
+        <w:r>
+          <w:delText>para a</w:delText>
+        </w:r>
+      </w:del>
+      <w:ins w:id="58" w:author="Dalton Solano dos Reis" w:date="2023-10-11T10:45:00Z">
+        <w:r>
+          <w:t>A</w:t>
+        </w:r>
+      </w:ins>
+      <w:r>
+        <w:t>ndroid</w:t>
+      </w:r>
+      <w:del w:id="59" w:author="Dalton Solano dos Reis" w:date="2023-10-11T10:49:00Z">
+        <w:r>
+          <w:delText xml:space="preserve"> </w:delText>
+        </w:r>
+        <w:commentRangeStart w:id="60"/>
+        <w:r>
+          <w:delText>e o mesmo terá vidas tanto para o carro, gasolina ou até da "polícia", que cai conforme o usuário descumpre as leis</w:delText>
+        </w:r>
+        <w:commentRangeEnd w:id="60"/>
+        <w:r>
+          <w:rPr>
+            <w:rStyle w:val="Refdecomentrio"/>
+          </w:rPr>
+          <w:commentReference w:id="60"/>
+        </w:r>
+      </w:del>
+      <w:r>
+        <w:t xml:space="preserve">. </w:t>
+      </w:r>
+    </w:p>
+    <w:p>
+      <w:pPr>
+        <w:pStyle w:val="TF-TEXTO"/>
+        <w:rPr>
+          <w:del w:id="61" w:author="Dalton Solano dos Reis" w:date="2023-10-11T10:47:00Z"/>
+        </w:rPr>
+      </w:pPr>
+      <w:commentRangeStart w:id="62"/>
+      <w:del w:id="63" w:author="Dalton Solano dos Reis" w:date="2023-10-11T10:47:00Z">
+        <w:r>
+          <w:delText>Um grande diferencial do aplicativo para o simulador é seu custo, enquanto o aplicativo vai rodar em qualquer celular android. O simulador tem um custo enorme, fazendo com que o aplicativo fique mais acessível e até mesmo uma criança</w:delText>
+        </w:r>
+        <w:commentRangeEnd w:id="62"/>
+        <w:r>
+          <w:rPr>
+            <w:rStyle w:val="Refdecomentrio"/>
+          </w:rPr>
+          <w:commentReference w:id="62"/>
+        </w:r>
+        <w:r>
+          <w:delText>.</w:delText>
+        </w:r>
+      </w:del>
     </w:p>
     <w:p>
       <w:pPr>
         <w:pStyle w:val="Ttulo2"/>
       </w:pPr>
-      <w:bookmarkStart w:id="9" w:name="_Toc419598576"/>
-      <w:bookmarkStart w:id="10" w:name="_Toc420721317"/>
-      <w:bookmarkStart w:id="11" w:name="_Toc420721467"/>
-      <w:bookmarkStart w:id="12" w:name="_Toc420721562"/>
-      <w:bookmarkStart w:id="13" w:name="_Toc420721768"/>
-      <w:bookmarkStart w:id="14" w:name="_Toc420723209"/>
-      <w:bookmarkStart w:id="15" w:name="_Toc482682370"/>
-      <w:bookmarkStart w:id="16" w:name="_Toc54164904"/>
-      <w:bookmarkStart w:id="17" w:name="_Toc54165664"/>
-      <w:bookmarkStart w:id="18" w:name="_Toc54169316"/>
-      <w:bookmarkStart w:id="19" w:name="_Toc96347426"/>
-      <w:bookmarkStart w:id="20" w:name="_Toc96357710"/>
-      <w:bookmarkStart w:id="21" w:name="_Toc96491850"/>
-      <w:bookmarkStart w:id="22" w:name="_Toc411603090"/>
+      <w:bookmarkStart w:id="64" w:name="_Toc419598576"/>
+      <w:bookmarkStart w:id="65" w:name="_Toc420721317"/>
+      <w:bookmarkStart w:id="66" w:name="_Toc420721467"/>
+      <w:bookmarkStart w:id="67" w:name="_Toc420721562"/>
+      <w:bookmarkStart w:id="68" w:name="_Toc420721768"/>
+      <w:bookmarkStart w:id="69" w:name="_Toc420723209"/>
+      <w:bookmarkStart w:id="70" w:name="_Toc482682370"/>
+      <w:bookmarkStart w:id="71" w:name="_Toc54164904"/>
+      <w:bookmarkStart w:id="72" w:name="_Toc54165664"/>
+      <w:bookmarkStart w:id="73" w:name="_Toc54169316"/>
+      <w:bookmarkStart w:id="74" w:name="_Toc96347426"/>
+      <w:bookmarkStart w:id="75" w:name="_Toc96357710"/>
+      <w:bookmarkStart w:id="76" w:name="_Toc96491850"/>
+      <w:bookmarkStart w:id="77" w:name="_Toc411603090"/>
+      <w:commentRangeStart w:id="78"/>
+      <w:commentRangeStart w:id="79"/>
       <w:r>
         <w:t>OBJETIVOS</w:t>
       </w:r>
-      <w:bookmarkEnd w:id="9"/>
-      <w:bookmarkEnd w:id="10"/>
-      <w:bookmarkEnd w:id="11"/>
-      <w:bookmarkEnd w:id="12"/>
-      <w:bookmarkEnd w:id="13"/>
-      <w:bookmarkEnd w:id="14"/>
-      <w:bookmarkEnd w:id="15"/>
-      <w:bookmarkEnd w:id="16"/>
-      <w:bookmarkEnd w:id="17"/>
-      <w:bookmarkEnd w:id="18"/>
-      <w:bookmarkEnd w:id="19"/>
-      <w:bookmarkEnd w:id="20"/>
-      <w:bookmarkEnd w:id="21"/>
-      <w:bookmarkEnd w:id="22"/>
+      <w:bookmarkEnd w:id="64"/>
+      <w:bookmarkEnd w:id="65"/>
+      <w:bookmarkEnd w:id="66"/>
+      <w:bookmarkEnd w:id="67"/>
+      <w:bookmarkEnd w:id="68"/>
+      <w:bookmarkEnd w:id="69"/>
+      <w:bookmarkEnd w:id="70"/>
+      <w:bookmarkEnd w:id="71"/>
+      <w:bookmarkEnd w:id="72"/>
+      <w:bookmarkEnd w:id="73"/>
+      <w:bookmarkEnd w:id="74"/>
+      <w:bookmarkEnd w:id="75"/>
+      <w:bookmarkEnd w:id="76"/>
+      <w:bookmarkEnd w:id="77"/>
+      <w:commentRangeEnd w:id="78"/>
+      <w:r>
+        <w:rPr>
+          <w:rStyle w:val="Refdecomentrio"/>
+          <w:caps w:val="0"/>
+          <w:color w:val="auto"/>
+        </w:rPr>
+        <w:commentReference w:id="78"/>
+      </w:r>
+      <w:commentRangeEnd w:id="79"/>
+      <w:r>
+        <w:rPr>
+          <w:rStyle w:val="Refdecomentrio"/>
+          <w:caps w:val="0"/>
+          <w:color w:val="auto"/>
+        </w:rPr>
+        <w:commentReference w:id="79"/>
+      </w:r>
     </w:p>
     <w:p>
       <w:pPr>
@@ -324,13 +798,39 @@
         <w:ind w:firstLine="680"/>
         <w:jc w:val="both"/>
       </w:pPr>
+      <w:commentRangeStart w:id="80"/>
       <w:r>
         <w:rPr>
           <w:color w:val="000000"/>
           <w:sz w:val="22"/>
           <w:szCs w:val="22"/>
         </w:rPr>
-        <w:t>O objetivo é desenvolver um software de simulador de carro, onde o usuário pode andar livremente pela cidade, com o foco na experiência de um simulador de carro, onde o foco é o usuário aprender a dirigir um carro de acordo com as normas da lei, com três métricas de avaliação de desempenho que são: </w:t>
+        <w:t xml:space="preserve">O objetivo </w:t>
+      </w:r>
+      <w:commentRangeEnd w:id="80"/>
+      <w:r>
+        <w:rPr>
+          <w:rStyle w:val="Refdecomentrio"/>
+        </w:rPr>
+        <w:commentReference w:id="80"/>
+      </w:r>
+      <w:ins w:id="81" w:author="Dalton Solano dos Reis" w:date="2023-10-11T10:52:00Z">
+        <w:r>
+          <w:rPr>
+            <w:color w:val="000000"/>
+            <w:sz w:val="22"/>
+            <w:szCs w:val="22"/>
+          </w:rPr>
+          <w:t xml:space="preserve">principal deste projeto </w:t>
+        </w:r>
+      </w:ins>
+      <w:r>
+        <w:rPr>
+          <w:color w:val="000000"/>
+          <w:sz w:val="22"/>
+          <w:szCs w:val="22"/>
+        </w:rPr>
+        <w:t>é desenvolver um software de simulador de carro, onde o usuário pode andar livremente pela cidade, com o foco na experiência de um simulador de carro, onde o foco é o usuário aprender a dirigir um carro de acordo com as normas da lei, com três métricas de avaliação de desempenho que são: </w:t>
       </w:r>
     </w:p>
     <w:p>
@@ -375,7 +875,25 @@
           <w:sz w:val="22"/>
           <w:szCs w:val="22"/>
         </w:rPr>
-        <w:t>3-Polícia: Vai caindo conforme o usuário descumpre as leis de trânsito. (ver como faz pra enumerar na norma)</w:t>
+        <w:t xml:space="preserve">3-Polícia: Vai caindo conforme o usuário descumpre as leis de trânsito. (ver como faz </w:t>
+      </w:r>
+      <w:proofErr w:type="gramStart"/>
+      <w:r>
+        <w:rPr>
+          <w:color w:val="000000"/>
+          <w:sz w:val="22"/>
+          <w:szCs w:val="22"/>
+        </w:rPr>
+        <w:t>pra</w:t>
+      </w:r>
+      <w:proofErr w:type="gramEnd"/>
+      <w:r>
+        <w:rPr>
+          <w:color w:val="000000"/>
+          <w:sz w:val="22"/>
+          <w:szCs w:val="22"/>
+        </w:rPr>
+        <w:t xml:space="preserve"> enumerar na norma)</w:t>
       </w:r>
     </w:p>
     <w:p>
@@ -415,6 +933,7 @@
           <w:sz w:val="22"/>
           <w:szCs w:val="22"/>
         </w:rPr>
+        <w:lastRenderedPageBreak/>
         <w:tab/>
       </w:r>
       <w:r>
@@ -453,7 +972,6 @@
           <w:sz w:val="22"/>
           <w:szCs w:val="22"/>
         </w:rPr>
-        <w:lastRenderedPageBreak/>
         <w:t>Tomadas de decisões seguras: Desenvolver o usuário a tomar uma decisão rápida em um ambiente simulado e controlado.</w:t>
       </w:r>
     </w:p>
@@ -515,7 +1033,7 @@
       <w:pPr>
         <w:pStyle w:val="Ttulo1"/>
       </w:pPr>
-      <w:bookmarkStart w:id="23" w:name="_Toc419598587"/>
+      <w:bookmarkStart w:id="82" w:name="_Toc419598587"/>
       <w:r>
         <w:t>trabalhos correlatos</w:t>
       </w:r>
@@ -539,31 +1057,217 @@
           <w:sz w:val="22"/>
           <w:szCs w:val="22"/>
         </w:rPr>
-        <w:t>Agora irei apresentar 3 trabalhos correlatos, que tem características relacionadas ao aplicativo que será desenvolvido. O primeiro será um projeto desenvolvido pelo aluno Thiago Alberto Buzzi e tendo também o professor Dalton Solano dos Reis como coordenador, trata de um simulador de carro, onde o mesmo precisa seguir as leis, o segundo trabalho correlato é um</w:t>
-      </w:r>
+        <w:t xml:space="preserve">Agora </w:t>
+      </w:r>
+      <w:commentRangeStart w:id="83"/>
       <w:r>
         <w:rPr>
           <w:color w:val="000000"/>
           <w:sz w:val="22"/>
           <w:szCs w:val="22"/>
         </w:rPr>
-        <w:t xml:space="preserve"> simulador de baixo custo, em um Head Up Display(HUD) de baixo custo e o terceiro e último trabalho correlato é também um simulador, porém mais voltado para a segurança viária.</w:t>
+        <w:t xml:space="preserve">irei </w:t>
+      </w:r>
+      <w:commentRangeEnd w:id="83"/>
+      <w:r>
+        <w:rPr>
+          <w:rStyle w:val="Refdecomentrio"/>
+        </w:rPr>
+        <w:commentReference w:id="83"/>
+      </w:r>
+      <w:r>
+        <w:rPr>
+          <w:color w:val="000000"/>
+          <w:sz w:val="22"/>
+          <w:szCs w:val="22"/>
+        </w:rPr>
+        <w:t>apresentar 3 trabalhos correlatos</w:t>
+      </w:r>
+      <w:commentRangeStart w:id="84"/>
+      <w:r>
+        <w:rPr>
+          <w:color w:val="000000"/>
+          <w:sz w:val="22"/>
+          <w:szCs w:val="22"/>
+        </w:rPr>
+        <w:t>,</w:t>
+      </w:r>
+      <w:commentRangeEnd w:id="84"/>
+      <w:r>
+        <w:rPr>
+          <w:rStyle w:val="Refdecomentrio"/>
+        </w:rPr>
+        <w:commentReference w:id="84"/>
+      </w:r>
+      <w:r>
+        <w:rPr>
+          <w:color w:val="000000"/>
+          <w:sz w:val="22"/>
+          <w:szCs w:val="22"/>
+        </w:rPr>
+        <w:t xml:space="preserve"> que tem características relacionadas ao aplicativo que será desenvolvido. </w:t>
+      </w:r>
+      <w:commentRangeStart w:id="85"/>
+      <w:r>
+        <w:rPr>
+          <w:color w:val="000000"/>
+          <w:sz w:val="22"/>
+          <w:szCs w:val="22"/>
+        </w:rPr>
+        <w:t xml:space="preserve">O primeiro será um projeto desenvolvido pelo aluno Thiago Alberto </w:t>
+      </w:r>
+      <w:proofErr w:type="spellStart"/>
+      <w:r>
+        <w:rPr>
+          <w:color w:val="000000"/>
+          <w:sz w:val="22"/>
+          <w:szCs w:val="22"/>
+        </w:rPr>
+        <w:t>Buzzi</w:t>
+      </w:r>
+      <w:proofErr w:type="spellEnd"/>
+      <w:r>
+        <w:rPr>
+          <w:color w:val="000000"/>
+          <w:sz w:val="22"/>
+          <w:szCs w:val="22"/>
+        </w:rPr>
+        <w:t xml:space="preserve"> e tendo também o professor Dalton Solano dos Reis como coordenador, trata de um simulador de carro, onde o mesmo precisa seguir as leis, o segundo trabalho correlato é um</w:t>
+      </w:r>
+      <w:r>
+        <w:rPr>
+          <w:color w:val="000000"/>
+          <w:sz w:val="22"/>
+          <w:szCs w:val="22"/>
+        </w:rPr>
+        <w:t xml:space="preserve"> simulador de baixo custo, em um Head </w:t>
+      </w:r>
+      <w:proofErr w:type="spellStart"/>
+      <w:r>
+        <w:rPr>
+          <w:color w:val="000000"/>
+          <w:sz w:val="22"/>
+          <w:szCs w:val="22"/>
+        </w:rPr>
+        <w:t>Up</w:t>
+      </w:r>
+      <w:proofErr w:type="spellEnd"/>
+      <w:r>
+        <w:rPr>
+          <w:color w:val="000000"/>
+          <w:sz w:val="22"/>
+          <w:szCs w:val="22"/>
+        </w:rPr>
+        <w:t xml:space="preserve"> </w:t>
+      </w:r>
+      <w:proofErr w:type="gramStart"/>
+      <w:r>
+        <w:rPr>
+          <w:color w:val="000000"/>
+          <w:sz w:val="22"/>
+          <w:szCs w:val="22"/>
+        </w:rPr>
+        <w:t>Display(</w:t>
+      </w:r>
+      <w:proofErr w:type="gramEnd"/>
+      <w:r>
+        <w:rPr>
+          <w:color w:val="000000"/>
+          <w:sz w:val="22"/>
+          <w:szCs w:val="22"/>
+        </w:rPr>
+        <w:t>HUD) de baixo custo e o terceiro e último trabalho correlato é também um simulador, porém mais voltado para a segurança viária.</w:t>
+      </w:r>
+      <w:commentRangeEnd w:id="85"/>
+      <w:r>
+        <w:rPr>
+          <w:rStyle w:val="Refdecomentrio"/>
+        </w:rPr>
+        <w:commentReference w:id="85"/>
       </w:r>
     </w:p>
     <w:p>
       <w:pPr>
         <w:pStyle w:val="Ttulo2"/>
       </w:pPr>
+      <w:commentRangeStart w:id="86"/>
+      <w:commentRangeStart w:id="87"/>
       <w:r>
         <w:t>Transitar</w:t>
       </w:r>
+      <w:commentRangeEnd w:id="86"/>
+      <w:r>
+        <w:rPr>
+          <w:rStyle w:val="Refdecomentrio"/>
+          <w:caps w:val="0"/>
+          <w:color w:val="auto"/>
+        </w:rPr>
+        <w:commentReference w:id="86"/>
+      </w:r>
+      <w:commentRangeEnd w:id="87"/>
+      <w:r>
+        <w:rPr>
+          <w:rStyle w:val="Refdecomentrio"/>
+          <w:caps w:val="0"/>
+          <w:color w:val="auto"/>
+        </w:rPr>
+        <w:commentReference w:id="87"/>
+      </w:r>
     </w:p>
     <w:p>
       <w:pPr>
         <w:pStyle w:val="TF-LEGENDA"/>
       </w:pPr>
-      <w:r>
-        <w:t>O aplicativo é um simulador de trânsito, onde o foco é a conscientização do usuário em relação às leis de trânsito. Busca atrair o usuário com um jogo, mas o real foco é a conscientização</w:t>
+      <w:commentRangeStart w:id="88"/>
+      <w:r>
+        <w:t xml:space="preserve">O </w:t>
+      </w:r>
+      <w:proofErr w:type="gramStart"/>
+      <w:r>
+        <w:t xml:space="preserve">aplicativo </w:t>
+      </w:r>
+      <w:commentRangeEnd w:id="88"/>
+      <w:proofErr w:type="spellStart"/>
+      <w:ins w:id="89" w:author="Dalton Solano dos Reis" w:date="2023-10-11T11:07:00Z">
+        <w:r>
+          <w:t>TransitAR</w:t>
+        </w:r>
+        <w:proofErr w:type="spellEnd"/>
+        <w:proofErr w:type="gramEnd"/>
+        <w:r>
+          <w:t xml:space="preserve"> </w:t>
+        </w:r>
+      </w:ins>
+      <w:r>
+        <w:rPr>
+          <w:rStyle w:val="Refdecomentrio"/>
+        </w:rPr>
+        <w:commentReference w:id="88"/>
+      </w:r>
+      <w:r>
+        <w:t xml:space="preserve">é </w:t>
+      </w:r>
+      <w:commentRangeStart w:id="90"/>
+      <w:r>
+        <w:t xml:space="preserve">um simulador </w:t>
+      </w:r>
+      <w:commentRangeEnd w:id="90"/>
+      <w:r>
+        <w:rPr>
+          <w:rStyle w:val="Refdecomentrio"/>
+        </w:rPr>
+        <w:commentReference w:id="90"/>
+      </w:r>
+      <w:r>
+        <w:t>de trânsito</w:t>
+      </w:r>
+      <w:del w:id="91" w:author="Dalton Solano dos Reis" w:date="2023-10-11T11:07:00Z">
+        <w:r>
+          <w:delText>,</w:delText>
+        </w:r>
+      </w:del>
+      <w:r>
+        <w:t xml:space="preserve"> onde o foco é a conscientização do usuário em relação às leis de trânsito. Busca atrair o usuário com um jogo, mas o real foco é a conscientização</w:t>
       </w:r>
       <w:r>
         <w:t>.</w:t>
@@ -573,19 +1277,55 @@
       <w:pPr>
         <w:pStyle w:val="TF-LEGENDA"/>
       </w:pPr>
-      <w:r>
-        <w:t xml:space="preserve">Figura </w:t>
-      </w:r>
-      <w:fldSimple w:instr=" SEQ Figura \* ARABIC ">
-        <w:r>
-          <w:rPr>
-            <w:noProof/>
-          </w:rPr>
-          <w:t>1</w:t>
-        </w:r>
-      </w:fldSimple>
-      <w:r>
-        <w:t xml:space="preserve"> – Exemplo d</w:t>
+      <w:commentRangeStart w:id="92"/>
+      <w:commentRangeStart w:id="93"/>
+      <w:r>
+        <w:t>Figur</w:t>
+      </w:r>
+      <w:commentRangeEnd w:id="92"/>
+      <w:r>
+        <w:rPr>
+          <w:rStyle w:val="Refdecomentrio"/>
+        </w:rPr>
+        <w:commentReference w:id="92"/>
+      </w:r>
+      <w:commentRangeEnd w:id="93"/>
+      <w:r>
+        <w:rPr>
+          <w:rStyle w:val="Refdecomentrio"/>
+        </w:rPr>
+        <w:commentReference w:id="93"/>
+      </w:r>
+      <w:r>
+        <w:t xml:space="preserve">a </w:t>
+      </w:r>
+      <w:r>
+        <w:fldChar w:fldCharType="begin"/>
+      </w:r>
+      <w:r>
+        <w:instrText xml:space="preserve"> SEQ Figura \* ARABIC </w:instrText>
+      </w:r>
+      <w:r>
+        <w:fldChar w:fldCharType="separate"/>
+      </w:r>
+      <w:r>
+        <w:rPr>
+          <w:noProof/>
+        </w:rPr>
+        <w:t>1</w:t>
+      </w:r>
+      <w:r>
+        <w:rPr>
+          <w:noProof/>
+        </w:rPr>
+        <w:fldChar w:fldCharType="end"/>
+      </w:r>
+      <w:r>
+        <w:t xml:space="preserve"> – </w:t>
+      </w:r>
+      <w:commentRangeStart w:id="94"/>
+      <w:r>
+        <w:t>Exemplo d</w:t>
       </w:r>
       <w:r>
         <w:t>o</w:t>
@@ -595,6 +1335,13 @@
       </w:r>
       <w:r>
         <w:t>aplicativo</w:t>
+      </w:r>
+      <w:commentRangeEnd w:id="94"/>
+      <w:r>
+        <w:rPr>
+          <w:rStyle w:val="Refdecomentrio"/>
+        </w:rPr>
+        <w:commentReference w:id="94"/>
       </w:r>
     </w:p>
     <w:p>
@@ -624,7 +1371,7 @@
                     <pic:cNvPicPr/>
                   </pic:nvPicPr>
                   <pic:blipFill>
-                    <a:blip r:embed="rId11"/>
+                    <a:blip r:embed="rId15"/>
                     <a:stretch>
                       <a:fillRect/>
                     </a:stretch>
@@ -649,12 +1396,36 @@
       <w:pPr>
         <w:pStyle w:val="TF-FONTE"/>
       </w:pPr>
-      <w:r>
-        <w:t xml:space="preserve">Fonte: </w:t>
-      </w:r>
-      <w:r>
-        <w:t>TRANSITAR – JOGO DE CONSCIENTIZAÇÃO SOBRE O TRANSITO</w:t>
-      </w:r>
+      <w:commentRangeStart w:id="95"/>
+      <w:commentRangeStart w:id="96"/>
+      <w:r>
+        <w:t>Fonte:</w:t>
+      </w:r>
+      <w:commentRangeEnd w:id="95"/>
+      <w:r>
+        <w:rPr>
+          <w:rStyle w:val="Refdecomentrio"/>
+        </w:rPr>
+        <w:commentReference w:id="95"/>
+      </w:r>
+      <w:commentRangeEnd w:id="96"/>
+      <w:r>
+        <w:rPr>
+          <w:rStyle w:val="Refdecomentrio"/>
+        </w:rPr>
+        <w:commentReference w:id="96"/>
+      </w:r>
+      <w:r>
+        <w:t xml:space="preserve"> </w:t>
+      </w:r>
+      <w:r>
+        <w:t xml:space="preserve">TRANSITAR – JOGO DE CONSCIENTIZAÇÃO SOBRE O </w:t>
+      </w:r>
+      <w:proofErr w:type="gramStart"/>
+      <w:r>
+        <w:t>TRANSITO</w:t>
+      </w:r>
+      <w:proofErr w:type="gramEnd"/>
     </w:p>
     <w:p>
       <w:pPr>
@@ -665,7 +1436,23 @@
         <w:t>Para acrescentar a realidade virtual, fora colocado uma série de funções na tela,</w:t>
       </w:r>
       <w:r>
-        <w:t xml:space="preserve"> como o sinto de segurança</w:t>
+        <w:t xml:space="preserve"> como o </w:t>
+      </w:r>
+      <w:del w:id="97" w:author="Dalton Solano dos Reis" w:date="2023-10-11T11:09:00Z">
+        <w:r>
+          <w:delText xml:space="preserve">sinto </w:delText>
+        </w:r>
+      </w:del>
+      <w:ins w:id="98" w:author="Dalton Solano dos Reis" w:date="2023-10-11T11:09:00Z">
+        <w:r>
+          <w:t>cinto</w:t>
+        </w:r>
+        <w:r>
+          <w:t xml:space="preserve"> </w:t>
+        </w:r>
+      </w:ins>
+      <w:r>
+        <w:t>de segurança</w:t>
       </w:r>
       <w:r>
         <w:t>,</w:t>
@@ -674,10 +1461,31 @@
         <w:t xml:space="preserve"> as vidas do veículo</w:t>
       </w:r>
       <w:r>
-        <w:t xml:space="preserve"> e uma câmera que ajudasse a ampliar este experiencia. Falando da parte educacional, foi adicionado uma barra de vida onde o usuário ganhar vida ao cumprir uma lei e perde vida ao desobedecer uma, assim</w:t>
-      </w:r>
-      <w:r>
-        <w:t xml:space="preserve"> fazendo com que o usuário aprenda as leis de transito de uma forma mais divertida.</w:t>
+        <w:t xml:space="preserve"> e uma câmera que ajudasse a ampliar este experiencia. Falando da parte educacional, foi adicionado uma barra de vida onde o usuário ganhar vida ao cumprir uma lei e perde vida ao </w:t>
+      </w:r>
+      <w:del w:id="99" w:author="Dalton Solano dos Reis" w:date="2023-10-11T11:10:00Z">
+        <w:r>
+          <w:delText>desobedecer uma</w:delText>
+        </w:r>
+      </w:del>
+      <w:ins w:id="100" w:author="Dalton Solano dos Reis" w:date="2023-10-11T11:10:00Z">
+        <w:r>
+          <w:t>desobedecer a uma</w:t>
+        </w:r>
+      </w:ins>
+      <w:r>
+        <w:t>, assim</w:t>
+      </w:r>
+      <w:r>
+        <w:t xml:space="preserve"> fazendo com que o usuário aprenda as leis de </w:t>
+      </w:r>
+      <w:proofErr w:type="gramStart"/>
+      <w:r>
+        <w:t>transito</w:t>
+      </w:r>
+      <w:proofErr w:type="gramEnd"/>
+      <w:r>
+        <w:t xml:space="preserve"> de uma forma mais divertida.</w:t>
       </w:r>
       <w:r>
         <w:t xml:space="preserve"> </w:t>
@@ -687,37 +1495,136 @@
       <w:pPr>
         <w:pStyle w:val="Ttulo2"/>
       </w:pPr>
-      <w:r>
-        <w:t>Validação de simuladores de condução low-cost baseados num motor de jogo usando heads-up display: estudo de caso com simulação de dispositivos in-glass</w:t>
+      <w:commentRangeStart w:id="101"/>
+      <w:commentRangeStart w:id="102"/>
+      <w:r>
+        <w:t xml:space="preserve">Validação </w:t>
+      </w:r>
+      <w:commentRangeEnd w:id="101"/>
+      <w:r>
+        <w:rPr>
+          <w:rStyle w:val="Refdecomentrio"/>
+          <w:caps w:val="0"/>
+          <w:color w:val="auto"/>
+        </w:rPr>
+        <w:commentReference w:id="101"/>
+      </w:r>
+      <w:commentRangeEnd w:id="102"/>
+      <w:r>
+        <w:rPr>
+          <w:rStyle w:val="Refdecomentrio"/>
+          <w:caps w:val="0"/>
+          <w:color w:val="auto"/>
+        </w:rPr>
+        <w:commentReference w:id="102"/>
+      </w:r>
+      <w:r>
+        <w:t>de simuladores de condução low-cost baseados num motor de jogo usando heads-up display: estudo de caso com simulação de dispositivos in-glass</w:t>
       </w:r>
     </w:p>
     <w:p>
       <w:pPr>
         <w:pStyle w:val="TF-TEXTO"/>
       </w:pPr>
-      <w:r>
-        <w:t>O projeto tem como objetivo saber até que ponto um simulador de baixo custo (utilizando um computador pessoal) pode ser útil em detrimento de um mais caro.</w:t>
-      </w:r>
-      <w:r>
-        <w:t xml:space="preserve"> Outro foco que o projeto manteve foi</w:t>
-      </w:r>
-      <w:r>
-        <w:t xml:space="preserve"> que o simulador pudesse ser mais distribuído, diferente de simuladores de médio custo atuais que exigem que você o tenha fixo e tem pouca mobilidade.</w:t>
+      <w:del w:id="103" w:author="Dalton Solano dos Reis" w:date="2023-10-11T11:11:00Z">
+        <w:r>
+          <w:delText xml:space="preserve">O </w:delText>
+        </w:r>
+      </w:del>
+      <w:ins w:id="104" w:author="Dalton Solano dos Reis" w:date="2023-10-11T11:11:00Z">
+        <w:r>
+          <w:t>Este</w:t>
+        </w:r>
+        <w:r>
+          <w:t xml:space="preserve"> </w:t>
+        </w:r>
+      </w:ins>
+      <w:r>
+        <w:t>projeto tem como objetivo saber até que ponto um simulador de baixo custo (utilizando um computador pessoal) pode ser útil em detrimento de um mais caro.</w:t>
+      </w:r>
+      <w:r>
+        <w:t xml:space="preserve"> Outro foco que </w:t>
+      </w:r>
+      <w:del w:id="105" w:author="Dalton Solano dos Reis" w:date="2023-10-11T11:12:00Z">
+        <w:r>
+          <w:delText xml:space="preserve">o </w:delText>
+        </w:r>
+      </w:del>
+      <w:ins w:id="106" w:author="Dalton Solano dos Reis" w:date="2023-10-11T11:12:00Z">
+        <w:r>
+          <w:t>este</w:t>
+        </w:r>
+        <w:r>
+          <w:t xml:space="preserve"> </w:t>
+        </w:r>
+      </w:ins>
+      <w:r>
+        <w:t>projeto manteve foi</w:t>
+      </w:r>
+      <w:r>
+        <w:t xml:space="preserve"> que o simulador pudesse ser mais distribuído, diferente de simuladores de médio custo atuais que exigem que você o tenha fixo e </w:t>
+      </w:r>
+      <w:del w:id="107" w:author="Dalton Solano dos Reis" w:date="2023-10-11T11:12:00Z">
+        <w:r>
+          <w:delText xml:space="preserve">tem </w:delText>
+        </w:r>
+      </w:del>
+      <w:ins w:id="108" w:author="Dalton Solano dos Reis" w:date="2023-10-11T11:12:00Z">
+        <w:r>
+          <w:t>com</w:t>
+        </w:r>
+        <w:r>
+          <w:t xml:space="preserve"> </w:t>
+        </w:r>
+      </w:ins>
+      <w:r>
+        <w:t>pouca mobilidade.</w:t>
       </w:r>
       <w:r>
         <w:t xml:space="preserve"> </w:t>
       </w:r>
-      <w:r>
-        <w:t>Ter como fazer uma simulação de condução fiável em uma escala grande seria o id</w:t>
+      <w:ins w:id="109" w:author="Dalton Solano dos Reis" w:date="2023-10-11T11:13:00Z">
+        <w:r>
+          <w:t xml:space="preserve">E ainda, </w:t>
+        </w:r>
+      </w:ins>
+      <w:del w:id="110" w:author="Dalton Solano dos Reis" w:date="2023-10-11T11:13:00Z">
+        <w:r>
+          <w:delText xml:space="preserve">Ter </w:delText>
+        </w:r>
+      </w:del>
+      <w:ins w:id="111" w:author="Dalton Solano dos Reis" w:date="2023-10-11T11:13:00Z">
+        <w:r>
+          <w:t>ter</w:t>
+        </w:r>
+        <w:r>
+          <w:t xml:space="preserve"> </w:t>
+        </w:r>
+      </w:ins>
+      <w:r>
+        <w:t>como fazer uma simulação de condução fiável em uma escala grande seria o id</w:t>
       </w:r>
       <w:r>
         <w:t>e</w:t>
       </w:r>
       <w:r>
-        <w:t xml:space="preserve">al, tendo em mente que hoje em dia ter um computador e um volante em casa não é mais tão </w:t>
-      </w:r>
-      <w:r>
-        <w:t>difícil</w:t>
+        <w:t xml:space="preserve">al, tendo em mente que hoje em dia ter um </w:t>
+      </w:r>
+      <w:ins w:id="112" w:author="Dalton Solano dos Reis" w:date="2023-10-11T11:14:00Z">
+        <w:r>
+          <w:t xml:space="preserve">volante acoplado a um </w:t>
+        </w:r>
+      </w:ins>
+      <w:r>
+        <w:t xml:space="preserve">computador </w:t>
+      </w:r>
+      <w:del w:id="113" w:author="Dalton Solano dos Reis" w:date="2023-10-11T11:14:00Z">
+        <w:r>
+          <w:delText xml:space="preserve">e um volante </w:delText>
+        </w:r>
+      </w:del>
+      <w:r>
+        <w:t>em casa não é mais tão difícil</w:t>
       </w:r>
       <w:r>
         <w:t xml:space="preserve">. </w:t>
@@ -757,15 +1664,26 @@
       <w:pPr>
         <w:pStyle w:val="TF-LEGENDA"/>
       </w:pPr>
-      <w:r>
-        <w:lastRenderedPageBreak/>
+      <w:commentRangeStart w:id="114"/>
+      <w:r>
         <w:t xml:space="preserve">Figura </w:t>
       </w:r>
       <w:r>
         <w:t>2</w:t>
       </w:r>
-      <w:r>
-        <w:t xml:space="preserve"> – Exemplo d</w:t>
+      <w:commentRangeEnd w:id="114"/>
+      <w:r>
+        <w:rPr>
+          <w:rStyle w:val="Refdecomentrio"/>
+        </w:rPr>
+        <w:commentReference w:id="114"/>
+      </w:r>
+      <w:r>
+        <w:t xml:space="preserve"> – </w:t>
+      </w:r>
+      <w:commentRangeStart w:id="115"/>
+      <w:r>
+        <w:t>Exemplo d</w:t>
       </w:r>
       <w:r>
         <w:t>o</w:t>
@@ -775,6 +1693,13 @@
       </w:r>
       <w:r>
         <w:t>aplicativo</w:t>
+      </w:r>
+      <w:commentRangeEnd w:id="115"/>
+      <w:r>
+        <w:rPr>
+          <w:rStyle w:val="Refdecomentrio"/>
+        </w:rPr>
+        <w:commentReference w:id="115"/>
       </w:r>
     </w:p>
     <w:p>
@@ -783,6 +1708,9 @@
         <w:jc w:val="center"/>
       </w:pPr>
       <w:r>
+        <w:rPr>
+          <w:noProof/>
+        </w:rPr>
         <w:drawing>
           <wp:inline distT="0" distB="0" distL="0" distR="0" wp14:anchorId="6AF8BB0D" wp14:editId="632CC47A">
             <wp:extent cx="2895851" cy="2171888"/>
@@ -799,7 +1727,7 @@
                     <pic:cNvPicPr/>
                   </pic:nvPicPr>
                   <pic:blipFill>
-                    <a:blip r:embed="rId12"/>
+                    <a:blip r:embed="rId16"/>
                     <a:stretch>
                       <a:fillRect/>
                     </a:stretch>
@@ -824,8 +1752,19 @@
       <w:pPr>
         <w:pStyle w:val="TF-FONTE"/>
       </w:pPr>
-      <w:r>
-        <w:t xml:space="preserve">Fonte: </w:t>
+      <w:commentRangeStart w:id="116"/>
+      <w:r>
+        <w:t>Fonte</w:t>
+      </w:r>
+      <w:commentRangeEnd w:id="116"/>
+      <w:r>
+        <w:rPr>
+          <w:rStyle w:val="Refdecomentrio"/>
+        </w:rPr>
+        <w:commentReference w:id="116"/>
+      </w:r>
+      <w:r>
+        <w:t xml:space="preserve">: </w:t>
       </w:r>
       <w:r>
         <w:t xml:space="preserve">Trabalho Correlato </w:t>
@@ -845,14 +1784,98 @@
         <w:pStyle w:val="TF-TEXTO"/>
       </w:pPr>
       <w:r>
-        <w:t xml:space="preserve">Para isto, foi criado um protótipo de um HUD em Java, utilizando várias ferramentas(C#, C, JavaScript, Unity 3D).Para o estudo da percepção de HUD fora utilizado um sistema de aviso de excesso limite de velocidade da estrada. Os teste foram realizados com 35 pessoas de ambos os sexos e puderam concluir que o uso do projeto é perfeitamente válido, sendo até equivalente ao de médio custo, mas já em termos de realismo </w:t>
+        <w:t xml:space="preserve">Para isto, foi criado um protótipo de um </w:t>
+      </w:r>
+      <w:commentRangeStart w:id="117"/>
+      <w:r>
+        <w:t xml:space="preserve">HUD </w:t>
+      </w:r>
+      <w:commentRangeEnd w:id="117"/>
+      <w:r>
+        <w:rPr>
+          <w:rStyle w:val="Refdecomentrio"/>
+        </w:rPr>
+        <w:commentReference w:id="117"/>
+      </w:r>
+      <w:r>
+        <w:t>em Java, utilizando várias ferramentas</w:t>
+      </w:r>
+      <w:ins w:id="118" w:author="Dalton Solano dos Reis" w:date="2023-10-11T11:17:00Z">
+        <w:r>
+          <w:t xml:space="preserve"> </w:t>
+        </w:r>
+      </w:ins>
+      <w:r>
+        <w:t>(</w:t>
+      </w:r>
+      <w:commentRangeStart w:id="119"/>
+      <w:r>
+        <w:t xml:space="preserve">C#, C, </w:t>
+      </w:r>
+      <w:proofErr w:type="spellStart"/>
+      <w:r>
+        <w:t>JavaScript</w:t>
+      </w:r>
+      <w:commentRangeEnd w:id="119"/>
+      <w:proofErr w:type="spellEnd"/>
+      <w:r>
+        <w:rPr>
+          <w:rStyle w:val="Refdecomentrio"/>
+        </w:rPr>
+        <w:commentReference w:id="119"/>
+      </w:r>
+      <w:r>
+        <w:t>, Unity 3D).</w:t>
+      </w:r>
+      <w:ins w:id="120" w:author="Dalton Solano dos Reis" w:date="2023-10-11T11:18:00Z">
+        <w:r>
+          <w:t xml:space="preserve"> </w:t>
+        </w:r>
+      </w:ins>
+      <w:r>
+        <w:t xml:space="preserve">Para o estudo da percepção de HUD fora utilizado um sistema de aviso de excesso limite de velocidade da estrada. </w:t>
+      </w:r>
+      <w:commentRangeStart w:id="121"/>
+      <w:r>
+        <w:t>Os</w:t>
+      </w:r>
+      <w:commentRangeEnd w:id="121"/>
+      <w:r>
+        <w:rPr>
+          <w:rStyle w:val="Refdecomentrio"/>
+        </w:rPr>
+        <w:commentReference w:id="121"/>
+      </w:r>
+      <w:r>
+        <w:t xml:space="preserve"> teste</w:t>
+      </w:r>
+      <w:ins w:id="122" w:author="Dalton Solano dos Reis" w:date="2023-10-11T11:20:00Z">
+        <w:r>
+          <w:t>s</w:t>
+        </w:r>
+      </w:ins>
+      <w:r>
+        <w:t xml:space="preserve"> foram realizados com 35 pessoas de ambos os sexos e puderam concluir que o uso do projeto é </w:t>
+      </w:r>
+      <w:del w:id="123" w:author="Dalton Solano dos Reis" w:date="2023-10-11T11:19:00Z">
+        <w:r>
+          <w:delText xml:space="preserve">perfeitamente </w:delText>
+        </w:r>
+      </w:del>
+      <w:r>
+        <w:t xml:space="preserve">válido, sendo até equivalente ao de médio custo, mas já em termos de realismo </w:t>
       </w:r>
       <w:r>
         <w:t xml:space="preserve">e controle do veículo </w:t>
       </w:r>
       <w:r>
-        <w:t xml:space="preserve">os simuladores de médio custo  </w:t>
-      </w:r>
+        <w:t xml:space="preserve">os simuladores de médio custo </w:t>
+      </w:r>
+      <w:del w:id="124" w:author="Dalton Solano dos Reis" w:date="2023-10-11T11:20:00Z">
+        <w:r>
+          <w:delText xml:space="preserve"> </w:delText>
+        </w:r>
+      </w:del>
       <w:r>
         <w:t>são mais fáceis de serem utilizados e até mesmo mais imersíveis, assim fazendo com que o de baixo custo não substitua o de médio custo em situações que requer estudos mais complexos ou que necessitem de uma maior emissividade.</w:t>
       </w:r>
@@ -864,16 +1887,48 @@
           <w:lang w:val="en-US"/>
         </w:rPr>
       </w:pPr>
+      <w:commentRangeStart w:id="125"/>
+      <w:commentRangeStart w:id="126"/>
       <w:r>
         <w:rPr>
           <w:lang w:val="en-US"/>
         </w:rPr>
-        <w:t>Unity 3d production and e</w:t>
+        <w:t xml:space="preserve">Unity </w:t>
+      </w:r>
+      <w:commentRangeEnd w:id="125"/>
+      <w:r>
+        <w:rPr>
+          <w:rStyle w:val="Refdecomentrio"/>
+          <w:caps w:val="0"/>
+          <w:color w:val="auto"/>
+        </w:rPr>
+        <w:commentReference w:id="125"/>
       </w:r>
       <w:r>
         <w:rPr>
           <w:lang w:val="en-US"/>
         </w:rPr>
+        <w:t xml:space="preserve">3d production </w:t>
+      </w:r>
+      <w:commentRangeEnd w:id="126"/>
+      <w:r>
+        <w:rPr>
+          <w:rStyle w:val="Refdecomentrio"/>
+          <w:caps w:val="0"/>
+          <w:color w:val="auto"/>
+        </w:rPr>
+        <w:commentReference w:id="126"/>
+      </w:r>
+      <w:r>
+        <w:rPr>
+          <w:lang w:val="en-US"/>
+        </w:rPr>
+        <w:t>and e</w:t>
+      </w:r>
+      <w:r>
+        <w:rPr>
+          <w:lang w:val="en-US"/>
+        </w:rPr>
         <w:t>nvironmental perception vehicle simulation platform</w:t>
       </w:r>
     </w:p>
@@ -881,25 +1936,103 @@
       <w:pPr>
         <w:pStyle w:val="TF-TEXTO"/>
       </w:pPr>
-      <w:r>
-        <w:t>Já no terceiro trabalho correlato</w:t>
-      </w:r>
-      <w:r>
-        <w:t xml:space="preserve"> o projeto consiste no desenvolvimento de um simulador com o objetivo de ser utilizado em experimentos, onde o desenvolvimento aconteceu utilizando Unity 3D e a auxilio da linguagem de programação C#, mas também utilizou o Sketchup e 3D max para estabelecer modelo e produzir desenhos.</w:t>
+      <w:del w:id="127" w:author="Dalton Solano dos Reis" w:date="2023-10-11T11:23:00Z">
+        <w:r>
+          <w:delText>Já no terceiro trabalho correlato</w:delText>
+        </w:r>
+        <w:r>
+          <w:delText xml:space="preserve"> o</w:delText>
+        </w:r>
+      </w:del>
+      <w:ins w:id="128" w:author="Dalton Solano dos Reis" w:date="2023-10-11T11:23:00Z">
+        <w:r>
+          <w:t xml:space="preserve">Este </w:t>
+        </w:r>
+      </w:ins>
+      <w:del w:id="129" w:author="Dalton Solano dos Reis" w:date="2023-10-11T11:28:00Z">
+        <w:r>
+          <w:delText xml:space="preserve"> </w:delText>
+        </w:r>
+      </w:del>
+      <w:r>
+        <w:t xml:space="preserve">projeto consiste no desenvolvimento de um simulador com o objetivo de ser utilizado em experimentos, onde o desenvolvimento aconteceu utilizando Unity 3D e </w:t>
+      </w:r>
+      <w:commentRangeStart w:id="130"/>
+      <w:r>
+        <w:t xml:space="preserve">a </w:t>
+      </w:r>
+      <w:del w:id="131" w:author="Dalton Solano dos Reis" w:date="2023-10-11T11:23:00Z">
+        <w:r>
+          <w:delText>auxilio</w:delText>
+        </w:r>
+      </w:del>
+      <w:ins w:id="132" w:author="Dalton Solano dos Reis" w:date="2023-10-11T11:23:00Z">
+        <w:r>
+          <w:t>auxílio</w:t>
+        </w:r>
+      </w:ins>
+      <w:r>
+        <w:t xml:space="preserve"> da linguagem de programação C#, </w:t>
+      </w:r>
+      <w:commentRangeEnd w:id="130"/>
+      <w:r>
+        <w:rPr>
+          <w:rStyle w:val="Refdecomentrio"/>
+        </w:rPr>
+        <w:commentReference w:id="130"/>
+      </w:r>
+      <w:r>
+        <w:t xml:space="preserve">mas também utilizou o </w:t>
+      </w:r>
+      <w:proofErr w:type="spellStart"/>
+      <w:r>
+        <w:t>Sketchup</w:t>
+      </w:r>
+      <w:proofErr w:type="spellEnd"/>
+      <w:r>
+        <w:t xml:space="preserve"> e 3D </w:t>
+      </w:r>
+      <w:proofErr w:type="spellStart"/>
+      <w:r>
+        <w:t>max</w:t>
+      </w:r>
+      <w:proofErr w:type="spellEnd"/>
+      <w:r>
+        <w:t xml:space="preserve"> para estabelecer modelo e produzir desenhos.</w:t>
       </w:r>
     </w:p>
     <w:p>
       <w:pPr>
         <w:pStyle w:val="TF-LEGENDA"/>
       </w:pPr>
+      <w:commentRangeStart w:id="133"/>
+      <w:commentRangeStart w:id="134"/>
       <w:r>
         <w:t xml:space="preserve">Figura </w:t>
       </w:r>
       <w:r>
         <w:t>2</w:t>
       </w:r>
-      <w:r>
-        <w:t xml:space="preserve"> – Exemplo d</w:t>
+      <w:commentRangeEnd w:id="133"/>
+      <w:r>
+        <w:rPr>
+          <w:rStyle w:val="Refdecomentrio"/>
+        </w:rPr>
+        <w:commentReference w:id="133"/>
+      </w:r>
+      <w:commentRangeEnd w:id="134"/>
+      <w:r>
+        <w:rPr>
+          <w:rStyle w:val="Refdecomentrio"/>
+        </w:rPr>
+        <w:commentReference w:id="134"/>
+      </w:r>
+      <w:r>
+        <w:t xml:space="preserve"> – </w:t>
+      </w:r>
+      <w:commentRangeStart w:id="135"/>
+      <w:r>
+        <w:t>Exemplo d</w:t>
       </w:r>
       <w:r>
         <w:t>o</w:t>
@@ -910,12 +2043,22 @@
       <w:r>
         <w:t>aplicativo</w:t>
       </w:r>
+      <w:commentRangeEnd w:id="135"/>
+      <w:r>
+        <w:rPr>
+          <w:rStyle w:val="Refdecomentrio"/>
+        </w:rPr>
+        <w:commentReference w:id="135"/>
+      </w:r>
     </w:p>
     <w:p>
       <w:pPr>
         <w:pStyle w:val="TF-TEXTO"/>
       </w:pPr>
       <w:r>
+        <w:rPr>
+          <w:noProof/>
+        </w:rPr>
         <w:drawing>
           <wp:inline distT="0" distB="0" distL="0" distR="0" wp14:anchorId="2E9B3D81" wp14:editId="1D73BAB6">
             <wp:extent cx="5756910" cy="2838450"/>
@@ -932,7 +2075,7 @@
                     <pic:cNvPicPr/>
                   </pic:nvPicPr>
                   <pic:blipFill>
-                    <a:blip r:embed="rId13"/>
+                    <a:blip r:embed="rId17"/>
                     <a:stretch>
                       <a:fillRect/>
                     </a:stretch>
@@ -957,44 +2100,70 @@
       <w:pPr>
         <w:pStyle w:val="TF-FONTE"/>
       </w:pPr>
-      <w:r>
-        <w:t xml:space="preserve">Fonte: </w:t>
-      </w:r>
-      <w:r>
-        <w:t xml:space="preserve">Trabalho Correlato </w:t>
-      </w:r>
-      <w:r>
-        <w:t>número</w:t>
-      </w:r>
-      <w:r>
-        <w:t xml:space="preserve"> dois</w:t>
+      <w:commentRangeStart w:id="136"/>
+      <w:r>
+        <w:t>Fonte</w:t>
+      </w:r>
+      <w:commentRangeEnd w:id="136"/>
+      <w:r>
+        <w:rPr>
+          <w:rStyle w:val="Refdecomentrio"/>
+        </w:rPr>
+        <w:commentReference w:id="136"/>
+      </w:r>
+      <w:r>
+        <w:t xml:space="preserve">: </w:t>
+      </w:r>
+      <w:r>
+        <w:t>Trabalho Correlato número dois</w:t>
       </w:r>
     </w:p>
     <w:p>
       <w:pPr>
         <w:pStyle w:val="TF-TEXTO"/>
       </w:pPr>
-      <w:r>
+      <w:commentRangeStart w:id="137"/>
+      <w:r>
+        <w:lastRenderedPageBreak/>
         <w:t>Tendo como conclusão</w:t>
       </w:r>
       <w:r>
-        <w:t xml:space="preserve"> que o design das cenas virtuais e o modelo de controle do veículo afetam a imersão e para evitar tal situação fora revisado vários fatores de tamanho dos objetos da cena, controle do veículo e profundidade do ângulo de visão nas cenas.</w:t>
+        <w:t xml:space="preserve"> </w:t>
+      </w:r>
+      <w:commentRangeEnd w:id="137"/>
+      <w:r>
+        <w:rPr>
+          <w:rStyle w:val="Refdecomentrio"/>
+        </w:rPr>
+        <w:commentReference w:id="137"/>
+      </w:r>
+      <w:del w:id="138" w:author="Dalton Solano dos Reis" w:date="2023-10-11T11:27:00Z">
+        <w:r>
+          <w:delText>que</w:delText>
+        </w:r>
+      </w:del>
+      <w:ins w:id="139" w:author="Dalton Solano dos Reis" w:date="2023-10-11T11:27:00Z">
+        <w:r>
+          <w:t>de que</w:t>
+        </w:r>
+      </w:ins>
+      <w:r>
+        <w:t xml:space="preserve"> o design das cenas virtuais e o modelo de controle do veículo afetam a imersão e para evitar tal situação fora revisado vários fatores de tamanho dos objetos da cena, controle do veículo e profundidade do ângulo de visão nas cenas.</w:t>
       </w:r>
     </w:p>
     <w:p>
       <w:pPr>
         <w:pStyle w:val="Ttulo1"/>
       </w:pPr>
-      <w:bookmarkStart w:id="24" w:name="_Toc54164921"/>
-      <w:bookmarkStart w:id="25" w:name="_Toc54165675"/>
-      <w:bookmarkStart w:id="26" w:name="_Toc54169333"/>
-      <w:bookmarkStart w:id="27" w:name="_Toc96347439"/>
-      <w:bookmarkStart w:id="28" w:name="_Toc96357723"/>
-      <w:bookmarkStart w:id="29" w:name="_Toc96491866"/>
-      <w:bookmarkStart w:id="30" w:name="_Toc411603107"/>
-      <w:bookmarkEnd w:id="23"/>
-      <w:r>
-        <w:lastRenderedPageBreak/>
+      <w:bookmarkStart w:id="140" w:name="_Toc54164921"/>
+      <w:bookmarkStart w:id="141" w:name="_Toc54165675"/>
+      <w:bookmarkStart w:id="142" w:name="_Toc54169333"/>
+      <w:bookmarkStart w:id="143" w:name="_Toc96347439"/>
+      <w:bookmarkStart w:id="144" w:name="_Toc96357723"/>
+      <w:bookmarkStart w:id="145" w:name="_Toc96491866"/>
+      <w:bookmarkStart w:id="146" w:name="_Toc411603107"/>
+      <w:bookmarkEnd w:id="82"/>
+      <w:r>
         <w:t>proposta</w:t>
       </w:r>
     </w:p>
@@ -1002,23 +2171,148 @@
       <w:pPr>
         <w:pStyle w:val="TF-TEXTO"/>
       </w:pPr>
-      <w:r>
-        <w:t>Neste capítulo iremos falar não só do software que pretendemos desenvolver, mas também dos impactos que ele pode ter em nossa sociedade, assim a deixando mais segura ao criar pilotos responsáveis. E também será mostrado os principais Requisitos funcionais (RF) e os Requisitos Não funcionais (RNF), também iremos relatar um cronograma que será seguido</w:t>
-      </w:r>
+      <w:del w:id="147" w:author="Dalton Solano dos Reis" w:date="2023-10-11T11:28:00Z">
+        <w:r>
+          <w:delText>Neste capítulo</w:delText>
+        </w:r>
+      </w:del>
+      <w:proofErr w:type="spellStart"/>
+      <w:ins w:id="148" w:author="Dalton Solano dos Reis" w:date="2023-10-11T11:28:00Z">
+        <w:r>
+          <w:t>Nsta</w:t>
+        </w:r>
+        <w:proofErr w:type="spellEnd"/>
+        <w:r>
+          <w:t xml:space="preserve"> seção</w:t>
+        </w:r>
+      </w:ins>
+      <w:r>
+        <w:t xml:space="preserve"> </w:t>
+      </w:r>
+      <w:commentRangeStart w:id="149"/>
+      <w:r>
+        <w:t xml:space="preserve">iremos </w:t>
+      </w:r>
+      <w:commentRangeEnd w:id="149"/>
+      <w:r>
+        <w:rPr>
+          <w:rStyle w:val="Refdecomentrio"/>
+        </w:rPr>
+        <w:commentReference w:id="149"/>
+      </w:r>
+      <w:r>
+        <w:t xml:space="preserve">falar não só do software que </w:t>
+      </w:r>
+      <w:commentRangeStart w:id="150"/>
+      <w:r>
+        <w:t xml:space="preserve">pretendemos </w:t>
+      </w:r>
+      <w:commentRangeEnd w:id="150"/>
+      <w:r>
+        <w:rPr>
+          <w:rStyle w:val="Refdecomentrio"/>
+        </w:rPr>
+        <w:commentReference w:id="150"/>
+      </w:r>
+      <w:r>
+        <w:t xml:space="preserve">desenvolver, mas também dos impactos que ele pode ter em nossa sociedade, assim a deixando mais segura ao criar pilotos responsáveis. </w:t>
+      </w:r>
+      <w:proofErr w:type="gramStart"/>
+      <w:r>
+        <w:t>E também</w:t>
+      </w:r>
+      <w:proofErr w:type="gramEnd"/>
+      <w:r>
+        <w:t xml:space="preserve"> </w:t>
+      </w:r>
+      <w:del w:id="151" w:author="Dalton Solano dos Reis" w:date="2023-10-11T11:29:00Z">
+        <w:r>
+          <w:delText>será</w:delText>
+        </w:r>
+      </w:del>
+      <w:ins w:id="152" w:author="Dalton Solano dos Reis" w:date="2023-10-11T11:29:00Z">
+        <w:r>
+          <w:t>serão</w:t>
+        </w:r>
+      </w:ins>
+      <w:r>
+        <w:t xml:space="preserve"> mostrado</w:t>
+      </w:r>
+      <w:ins w:id="153" w:author="Dalton Solano dos Reis" w:date="2023-10-11T11:29:00Z">
+        <w:r>
+          <w:t>s</w:t>
+        </w:r>
+      </w:ins>
+      <w:r>
+        <w:t xml:space="preserve"> os principais Requisitos </w:t>
+      </w:r>
+      <w:ins w:id="154" w:author="Dalton Solano dos Reis" w:date="2023-10-11T11:29:00Z">
+        <w:r>
+          <w:t>F</w:t>
+        </w:r>
+      </w:ins>
+      <w:del w:id="155" w:author="Dalton Solano dos Reis" w:date="2023-10-11T11:29:00Z">
+        <w:r>
+          <w:delText>f</w:delText>
+        </w:r>
+      </w:del>
+      <w:r>
+        <w:t xml:space="preserve">uncionais (RF) e os Requisitos Não funcionais (RNF), </w:t>
+      </w:r>
+      <w:commentRangeStart w:id="156"/>
+      <w:r>
+        <w:t xml:space="preserve">também </w:t>
+      </w:r>
+      <w:commentRangeEnd w:id="156"/>
+      <w:r>
+        <w:rPr>
+          <w:rStyle w:val="Refdecomentrio"/>
+        </w:rPr>
+        <w:commentReference w:id="156"/>
+      </w:r>
+      <w:commentRangeStart w:id="157"/>
+      <w:r>
+        <w:t xml:space="preserve">iremos </w:t>
+      </w:r>
+      <w:commentRangeEnd w:id="157"/>
+      <w:r>
+        <w:rPr>
+          <w:rStyle w:val="Refdecomentrio"/>
+        </w:rPr>
+        <w:commentReference w:id="157"/>
+      </w:r>
+      <w:r>
+        <w:t>relatar um cronograma que será seguido</w:t>
+      </w:r>
+      <w:ins w:id="158" w:author="Dalton Solano dos Reis" w:date="2023-10-11T11:30:00Z">
+        <w:r>
+          <w:t>.</w:t>
+        </w:r>
+      </w:ins>
     </w:p>
     <w:p>
       <w:pPr>
         <w:pStyle w:val="Ttulo2"/>
       </w:pPr>
-      <w:bookmarkStart w:id="31" w:name="_Toc54164915"/>
-      <w:bookmarkStart w:id="32" w:name="_Toc54165669"/>
-      <w:bookmarkStart w:id="33" w:name="_Toc54169327"/>
-      <w:bookmarkStart w:id="34" w:name="_Toc96347433"/>
-      <w:bookmarkStart w:id="35" w:name="_Toc96357717"/>
-      <w:bookmarkStart w:id="36" w:name="_Toc96491860"/>
-      <w:bookmarkStart w:id="37" w:name="_Toc351015594"/>
+      <w:bookmarkStart w:id="159" w:name="_Toc54164915"/>
+      <w:bookmarkStart w:id="160" w:name="_Toc54165669"/>
+      <w:bookmarkStart w:id="161" w:name="_Toc54169327"/>
+      <w:bookmarkStart w:id="162" w:name="_Toc96347433"/>
+      <w:bookmarkStart w:id="163" w:name="_Toc96357717"/>
+      <w:bookmarkStart w:id="164" w:name="_Toc96491860"/>
+      <w:bookmarkStart w:id="165" w:name="_Toc351015594"/>
+      <w:commentRangeStart w:id="166"/>
       <w:r>
         <w:t>JUSTIFICATIVA</w:t>
+      </w:r>
+      <w:commentRangeEnd w:id="166"/>
+      <w:r>
+        <w:rPr>
+          <w:rStyle w:val="Refdecomentrio"/>
+          <w:caps w:val="0"/>
+          <w:color w:val="auto"/>
+        </w:rPr>
+        <w:commentReference w:id="166"/>
       </w:r>
     </w:p>
     <w:p>
@@ -1029,42 +2323,42 @@
           <w:numId w:val="0"/>
         </w:numPr>
         <w:ind w:left="709" w:firstLine="368"/>
-      </w:pPr>
-      <w:r>
-        <w:t>Nos últimos anos, testemunhamos um notável avanço na tecnologia de segurança nos carros, transformando significativamente a maneira como dirigimos. Sensores, câmera e radares agora fazem parte integrante dos veículos modernos, permitindo que o carro tenha funções como frenagem automática, assistência de faixa entre outras funções. Mesmo com todos esses apetrechos, o número de mortes decorrentes de acidentes de trânsito continua aumentando e isso não se deve a segurança dos carros de hoje, muito pelo contrário, de acordo com a entidade Observatório Nacional de Segurança Viária</w:t>
+        <w:rPr>
+          <w:del w:id="167" w:author="Dalton Solano dos Reis" w:date="2023-10-11T11:32:00Z"/>
+        </w:rPr>
+      </w:pPr>
+      <w:commentRangeStart w:id="168"/>
+      <w:r>
+        <w:t xml:space="preserve">Nos últimos </w:t>
+      </w:r>
+      <w:commentRangeEnd w:id="168"/>
+      <w:r>
+        <w:rPr>
+          <w:rStyle w:val="Refdecomentrio"/>
+        </w:rPr>
+        <w:commentReference w:id="168"/>
+      </w:r>
+      <w:r>
+        <w:t>anos, testemunhamos um notável avanço na tecnologia de segurança nos carros, transformando significativamente a maneira como dirigimos. Sensores, câmera e radares agora fazem parte integrante dos veículos modernos, permitindo que o carro tenha funções como frenagem automática, assistência de faixa entre outras funções. Mesmo com todos esses apetrechos, o número de mortes decorrentes de acidentes de trânsito continua aumentando e isso não se deve a segurança dos carros de hoje, muito pelo contrário, de acordo com a entidade Observatório Nacional de Segurança Viária</w:t>
       </w:r>
       <w:r>
         <w:t xml:space="preserve"> </w:t>
       </w:r>
       <w:r>
-        <w:t>(ONSV), os acidentes são agrupados em três principais motivações:</w:t>
-      </w:r>
-    </w:p>
-    <w:p>
-      <w:pPr>
-        <w:pStyle w:val="TF-ALNEA"/>
-        <w:ind w:left="1077"/>
-      </w:pPr>
-      <w:r>
-        <w:t>Fator humano</w:t>
-      </w:r>
-    </w:p>
-    <w:p>
-      <w:pPr>
-        <w:pStyle w:val="TF-ALNEA"/>
-        <w:ind w:left="1077"/>
-      </w:pPr>
-      <w:r>
-        <w:t>Fator veículo</w:t>
-      </w:r>
-    </w:p>
-    <w:p>
-      <w:pPr>
-        <w:pStyle w:val="TF-ALNEA"/>
-        <w:ind w:left="1077"/>
-      </w:pPr>
-      <w:r>
-        <w:t>Fator via</w:t>
+        <w:t xml:space="preserve">(ONSV), os acidentes são agrupados em três principais </w:t>
+      </w:r>
+      <w:del w:id="169" w:author="Dalton Solano dos Reis" w:date="2023-10-11T11:32:00Z">
+        <w:r>
+          <w:delText>motivações</w:delText>
+        </w:r>
+      </w:del>
+      <w:ins w:id="170" w:author="Dalton Solano dos Reis" w:date="2023-10-11T11:32:00Z">
+        <w:r>
+          <w:t>fatores</w:t>
+        </w:r>
+      </w:ins>
+      <w:r>
+        <w:t>:</w:t>
       </w:r>
     </w:p>
     <w:p>
@@ -1075,10 +2369,41 @@
           <w:numId w:val="0"/>
         </w:numPr>
         <w:ind w:left="709" w:firstLine="368"/>
-      </w:pPr>
-      <w:r>
-        <w:t>Também segundo a entidade, 90% dos acidentes ocorrem por falhas humanas, onde só em 2021 ocasionaram quase 34 mil mortos por acidentes de trânsito.</w:t>
-      </w:r>
+        <w:rPr>
+          <w:del w:id="171" w:author="Dalton Solano dos Reis" w:date="2023-10-11T11:32:00Z"/>
+        </w:rPr>
+        <w:pPrChange w:id="172" w:author="Dalton Solano dos Reis" w:date="2023-10-11T11:32:00Z">
+          <w:pPr>
+            <w:pStyle w:val="TF-ALNEA"/>
+            <w:ind w:left="1077"/>
+          </w:pPr>
+        </w:pPrChange>
+      </w:pPr>
+      <w:del w:id="173" w:author="Dalton Solano dos Reis" w:date="2023-10-11T11:32:00Z">
+        <w:r>
+          <w:delText xml:space="preserve">Fator </w:delText>
+        </w:r>
+      </w:del>
+      <w:ins w:id="174" w:author="Dalton Solano dos Reis" w:date="2023-10-11T11:32:00Z">
+        <w:r>
+          <w:t xml:space="preserve"> </w:t>
+        </w:r>
+      </w:ins>
+      <w:proofErr w:type="spellStart"/>
+      <w:r>
+        <w:t>human</w:t>
+      </w:r>
+      <w:proofErr w:type="spellEnd"/>
+      <w:ins w:id="175" w:author="Dalton Solano dos Reis" w:date="2023-10-11T11:32:00Z">
+        <w:r>
+          <w:t xml:space="preserve">, </w:t>
+        </w:r>
+      </w:ins>
+      <w:del w:id="176" w:author="Dalton Solano dos Reis" w:date="2023-10-11T11:32:00Z">
+        <w:r>
+          <w:delText>o</w:delText>
+        </w:r>
+      </w:del>
     </w:p>
     <w:p>
       <w:pPr>
@@ -1088,24 +2413,143 @@
           <w:numId w:val="0"/>
         </w:numPr>
         <w:ind w:left="709" w:firstLine="368"/>
-      </w:pPr>
-      <w:r>
-        <w:t xml:space="preserve">Pensando nisso, junto com o professor Dalton Solano dos Reis decidimos fazer um simulador de carro, cujo o objetivo é a educação sobre o trânsito, mas com uma didática mais gamificada, saindo do tradicional e com um diferencial dos simuladores da </w:t>
-      </w:r>
-      <w:r>
-        <w:t>autoescola</w:t>
-      </w:r>
-      <w:r>
-        <w:t xml:space="preserve"> que é poder levar para onde quiser e com um baixo custo, tanto para adquirir, pois requer apenas o download do aplicativo, quanto para manter, </w:t>
-      </w:r>
-      <w:r>
-        <w:t xml:space="preserve">pois </w:t>
-      </w:r>
-      <w:r>
-        <w:t>não tem custo para o usuário</w:t>
-      </w:r>
-      <w:r>
-        <w:t>.</w:t>
+        <w:rPr>
+          <w:del w:id="177" w:author="Dalton Solano dos Reis" w:date="2023-10-11T11:32:00Z"/>
+        </w:rPr>
+        <w:pPrChange w:id="178" w:author="Dalton Solano dos Reis" w:date="2023-10-11T11:32:00Z">
+          <w:pPr>
+            <w:pStyle w:val="TF-ALNEA"/>
+            <w:ind w:left="1077"/>
+          </w:pPr>
+        </w:pPrChange>
+      </w:pPr>
+      <w:del w:id="179" w:author="Dalton Solano dos Reis" w:date="2023-10-11T11:32:00Z">
+        <w:r>
+          <w:delText xml:space="preserve">Fator </w:delText>
+        </w:r>
+      </w:del>
+      <w:r>
+        <w:t>veículo</w:t>
+      </w:r>
+    </w:p>
+    <w:p>
+      <w:pPr>
+        <w:pStyle w:val="TF-ALNEA"/>
+        <w:numPr>
+          <w:ilvl w:val="0"/>
+          <w:numId w:val="0"/>
+        </w:numPr>
+        <w:ind w:left="709" w:firstLine="368"/>
+        <w:pPrChange w:id="180" w:author="Dalton Solano dos Reis" w:date="2023-10-11T11:32:00Z">
+          <w:pPr>
+            <w:pStyle w:val="TF-ALNEA"/>
+            <w:ind w:left="1077"/>
+          </w:pPr>
+        </w:pPrChange>
+      </w:pPr>
+      <w:del w:id="181" w:author="Dalton Solano dos Reis" w:date="2023-10-11T11:32:00Z">
+        <w:r>
+          <w:delText xml:space="preserve">Fator </w:delText>
+        </w:r>
+      </w:del>
+      <w:ins w:id="182" w:author="Dalton Solano dos Reis" w:date="2023-10-11T11:32:00Z">
+        <w:r>
+          <w:t xml:space="preserve"> e </w:t>
+        </w:r>
+      </w:ins>
+      <w:r>
+        <w:t>via</w:t>
+      </w:r>
+      <w:ins w:id="183" w:author="Dalton Solano dos Reis" w:date="2023-10-11T11:32:00Z">
+        <w:r>
+          <w:t>.</w:t>
+        </w:r>
+      </w:ins>
+    </w:p>
+    <w:p>
+      <w:pPr>
+        <w:pStyle w:val="TF-ALNEA"/>
+        <w:numPr>
+          <w:ilvl w:val="0"/>
+          <w:numId w:val="0"/>
+        </w:numPr>
+        <w:ind w:left="709" w:firstLine="368"/>
+      </w:pPr>
+      <w:commentRangeStart w:id="184"/>
+      <w:commentRangeStart w:id="185"/>
+      <w:r>
+        <w:t xml:space="preserve">Também </w:t>
+      </w:r>
+      <w:commentRangeEnd w:id="184"/>
+      <w:r>
+        <w:rPr>
+          <w:rStyle w:val="Refdecomentrio"/>
+        </w:rPr>
+        <w:commentReference w:id="184"/>
+      </w:r>
+      <w:commentRangeEnd w:id="185"/>
+      <w:r>
+        <w:rPr>
+          <w:rStyle w:val="Refdecomentrio"/>
+        </w:rPr>
+        <w:commentReference w:id="185"/>
+      </w:r>
+      <w:r>
+        <w:t xml:space="preserve">segundo a </w:t>
+      </w:r>
+      <w:commentRangeStart w:id="186"/>
+      <w:r>
+        <w:t>entidade</w:t>
+      </w:r>
+      <w:commentRangeEnd w:id="186"/>
+      <w:r>
+        <w:rPr>
+          <w:rStyle w:val="Refdecomentrio"/>
+        </w:rPr>
+        <w:commentReference w:id="186"/>
+      </w:r>
+      <w:r>
+        <w:t>, 90% dos acidentes ocorrem por falhas humanas, onde só em 2021 ocasionaram quase 34 mil mortos por acidentes de trânsito.</w:t>
+      </w:r>
+    </w:p>
+    <w:p>
+      <w:pPr>
+        <w:pStyle w:val="TF-ALNEA"/>
+        <w:numPr>
+          <w:ilvl w:val="0"/>
+          <w:numId w:val="0"/>
+        </w:numPr>
+        <w:ind w:left="709" w:firstLine="368"/>
+      </w:pPr>
+      <w:commentRangeStart w:id="187"/>
+      <w:r>
+        <w:t>Pensando nisso</w:t>
+      </w:r>
+      <w:commentRangeEnd w:id="187"/>
+      <w:r>
+        <w:rPr>
+          <w:rStyle w:val="Refdecomentrio"/>
+        </w:rPr>
+        <w:commentReference w:id="187"/>
+      </w:r>
+      <w:r>
+        <w:t xml:space="preserve">, junto com o professor Dalton Solano dos Reis decidimos fazer um simulador de carro, </w:t>
+      </w:r>
+      <w:proofErr w:type="gramStart"/>
+      <w:r>
+        <w:t>cujo o</w:t>
+      </w:r>
+      <w:proofErr w:type="gramEnd"/>
+      <w:r>
+        <w:t xml:space="preserve"> objetivo é a educação sobre o trânsito, mas com uma didática mais </w:t>
+      </w:r>
+      <w:proofErr w:type="spellStart"/>
+      <w:r>
+        <w:t>gamificada</w:t>
+      </w:r>
+      <w:proofErr w:type="spellEnd"/>
+      <w:r>
+        <w:t>, saindo do tradicional e com um diferencial dos simuladores da autoescola que é poder levar para onde quiser e com um baixo custo, tanto para adquirir, pois requer apenas o download do aplicativo, quanto para manter, pois não tem custo para o usuário.</w:t>
       </w:r>
     </w:p>
     <w:p>
@@ -1122,19 +2566,40 @@
       <w:pPr>
         <w:pStyle w:val="TF-LEGENDA"/>
       </w:pPr>
-      <w:bookmarkStart w:id="38" w:name="_Ref52025161"/>
+      <w:bookmarkStart w:id="188" w:name="_Ref52025161"/>
+      <w:commentRangeStart w:id="189"/>
       <w:r>
         <w:t xml:space="preserve">Quadro </w:t>
       </w:r>
-      <w:fldSimple w:instr=" SEQ Quadro \* ARABIC ">
-        <w:r>
-          <w:rPr>
-            <w:noProof/>
-          </w:rPr>
-          <w:t>1</w:t>
-        </w:r>
-      </w:fldSimple>
-      <w:bookmarkEnd w:id="38"/>
+      <w:r>
+        <w:fldChar w:fldCharType="begin"/>
+      </w:r>
+      <w:r>
+        <w:instrText xml:space="preserve"> SEQ Quadro \* ARABIC </w:instrText>
+      </w:r>
+      <w:r>
+        <w:fldChar w:fldCharType="separate"/>
+      </w:r>
+      <w:r>
+        <w:rPr>
+          <w:noProof/>
+        </w:rPr>
+        <w:t>1</w:t>
+      </w:r>
+      <w:r>
+        <w:rPr>
+          <w:noProof/>
+        </w:rPr>
+        <w:fldChar w:fldCharType="end"/>
+      </w:r>
+      <w:bookmarkEnd w:id="188"/>
+      <w:commentRangeEnd w:id="189"/>
+      <w:r>
+        <w:rPr>
+          <w:rStyle w:val="Refdecomentrio"/>
+        </w:rPr>
+        <w:commentReference w:id="189"/>
+      </w:r>
       <w:r>
         <w:t xml:space="preserve"> - </w:t>
       </w:r>
@@ -1160,10 +2625,10 @@
         <w:tblLook w:val="04A0" w:firstRow="1" w:lastRow="0" w:firstColumn="1" w:lastColumn="0" w:noHBand="0" w:noVBand="1"/>
       </w:tblPr>
       <w:tblGrid>
-        <w:gridCol w:w="3670"/>
-        <w:gridCol w:w="1721"/>
-        <w:gridCol w:w="1721"/>
-        <w:gridCol w:w="1836"/>
+        <w:gridCol w:w="3667"/>
+        <w:gridCol w:w="1722"/>
+        <w:gridCol w:w="1722"/>
+        <w:gridCol w:w="1837"/>
       </w:tblGrid>
       <w:tr>
         <w:trPr>
@@ -1262,7 +2727,7 @@
                       <v:stroke joinstyle="miter"/>
                       <v:path gradientshapeok="t" o:connecttype="rect"/>
                     </v:shapetype>
-                    <v:shape id="Caixa de Texto 2" o:spid="_x0000_s1026" type="#_x0000_t202" style="position:absolute;margin-left:96.2pt;margin-top:4.2pt;width:104.55pt;height:23.5pt;z-index:251658240;visibility:visible;mso-wrap-style:square;mso-width-percent:0;mso-height-percent:0;mso-wrap-distance-left:9pt;mso-wrap-distance-top:3.6pt;mso-wrap-distance-right:9pt;mso-wrap-distance-bottom:3.6pt;mso-position-horizontal:absolute;mso-position-horizontal-relative:text;mso-position-vertical:absolute;mso-position-vertical-relative:text;mso-width-percent:0;mso-height-percent:0;mso-width-relative:margin;mso-height-relative:margin;v-text-anchor:top" o:gfxdata="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" filled="f" stroked="f">
+                    <v:shape id="Caixa de Texto 2" o:spid="_x0000_s1026" type="#_x0000_t202" style="position:absolute;margin-left:96.2pt;margin-top:4.2pt;width:104.55pt;height:23.5pt;z-index:251658240;visibility:visible;mso-wrap-style:square;mso-width-percent:0;mso-height-percent:0;mso-wrap-distance-left:9pt;mso-wrap-distance-top:3.6pt;mso-wrap-distance-right:9pt;mso-wrap-distance-bottom:3.6pt;mso-position-horizontal:absolute;mso-position-horizontal-relative:text;mso-position-vertical:absolute;mso-position-vertical-relative:text;mso-width-percent:0;mso-height-percent:0;mso-width-relative:margin;mso-height-relative:margin;v-text-anchor:top" o:gfxdata="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" filled="f" stroked="f">
                       <v:textbox>
                         <w:txbxContent>
                           <w:p>
@@ -1359,7 +2824,7 @@
                 </mc:Choice>
                 <mc:Fallback>
                   <w:pict>
-                    <v:shape w14:anchorId="42357B85" id="Caixa de Texto 1" o:spid="_x0000_s1027" type="#_x0000_t202" style="position:absolute;margin-left:-5.15pt;margin-top:21.5pt;width:79.5pt;height:20pt;z-index:251657216;visibility:visible;mso-wrap-style:square;mso-width-percent:0;mso-height-percent:0;mso-wrap-distance-left:9pt;mso-wrap-distance-top:3.6pt;mso-wrap-distance-right:9pt;mso-wrap-distance-bottom:3.6pt;mso-position-horizontal:absolute;mso-position-horizontal-relative:text;mso-position-vertical:absolute;mso-position-vertical-relative:text;mso-width-percent:0;mso-height-percent:0;mso-width-relative:margin;mso-height-relative:margin;v-text-anchor:middle" o:gfxdata="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" filled="f" stroked="f">
+                    <v:shape w14:anchorId="42357B85" id="Caixa de Texto 1" o:spid="_x0000_s1027" type="#_x0000_t202" style="position:absolute;margin-left:-5.15pt;margin-top:21.5pt;width:79.5pt;height:20pt;z-index:251657216;visibility:visible;mso-wrap-style:square;mso-width-percent:0;mso-height-percent:0;mso-wrap-distance-left:9pt;mso-wrap-distance-top:3.6pt;mso-wrap-distance-right:9pt;mso-wrap-distance-bottom:3.6pt;mso-position-horizontal:absolute;mso-position-horizontal-relative:text;mso-position-vertical:absolute;mso-position-vertical-relative:text;mso-width-percent:0;mso-height-percent:0;mso-width-relative:margin;mso-height-relative:margin;v-text-anchor:middle" o:gfxdata="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" filled="f" stroked="f">
                       <v:textbox>
                         <w:txbxContent>
                           <w:p>
@@ -1392,9 +2857,17 @@
               <w:pStyle w:val="TF-TEXTOQUADRO"/>
               <w:jc w:val="center"/>
             </w:pPr>
+            <w:commentRangeStart w:id="190"/>
             <w:r>
               <w:t>Correlato 01</w:t>
             </w:r>
+            <w:commentRangeEnd w:id="190"/>
+            <w:r>
+              <w:rPr>
+                <w:rStyle w:val="Refdecomentrio"/>
+              </w:rPr>
+              <w:commentReference w:id="190"/>
+            </w:r>
           </w:p>
         </w:tc>
         <w:tc>
@@ -1408,9 +2881,17 @@
               <w:pStyle w:val="TF-TEXTOQUADRO"/>
               <w:jc w:val="center"/>
             </w:pPr>
+            <w:commentRangeStart w:id="191"/>
             <w:r>
               <w:t>Correlato 02</w:t>
             </w:r>
+            <w:commentRangeEnd w:id="191"/>
+            <w:r>
+              <w:rPr>
+                <w:rStyle w:val="Refdecomentrio"/>
+              </w:rPr>
+              <w:commentReference w:id="191"/>
+            </w:r>
           </w:p>
         </w:tc>
         <w:tc>
@@ -1424,9 +2905,17 @@
               <w:pStyle w:val="TF-TEXTOQUADRO"/>
               <w:jc w:val="center"/>
             </w:pPr>
+            <w:commentRangeStart w:id="192"/>
             <w:r>
               <w:t>Correlato 03</w:t>
             </w:r>
+            <w:commentRangeEnd w:id="192"/>
+            <w:r>
+              <w:rPr>
+                <w:rStyle w:val="Refdecomentrio"/>
+              </w:rPr>
+              <w:commentReference w:id="192"/>
+            </w:r>
           </w:p>
         </w:tc>
       </w:tr>
@@ -1502,7 +2991,31 @@
               <w:pStyle w:val="TF-TEXTOQUADRO"/>
             </w:pPr>
             <w:r>
-              <w:t xml:space="preserve">Utiliza Unity Como </w:t>
+              <w:t xml:space="preserve">Utiliza </w:t>
+            </w:r>
+            <w:commentRangeStart w:id="193"/>
+            <w:r>
+              <w:t xml:space="preserve">Unity </w:t>
+            </w:r>
+            <w:ins w:id="194" w:author="Dalton Solano dos Reis" w:date="2023-10-11T11:38:00Z">
+              <w:r>
+                <w:t>c</w:t>
+              </w:r>
+            </w:ins>
+            <w:del w:id="195" w:author="Dalton Solano dos Reis" w:date="2023-10-11T11:38:00Z">
+              <w:r>
+                <w:delText>C</w:delText>
+              </w:r>
+            </w:del>
+            <w:r>
+              <w:t xml:space="preserve">omo </w:t>
+            </w:r>
+            <w:commentRangeEnd w:id="193"/>
+            <w:r>
+              <w:rPr>
+                <w:rStyle w:val="Refdecomentrio"/>
+              </w:rPr>
+              <w:commentReference w:id="193"/>
             </w:r>
           </w:p>
         </w:tc>
@@ -1891,16 +3404,39 @@
       <w:pPr>
         <w:pStyle w:val="Ttulo2"/>
       </w:pPr>
-      <w:r>
-        <w:t>REQUISITOS PRINCIPAIS DO PROBLEMA A SER TRABALHADO</w:t>
-      </w:r>
-      <w:bookmarkEnd w:id="31"/>
-      <w:bookmarkEnd w:id="32"/>
-      <w:bookmarkEnd w:id="33"/>
-      <w:bookmarkEnd w:id="34"/>
-      <w:bookmarkEnd w:id="35"/>
-      <w:bookmarkEnd w:id="36"/>
-      <w:bookmarkEnd w:id="37"/>
+      <w:commentRangeStart w:id="196"/>
+      <w:commentRangeStart w:id="197"/>
+      <w:r>
+        <w:t>REQUISITOS</w:t>
+      </w:r>
+      <w:commentRangeEnd w:id="196"/>
+      <w:r>
+        <w:rPr>
+          <w:rStyle w:val="Refdecomentrio"/>
+          <w:caps w:val="0"/>
+          <w:color w:val="auto"/>
+        </w:rPr>
+        <w:commentReference w:id="196"/>
+      </w:r>
+      <w:commentRangeEnd w:id="197"/>
+      <w:r>
+        <w:rPr>
+          <w:rStyle w:val="Refdecomentrio"/>
+          <w:caps w:val="0"/>
+          <w:color w:val="auto"/>
+        </w:rPr>
+        <w:commentReference w:id="197"/>
+      </w:r>
+      <w:r>
+        <w:t xml:space="preserve"> PRINCIPAIS DO PROBLEMA A SER TRABALHADO</w:t>
+      </w:r>
+      <w:bookmarkEnd w:id="159"/>
+      <w:bookmarkEnd w:id="160"/>
+      <w:bookmarkEnd w:id="161"/>
+      <w:bookmarkEnd w:id="162"/>
+      <w:bookmarkEnd w:id="163"/>
+      <w:bookmarkEnd w:id="164"/>
+      <w:bookmarkEnd w:id="165"/>
     </w:p>
     <w:p>
       <w:pPr>
@@ -1941,12 +3477,27 @@
           <w:szCs w:val="24"/>
         </w:rPr>
       </w:pPr>
+      <w:commentRangeStart w:id="198"/>
       <w:r>
         <w:rPr>
           <w:sz w:val="24"/>
           <w:szCs w:val="24"/>
         </w:rPr>
-        <w:t>Requisitos Funcionais</w:t>
+        <w:t xml:space="preserve">Requisitos </w:t>
+      </w:r>
+      <w:commentRangeEnd w:id="198"/>
+      <w:r>
+        <w:rPr>
+          <w:rStyle w:val="Refdecomentrio"/>
+        </w:rPr>
+        <w:commentReference w:id="198"/>
+      </w:r>
+      <w:r>
+        <w:rPr>
+          <w:sz w:val="24"/>
+          <w:szCs w:val="24"/>
+        </w:rPr>
+        <w:t>Funcionais</w:t>
       </w:r>
     </w:p>
     <w:p>
@@ -1966,8 +3517,18 @@
         <w:t xml:space="preserve">RF01 </w:t>
       </w:r>
       <w:r>
-        <w:t>– Permitir o usuário colocar e tirar o sinto</w:t>
-      </w:r>
+        <w:t xml:space="preserve">– Permitir o usuário colocar e tirar o </w:t>
+      </w:r>
+      <w:del w:id="199" w:author="Dalton Solano dos Reis" w:date="2023-10-11T11:43:00Z">
+        <w:r>
+          <w:delText>sinto</w:delText>
+        </w:r>
+      </w:del>
+      <w:ins w:id="200" w:author="Dalton Solano dos Reis" w:date="2023-10-11T11:43:00Z">
+        <w:r>
+          <w:t>cinto</w:t>
+        </w:r>
+      </w:ins>
     </w:p>
     <w:p>
       <w:pPr>
@@ -1983,7 +3544,15 @@
         <w:jc w:val="left"/>
       </w:pPr>
       <w:r>
-        <w:t>RF02 –  Permitir o usuário a pilotar o carro livremente pela rua.</w:t>
+        <w:t xml:space="preserve">RF02 </w:t>
+      </w:r>
+      <w:proofErr w:type="gramStart"/>
+      <w:r>
+        <w:t>–  Permitir</w:t>
+      </w:r>
+      <w:proofErr w:type="gramEnd"/>
+      <w:r>
+        <w:t xml:space="preserve"> o usuário a pilotar o carro livremente pela rua.</w:t>
       </w:r>
     </w:p>
     <w:p>
@@ -2000,7 +3569,15 @@
         <w:jc w:val="left"/>
       </w:pPr>
       <w:r>
-        <w:t>RF03 – Mostra mensagens avisando quando o usuário infringiu a algum lei.</w:t>
+        <w:t>RF03 – Mostra mensagens avisando quando o usuário infringiu a algum</w:t>
+      </w:r>
+      <w:ins w:id="201" w:author="Dalton Solano dos Reis" w:date="2023-10-11T11:43:00Z">
+        <w:r>
+          <w:t>a</w:t>
+        </w:r>
+      </w:ins>
+      <w:r>
+        <w:t xml:space="preserve"> lei.</w:t>
       </w:r>
     </w:p>
     <w:p>
@@ -2017,7 +3594,20 @@
         <w:jc w:val="left"/>
       </w:pPr>
       <w:r>
-        <w:t>RF04 – Retorna uma relação de pontos para o usuário quando o mesmo parar de jogar.</w:t>
+        <w:t xml:space="preserve">RF04 – Retorna uma relação de pontos para o usuário quando </w:t>
+      </w:r>
+      <w:del w:id="202" w:author="Dalton Solano dos Reis" w:date="2023-10-11T11:43:00Z">
+        <w:r>
+          <w:delText>o mesmo</w:delText>
+        </w:r>
+      </w:del>
+      <w:ins w:id="203" w:author="Dalton Solano dos Reis" w:date="2023-10-11T11:43:00Z">
+        <w:r>
+          <w:t>ele</w:t>
+        </w:r>
+      </w:ins>
+      <w:r>
+        <w:t xml:space="preserve"> parar de jogar.</w:t>
       </w:r>
     </w:p>
     <w:p>
@@ -2051,13 +3641,7 @@
         <w:jc w:val="left"/>
       </w:pPr>
       <w:r>
-        <w:t xml:space="preserve">RF06 </w:t>
-      </w:r>
-      <w:r>
-        <w:t>–</w:t>
-      </w:r>
-      <w:r>
-        <w:t xml:space="preserve"> Permitir o usuário acelerar e frear o carro em pedais dispostos na tela</w:t>
+        <w:t>RF06 – Permitir o usuário acelerar e frear o carro em pedais dispostos na tela</w:t>
       </w:r>
     </w:p>
     <w:p>
@@ -2074,13 +3658,18 @@
         <w:jc w:val="left"/>
       </w:pPr>
       <w:r>
-        <w:t xml:space="preserve">RF07 </w:t>
-      </w:r>
-      <w:r>
-        <w:t>–</w:t>
-      </w:r>
-      <w:r>
-        <w:t xml:space="preserve"> Geração de que andem aleatoriamente na rua</w:t>
+        <w:t xml:space="preserve">RF07 – </w:t>
+      </w:r>
+      <w:commentRangeStart w:id="204"/>
+      <w:r>
+        <w:t>Geração de que andem aleatoriamente na rua</w:t>
+      </w:r>
+      <w:commentRangeEnd w:id="204"/>
+      <w:r>
+        <w:rPr>
+          <w:rStyle w:val="Refdecomentrio"/>
+        </w:rPr>
+        <w:commentReference w:id="204"/>
       </w:r>
     </w:p>
     <w:p>
@@ -2097,13 +3686,7 @@
         <w:jc w:val="left"/>
       </w:pPr>
       <w:r>
-        <w:t xml:space="preserve">RF08 </w:t>
-      </w:r>
-      <w:r>
-        <w:t>–</w:t>
-      </w:r>
-      <w:r>
-        <w:t xml:space="preserve"> Geração de pedestres que andem aleatoriamente na rua</w:t>
+        <w:t>RF08 – Geração de pedestres que andem aleatoriamente na rua</w:t>
       </w:r>
     </w:p>
     <w:p>
@@ -2120,13 +3703,21 @@
         <w:jc w:val="left"/>
       </w:pPr>
       <w:r>
-        <w:t xml:space="preserve">RF09 </w:t>
-      </w:r>
-      <w:r>
-        <w:t>–</w:t>
-      </w:r>
-      <w:r>
-        <w:t xml:space="preserve"> Disponibilizar postos funcionais que reabastecem a gasolina do usuário</w:t>
+        <w:t xml:space="preserve">RF09 – Disponibilizar postos funcionais que reabastecem a </w:t>
+      </w:r>
+      <w:commentRangeStart w:id="205"/>
+      <w:r>
+        <w:t xml:space="preserve">gasolina </w:t>
+      </w:r>
+      <w:commentRangeEnd w:id="205"/>
+      <w:r>
+        <w:rPr>
+          <w:rStyle w:val="Refdecomentrio"/>
+        </w:rPr>
+        <w:commentReference w:id="205"/>
+      </w:r>
+      <w:r>
+        <w:t>do usuário</w:t>
       </w:r>
     </w:p>
     <w:p>
@@ -2238,10 +3829,38 @@
         <w:t xml:space="preserve"> </w:t>
       </w:r>
       <w:r>
-        <w:t>O sistema deve ser leve</w:t>
-      </w:r>
-      <w:r>
-        <w:t xml:space="preserve"> para roda em qualquer celular Android a partir da versão 10.</w:t>
+        <w:t xml:space="preserve">O sistema deve ser </w:t>
+      </w:r>
+      <w:commentRangeStart w:id="206"/>
+      <w:r>
+        <w:t>leve</w:t>
+      </w:r>
+      <w:r>
+        <w:t xml:space="preserve"> </w:t>
+      </w:r>
+      <w:commentRangeEnd w:id="206"/>
+      <w:r>
+        <w:rPr>
+          <w:rStyle w:val="Refdecomentrio"/>
+        </w:rPr>
+        <w:commentReference w:id="206"/>
+      </w:r>
+      <w:r>
+        <w:t xml:space="preserve">para roda em qualquer </w:t>
+      </w:r>
+      <w:commentRangeStart w:id="207"/>
+      <w:r>
+        <w:t xml:space="preserve">celular </w:t>
+      </w:r>
+      <w:commentRangeEnd w:id="207"/>
+      <w:r>
+        <w:rPr>
+          <w:rStyle w:val="Refdecomentrio"/>
+        </w:rPr>
+        <w:commentReference w:id="207"/>
+      </w:r>
+      <w:r>
+        <w:t>Android a partir da versão 10.</w:t>
       </w:r>
     </w:p>
     <w:p>
@@ -2275,8 +3894,35 @@
         <w:jc w:val="left"/>
       </w:pPr>
       <w:r>
-        <w:t>RNG03 – O sistema deve ser compatível com android</w:t>
-      </w:r>
+        <w:t xml:space="preserve">RNG03 – O </w:t>
+      </w:r>
+      <w:commentRangeStart w:id="208"/>
+      <w:r>
+        <w:t xml:space="preserve">sistema </w:t>
+      </w:r>
+      <w:commentRangeEnd w:id="208"/>
+      <w:r>
+        <w:rPr>
+          <w:rStyle w:val="Refdecomentrio"/>
+        </w:rPr>
+        <w:commentReference w:id="208"/>
+      </w:r>
+      <w:r>
+        <w:t xml:space="preserve">deve ser compatível com </w:t>
+      </w:r>
+      <w:del w:id="209" w:author="Dalton Solano dos Reis" w:date="2023-10-11T11:45:00Z">
+        <w:r>
+          <w:delText>android</w:delText>
+        </w:r>
+      </w:del>
+      <w:ins w:id="210" w:author="Dalton Solano dos Reis" w:date="2023-10-11T11:45:00Z">
+        <w:r>
+          <w:t>A</w:t>
+        </w:r>
+        <w:r>
+          <w:t>ndroid</w:t>
+        </w:r>
+      </w:ins>
     </w:p>
     <w:p>
       <w:pPr>
@@ -2292,7 +3938,28 @@
         <w:jc w:val="left"/>
       </w:pPr>
       <w:r>
-        <w:t xml:space="preserve">RNF04 – Deve ter uma documentação com as lei em rigor no aplicativo </w:t>
+        <w:t>RNF04 – Deve ter uma documentação com as lei</w:t>
+      </w:r>
+      <w:ins w:id="211" w:author="Dalton Solano dos Reis" w:date="2023-10-11T11:46:00Z">
+        <w:r>
+          <w:t>s</w:t>
+        </w:r>
+      </w:ins>
+      <w:r>
+        <w:t xml:space="preserve"> </w:t>
+      </w:r>
+      <w:del w:id="212" w:author="Dalton Solano dos Reis" w:date="2023-10-11T11:47:00Z">
+        <w:r>
+          <w:delText>em rigor</w:delText>
+        </w:r>
+      </w:del>
+      <w:ins w:id="213" w:author="Dalton Solano dos Reis" w:date="2023-10-11T11:47:00Z">
+        <w:r>
+          <w:t>vigentes</w:t>
+        </w:r>
+      </w:ins>
+      <w:r>
+        <w:t xml:space="preserve"> no aplicativo </w:t>
       </w:r>
     </w:p>
     <w:p>
@@ -2309,13 +3976,20 @@
         <w:jc w:val="left"/>
       </w:pPr>
       <w:r>
-        <w:t xml:space="preserve">RNF04 </w:t>
-      </w:r>
-      <w:r>
-        <w:t>–</w:t>
-      </w:r>
-      <w:r>
-        <w:t xml:space="preserve"> Deve ser desenvolvido na plataforma Unity, com auxilio de linguagem de programação C#</w:t>
+        <w:t xml:space="preserve">RNF04 – Deve ser desenvolvido na plataforma Unity, com </w:t>
+      </w:r>
+      <w:del w:id="214" w:author="Dalton Solano dos Reis" w:date="2023-10-11T11:47:00Z">
+        <w:r>
+          <w:delText>auxilio</w:delText>
+        </w:r>
+      </w:del>
+      <w:ins w:id="215" w:author="Dalton Solano dos Reis" w:date="2023-10-11T11:47:00Z">
+        <w:r>
+          <w:t>auxílio</w:t>
+        </w:r>
+      </w:ins>
+      <w:r>
+        <w:t xml:space="preserve"> de linguagem de programação C#</w:t>
       </w:r>
     </w:p>
     <w:p>
@@ -2339,8 +4013,19 @@
       <w:pPr>
         <w:pStyle w:val="TF-TEXTO"/>
       </w:pPr>
-      <w:r>
-        <w:t>[A metodologia refere-se à descrição dos procedimentos, métodos e recursos a serem utilizados no decorrer do trabalho. Podem ser arroladas tantas etapas quantas forem necessárias, tais como</w:t>
+      <w:commentRangeStart w:id="216"/>
+      <w:r>
+        <w:t>[A metodologia refere</w:t>
+      </w:r>
+      <w:commentRangeEnd w:id="216"/>
+      <w:r>
+        <w:rPr>
+          <w:rStyle w:val="Refdecomentrio"/>
+        </w:rPr>
+        <w:commentReference w:id="216"/>
+      </w:r>
+      <w:r>
+        <w:t>-se à descrição dos procedimentos, métodos e recursos a serem utilizados no decorrer do trabalho. Podem ser arroladas tantas etapas quantas forem necessárias, tais como</w:t>
       </w:r>
       <w:r>
         <w:t xml:space="preserve"> reavaliação de requisitos,</w:t>
@@ -2368,15 +4053,47 @@
           <w:numId w:val="10"/>
         </w:numPr>
       </w:pPr>
-      <w:r>
-        <w:t>Levantamento bibliográfico</w:t>
+      <w:commentRangeStart w:id="217"/>
+      <w:r>
+        <w:t>Leva</w:t>
+      </w:r>
+      <w:commentRangeEnd w:id="217"/>
+      <w:r>
+        <w:rPr>
+          <w:rStyle w:val="Refdecomentrio"/>
+        </w:rPr>
+        <w:commentReference w:id="217"/>
+      </w:r>
+      <w:r>
+        <w:t>ntamento bibliográfico</w:t>
       </w:r>
       <w:r>
         <w:t xml:space="preserve">: </w:t>
       </w:r>
-      <w:r>
-        <w:t>Buscar informações que ajudassem a desenvolver um software que simule um carro, em realidade virtual e que também avalie se o usuário está ou não obedecendo as leis de transito</w:t>
-      </w:r>
+      <w:commentRangeStart w:id="218"/>
+      <w:r>
+        <w:t xml:space="preserve">Buscar </w:t>
+      </w:r>
+      <w:commentRangeEnd w:id="218"/>
+      <w:r>
+        <w:rPr>
+          <w:rStyle w:val="Refdecomentrio"/>
+        </w:rPr>
+        <w:commentReference w:id="218"/>
+      </w:r>
+      <w:r>
+        <w:t xml:space="preserve">informações que ajudassem a desenvolver um software que simule um carro, em realidade virtual e que também avalie se o usuário está ou não obedecendo as leis de </w:t>
+      </w:r>
+      <w:del w:id="219" w:author="Dalton Solano dos Reis" w:date="2023-10-11T11:53:00Z">
+        <w:r>
+          <w:delText>transito</w:delText>
+        </w:r>
+      </w:del>
+      <w:ins w:id="220" w:author="Dalton Solano dos Reis" w:date="2023-10-11T11:53:00Z">
+        <w:r>
+          <w:t>trânsito;</w:t>
+        </w:r>
+      </w:ins>
     </w:p>
     <w:p>
       <w:pPr>
@@ -2386,8 +4103,19 @@
           <w:numId w:val="10"/>
         </w:numPr>
       </w:pPr>
-      <w:r>
-        <w:t>Levantamento de requisitos: Levantado informações detalhadas para o desenvolvimento do projeto</w:t>
+      <w:commentRangeStart w:id="221"/>
+      <w:r>
+        <w:t xml:space="preserve">Levantamento de requisitos: Levantado informações detalhadas </w:t>
+      </w:r>
+      <w:commentRangeEnd w:id="221"/>
+      <w:r>
+        <w:rPr>
+          <w:rStyle w:val="Refdecomentrio"/>
+        </w:rPr>
+        <w:commentReference w:id="221"/>
+      </w:r>
+      <w:r>
+        <w:t>para o desenvolvimento do projeto</w:t>
       </w:r>
     </w:p>
     <w:p>
@@ -2456,8 +4184,13 @@
         </w:numPr>
       </w:pPr>
       <w:r>
-        <w:t>Implementar as leis de transito</w:t>
-      </w:r>
+        <w:t xml:space="preserve">Implementar as leis de </w:t>
+      </w:r>
+      <w:proofErr w:type="gramStart"/>
+      <w:r>
+        <w:t>transito</w:t>
+      </w:r>
+      <w:proofErr w:type="gramEnd"/>
       <w:r>
         <w:t xml:space="preserve">: Aplicar as leis de trânsito previamente separadas </w:t>
       </w:r>
@@ -2513,12 +4246,12 @@
       <w:pPr>
         <w:pStyle w:val="TF-LEGENDA"/>
       </w:pPr>
-      <w:bookmarkStart w:id="39" w:name="_Ref98650273"/>
+      <w:bookmarkStart w:id="222" w:name="_Ref98650273"/>
       <w:r>
         <w:lastRenderedPageBreak/>
         <w:t xml:space="preserve">Quadro </w:t>
       </w:r>
-      <w:bookmarkEnd w:id="39"/>
+      <w:bookmarkEnd w:id="222"/>
       <w:r>
         <w:t>4</w:t>
       </w:r>
@@ -4005,7 +5738,15 @@
               <w:pStyle w:val="TF-TEXTOQUADRO"/>
             </w:pPr>
             <w:r>
-              <w:t>Selecionar assets que serão utilizados</w:t>
+              <w:t xml:space="preserve">Selecionar </w:t>
+            </w:r>
+            <w:proofErr w:type="spellStart"/>
+            <w:r>
+              <w:t>assets</w:t>
+            </w:r>
+            <w:proofErr w:type="spellEnd"/>
+            <w:r>
+              <w:t xml:space="preserve"> que serão utilizados</w:t>
             </w:r>
           </w:p>
         </w:tc>
@@ -5089,8 +6830,13 @@
               <w:pStyle w:val="TF-TEXTOQUADRO"/>
             </w:pPr>
             <w:r>
-              <w:t>Implementar as leis de transito</w:t>
+              <w:t xml:space="preserve">Implementar as leis de </w:t>
             </w:r>
+            <w:proofErr w:type="gramStart"/>
+            <w:r>
+              <w:t>transito</w:t>
+            </w:r>
+            <w:proofErr w:type="gramEnd"/>
           </w:p>
         </w:tc>
         <w:tc>
@@ -5879,7 +7625,23 @@
         <w:t>[</w:t>
       </w:r>
       <w:r>
-        <w:t>No pré-projeto devem ser descritos brevemente os assuntos que fundamentarão o estudo a ser realizado, relacionando a(s) principal(is) referência(s) bibliográfica(s), a(s) qual(is) deve(m) constar nas REFERÊNCIAS.</w:t>
+        <w:t>No pré-projeto devem ser descritos brevemente os assuntos que fundamentarão o estudo a ser realizado, relacionando a(s) principal(</w:t>
+      </w:r>
+      <w:proofErr w:type="spellStart"/>
+      <w:r>
+        <w:t>is</w:t>
+      </w:r>
+      <w:proofErr w:type="spellEnd"/>
+      <w:r>
+        <w:t>) referência(s) bibliográfica(s), a(s) qual(</w:t>
+      </w:r>
+      <w:proofErr w:type="spellStart"/>
+      <w:r>
+        <w:t>is</w:t>
+      </w:r>
+      <w:proofErr w:type="spellEnd"/>
+      <w:r>
+        <w:t>) deve(m) constar nas REFERÊNCIAS.</w:t>
       </w:r>
       <w:r>
         <w:t xml:space="preserve"> Cada assunto abordado deve ser descrito em um parágrafo</w:t>
@@ -5942,7 +7704,15 @@
         <w:pStyle w:val="TF-TEXTO"/>
       </w:pPr>
       <w:r>
-        <w:t>Um simulador é um aparelho que simula alguma coisa, podendo ser algo mais complexo, como um simulador de avião ou até mesmo  algo mais simples</w:t>
+        <w:t xml:space="preserve">Um simulador é um aparelho que simula alguma coisa, podendo ser algo mais complexo, como um simulador de avião ou até </w:t>
+      </w:r>
+      <w:proofErr w:type="gramStart"/>
+      <w:r>
+        <w:t>mesmo  algo</w:t>
+      </w:r>
+      <w:proofErr w:type="gramEnd"/>
+      <w:r>
+        <w:t xml:space="preserve"> mais simples</w:t>
       </w:r>
       <w:r>
         <w:t>(e até sem utilidade)</w:t>
@@ -5969,14 +7739,30 @@
         <w:t>)</w:t>
       </w:r>
       <w:r>
-        <w:t xml:space="preserve"> “Coruja informática” o primeiro jogo de simulação foi feito em 1947, por Thomas T. Goldsmith Jr. E Estle Ray Mann e se tratava de algo simples, com alguns botões e simulava um míssil sendo lançado em um alvo, porem, hoje em dia já evoluímos muito e temos uma variedade enorme de simuladores disponíveis, dos mais simples aos mais complexos.</w:t>
+        <w:t xml:space="preserve"> “Coruja informática” o primeiro jogo de simulação foi feito em 1947, por Thomas T. Goldsmith Jr. E </w:t>
+      </w:r>
+      <w:proofErr w:type="spellStart"/>
+      <w:r>
+        <w:t>Estle</w:t>
+      </w:r>
+      <w:proofErr w:type="spellEnd"/>
+      <w:r>
+        <w:t xml:space="preserve"> Ray Mann e se tratava de algo simples, com alguns botões e simulava um míssil sendo lançado em um alvo, </w:t>
+      </w:r>
+      <w:proofErr w:type="gramStart"/>
+      <w:r>
+        <w:t>porem</w:t>
+      </w:r>
+      <w:proofErr w:type="gramEnd"/>
+      <w:r>
+        <w:t>, hoje em dia já evoluímos muito e temos uma variedade enorme de simuladores disponíveis, dos mais simples aos mais complexos.</w:t>
       </w:r>
     </w:p>
     <w:p>
       <w:pPr>
         <w:pStyle w:val="Ttulo2"/>
       </w:pPr>
-      <w:bookmarkStart w:id="40" w:name="_Hlk147152629"/>
+      <w:bookmarkStart w:id="223" w:name="_Hlk147152629"/>
       <w:r>
         <w:t xml:space="preserve">Realidade </w:t>
       </w:r>
@@ -5984,13 +7770,37 @@
         <w:t>aumentada</w:t>
       </w:r>
     </w:p>
-    <w:bookmarkEnd w:id="40"/>
+    <w:bookmarkEnd w:id="223"/>
     <w:p>
       <w:pPr>
         <w:pStyle w:val="TF-TEXTO"/>
       </w:pPr>
       <w:r>
-        <w:t>De acordo com a o SErviço BRAsileiro de Apoio ás micro e pequenas Empresa (SEBRAE) a realidade aumenta(RA) “</w:t>
+        <w:t xml:space="preserve">De acordo com a o </w:t>
+      </w:r>
+      <w:proofErr w:type="spellStart"/>
+      <w:r>
+        <w:t>SErviço</w:t>
+      </w:r>
+      <w:proofErr w:type="spellEnd"/>
+      <w:r>
+        <w:t xml:space="preserve"> </w:t>
+      </w:r>
+      <w:proofErr w:type="spellStart"/>
+      <w:r>
+        <w:t>BRAsileiro</w:t>
+      </w:r>
+      <w:proofErr w:type="spellEnd"/>
+      <w:r>
+        <w:t xml:space="preserve"> de Apoio ás micro e pequenas Empresa (SEBRAE) a realidade </w:t>
+      </w:r>
+      <w:proofErr w:type="gramStart"/>
+      <w:r>
+        <w:t>aumenta(</w:t>
+      </w:r>
+      <w:proofErr w:type="gramEnd"/>
+      <w:r>
+        <w:t>RA) “</w:t>
       </w:r>
       <w:r>
         <w:t>mistura o virtual com o real, fazendo com que o usuário, por meio de dispositivos eletrônicos, perceba objetos virtuais no contexto real.</w:t>
@@ -6004,8 +7814,13 @@
         <w:pStyle w:val="Ttulo2"/>
       </w:pPr>
       <w:r>
-        <w:t>Leis de transito</w:t>
-      </w:r>
+        <w:t xml:space="preserve">Leis de </w:t>
+      </w:r>
+      <w:proofErr w:type="gramStart"/>
+      <w:r>
+        <w:t>transito</w:t>
+      </w:r>
+      <w:proofErr w:type="gramEnd"/>
       <w:r>
         <w:t xml:space="preserve"> Brasileiras</w:t>
       </w:r>
@@ -6015,7 +7830,23 @@
         <w:pStyle w:val="TF-TEXTO"/>
       </w:pPr>
       <w:r>
-        <w:t>Desde que o ser humano inventou o carro, as leis de transito se tornaram uma realidade na vida do ser humano e de acordo com o site do Departamento Estadual de TRANsito (DETRAN), o Brasil é composto e regulamentado pela lei 9.503/97 – Código de Trânsito Brasileiro (CTB).</w:t>
+        <w:t xml:space="preserve">Desde que o ser humano inventou o carro, as leis de </w:t>
+      </w:r>
+      <w:proofErr w:type="gramStart"/>
+      <w:r>
+        <w:t>transito</w:t>
+      </w:r>
+      <w:proofErr w:type="gramEnd"/>
+      <w:r>
+        <w:t xml:space="preserve"> se tornaram uma realidade na vida do ser humano e de acordo com o site do Departamento Estadual de </w:t>
+      </w:r>
+      <w:proofErr w:type="spellStart"/>
+      <w:r>
+        <w:t>TRANsito</w:t>
+      </w:r>
+      <w:proofErr w:type="spellEnd"/>
+      <w:r>
+        <w:t xml:space="preserve"> (DETRAN), o Brasil é composto e regulamentado pela lei 9.503/97 – Código de Trânsito Brasileiro (CTB).</w:t>
       </w:r>
     </w:p>
     <w:p>
@@ -6032,25 +7863,30 @@
       <w:pPr>
         <w:pStyle w:val="TF-refernciasbibliogrficasTTULO"/>
       </w:pPr>
-      <w:bookmarkStart w:id="41" w:name="_Toc351015602"/>
-      <w:bookmarkEnd w:id="24"/>
-      <w:bookmarkEnd w:id="25"/>
-      <w:bookmarkEnd w:id="26"/>
-      <w:bookmarkEnd w:id="27"/>
-      <w:bookmarkEnd w:id="28"/>
-      <w:bookmarkEnd w:id="29"/>
-      <w:bookmarkEnd w:id="30"/>
+      <w:bookmarkStart w:id="224" w:name="_Toc351015602"/>
+      <w:bookmarkEnd w:id="140"/>
+      <w:bookmarkEnd w:id="141"/>
+      <w:bookmarkEnd w:id="142"/>
+      <w:bookmarkEnd w:id="143"/>
+      <w:bookmarkEnd w:id="144"/>
+      <w:bookmarkEnd w:id="145"/>
+      <w:bookmarkEnd w:id="146"/>
       <w:r>
         <w:t>Referências</w:t>
       </w:r>
-      <w:bookmarkEnd w:id="41"/>
+      <w:bookmarkEnd w:id="224"/>
     </w:p>
     <w:p>
       <w:pPr>
         <w:pStyle w:val="TF-refernciasITEM"/>
       </w:pPr>
-      <w:r>
-        <w:t>Buzzi, Thiago Alberto</w:t>
+      <w:proofErr w:type="spellStart"/>
+      <w:r>
+        <w:t>Buzzi</w:t>
+      </w:r>
+      <w:proofErr w:type="spellEnd"/>
+      <w:r>
+        <w:t>, Thiago Alberto</w:t>
       </w:r>
       <w:r>
         <w:t xml:space="preserve">. </w:t>
@@ -6063,40 +7899,102 @@
           <w:sz w:val="22"/>
           <w:szCs w:val="22"/>
         </w:rPr>
-        <w:t>O primeiro será um projeto desenvolvido pelo aluno Thiago Alberto Buzzi e tendo também o professor Dalton Solano dos Reis como coordenador</w:t>
-      </w:r>
-      <w:r>
-        <w:t>.</w:t>
-      </w:r>
-      <w:r>
-        <w:t xml:space="preserve"> Universidade Regional de Blumenau FURB</w:t>
-      </w:r>
-      <w:r>
-        <w:t>.</w:t>
-      </w:r>
-      <w:r>
-        <w:t xml:space="preserve"> Blumena</w:t>
-      </w:r>
-      <w:r>
-        <w:t>u.</w:t>
-      </w:r>
-      <w:r>
-        <w:t xml:space="preserve"> 2018 Disponível em: [https://www.furb.br/dsc/tcc/index.php?cd=6&amp;tcc=1955]. Acesso em: 02 de outubro de 2023.</w:t>
-      </w:r>
-    </w:p>
-    <w:p>
-      <w:pPr>
-        <w:pStyle w:val="TF-refernciasITEM"/>
-      </w:pPr>
-      <w:r>
-        <w:t xml:space="preserve">Chi-Wen Yang. </w:t>
-      </w:r>
+        <w:t xml:space="preserve">O primeiro será um projeto desenvolvido pelo aluno Thiago Alberto </w:t>
+      </w:r>
+      <w:proofErr w:type="spellStart"/>
       <w:r>
         <w:rPr>
           <w:b/>
           <w:bCs/>
-        </w:rPr>
-        <w:t>Trabalho correlato numero dois.</w:t>
+          <w:color w:val="000000"/>
+          <w:sz w:val="22"/>
+          <w:szCs w:val="22"/>
+        </w:rPr>
+        <w:t>Buzzi</w:t>
+      </w:r>
+      <w:proofErr w:type="spellEnd"/>
+      <w:r>
+        <w:rPr>
+          <w:b/>
+          <w:bCs/>
+          <w:color w:val="000000"/>
+          <w:sz w:val="22"/>
+          <w:szCs w:val="22"/>
+        </w:rPr>
+        <w:t xml:space="preserve"> e tendo também o professor Dalton Solano dos Reis como coordenador</w:t>
+      </w:r>
+      <w:r>
+        <w:t>.</w:t>
+      </w:r>
+      <w:r>
+        <w:t xml:space="preserve"> Universidade Regional de Blumenau FURB</w:t>
+      </w:r>
+      <w:r>
+        <w:t>.</w:t>
+      </w:r>
+      <w:r>
+        <w:t xml:space="preserve"> Blumena</w:t>
+      </w:r>
+      <w:r>
+        <w:t>u.</w:t>
+      </w:r>
+      <w:r>
+        <w:t xml:space="preserve"> 2018 Disponível em: [https://www.furb.br/</w:t>
+      </w:r>
+      <w:proofErr w:type="spellStart"/>
+      <w:r>
+        <w:t>dsc</w:t>
+      </w:r>
+      <w:proofErr w:type="spellEnd"/>
+      <w:r>
+        <w:t>/</w:t>
+      </w:r>
+      <w:proofErr w:type="spellStart"/>
+      <w:r>
+        <w:t>tcc</w:t>
+      </w:r>
+      <w:proofErr w:type="spellEnd"/>
+      <w:r>
+        <w:t>/</w:t>
+      </w:r>
+      <w:proofErr w:type="spellStart"/>
+      <w:r>
+        <w:t>index.php?cd</w:t>
+      </w:r>
+      <w:proofErr w:type="spellEnd"/>
+      <w:r>
+        <w:t>=6&amp;tcc=1955]. Acesso em: 02 de outubro de 2023.</w:t>
+      </w:r>
+    </w:p>
+    <w:p>
+      <w:pPr>
+        <w:pStyle w:val="TF-refernciasITEM"/>
+      </w:pPr>
+      <w:r>
+        <w:t xml:space="preserve">Chi-Wen Yang. </w:t>
+      </w:r>
+      <w:r>
+        <w:rPr>
+          <w:b/>
+          <w:bCs/>
+        </w:rPr>
+        <w:t xml:space="preserve">Trabalho correlato </w:t>
+      </w:r>
+      <w:proofErr w:type="gramStart"/>
+      <w:r>
+        <w:rPr>
+          <w:b/>
+          <w:bCs/>
+        </w:rPr>
+        <w:t>numero</w:t>
+      </w:r>
+      <w:proofErr w:type="gramEnd"/>
+      <w:r>
+        <w:rPr>
+          <w:b/>
+          <w:bCs/>
+        </w:rPr>
+        <w:t xml:space="preserve"> dois.</w:t>
       </w:r>
       <w:r>
         <w:t xml:space="preserve"> </w:t>
@@ -6111,7 +8009,15 @@
         <w:t>[</w:t>
       </w:r>
       <w:r>
-        <w:t>https://ieeexplore.ieee.org/abstract/document/7840349</w:t>
+        <w:t>https://ieeexplore.ieee.org/abstract/</w:t>
+      </w:r>
+      <w:proofErr w:type="spellStart"/>
+      <w:r>
+        <w:t>document</w:t>
+      </w:r>
+      <w:proofErr w:type="spellEnd"/>
+      <w:r>
+        <w:t>/7840349</w:t>
       </w:r>
       <w:r>
         <w:t xml:space="preserve">] </w:t>
@@ -6154,44 +8060,31 @@
           <w:b/>
           <w:bCs/>
         </w:rPr>
-        <w:t>Departamento Estadual de TRANsito (DETRAN), o Brasil é composto e regulamentado pela lei 9.503/97 – Código de Trânsito Brasileiro (CTB)</w:t>
-      </w:r>
-      <w:r>
-        <w:t>.</w:t>
-      </w:r>
-      <w:r>
-        <w:t xml:space="preserve"> DETRAN, Disponível em: [https://www.detran.ro.gov.br/institucional/legislacao-de-transito/#:~:text=O%20tr%C3%A2nsito%20brasileiro%20%C3%A9%20regulamentado,meio%20de%20Portarias%20e%20Decretos.]. Acesso em: 02 de outubro de 2023.</w:t>
-      </w:r>
-    </w:p>
-    <w:p>
-      <w:pPr>
-        <w:pStyle w:val="TF-refernciasITEM"/>
-      </w:pPr>
-      <w:r>
-        <w:t xml:space="preserve">Instituto Brasileiro de Geografia e Estatística (IBGE). </w:t>
-      </w:r>
+        <w:t xml:space="preserve">Departamento Estadual de </w:t>
+      </w:r>
+      <w:proofErr w:type="spellStart"/>
+      <w:proofErr w:type="gramStart"/>
       <w:r>
         <w:rPr>
           <w:b/>
           <w:bCs/>
         </w:rPr>
-        <w:t>O aumento constante no número de veículos nas estradas.</w:t>
-      </w:r>
+        <w:t>TRANsito</w:t>
+      </w:r>
+      <w:proofErr w:type="spellEnd"/>
+      <w:proofErr w:type="gramEnd"/>
       <w:r>
         <w:rPr>
           <w:b/>
           <w:bCs/>
         </w:rPr>
-        <w:t xml:space="preserve"> </w:t>
-      </w:r>
-      <w:r>
-        <w:t>[</w:t>
-      </w:r>
-      <w:r>
-        <w:t>2022</w:t>
-      </w:r>
-      <w:r>
-        <w:t>] Disponível em: [https://cidades.ibge.gov.br/brasil/pesquisa/22/28120]. Acesso em: 02 de outubro de 2023.</w:t>
+        <w:t xml:space="preserve"> (DETRAN), o Brasil é composto e regulamentado pela lei 9.503/97 – Código de Trânsito Brasileiro (CTB)</w:t>
+      </w:r>
+      <w:r>
+        <w:t>.</w:t>
+      </w:r>
+      <w:r>
+        <w:t xml:space="preserve"> DETRAN, Disponível em: [https://www.detran.ro.gov.br/institucional/legislacao-de-transito/#:~:text=O%20tr%C3%A2nsito%20brasileiro%20%C3%A9%20regulamentado,meio%20de%20Portarias%20e%20Decretos.]. Acesso em: 02 de outubro de 2023.</w:t>
       </w:r>
     </w:p>
     <w:p>
@@ -6199,35 +8092,30 @@
         <w:pStyle w:val="TF-refernciasITEM"/>
       </w:pPr>
       <w:r>
-        <w:t xml:space="preserve">Observatório Nac. de Segurança Viária (ONSV). </w:t>
+        <w:t xml:space="preserve">Instituto Brasileiro de Geografia e Estatística (IBGE). </w:t>
       </w:r>
       <w:r>
         <w:rPr>
           <w:b/>
           <w:bCs/>
         </w:rPr>
-        <w:t>somente no ano de 2021 tivemos 33.801 óbitos.</w:t>
-      </w:r>
-      <w:r>
-        <w:t xml:space="preserve"> [2023]. ONSV. Disponível em: [https://www.onsv.org.br/comunicacao/brasil-tem-aumento-de-mortes-no-transito-em-2021]. Acesso em: 02 de outubro de 2023.</w:t>
-      </w:r>
-    </w:p>
-    <w:p>
-      <w:pPr>
-        <w:pStyle w:val="TF-refernciasITEM"/>
-      </w:pPr>
-      <w:r>
-        <w:t xml:space="preserve">Observatório Nac. de Segurança Viária (ONSV). </w:t>
+        <w:t>O aumento constante no número de veículos nas estradas.</w:t>
       </w:r>
       <w:r>
         <w:rPr>
           <w:b/>
           <w:bCs/>
         </w:rPr>
-        <w:t>um crescimento significativo em relação a 2020, que também de acordo com a ONSV, tivemos 32.716 óbitos.</w:t>
-      </w:r>
-      <w:r>
-        <w:t xml:space="preserve"> [2022]. ONSV. Disponível em: [https://www.onsv.org.br/comunicacao/materias/cresce-o-numero-de-mortes-no-transito-em-2020]. Acesso em: 02 de outubro de 2023.</w:t>
+        <w:t xml:space="preserve"> </w:t>
+      </w:r>
+      <w:r>
+        <w:t>[</w:t>
+      </w:r>
+      <w:r>
+        <w:t>2022</w:t>
+      </w:r>
+      <w:r>
+        <w:t>] Disponível em: [https://cidades.ibge.gov.br/brasil/pesquisa/22/28120]. Acesso em: 02 de outubro de 2023.</w:t>
       </w:r>
     </w:p>
     <w:p>
@@ -6235,20 +8123,17 @@
         <w:pStyle w:val="TF-refernciasITEM"/>
       </w:pPr>
       <w:r>
-        <w:t xml:space="preserve">Serviço Brasileiro de Apio ás Micro e Pequenas Empresas (SEBRAE). </w:t>
+        <w:t xml:space="preserve">Observatório Nac. de Segurança Viária (ONSV). </w:t>
       </w:r>
       <w:r>
         <w:rPr>
           <w:b/>
           <w:bCs/>
         </w:rPr>
-        <w:t>De acordo com a o SErviço BRAsileiro de Apoio ás micro e pequenas Empresa (SEBRAE) a realidade aumenta(RA) “mistura o virtual com o real, fazendo com que o usuário, por meio de dispositivos eletrônicos, perceba objetos virtuais no contexto real.” e também afirma que o uso da mesma já é presente em diferentes áreas da ciência e da tecnologia.</w:t>
-      </w:r>
-      <w:r>
-        <w:t xml:space="preserve"> </w:t>
-      </w:r>
-      <w:r>
-        <w:t>[2023]. Disponível em: [https://sebrae.com.br/sites/PortalSebrae/artigos/o-que-e-realidade-aumentada-e-realidade-virtual,9da08ec38f685810VgnVCM100000d701210aRCRD#:~:text=A%20realidade%20virtual%20(RV)%20permite,objetos%20virtuais%20no%20contexto%20real.]. Acesso em: 02 de outubro de 2023.</w:t>
+        <w:t>somente no ano de 2021 tivemos 33.801 óbitos.</w:t>
+      </w:r>
+      <w:r>
+        <w:t xml:space="preserve"> [2023]. ONSV. Disponível em: [https://www.onsv.org.br/comunicacao/brasil-tem-aumento-de-mortes-no-transito-em-2021]. Acesso em: 02 de outubro de 2023.</w:t>
       </w:r>
     </w:p>
     <w:p>
@@ -6256,17 +8141,17 @@
         <w:pStyle w:val="TF-refernciasITEM"/>
       </w:pPr>
       <w:r>
-        <w:t xml:space="preserve">SOARES, Roberta. </w:t>
+        <w:t xml:space="preserve">Observatório Nac. de Segurança Viária (ONSV). </w:t>
       </w:r>
       <w:r>
         <w:rPr>
           <w:b/>
           <w:bCs/>
         </w:rPr>
-        <w:t>O trânsito urbano é um aspecto da sociedade que afeta milhões de pessoas.</w:t>
-      </w:r>
-      <w:r>
-        <w:t xml:space="preserve"> [2022]. Disponível em: [https://jc.ne10.uol.com.br/colunas/mobilidade/2022/03/14962697-transito-faz-mal-a-saude-fisica-e-mental.html#:~:text=Perde%20tempo%20de%20lazer%2C%20de,Medicina%20do%20Tr%C3%A1fego%20(Ammetra).] Aceso em: 02 out. 2023.</w:t>
+        <w:t>um crescimento significativo em relação a 2020, que também de acordo com a ONSV, tivemos 32.716 óbitos.</w:t>
+      </w:r>
+      <w:r>
+        <w:t xml:space="preserve"> [2022]. ONSV. Disponível em: [https://www.onsv.org.br/comunicacao/materias/cresce-o-numero-de-mortes-no-transito-em-2020]. Acesso em: 02 de outubro de 2023.</w:t>
       </w:r>
     </w:p>
     <w:p>
@@ -6274,14 +8159,133 @@
         <w:pStyle w:val="TF-refernciasITEM"/>
       </w:pPr>
       <w:r>
-        <w:t>SOUZA, Danilo. Coruja Informa</w:t>
+        <w:t xml:space="preserve">Serviço Brasileiro de </w:t>
+      </w:r>
+      <w:proofErr w:type="spellStart"/>
+      <w:r>
+        <w:t>Apio</w:t>
+      </w:r>
+      <w:proofErr w:type="spellEnd"/>
+      <w:r>
+        <w:t xml:space="preserve"> </w:t>
+      </w:r>
+      <w:proofErr w:type="gramStart"/>
+      <w:r>
+        <w:t>ás</w:t>
+      </w:r>
+      <w:proofErr w:type="gramEnd"/>
+      <w:r>
+        <w:t xml:space="preserve"> Micro e Pequenas Empresas (SEBRAE). </w:t>
       </w:r>
       <w:r>
         <w:rPr>
           <w:b/>
           <w:bCs/>
         </w:rPr>
-        <w:t>. jornalista Danilo Souza, colunista do jornal informativo da Universidade São Paulo (USP) “Coruja informática” o primeiro jogo de simulação foi feito em 1947, por Thomas T. Goldsmith Jr. E Estle Ray Mann e se tratava de algo simples, com alguns botões e simulava um míssil sendo lançado em um alvo</w:t>
+        <w:t xml:space="preserve">De acordo com a o </w:t>
+      </w:r>
+      <w:proofErr w:type="spellStart"/>
+      <w:r>
+        <w:rPr>
+          <w:b/>
+          <w:bCs/>
+        </w:rPr>
+        <w:t>SErviço</w:t>
+      </w:r>
+      <w:proofErr w:type="spellEnd"/>
+      <w:r>
+        <w:rPr>
+          <w:b/>
+          <w:bCs/>
+        </w:rPr>
+        <w:t xml:space="preserve"> </w:t>
+      </w:r>
+      <w:proofErr w:type="spellStart"/>
+      <w:r>
+        <w:rPr>
+          <w:b/>
+          <w:bCs/>
+        </w:rPr>
+        <w:t>BRAsileiro</w:t>
+      </w:r>
+      <w:proofErr w:type="spellEnd"/>
+      <w:r>
+        <w:rPr>
+          <w:b/>
+          <w:bCs/>
+        </w:rPr>
+        <w:t xml:space="preserve"> de Apoio ás micro e pequenas Empresa (SEBRAE) a realidade </w:t>
+      </w:r>
+      <w:proofErr w:type="gramStart"/>
+      <w:r>
+        <w:rPr>
+          <w:b/>
+          <w:bCs/>
+        </w:rPr>
+        <w:t>aumenta(</w:t>
+      </w:r>
+      <w:proofErr w:type="gramEnd"/>
+      <w:r>
+        <w:rPr>
+          <w:b/>
+          <w:bCs/>
+        </w:rPr>
+        <w:t>RA) “mistura o virtual com o real, fazendo com que o usuário, por meio de dispositivos eletrônicos, perceba objetos virtuais no contexto real.” e também afirma que o uso da mesma já é presente em diferentes áreas da ciência e da tecnologia.</w:t>
+      </w:r>
+      <w:r>
+        <w:t xml:space="preserve"> </w:t>
+      </w:r>
+      <w:r>
+        <w:t>[2023]. Disponível em: [https://sebrae.com.br/sites/PortalSebrae/artigos/o-que-e-realidade-aumentada-e-realidade-virtual,9da08ec38f685810VgnVCM100000d701210aRCRD#:~:text=A%20realidade%20virtual%20(RV)%20permite,objetos%20virtuais%20no%20contexto%20real.]. Acesso em: 02 de outubro de 2023.</w:t>
+      </w:r>
+    </w:p>
+    <w:p>
+      <w:pPr>
+        <w:pStyle w:val="TF-refernciasITEM"/>
+      </w:pPr>
+      <w:r>
+        <w:t xml:space="preserve">SOARES, Roberta. </w:t>
+      </w:r>
+      <w:r>
+        <w:rPr>
+          <w:b/>
+          <w:bCs/>
+        </w:rPr>
+        <w:t>O trânsito urbano é um aspecto da sociedade que afeta milhões de pessoas.</w:t>
+      </w:r>
+      <w:r>
+        <w:t xml:space="preserve"> [2022]. Disponível em: [https://jc.ne10.uol.com.br/colunas/mobilidade/2022/03/14962697-transito-faz-mal-a-saude-fisica-e-mental.html#:~:text=Perde%20tempo%20de%20lazer%2C%20de,Medicina%20do%20Tr%C3%A1fego%20(Ammetra).] Aceso em: 02 out. 2023.</w:t>
+      </w:r>
+    </w:p>
+    <w:p>
+      <w:pPr>
+        <w:pStyle w:val="TF-refernciasITEM"/>
+      </w:pPr>
+      <w:r>
+        <w:t>SOUZA, Danilo. Coruja Informa</w:t>
+      </w:r>
+      <w:r>
+        <w:rPr>
+          <w:b/>
+          <w:bCs/>
+        </w:rPr>
+        <w:t xml:space="preserve">. jornalista Danilo Souza, colunista do jornal informativo da Universidade São Paulo (USP) “Coruja informática” o primeiro jogo de simulação foi feito em 1947, por Thomas T. Goldsmith Jr. E </w:t>
+      </w:r>
+      <w:proofErr w:type="spellStart"/>
+      <w:r>
+        <w:rPr>
+          <w:b/>
+          <w:bCs/>
+        </w:rPr>
+        <w:t>Estle</w:t>
+      </w:r>
+      <w:proofErr w:type="spellEnd"/>
+      <w:r>
+        <w:rPr>
+          <w:b/>
+          <w:bCs/>
+        </w:rPr>
+        <w:t xml:space="preserve"> Ray Mann e se tratava de algo simples, com alguns botões e simulava um míssil sendo lançado em um alvo</w:t>
       </w:r>
       <w:r>
         <w:t>. São Paulo. [2013] Disponível em: [http://www.each.usp.br/petsi/jornal/?p=539#:~:text=O%20primeiro%20jogo%20de%20simula%C3%A7%C3%A7%C3%A3o%20de%20realidade%20virtual%20foi%20criado%20em%201962%20por%20Ivan%20Sutherland#]. Acesso em: 02 de outubro de 2023.</w:t>
@@ -6318,10 +8322,10 @@
       </w:pPr>
     </w:p>
     <w:sectPr>
-      <w:headerReference w:type="default" r:id="rId14"/>
-      <w:footerReference w:type="even" r:id="rId15"/>
-      <w:footerReference w:type="default" r:id="rId16"/>
-      <w:headerReference w:type="first" r:id="rId17"/>
+      <w:headerReference w:type="default" r:id="rId18"/>
+      <w:footerReference w:type="even" r:id="rId19"/>
+      <w:footerReference w:type="default" r:id="rId20"/>
+      <w:headerReference w:type="first" r:id="rId21"/>
       <w:pgSz w:w="11901" w:h="16817" w:code="9"/>
       <w:pgMar w:top="1134" w:right="1134" w:bottom="1134" w:left="1701" w:header="720" w:footer="720" w:gutter="0"/>
       <w:pgNumType w:start="1"/>
@@ -6330,6 +8334,1785 @@
     </w:sectPr>
   </w:body>
 </w:document>
+</file>
+
+<file path=word/comments.xml><?xml version="1.0" encoding="utf-8"?>
+<w:comments xmlns:wpc="http://schemas.microsoft.com/office/word/2010/wordprocessingCanvas" xmlns:cx="http://schemas.microsoft.com/office/drawing/2014/chartex" xmlns:cx1="http://schemas.microsoft.com/office/drawing/2015/9/8/chartex" xmlns:cx2="http://schemas.microsoft.com/office/drawing/2015/10/21/chartex" xmlns:cx3="http://schemas.microsoft.com/office/drawing/2016/5/9/chartex" xmlns:cx4="http://schemas.microsoft.com/office/drawing/2016/5/10/chartex" xmlns:cx5="http://schemas.microsoft.com/office/drawing/2016/5/11/chartex" xmlns:cx6="http://schemas.microsoft.com/office/drawing/2016/5/12/chartex" xmlns:cx7="http://schemas.microsoft.com/office/drawing/2016/5/13/chartex" xmlns:cx8="http://schemas.microsoft.com/office/drawing/2016/5/14/chartex" xmlns:mc="http://schemas.openxmlformats.org/markup-compatibility/2006" xmlns:aink="http://schemas.microsoft.com/office/drawing/2016/ink" xmlns:am3d="http://schemas.microsoft.com/office/drawing/2017/model3d" xmlns:o="urn:schemas-microsoft-com:office:office" xmlns:oel="http://schemas.microsoft.com/office/2019/extlst" xmlns:r="http://schemas.openxmlformats.org/officeDocument/2006/relationships" xmlns:m="http://schemas.openxmlformats.org/officeDocument/2006/math" xmlns:v="urn:schemas-microsoft-com:vml" xmlns:wp14="http://schemas.microsoft.com/office/word/2010/wordprocessingDrawing" xmlns:wp="http://schemas.openxmlformats.org/drawingml/2006/wordprocessingDrawing" xmlns:w10="urn:schemas-microsoft-com:office:word" xmlns:w="http://schemas.openxmlformats.org/wordprocessingml/2006/main" xmlns:w14="http://schemas.microsoft.com/office/word/2010/wordml" xmlns:w15="http://schemas.microsoft.com/office/word/2012/wordml" xmlns:w16cex="http://schemas.microsoft.com/office/word/2018/wordml/cex" xmlns:w16cid="http://schemas.microsoft.com/office/word/2016/wordml/cid" xmlns:w16="http://schemas.microsoft.com/office/word/2018/wordml" xmlns:w16sdtdh="http://schemas.microsoft.com/office/word/2020/wordml/sdtdatahash" xmlns:w16se="http://schemas.microsoft.com/office/word/2015/wordml/symex" xmlns:wpg="http://schemas.microsoft.com/office/word/2010/wordprocessingGroup" xmlns:wpi="http://schemas.microsoft.com/office/word/2010/wordprocessingInk" xmlns:wne="http://schemas.microsoft.com/office/word/2006/wordml" xmlns:wps="http://schemas.microsoft.com/office/word/2010/wordprocessingShape" mc:Ignorable="w14 w15 w16se w16cid w16 w16cex w16sdtdh wp14">
+  <w:comment w:id="10" w:author="Dalton Solano dos Reis" w:date="2023-10-11T10:31:00Z" w:initials="DSdR">
+    <w:p>
+      <w:r>
+        <w:rPr>
+          <w:rStyle w:val="Refdecomentrio"/>
+        </w:rPr>
+        <w:annotationRef/>
+      </w:r>
+      <w:r>
+        <w:rPr>
+          <w:color w:val="000000"/>
+          <w:sz w:val="20"/>
+          <w:szCs w:val="20"/>
+        </w:rPr>
+        <w:t>Seria VDR ou VDS?</w:t>
+      </w:r>
+    </w:p>
+  </w:comment>
+  <w:comment w:id="15" w:author="Dalton Solano dos Reis" w:date="2023-10-11T11:01:00Z" w:initials="DSdR">
+    <w:p>
+      <w:r>
+        <w:rPr>
+          <w:rStyle w:val="Refdecomentrio"/>
+        </w:rPr>
+        <w:annotationRef/>
+      </w:r>
+      <w:r>
+        <w:rPr>
+          <w:color w:val="000000"/>
+          <w:sz w:val="20"/>
+          <w:szCs w:val="20"/>
+        </w:rPr>
+        <w:t xml:space="preserve">ATENÇÃO: </w:t>
+      </w:r>
+    </w:p>
+    <w:p>
+      <w:r>
+        <w:rPr>
+          <w:color w:val="000000"/>
+          <w:sz w:val="20"/>
+          <w:szCs w:val="20"/>
+        </w:rPr>
+        <w:t>Se for manter os objetivos como …</w:t>
+      </w:r>
+    </w:p>
+    <w:p>
+      <w:r>
+        <w:rPr>
+          <w:sz w:val="20"/>
+          <w:szCs w:val="20"/>
+        </w:rPr>
+        <w:t>Objetivo principal: simulador</w:t>
+      </w:r>
+    </w:p>
+    <w:p>
+      <w:r>
+        <w:rPr>
+          <w:sz w:val="20"/>
+          <w:szCs w:val="20"/>
+        </w:rPr>
+        <w:t>Objetivo específico:</w:t>
+      </w:r>
+    </w:p>
+    <w:p>
+      <w:r>
+        <w:rPr>
+          <w:sz w:val="20"/>
+          <w:szCs w:val="20"/>
+        </w:rPr>
+        <w:t>gamificação</w:t>
+      </w:r>
+    </w:p>
+    <w:p>
+      <w:r>
+        <w:rPr>
+          <w:sz w:val="20"/>
+          <w:szCs w:val="20"/>
+        </w:rPr>
+        <w:t>multijogador</w:t>
+      </w:r>
+    </w:p>
+    <w:p>
+      <w:r>
+        <w:rPr>
+          <w:sz w:val="20"/>
+          <w:szCs w:val="20"/>
+        </w:rPr>
+        <w:t>realidade virtual aumentada</w:t>
+      </w:r>
+    </w:p>
+    <w:p/>
+    <w:p>
+      <w:r>
+        <w:rPr>
+          <w:sz w:val="20"/>
+          <w:szCs w:val="20"/>
+        </w:rPr>
+        <w:t xml:space="preserve">Estes assuntos devem aparecer na Introdução .. </w:t>
+      </w:r>
+    </w:p>
+    <w:p>
+      <w:r>
+        <w:rPr>
+          <w:sz w:val="20"/>
+          <w:szCs w:val="20"/>
+        </w:rPr>
+        <w:t>Na sua Introdução já tem</w:t>
+      </w:r>
+    </w:p>
+    <w:p>
+      <w:r>
+        <w:rPr>
+          <w:sz w:val="20"/>
+          <w:szCs w:val="20"/>
+        </w:rPr>
+        <w:t>Trânsito</w:t>
+      </w:r>
+    </w:p>
+    <w:p>
+      <w:r>
+        <w:rPr>
+          <w:sz w:val="20"/>
+          <w:szCs w:val="20"/>
+        </w:rPr>
+        <w:t>Simulador</w:t>
+      </w:r>
+    </w:p>
+    <w:p/>
+    <w:p>
+      <w:r>
+        <w:rPr>
+          <w:sz w:val="20"/>
+          <w:szCs w:val="20"/>
+        </w:rPr>
+        <w:t>Falta …</w:t>
+      </w:r>
+    </w:p>
+    <w:p>
+      <w:r>
+        <w:rPr>
+          <w:sz w:val="20"/>
+          <w:szCs w:val="20"/>
+        </w:rPr>
+        <w:t>gamificação</w:t>
+      </w:r>
+    </w:p>
+    <w:p>
+      <w:r>
+        <w:rPr>
+          <w:sz w:val="20"/>
+          <w:szCs w:val="20"/>
+        </w:rPr>
+        <w:t>multijogador</w:t>
+      </w:r>
+    </w:p>
+    <w:p>
+      <w:r>
+        <w:rPr>
+          <w:sz w:val="20"/>
+          <w:szCs w:val="20"/>
+        </w:rPr>
+        <w:t>realidade virtual aumentada</w:t>
+      </w:r>
+    </w:p>
+    <w:p/>
+    <w:p>
+      <w:r>
+        <w:rPr>
+          <w:sz w:val="20"/>
+          <w:szCs w:val="20"/>
+        </w:rPr>
+        <w:t>E precisa criar um “elo” entre os assunto.</w:t>
+      </w:r>
+    </w:p>
+  </w:comment>
+  <w:comment w:id="16" w:author="Dalton Solano dos Reis" w:date="2023-10-11T10:37:00Z" w:initials="DSdR">
+    <w:p>
+      <w:r>
+        <w:rPr>
+          <w:rStyle w:val="Refdecomentrio"/>
+        </w:rPr>
+        <w:annotationRef/>
+      </w:r>
+      <w:r>
+        <w:rPr>
+          <w:color w:val="000000"/>
+          <w:sz w:val="20"/>
+          <w:szCs w:val="20"/>
+        </w:rPr>
+        <w:t>Frases com afirmações sem usar citações para referências bibliográficas.</w:t>
+      </w:r>
+    </w:p>
+  </w:comment>
+  <w:comment w:id="31" w:author="Dalton Solano dos Reis" w:date="2023-10-11T10:42:00Z" w:initials="DSdR">
+    <w:p>
+      <w:r>
+        <w:rPr>
+          <w:rStyle w:val="Refdecomentrio"/>
+        </w:rPr>
+        <w:annotationRef/>
+      </w:r>
+      <w:r>
+        <w:rPr>
+          <w:color w:val="000000"/>
+          <w:sz w:val="20"/>
+          <w:szCs w:val="20"/>
+        </w:rPr>
+        <w:t>Colocar uma citação para uma referência bibliográfica para “Entrevista”.</w:t>
+      </w:r>
+    </w:p>
+  </w:comment>
+  <w:comment w:id="42" w:author="Dalton Solano dos Reis" w:date="2023-10-11T11:02:00Z" w:initials="DSdR">
+    <w:p>
+      <w:r>
+        <w:rPr>
+          <w:rStyle w:val="Refdecomentrio"/>
+        </w:rPr>
+        <w:annotationRef/>
+      </w:r>
+      <w:r>
+        <w:rPr>
+          <w:color w:val="000000"/>
+          <w:sz w:val="20"/>
+          <w:szCs w:val="20"/>
+        </w:rPr>
+        <w:t>Aqui descrever os assuntos que faltam.</w:t>
+      </w:r>
+    </w:p>
+  </w:comment>
+  <w:comment w:id="43" w:author="Dalton Solano dos Reis" w:date="2023-10-11T11:52:00Z" w:initials="DSdR">
+    <w:p>
+      <w:r>
+        <w:rPr>
+          <w:rStyle w:val="Refdecomentrio"/>
+        </w:rPr>
+        <w:annotationRef/>
+      </w:r>
+      <w:r>
+        <w:rPr>
+          <w:color w:val="000000"/>
+          <w:sz w:val="20"/>
+          <w:szCs w:val="20"/>
+        </w:rPr>
+        <w:t>Padronizar .. tem hora que diz que vai ser um aplicativo, software, etc.</w:t>
+      </w:r>
+    </w:p>
+    <w:p>
+      <w:r>
+        <w:rPr>
+          <w:color w:val="000000"/>
+          <w:sz w:val="20"/>
+          <w:szCs w:val="20"/>
+        </w:rPr>
+        <w:t>Revisar todo o texto e padronizar.</w:t>
+      </w:r>
+    </w:p>
+  </w:comment>
+  <w:comment w:id="60" w:author="Dalton Solano dos Reis" w:date="2023-10-11T10:49:00Z" w:initials="DSdR">
+    <w:p>
+      <w:r>
+        <w:rPr>
+          <w:rStyle w:val="Refdecomentrio"/>
+        </w:rPr>
+        <w:annotationRef/>
+      </w:r>
+      <w:r>
+        <w:rPr>
+          <w:color w:val="000000"/>
+          <w:sz w:val="20"/>
+          <w:szCs w:val="20"/>
+        </w:rPr>
+        <w:t>Remover daqui, usar em requisitos.</w:t>
+      </w:r>
+    </w:p>
+  </w:comment>
+  <w:comment w:id="62" w:author="Dalton Solano dos Reis" w:date="2023-10-11T10:47:00Z" w:initials="DSdR">
+    <w:p>
+      <w:r>
+        <w:rPr>
+          <w:rStyle w:val="Refdecomentrio"/>
+        </w:rPr>
+        <w:annotationRef/>
+      </w:r>
+      <w:r>
+        <w:rPr>
+          <w:color w:val="000000"/>
+          <w:sz w:val="20"/>
+          <w:szCs w:val="20"/>
+        </w:rPr>
+        <w:t>Remover texto daqui e usar lá na seção de justificativa.</w:t>
+      </w:r>
+    </w:p>
+  </w:comment>
+  <w:comment w:id="78" w:author="Dalton Solano dos Reis" w:date="2023-10-11T10:54:00Z" w:initials="DSdR">
+    <w:p>
+      <w:r>
+        <w:rPr>
+          <w:rStyle w:val="Refdecomentrio"/>
+        </w:rPr>
+        <w:annotationRef/>
+      </w:r>
+      <w:r>
+        <w:rPr>
+          <w:sz w:val="20"/>
+          <w:szCs w:val="20"/>
+        </w:rPr>
+        <w:t>Opsss, precisa refazer a escrita do objetivo principal e específicos. Está fora do formato, e não é assim que deve aparecer o conteúdo descrito.</w:t>
+      </w:r>
+      <w:r>
+        <w:rPr>
+          <w:sz w:val="20"/>
+          <w:szCs w:val="20"/>
+        </w:rPr>
+        <w:cr/>
+        <w:t>Tem uma mistura de objetivos específicos com requisitos.</w:t>
+      </w:r>
+    </w:p>
+    <w:p/>
+    <w:p>
+      <w:r>
+        <w:rPr>
+          <w:sz w:val="20"/>
+          <w:szCs w:val="20"/>
+        </w:rPr>
+        <w:t>Precisas ser “objetivo” e descrever em frases curtas os pontos chave do seu projeto.</w:t>
+      </w:r>
+    </w:p>
+    <w:p>
+      <w:r>
+        <w:rPr>
+          <w:sz w:val="20"/>
+          <w:szCs w:val="20"/>
+        </w:rPr>
+        <w:t>Objetivo principal: simulador</w:t>
+      </w:r>
+    </w:p>
+    <w:p>
+      <w:r>
+        <w:rPr>
+          <w:sz w:val="20"/>
+          <w:szCs w:val="20"/>
+        </w:rPr>
+        <w:t>Objetivo específico:</w:t>
+      </w:r>
+    </w:p>
+    <w:p>
+      <w:r>
+        <w:rPr>
+          <w:sz w:val="20"/>
+          <w:szCs w:val="20"/>
+        </w:rPr>
+        <w:t>gamificação</w:t>
+      </w:r>
+    </w:p>
+    <w:p>
+      <w:r>
+        <w:rPr>
+          <w:sz w:val="20"/>
+          <w:szCs w:val="20"/>
+        </w:rPr>
+        <w:t>multijogador</w:t>
+      </w:r>
+    </w:p>
+    <w:p>
+      <w:r>
+        <w:rPr>
+          <w:sz w:val="20"/>
+          <w:szCs w:val="20"/>
+        </w:rPr>
+        <w:t>realidade virtual aumentada</w:t>
+      </w:r>
+    </w:p>
+    <w:p/>
+    <w:p>
+      <w:r>
+        <w:rPr>
+          <w:sz w:val="20"/>
+          <w:szCs w:val="20"/>
+        </w:rPr>
+        <w:t xml:space="preserve">Atenção: estes assuntos devem aparecer na Introdução. </w:t>
+      </w:r>
+    </w:p>
+  </w:comment>
+  <w:comment w:id="79" w:author="Dalton Solano dos Reis" w:date="2023-10-11T11:03:00Z" w:initials="DSdR">
+    <w:p>
+      <w:r>
+        <w:rPr>
+          <w:rStyle w:val="Refdecomentrio"/>
+        </w:rPr>
+        <w:annotationRef/>
+      </w:r>
+      <w:r>
+        <w:rPr>
+          <w:color w:val="000000"/>
+          <w:sz w:val="20"/>
+          <w:szCs w:val="20"/>
+        </w:rPr>
+        <w:t>Estes textos são para requisitos.</w:t>
+      </w:r>
+    </w:p>
+  </w:comment>
+  <w:comment w:id="80" w:author="Dalton Solano dos Reis" w:date="2023-10-11T10:53:00Z" w:initials="DSdR">
+    <w:p>
+      <w:r>
+        <w:rPr>
+          <w:rStyle w:val="Refdecomentrio"/>
+        </w:rPr>
+        <w:annotationRef/>
+      </w:r>
+      <w:r>
+        <w:rPr>
+          <w:color w:val="000000"/>
+          <w:sz w:val="20"/>
+          <w:szCs w:val="20"/>
+        </w:rPr>
+        <w:t>Frase longa.</w:t>
+      </w:r>
+    </w:p>
+  </w:comment>
+  <w:comment w:id="83" w:author="Dalton Solano dos Reis" w:date="2023-10-11T11:03:00Z" w:initials="DSdR">
+    <w:p>
+      <w:r>
+        <w:rPr>
+          <w:rStyle w:val="Refdecomentrio"/>
+        </w:rPr>
+        <w:annotationRef/>
+      </w:r>
+      <w:r>
+        <w:rPr>
+          <w:color w:val="000000"/>
+          <w:sz w:val="20"/>
+          <w:szCs w:val="20"/>
+        </w:rPr>
+        <w:t>Não usar forma pessoal.</w:t>
+      </w:r>
+    </w:p>
+  </w:comment>
+  <w:comment w:id="84" w:author="Dalton Solano dos Reis" w:date="2023-10-11T11:03:00Z" w:initials="DSdR">
+    <w:p>
+      <w:r>
+        <w:rPr>
+          <w:rStyle w:val="Refdecomentrio"/>
+        </w:rPr>
+        <w:annotationRef/>
+      </w:r>
+      <w:r>
+        <w:rPr>
+          <w:color w:val="000000"/>
+          <w:sz w:val="20"/>
+          <w:szCs w:val="20"/>
+        </w:rPr>
+        <w:t>Cuidado com o uso da vírgula.</w:t>
+      </w:r>
+    </w:p>
+  </w:comment>
+  <w:comment w:id="85" w:author="Dalton Solano dos Reis" w:date="2023-10-11T11:06:00Z" w:initials="DSdR">
+    <w:p>
+      <w:r>
+        <w:rPr>
+          <w:rStyle w:val="Refdecomentrio"/>
+        </w:rPr>
+        <w:annotationRef/>
+      </w:r>
+      <w:r>
+        <w:rPr>
+          <w:color w:val="000000"/>
+          <w:sz w:val="20"/>
+          <w:szCs w:val="20"/>
+        </w:rPr>
+        <w:t>Arrumar … Usar três frases, uma para cada trabalho. Não colocar o nome dos autores, usar citações para as referências bibliográficas. Ver exemplos em outros projetos.</w:t>
+      </w:r>
+    </w:p>
+  </w:comment>
+  <w:comment w:id="86" w:author="Dalton Solano dos Reis" w:date="2023-10-11T11:11:00Z" w:initials="DSdR">
+    <w:p>
+      <w:r>
+        <w:rPr>
+          <w:rStyle w:val="Refdecomentrio"/>
+        </w:rPr>
+        <w:annotationRef/>
+      </w:r>
+      <w:r>
+        <w:rPr>
+          <w:color w:val="000000"/>
+          <w:sz w:val="20"/>
+          <w:szCs w:val="20"/>
+        </w:rPr>
+        <w:t>Descrever  um pouco mais este trabalho.</w:t>
+      </w:r>
+    </w:p>
+  </w:comment>
+  <w:comment w:id="87" w:author="Dalton Solano dos Reis" w:date="2023-10-11T11:22:00Z" w:initials="DSdR">
+    <w:p>
+      <w:r>
+        <w:rPr>
+          <w:rStyle w:val="Refdecomentrio"/>
+        </w:rPr>
+        <w:annotationRef/>
+      </w:r>
+      <w:r>
+        <w:rPr>
+          <w:color w:val="000000"/>
+          <w:sz w:val="20"/>
+          <w:szCs w:val="20"/>
+        </w:rPr>
+        <w:t>Usar citações para referência bibliográfica na descrição deste trabalho correlato.</w:t>
+      </w:r>
+    </w:p>
+  </w:comment>
+  <w:comment w:id="88" w:author="Dalton Solano dos Reis" w:date="2023-10-11T11:06:00Z" w:initials="DSdR">
+    <w:p>
+      <w:r>
+        <w:rPr>
+          <w:rStyle w:val="Refdecomentrio"/>
+        </w:rPr>
+        <w:annotationRef/>
+      </w:r>
+      <w:r>
+        <w:rPr>
+          <w:color w:val="000000"/>
+          <w:sz w:val="20"/>
+          <w:szCs w:val="20"/>
+        </w:rPr>
+        <w:t>Formatação errada.</w:t>
+      </w:r>
+    </w:p>
+  </w:comment>
+  <w:comment w:id="90" w:author="Dalton Solano dos Reis" w:date="2023-10-11T11:08:00Z" w:initials="DSdR">
+    <w:p>
+      <w:r>
+        <w:rPr>
+          <w:rStyle w:val="Refdecomentrio"/>
+        </w:rPr>
+        <w:annotationRef/>
+      </w:r>
+      <w:r>
+        <w:rPr>
+          <w:color w:val="000000"/>
+          <w:sz w:val="20"/>
+          <w:szCs w:val="20"/>
+        </w:rPr>
+        <w:t>Parágrafos devem ter no mínimo 3 frases.</w:t>
+      </w:r>
+    </w:p>
+  </w:comment>
+  <w:comment w:id="92" w:author="Dalton Solano dos Reis" w:date="2023-10-11T11:08:00Z" w:initials="DSdR">
+    <w:p>
+      <w:r>
+        <w:rPr>
+          <w:rStyle w:val="Refdecomentrio"/>
+        </w:rPr>
+        <w:annotationRef/>
+      </w:r>
+      <w:r>
+        <w:rPr>
+          <w:color w:val="000000"/>
+          <w:sz w:val="20"/>
+          <w:szCs w:val="20"/>
+        </w:rPr>
+        <w:t>Figura não é citada no texto.</w:t>
+      </w:r>
+    </w:p>
+  </w:comment>
+  <w:comment w:id="93" w:author="Dalton Solano dos Reis" w:date="2023-10-11T11:09:00Z" w:initials="DSdR">
+    <w:p>
+      <w:r>
+        <w:rPr>
+          <w:rStyle w:val="Refdecomentrio"/>
+        </w:rPr>
+        <w:annotationRef/>
+      </w:r>
+      <w:r>
+        <w:rPr>
+          <w:color w:val="000000"/>
+          <w:sz w:val="20"/>
+          <w:szCs w:val="20"/>
+        </w:rPr>
+        <w:t>Precisa também explicar o conteúdo da figura no texto.</w:t>
+      </w:r>
+    </w:p>
+  </w:comment>
+  <w:comment w:id="94" w:author="Dalton Solano dos Reis" w:date="2023-10-11T11:26:00Z" w:initials="DSdR">
+    <w:p>
+      <w:r>
+        <w:rPr>
+          <w:rStyle w:val="Refdecomentrio"/>
+        </w:rPr>
+        <w:annotationRef/>
+      </w:r>
+      <w:r>
+        <w:rPr>
+          <w:color w:val="000000"/>
+          <w:sz w:val="20"/>
+          <w:szCs w:val="20"/>
+        </w:rPr>
+        <w:t>Opss, texto legenda não descreve o que aparece na figura.</w:t>
+      </w:r>
+    </w:p>
+  </w:comment>
+  <w:comment w:id="95" w:author="Dalton Solano dos Reis" w:date="2023-10-11T11:08:00Z" w:initials="DSdR">
+    <w:p>
+      <w:r>
+        <w:rPr>
+          <w:rStyle w:val="Refdecomentrio"/>
+        </w:rPr>
+        <w:annotationRef/>
+      </w:r>
+      <w:r>
+        <w:rPr>
+          <w:color w:val="000000"/>
+          <w:sz w:val="20"/>
+          <w:szCs w:val="20"/>
+        </w:rPr>
+        <w:t>Formato errado para citação na fonte.</w:t>
+      </w:r>
+    </w:p>
+  </w:comment>
+  <w:comment w:id="96" w:author="Dalton Solano dos Reis" w:date="2023-10-11T11:09:00Z" w:initials="DSdR">
+    <w:p>
+      <w:r>
+        <w:rPr>
+          <w:rStyle w:val="Refdecomentrio"/>
+        </w:rPr>
+        <w:annotationRef/>
+      </w:r>
+      <w:r>
+        <w:rPr>
+          <w:color w:val="000000"/>
+          <w:sz w:val="20"/>
+          <w:szCs w:val="20"/>
+        </w:rPr>
+        <w:t>Frase termina com ponto final.</w:t>
+      </w:r>
+    </w:p>
+  </w:comment>
+  <w:comment w:id="101" w:author="Dalton Solano dos Reis" w:date="2023-10-11T11:21:00Z" w:initials="DSdR">
+    <w:p>
+      <w:r>
+        <w:rPr>
+          <w:rStyle w:val="Refdecomentrio"/>
+        </w:rPr>
+        <w:annotationRef/>
+      </w:r>
+      <w:r>
+        <w:rPr>
+          <w:color w:val="000000"/>
+          <w:sz w:val="20"/>
+          <w:szCs w:val="20"/>
+        </w:rPr>
+        <w:t>Melhorar a descrição do trabalho. Descrever o conteúdo da figura.</w:t>
+      </w:r>
+    </w:p>
+  </w:comment>
+  <w:comment w:id="102" w:author="Dalton Solano dos Reis" w:date="2023-10-11T11:22:00Z" w:initials="DSdR">
+    <w:p>
+      <w:r>
+        <w:rPr>
+          <w:rStyle w:val="Refdecomentrio"/>
+        </w:rPr>
+        <w:annotationRef/>
+      </w:r>
+      <w:r>
+        <w:rPr>
+          <w:color w:val="000000"/>
+          <w:sz w:val="20"/>
+          <w:szCs w:val="20"/>
+        </w:rPr>
+        <w:t>Usar citações para referência bibliográfica na descrição deste trabalho correlato.</w:t>
+      </w:r>
+    </w:p>
+  </w:comment>
+  <w:comment w:id="114" w:author="Dalton Solano dos Reis" w:date="2023-10-11T11:15:00Z" w:initials="DSdR">
+    <w:p>
+      <w:r>
+        <w:rPr>
+          <w:rStyle w:val="Refdecomentrio"/>
+        </w:rPr>
+        <w:annotationRef/>
+      </w:r>
+      <w:r>
+        <w:rPr>
+          <w:color w:val="000000"/>
+          <w:sz w:val="20"/>
+          <w:szCs w:val="20"/>
+        </w:rPr>
+        <w:t>Formatação da legenda/figura/fonte errados.</w:t>
+      </w:r>
+    </w:p>
+    <w:p/>
+    <w:p>
+      <w:r>
+        <w:rPr>
+          <w:color w:val="000000"/>
+          <w:sz w:val="20"/>
+          <w:szCs w:val="20"/>
+        </w:rPr>
+        <w:t>Figura precisa ser citada e explicada no texto.</w:t>
+      </w:r>
+    </w:p>
+  </w:comment>
+  <w:comment w:id="115" w:author="Dalton Solano dos Reis" w:date="2023-10-11T11:26:00Z" w:initials="DSdR">
+    <w:p>
+      <w:r>
+        <w:rPr>
+          <w:rStyle w:val="Refdecomentrio"/>
+        </w:rPr>
+        <w:annotationRef/>
+      </w:r>
+      <w:r>
+        <w:rPr>
+          <w:color w:val="000000"/>
+          <w:sz w:val="20"/>
+          <w:szCs w:val="20"/>
+        </w:rPr>
+        <w:t>Opss, texto legenda não descreve o que aparece na figura.</w:t>
+      </w:r>
+    </w:p>
+  </w:comment>
+  <w:comment w:id="116" w:author="Dalton Solano dos Reis" w:date="2023-10-11T11:16:00Z" w:initials="DSdR">
+    <w:p>
+      <w:r>
+        <w:rPr>
+          <w:rStyle w:val="Refdecomentrio"/>
+        </w:rPr>
+        <w:annotationRef/>
+      </w:r>
+      <w:r>
+        <w:rPr>
+          <w:sz w:val="20"/>
+          <w:szCs w:val="20"/>
+        </w:rPr>
+        <w:t>Formato errado para citação na fonte.</w:t>
+      </w:r>
+    </w:p>
+    <w:p>
+      <w:r>
+        <w:rPr>
+          <w:sz w:val="20"/>
+          <w:szCs w:val="20"/>
+        </w:rPr>
+        <w:t>Frase termina com ponto final.</w:t>
+      </w:r>
+    </w:p>
+  </w:comment>
+  <w:comment w:id="117" w:author="Dalton Solano dos Reis" w:date="2023-10-11T11:16:00Z" w:initials="DSdR">
+    <w:p>
+      <w:r>
+        <w:rPr>
+          <w:rStyle w:val="Refdecomentrio"/>
+        </w:rPr>
+        <w:annotationRef/>
+      </w:r>
+      <w:r>
+        <w:rPr>
+          <w:color w:val="000000"/>
+          <w:sz w:val="20"/>
+          <w:szCs w:val="20"/>
+        </w:rPr>
+        <w:t>Sigla (ABNT) .. extenso seguido da sigla.</w:t>
+      </w:r>
+    </w:p>
+  </w:comment>
+  <w:comment w:id="119" w:author="Dalton Solano dos Reis" w:date="2023-10-11T11:18:00Z" w:initials="DSdR">
+    <w:p>
+      <w:r>
+        <w:rPr>
+          <w:rStyle w:val="Refdecomentrio"/>
+        </w:rPr>
+        <w:annotationRef/>
+      </w:r>
+      <w:r>
+        <w:rPr>
+          <w:sz w:val="20"/>
+          <w:szCs w:val="20"/>
+        </w:rPr>
+        <w:t>Confuso, “C#, C, Java Script” não são ferramentas, são linguagens de programação.</w:t>
+      </w:r>
+      <w:r>
+        <w:rPr>
+          <w:sz w:val="20"/>
+          <w:szCs w:val="20"/>
+        </w:rPr>
+        <w:cr/>
+        <w:t>Unity é um motor de jogos.</w:t>
+      </w:r>
+    </w:p>
+  </w:comment>
+  <w:comment w:id="121" w:author="Dalton Solano dos Reis" w:date="2023-10-11T11:20:00Z" w:initials="DSdR">
+    <w:p>
+      <w:r>
+        <w:rPr>
+          <w:rStyle w:val="Refdecomentrio"/>
+        </w:rPr>
+        <w:annotationRef/>
+      </w:r>
+      <w:r>
+        <w:rPr>
+          <w:color w:val="000000"/>
+          <w:sz w:val="20"/>
+          <w:szCs w:val="20"/>
+        </w:rPr>
+        <w:t>Frase longa.</w:t>
+      </w:r>
+    </w:p>
+  </w:comment>
+  <w:comment w:id="125" w:author="Dalton Solano dos Reis" w:date="2023-10-11T11:23:00Z" w:initials="DSdR">
+    <w:p>
+      <w:r>
+        <w:rPr>
+          <w:rStyle w:val="Refdecomentrio"/>
+        </w:rPr>
+        <w:annotationRef/>
+      </w:r>
+      <w:r>
+        <w:rPr>
+          <w:color w:val="000000"/>
+          <w:sz w:val="20"/>
+          <w:szCs w:val="20"/>
+        </w:rPr>
+        <w:t>Usar citações para referência bibliográfica na descrição deste trabalho correlato.</w:t>
+      </w:r>
+    </w:p>
+  </w:comment>
+  <w:comment w:id="126" w:author="Dalton Solano dos Reis" w:date="2023-10-11T11:28:00Z" w:initials="DSdR">
+    <w:p>
+      <w:r>
+        <w:rPr>
+          <w:rStyle w:val="Refdecomentrio"/>
+        </w:rPr>
+        <w:annotationRef/>
+      </w:r>
+      <w:r>
+        <w:rPr>
+          <w:sz w:val="20"/>
+          <w:szCs w:val="20"/>
+        </w:rPr>
+        <w:t>Melhorar a descrição do trabalho.</w:t>
+      </w:r>
+    </w:p>
+  </w:comment>
+  <w:comment w:id="130" w:author="Dalton Solano dos Reis" w:date="2023-10-11T11:25:00Z" w:initials="DSdR">
+    <w:p>
+      <w:r>
+        <w:rPr>
+          <w:rStyle w:val="Refdecomentrio"/>
+        </w:rPr>
+        <w:annotationRef/>
+      </w:r>
+      <w:r>
+        <w:rPr>
+          <w:color w:val="000000"/>
+          <w:sz w:val="20"/>
+          <w:szCs w:val="20"/>
+        </w:rPr>
+        <w:t>Arrumar frase.</w:t>
+      </w:r>
+    </w:p>
+  </w:comment>
+  <w:comment w:id="133" w:author="Dalton Solano dos Reis" w:date="2023-10-11T11:27:00Z" w:initials="DSdR">
+    <w:p>
+      <w:r>
+        <w:rPr>
+          <w:rStyle w:val="Refdecomentrio"/>
+        </w:rPr>
+        <w:annotationRef/>
+      </w:r>
+      <w:r>
+        <w:rPr>
+          <w:sz w:val="20"/>
+          <w:szCs w:val="20"/>
+        </w:rPr>
+        <w:t>Formatação da legenda/figura/fonte errados.</w:t>
+      </w:r>
+    </w:p>
+    <w:p/>
+    <w:p>
+      <w:r>
+        <w:rPr>
+          <w:sz w:val="20"/>
+          <w:szCs w:val="20"/>
+        </w:rPr>
+        <w:t>Figura precisa ser citada e explicada no texto.</w:t>
+      </w:r>
+    </w:p>
+  </w:comment>
+  <w:comment w:id="134" w:author="Dalton Solano dos Reis" w:date="2023-10-11T11:27:00Z" w:initials="DSdR">
+    <w:p>
+      <w:r>
+        <w:rPr>
+          <w:rStyle w:val="Refdecomentrio"/>
+        </w:rPr>
+        <w:annotationRef/>
+      </w:r>
+      <w:r>
+        <w:rPr>
+          <w:color w:val="000000"/>
+          <w:sz w:val="20"/>
+          <w:szCs w:val="20"/>
+        </w:rPr>
+        <w:t>Numeração da figura errada.</w:t>
+      </w:r>
+    </w:p>
+  </w:comment>
+  <w:comment w:id="135" w:author="Dalton Solano dos Reis" w:date="2023-10-11T11:26:00Z" w:initials="DSdR">
+    <w:p>
+      <w:r>
+        <w:rPr>
+          <w:rStyle w:val="Refdecomentrio"/>
+        </w:rPr>
+        <w:annotationRef/>
+      </w:r>
+      <w:r>
+        <w:rPr>
+          <w:color w:val="000000"/>
+          <w:sz w:val="20"/>
+          <w:szCs w:val="20"/>
+        </w:rPr>
+        <w:t>Opss, texto legenda não descreve o que aparece na figura.</w:t>
+      </w:r>
+    </w:p>
+  </w:comment>
+  <w:comment w:id="136" w:author="Dalton Solano dos Reis" w:date="2023-10-11T11:26:00Z" w:initials="DSdR">
+    <w:p>
+      <w:r>
+        <w:rPr>
+          <w:rStyle w:val="Refdecomentrio"/>
+        </w:rPr>
+        <w:annotationRef/>
+      </w:r>
+      <w:r>
+        <w:rPr>
+          <w:sz w:val="20"/>
+          <w:szCs w:val="20"/>
+        </w:rPr>
+        <w:t>Formato errado para citação na fonte.</w:t>
+      </w:r>
+    </w:p>
+    <w:p>
+      <w:r>
+        <w:rPr>
+          <w:sz w:val="20"/>
+          <w:szCs w:val="20"/>
+        </w:rPr>
+        <w:t>Frase termina com ponto final.</w:t>
+      </w:r>
+    </w:p>
+  </w:comment>
+  <w:comment w:id="137" w:author="Dalton Solano dos Reis" w:date="2023-10-11T11:28:00Z" w:initials="DSdR">
+    <w:p>
+      <w:r>
+        <w:rPr>
+          <w:rStyle w:val="Refdecomentrio"/>
+        </w:rPr>
+        <w:annotationRef/>
+      </w:r>
+      <w:r>
+        <w:rPr>
+          <w:color w:val="000000"/>
+          <w:sz w:val="20"/>
+          <w:szCs w:val="20"/>
+        </w:rPr>
+        <w:t>Não entendi o que está descrito.</w:t>
+      </w:r>
+    </w:p>
+  </w:comment>
+  <w:comment w:id="149" w:author="Dalton Solano dos Reis" w:date="2023-10-11T11:28:00Z" w:initials="DSdR">
+    <w:p>
+      <w:r>
+        <w:rPr>
+          <w:rStyle w:val="Refdecomentrio"/>
+        </w:rPr>
+        <w:annotationRef/>
+      </w:r>
+      <w:r>
+        <w:rPr>
+          <w:color w:val="000000"/>
+          <w:sz w:val="20"/>
+          <w:szCs w:val="20"/>
+        </w:rPr>
+        <w:t>Impessoal.</w:t>
+      </w:r>
+    </w:p>
+  </w:comment>
+  <w:comment w:id="150" w:author="Dalton Solano dos Reis" w:date="2023-10-11T11:29:00Z" w:initials="DSdR">
+    <w:p>
+      <w:r>
+        <w:rPr>
+          <w:rStyle w:val="Refdecomentrio"/>
+        </w:rPr>
+        <w:annotationRef/>
+      </w:r>
+      <w:r>
+        <w:rPr>
+          <w:color w:val="000000"/>
+          <w:sz w:val="20"/>
+          <w:szCs w:val="20"/>
+        </w:rPr>
+        <w:t>Impessoal.</w:t>
+      </w:r>
+    </w:p>
+  </w:comment>
+  <w:comment w:id="156" w:author="Dalton Solano dos Reis" w:date="2023-10-11T11:30:00Z" w:initials="DSdR">
+    <w:p>
+      <w:r>
+        <w:rPr>
+          <w:rStyle w:val="Refdecomentrio"/>
+        </w:rPr>
+        <w:annotationRef/>
+      </w:r>
+      <w:r>
+        <w:rPr>
+          <w:color w:val="000000"/>
+          <w:sz w:val="20"/>
+          <w:szCs w:val="20"/>
+        </w:rPr>
+        <w:t>Aparece duas vezes na frase.</w:t>
+      </w:r>
+    </w:p>
+  </w:comment>
+  <w:comment w:id="157" w:author="Dalton Solano dos Reis" w:date="2023-10-11T11:30:00Z" w:initials="DSdR">
+    <w:p>
+      <w:r>
+        <w:rPr>
+          <w:rStyle w:val="Refdecomentrio"/>
+        </w:rPr>
+        <w:annotationRef/>
+      </w:r>
+      <w:r>
+        <w:rPr>
+          <w:color w:val="000000"/>
+          <w:sz w:val="20"/>
+          <w:szCs w:val="20"/>
+        </w:rPr>
+        <w:t>Impessoal.</w:t>
+      </w:r>
+    </w:p>
+  </w:comment>
+  <w:comment w:id="166" w:author="Dalton Solano dos Reis" w:date="2023-10-11T11:33:00Z" w:initials="DSdR">
+    <w:p>
+      <w:r>
+        <w:rPr>
+          <w:rStyle w:val="Refdecomentrio"/>
+        </w:rPr>
+        <w:annotationRef/>
+      </w:r>
+      <w:r>
+        <w:rPr>
+          <w:color w:val="000000"/>
+          <w:sz w:val="20"/>
+          <w:szCs w:val="20"/>
+        </w:rPr>
+        <w:t>Todo o texto desta seção está fora do formato.</w:t>
+      </w:r>
+    </w:p>
+  </w:comment>
+  <w:comment w:id="168" w:author="Dalton Solano dos Reis" w:date="2023-10-11T11:34:00Z" w:initials="DSdR">
+    <w:p>
+      <w:r>
+        <w:rPr>
+          <w:rStyle w:val="Refdecomentrio"/>
+        </w:rPr>
+        <w:annotationRef/>
+      </w:r>
+      <w:r>
+        <w:rPr>
+          <w:color w:val="000000"/>
+          <w:sz w:val="20"/>
+          <w:szCs w:val="20"/>
+        </w:rPr>
+        <w:t>Afirmações sem usar citações para referências bibliográficas.</w:t>
+      </w:r>
+    </w:p>
+  </w:comment>
+  <w:comment w:id="184" w:author="Dalton Solano dos Reis" w:date="2023-10-11T11:34:00Z" w:initials="DSdR">
+    <w:p>
+      <w:r>
+        <w:rPr>
+          <w:rStyle w:val="Refdecomentrio"/>
+        </w:rPr>
+        <w:annotationRef/>
+      </w:r>
+      <w:r>
+        <w:rPr>
+          <w:color w:val="000000"/>
+          <w:sz w:val="20"/>
+          <w:szCs w:val="20"/>
+        </w:rPr>
+        <w:t>Afirmações sem usar citações para referências bibliográficas.</w:t>
+      </w:r>
+    </w:p>
+  </w:comment>
+  <w:comment w:id="185" w:author="Dalton Solano dos Reis" w:date="2023-10-11T11:35:00Z" w:initials="DSdR">
+    <w:p>
+      <w:r>
+        <w:rPr>
+          <w:rStyle w:val="Refdecomentrio"/>
+        </w:rPr>
+        <w:annotationRef/>
+      </w:r>
+      <w:r>
+        <w:rPr>
+          <w:color w:val="000000"/>
+          <w:sz w:val="20"/>
+          <w:szCs w:val="20"/>
+        </w:rPr>
+        <w:t>Parágrafo deve ter no mínimo 3 frases.</w:t>
+      </w:r>
+    </w:p>
+  </w:comment>
+  <w:comment w:id="186" w:author="Dalton Solano dos Reis" w:date="2023-10-11T11:34:00Z" w:initials="DSdR">
+    <w:p>
+      <w:r>
+        <w:rPr>
+          <w:rStyle w:val="Refdecomentrio"/>
+        </w:rPr>
+        <w:annotationRef/>
+      </w:r>
+      <w:r>
+        <w:rPr>
+          <w:color w:val="000000"/>
+          <w:sz w:val="20"/>
+          <w:szCs w:val="20"/>
+        </w:rPr>
+        <w:t>Qual entidade?</w:t>
+      </w:r>
+    </w:p>
+  </w:comment>
+  <w:comment w:id="187" w:author="Dalton Solano dos Reis" w:date="2023-10-11T11:38:00Z" w:initials="DSdR">
+    <w:p>
+      <w:r>
+        <w:rPr>
+          <w:rStyle w:val="Refdecomentrio"/>
+        </w:rPr>
+        <w:annotationRef/>
+      </w:r>
+      <w:r>
+        <w:rPr>
+          <w:color w:val="000000"/>
+          <w:sz w:val="20"/>
+          <w:szCs w:val="20"/>
+        </w:rPr>
+        <w:t>Ops, reescrever …</w:t>
+      </w:r>
+    </w:p>
+    <w:p>
+      <w:r>
+        <w:rPr>
+          <w:color w:val="000000"/>
+          <w:sz w:val="20"/>
+          <w:szCs w:val="20"/>
+        </w:rPr>
+        <w:t>Ver outros exemplos de Justificativa nos modelos.</w:t>
+      </w:r>
+    </w:p>
+    <w:p>
+      <w:r>
+        <w:rPr>
+          <w:color w:val="000000"/>
+          <w:sz w:val="20"/>
+          <w:szCs w:val="20"/>
+        </w:rPr>
+        <w:t>Deve ser descrito de forma impessoal.</w:t>
+      </w:r>
+    </w:p>
+    <w:p>
+      <w:r>
+        <w:rPr>
+          <w:color w:val="000000"/>
+          <w:sz w:val="20"/>
+          <w:szCs w:val="20"/>
+        </w:rPr>
+        <w:t>Texto aqui descrito já aparece nos objetivos.</w:t>
+      </w:r>
+    </w:p>
+    <w:p>
+      <w:r>
+        <w:rPr>
+          <w:color w:val="000000"/>
+          <w:sz w:val="20"/>
+          <w:szCs w:val="20"/>
+        </w:rPr>
+        <w:t>Bom, … muitos ajustes.</w:t>
+      </w:r>
+    </w:p>
+    <w:p>
+      <w:r>
+        <w:rPr>
+          <w:color w:val="000000"/>
+          <w:sz w:val="20"/>
+          <w:szCs w:val="20"/>
+        </w:rPr>
+        <w:t>O quadro 1 deve ser citado no texto.</w:t>
+      </w:r>
+    </w:p>
+    <w:p>
+      <w:r>
+        <w:rPr>
+          <w:color w:val="000000"/>
+          <w:sz w:val="20"/>
+          <w:szCs w:val="20"/>
+        </w:rPr>
+        <w:t>O conteúdo do quadro 1 deve ser descrito no texto.</w:t>
+      </w:r>
+    </w:p>
+    <w:p>
+      <w:r>
+        <w:rPr>
+          <w:color w:val="000000"/>
+          <w:sz w:val="20"/>
+          <w:szCs w:val="20"/>
+        </w:rPr>
+        <w:t>Se deve descrever a contribuição social (se existir) e a tecnológica.</w:t>
+      </w:r>
+    </w:p>
+    <w:p>
+      <w:r>
+        <w:rPr>
+          <w:color w:val="000000"/>
+          <w:sz w:val="20"/>
+          <w:szCs w:val="20"/>
+        </w:rPr>
+        <w:t>Etc.</w:t>
+      </w:r>
+    </w:p>
+  </w:comment>
+  <w:comment w:id="189" w:author="Dalton Solano dos Reis" w:date="2023-10-11T11:40:00Z" w:initials="DSdR">
+    <w:p>
+      <w:r>
+        <w:rPr>
+          <w:rStyle w:val="Refdecomentrio"/>
+        </w:rPr>
+        <w:annotationRef/>
+      </w:r>
+      <w:r>
+        <w:rPr>
+          <w:color w:val="000000"/>
+          <w:sz w:val="20"/>
+          <w:szCs w:val="20"/>
+        </w:rPr>
+        <w:t>Estas características devem aparecer descritas na descrição dos trabalhos correlatos nas seções anteriores.</w:t>
+      </w:r>
+    </w:p>
+  </w:comment>
+  <w:comment w:id="190" w:author="Dalton Solano dos Reis" w:date="2023-10-11T11:38:00Z" w:initials="DSdR">
+    <w:p>
+      <w:r>
+        <w:rPr>
+          <w:rStyle w:val="Refdecomentrio"/>
+        </w:rPr>
+        <w:annotationRef/>
+      </w:r>
+      <w:r>
+        <w:rPr>
+          <w:color w:val="000000"/>
+          <w:sz w:val="20"/>
+          <w:szCs w:val="20"/>
+        </w:rPr>
+        <w:t>Título seguido da citação.</w:t>
+      </w:r>
+    </w:p>
+  </w:comment>
+  <w:comment w:id="191" w:author="Dalton Solano dos Reis" w:date="2023-10-11T11:38:00Z" w:initials="DSdR">
+    <w:p>
+      <w:r>
+        <w:rPr>
+          <w:rStyle w:val="Refdecomentrio"/>
+        </w:rPr>
+        <w:annotationRef/>
+      </w:r>
+      <w:r>
+        <w:rPr>
+          <w:color w:val="000000"/>
+          <w:sz w:val="20"/>
+          <w:szCs w:val="20"/>
+        </w:rPr>
+        <w:t>Título seguido da citação.</w:t>
+      </w:r>
+    </w:p>
+  </w:comment>
+  <w:comment w:id="192" w:author="Dalton Solano dos Reis" w:date="2023-10-11T11:38:00Z" w:initials="DSdR">
+    <w:p>
+      <w:r>
+        <w:rPr>
+          <w:rStyle w:val="Refdecomentrio"/>
+        </w:rPr>
+        <w:annotationRef/>
+      </w:r>
+      <w:r>
+        <w:rPr>
+          <w:color w:val="000000"/>
+          <w:sz w:val="20"/>
+          <w:szCs w:val="20"/>
+        </w:rPr>
+        <w:t>Título seguido da citação.</w:t>
+      </w:r>
+    </w:p>
+  </w:comment>
+  <w:comment w:id="193" w:author="Dalton Solano dos Reis" w:date="2023-10-11T11:39:00Z" w:initials="DSdR">
+    <w:p>
+      <w:r>
+        <w:rPr>
+          <w:rStyle w:val="Refdecomentrio"/>
+        </w:rPr>
+        <w:annotationRef/>
+      </w:r>
+      <w:r>
+        <w:rPr>
+          <w:color w:val="000000"/>
+          <w:sz w:val="20"/>
+          <w:szCs w:val="20"/>
+        </w:rPr>
+        <w:t>Ops, frase incompleta.</w:t>
+      </w:r>
+    </w:p>
+  </w:comment>
+  <w:comment w:id="196" w:author="Dalton Solano dos Reis" w:date="2023-10-11T11:42:00Z" w:initials="DSdR">
+    <w:p>
+      <w:r>
+        <w:rPr>
+          <w:rStyle w:val="Refdecomentrio"/>
+        </w:rPr>
+        <w:annotationRef/>
+      </w:r>
+      <w:r>
+        <w:rPr>
+          <w:color w:val="000000"/>
+          <w:sz w:val="20"/>
+          <w:szCs w:val="20"/>
+        </w:rPr>
+        <w:t>Ajustar a formatação da seção INTEIRA .</w:t>
+      </w:r>
+    </w:p>
+  </w:comment>
+  <w:comment w:id="197" w:author="Dalton Solano dos Reis" w:date="2023-10-11T11:43:00Z" w:initials="DSdR">
+    <w:p>
+      <w:r>
+        <w:rPr>
+          <w:rStyle w:val="Refdecomentrio"/>
+        </w:rPr>
+        <w:annotationRef/>
+      </w:r>
+      <w:r>
+        <w:rPr>
+          <w:color w:val="000000"/>
+          <w:sz w:val="20"/>
+          <w:szCs w:val="20"/>
+        </w:rPr>
+        <w:t>Não coloca em forma d quadros, mas sim em itens.</w:t>
+      </w:r>
+    </w:p>
+  </w:comment>
+  <w:comment w:id="198" w:author="Dalton Solano dos Reis" w:date="2023-10-11T11:49:00Z" w:initials="DSdR">
+    <w:p>
+      <w:r>
+        <w:rPr>
+          <w:rStyle w:val="Refdecomentrio"/>
+        </w:rPr>
+        <w:annotationRef/>
+      </w:r>
+      <w:r>
+        <w:rPr>
+          <w:color w:val="000000"/>
+          <w:sz w:val="20"/>
+          <w:szCs w:val="20"/>
+        </w:rPr>
+        <w:t>Será que não tem mais requisitos se for pensar em</w:t>
+      </w:r>
+    </w:p>
+    <w:p>
+      <w:r>
+        <w:rPr>
+          <w:color w:val="000000"/>
+          <w:sz w:val="20"/>
+          <w:szCs w:val="20"/>
+        </w:rPr>
+        <w:t>gamificação</w:t>
+      </w:r>
+    </w:p>
+    <w:p>
+      <w:r>
+        <w:rPr>
+          <w:color w:val="000000"/>
+          <w:sz w:val="20"/>
+          <w:szCs w:val="20"/>
+        </w:rPr>
+        <w:t>multijogador</w:t>
+      </w:r>
+    </w:p>
+    <w:p>
+      <w:r>
+        <w:rPr>
+          <w:color w:val="000000"/>
+          <w:sz w:val="20"/>
+          <w:szCs w:val="20"/>
+        </w:rPr>
+        <w:t xml:space="preserve">realidade virtual aumentada </w:t>
+      </w:r>
+    </w:p>
+  </w:comment>
+  <w:comment w:id="204" w:author="Dalton Solano dos Reis" w:date="2023-10-11T11:44:00Z" w:initials="DSdR">
+    <w:p>
+      <w:r>
+        <w:rPr>
+          <w:rStyle w:val="Refdecomentrio"/>
+        </w:rPr>
+        <w:annotationRef/>
+      </w:r>
+      <w:r>
+        <w:rPr>
+          <w:color w:val="000000"/>
+          <w:sz w:val="20"/>
+          <w:szCs w:val="20"/>
+        </w:rPr>
+        <w:t>Não entendi.</w:t>
+      </w:r>
+    </w:p>
+  </w:comment>
+  <w:comment w:id="205" w:author="Dalton Solano dos Reis" w:date="2023-10-11T11:44:00Z" w:initials="DSdR">
+    <w:p>
+      <w:r>
+        <w:rPr>
+          <w:rStyle w:val="Refdecomentrio"/>
+        </w:rPr>
+        <w:annotationRef/>
+      </w:r>
+      <w:r>
+        <w:rPr>
+          <w:color w:val="000000"/>
+          <w:sz w:val="20"/>
+          <w:szCs w:val="20"/>
+        </w:rPr>
+        <w:t>E as “oficinas”.</w:t>
+      </w:r>
+    </w:p>
+  </w:comment>
+  <w:comment w:id="206" w:author="Dalton Solano dos Reis" w:date="2023-10-11T11:45:00Z" w:initials="DSdR">
+    <w:p>
+      <w:r>
+        <w:rPr>
+          <w:rStyle w:val="Refdecomentrio"/>
+        </w:rPr>
+        <w:annotationRef/>
+      </w:r>
+      <w:r>
+        <w:rPr>
+          <w:color w:val="000000"/>
+          <w:sz w:val="20"/>
+          <w:szCs w:val="20"/>
+        </w:rPr>
+        <w:t>Ops, não usar adjetivos deste tipo.</w:t>
+      </w:r>
+    </w:p>
+  </w:comment>
+  <w:comment w:id="207" w:author="Dalton Solano dos Reis" w:date="2023-10-11T11:45:00Z" w:initials="DSdR">
+    <w:p>
+      <w:r>
+        <w:rPr>
+          <w:rStyle w:val="Refdecomentrio"/>
+        </w:rPr>
+        <w:annotationRef/>
+      </w:r>
+      <w:r>
+        <w:rPr>
+          <w:color w:val="000000"/>
+          <w:sz w:val="20"/>
+          <w:szCs w:val="20"/>
+        </w:rPr>
+        <w:t>smartphone</w:t>
+      </w:r>
+    </w:p>
+  </w:comment>
+  <w:comment w:id="208" w:author="Dalton Solano dos Reis" w:date="2023-10-11T11:46:00Z" w:initials="DSdR">
+    <w:p>
+      <w:r>
+        <w:rPr>
+          <w:rStyle w:val="Refdecomentrio"/>
+        </w:rPr>
+        <w:annotationRef/>
+      </w:r>
+      <w:r>
+        <w:rPr>
+          <w:color w:val="000000"/>
+          <w:sz w:val="20"/>
+          <w:szCs w:val="20"/>
+        </w:rPr>
+        <w:t>Qual a diferença deste para o RNF01?</w:t>
+      </w:r>
+    </w:p>
+  </w:comment>
+  <w:comment w:id="216" w:author="Dalton Solano dos Reis" w:date="2023-10-11T11:51:00Z" w:initials="DSdR">
+    <w:p>
+      <w:r>
+        <w:rPr>
+          <w:rStyle w:val="Refdecomentrio"/>
+        </w:rPr>
+        <w:annotationRef/>
+      </w:r>
+      <w:r>
+        <w:rPr>
+          <w:color w:val="000000"/>
+          <w:sz w:val="20"/>
+          <w:szCs w:val="20"/>
+        </w:rPr>
+        <w:t>OPSSS !!!</w:t>
+      </w:r>
+    </w:p>
+  </w:comment>
+  <w:comment w:id="217" w:author="Dalton Solano dos Reis" w:date="2023-10-11T11:51:00Z" w:initials="DSdR">
+    <w:p>
+      <w:r>
+        <w:rPr>
+          <w:rStyle w:val="Refdecomentrio"/>
+        </w:rPr>
+        <w:annotationRef/>
+      </w:r>
+      <w:r>
+        <w:rPr>
+          <w:color w:val="000000"/>
+          <w:sz w:val="20"/>
+          <w:szCs w:val="20"/>
+        </w:rPr>
+        <w:t>Itens devem iniciar com letra minúscula.</w:t>
+      </w:r>
+    </w:p>
+  </w:comment>
+  <w:comment w:id="218" w:author="Dalton Solano dos Reis" w:date="2023-10-11T11:51:00Z" w:initials="DSdR">
+    <w:p>
+      <w:r>
+        <w:rPr>
+          <w:rStyle w:val="Refdecomentrio"/>
+        </w:rPr>
+        <w:annotationRef/>
+      </w:r>
+      <w:r>
+        <w:rPr>
+          <w:color w:val="000000"/>
+          <w:sz w:val="20"/>
+          <w:szCs w:val="20"/>
+        </w:rPr>
+        <w:t>Minúsculo.</w:t>
+      </w:r>
+    </w:p>
+  </w:comment>
+  <w:comment w:id="221" w:author="Dalton Solano dos Reis" w:date="2023-10-11T11:54:00Z" w:initials="DSdR">
+    <w:p>
+      <w:r>
+        <w:rPr>
+          <w:rStyle w:val="Refdecomentrio"/>
+        </w:rPr>
+        <w:annotationRef/>
+      </w:r>
+      <w:r>
+        <w:rPr>
+          <w:color w:val="000000"/>
+          <w:sz w:val="20"/>
+          <w:szCs w:val="20"/>
+        </w:rPr>
+        <w:t>Os requisitos já foram levantados aqui no projeto. Precisas reavaliar .. ver exemplo nos outros projetos.</w:t>
+      </w:r>
+    </w:p>
+  </w:comment>
+</w:comments>
+</file>
+
+<file path=word/commentsExtended.xml><?xml version="1.0" encoding="utf-8"?>
+<w15:commentsEx xmlns:wpc="http://schemas.microsoft.com/office/word/2010/wordprocessingCanvas" xmlns:cx="http://schemas.microsoft.com/office/drawing/2014/chartex" xmlns:cx1="http://schemas.microsoft.com/office/drawing/2015/9/8/chartex" xmlns:cx2="http://schemas.microsoft.com/office/drawing/2015/10/21/chartex" xmlns:cx3="http://schemas.microsoft.com/office/drawing/2016/5/9/chartex" xmlns:cx4="http://schemas.microsoft.com/office/drawing/2016/5/10/chartex" xmlns:cx5="http://schemas.microsoft.com/office/drawing/2016/5/11/chartex" xmlns:cx6="http://schemas.microsoft.com/office/drawing/2016/5/12/chartex" xmlns:cx7="http://schemas.microsoft.com/office/drawing/2016/5/13/chartex" xmlns:cx8="http://schemas.microsoft.com/office/drawing/2016/5/14/chartex" xmlns:mc="http://schemas.openxmlformats.org/markup-compatibility/2006" xmlns:aink="http://schemas.microsoft.com/office/drawing/2016/ink" xmlns:am3d="http://schemas.microsoft.com/office/drawing/2017/model3d" xmlns:o="urn:schemas-microsoft-com:office:office" xmlns:oel="http://schemas.microsoft.com/office/2019/extlst" xmlns:r="http://schemas.openxmlformats.org/officeDocument/2006/relationships" xmlns:m="http://schemas.openxmlformats.org/officeDocument/2006/math" xmlns:v="urn:schemas-microsoft-com:vml" xmlns:wp14="http://schemas.microsoft.com/office/word/2010/wordprocessingDrawing" xmlns:wp="http://schemas.openxmlformats.org/drawingml/2006/wordprocessingDrawing" xmlns:w10="urn:schemas-microsoft-com:office:word" xmlns:w="http://schemas.openxmlformats.org/wordprocessingml/2006/main" xmlns:w14="http://schemas.microsoft.com/office/word/2010/wordml" xmlns:w15="http://schemas.microsoft.com/office/word/2012/wordml" xmlns:w16cex="http://schemas.microsoft.com/office/word/2018/wordml/cex" xmlns:w16cid="http://schemas.microsoft.com/office/word/2016/wordml/cid" xmlns:w16="http://schemas.microsoft.com/office/word/2018/wordml" xmlns:w16sdtdh="http://schemas.microsoft.com/office/word/2020/wordml/sdtdatahash" xmlns:w16se="http://schemas.microsoft.com/office/word/2015/wordml/symex" xmlns:wpg="http://schemas.microsoft.com/office/word/2010/wordprocessingGroup" xmlns:wpi="http://schemas.microsoft.com/office/word/2010/wordprocessingInk" xmlns:wne="http://schemas.microsoft.com/office/word/2006/wordml" xmlns:wps="http://schemas.microsoft.com/office/word/2010/wordprocessingShape" mc:Ignorable="w14 w15 w16se w16cid w16 w16cex w16sdtdh wp14">
+  <w15:commentEx w15:paraId="5FD2D44B" w15:done="0"/>
+  <w15:commentEx w15:paraId="06C50C46" w15:done="0"/>
+  <w15:commentEx w15:paraId="0641B641" w15:done="0"/>
+  <w15:commentEx w15:paraId="15307F5C" w15:done="0"/>
+  <w15:commentEx w15:paraId="7535F356" w15:done="0"/>
+  <w15:commentEx w15:paraId="38E163E7" w15:done="0"/>
+  <w15:commentEx w15:paraId="6EC6AA7B" w15:done="0"/>
+  <w15:commentEx w15:paraId="048CDAB2" w15:done="0"/>
+  <w15:commentEx w15:paraId="0E372065" w15:done="0"/>
+  <w15:commentEx w15:paraId="120FB25E" w15:paraIdParent="0E372065" w15:done="0"/>
+  <w15:commentEx w15:paraId="5962B7FB" w15:done="0"/>
+  <w15:commentEx w15:paraId="0D0F63C3" w15:done="0"/>
+  <w15:commentEx w15:paraId="0044CF67" w15:done="0"/>
+  <w15:commentEx w15:paraId="7F928B94" w15:done="0"/>
+  <w15:commentEx w15:paraId="489B3EB0" w15:done="0"/>
+  <w15:commentEx w15:paraId="550631E0" w15:paraIdParent="489B3EB0" w15:done="0"/>
+  <w15:commentEx w15:paraId="41203E06" w15:done="0"/>
+  <w15:commentEx w15:paraId="7233CBAB" w15:done="0"/>
+  <w15:commentEx w15:paraId="7648E03B" w15:done="0"/>
+  <w15:commentEx w15:paraId="60DBCA3B" w15:paraIdParent="7648E03B" w15:done="0"/>
+  <w15:commentEx w15:paraId="3ACEE009" w15:done="0"/>
+  <w15:commentEx w15:paraId="2843CF4C" w15:done="0"/>
+  <w15:commentEx w15:paraId="09D7147E" w15:paraIdParent="2843CF4C" w15:done="0"/>
+  <w15:commentEx w15:paraId="47248946" w15:done="0"/>
+  <w15:commentEx w15:paraId="2BC9396F" w15:paraIdParent="47248946" w15:done="0"/>
+  <w15:commentEx w15:paraId="61C26CD6" w15:done="0"/>
+  <w15:commentEx w15:paraId="48611DAE" w15:done="0"/>
+  <w15:commentEx w15:paraId="5732F7A0" w15:done="0"/>
+  <w15:commentEx w15:paraId="6F5A059B" w15:done="0"/>
+  <w15:commentEx w15:paraId="451ED8A9" w15:done="0"/>
+  <w15:commentEx w15:paraId="1D54B8DD" w15:done="0"/>
+  <w15:commentEx w15:paraId="65968285" w15:done="0"/>
+  <w15:commentEx w15:paraId="537DFDF9" w15:done="0"/>
+  <w15:commentEx w15:paraId="27CFEFC7" w15:done="0"/>
+  <w15:commentEx w15:paraId="6177DD49" w15:done="0"/>
+  <w15:commentEx w15:paraId="5D8D0C67" w15:paraIdParent="6177DD49" w15:done="0"/>
+  <w15:commentEx w15:paraId="35C70A68" w15:done="0"/>
+  <w15:commentEx w15:paraId="1BA9503C" w15:done="0"/>
+  <w15:commentEx w15:paraId="0C6D20CD" w15:done="0"/>
+  <w15:commentEx w15:paraId="3C6EAF38" w15:done="0"/>
+  <w15:commentEx w15:paraId="5F0E3A3C" w15:done="0"/>
+  <w15:commentEx w15:paraId="7FEA806D" w15:done="0"/>
+  <w15:commentEx w15:paraId="20330C81" w15:done="0"/>
+  <w15:commentEx w15:paraId="2038C837" w15:done="0"/>
+  <w15:commentEx w15:paraId="33239D86" w15:done="0"/>
+  <w15:commentEx w15:paraId="27662855" w15:done="0"/>
+  <w15:commentEx w15:paraId="1295F097" w15:paraIdParent="27662855" w15:done="0"/>
+  <w15:commentEx w15:paraId="362A9DAE" w15:done="0"/>
+  <w15:commentEx w15:paraId="63C708A8" w15:done="0"/>
+  <w15:commentEx w15:paraId="04C7E4F7" w15:done="0"/>
+  <w15:commentEx w15:paraId="61F4A1D6" w15:done="0"/>
+  <w15:commentEx w15:paraId="5714D490" w15:done="0"/>
+  <w15:commentEx w15:paraId="62965B0D" w15:done="0"/>
+  <w15:commentEx w15:paraId="0BD85909" w15:done="0"/>
+  <w15:commentEx w15:paraId="7C78B188" w15:done="0"/>
+  <w15:commentEx w15:paraId="2279B077" w15:paraIdParent="7C78B188" w15:done="0"/>
+  <w15:commentEx w15:paraId="24E62C3E" w15:done="0"/>
+  <w15:commentEx w15:paraId="5C08080F" w15:done="0"/>
+  <w15:commentEx w15:paraId="58B8A73C" w15:done="0"/>
+  <w15:commentEx w15:paraId="3DA9168B" w15:done="0"/>
+  <w15:commentEx w15:paraId="3795A12B" w15:done="0"/>
+  <w15:commentEx w15:paraId="58497B34" w15:done="0"/>
+  <w15:commentEx w15:paraId="3F1EF7C6" w15:done="0"/>
+  <w15:commentEx w15:paraId="3C74DEE7" w15:done="0"/>
+  <w15:commentEx w15:paraId="4BE6C8AC" w15:done="0"/>
+  <w15:commentEx w15:paraId="50C247D9" w15:done="0"/>
+</w15:commentsEx>
+</file>
+
+<file path=word/commentsExtensible.xml><?xml version="1.0" encoding="utf-8"?>
+<w16cex:commentsExtensible xmlns:wpc="http://schemas.microsoft.com/office/word/2010/wordprocessingCanvas" xmlns:cx="http://schemas.microsoft.com/office/drawing/2014/chartex" xmlns:cx1="http://schemas.microsoft.com/office/drawing/2015/9/8/chartex" xmlns:cx2="http://schemas.microsoft.com/office/drawing/2015/10/21/chartex" xmlns:cx3="http://schemas.microsoft.com/office/drawing/2016/5/9/chartex" xmlns:cx4="http://schemas.microsoft.com/office/drawing/2016/5/10/chartex" xmlns:cx5="http://schemas.microsoft.com/office/drawing/2016/5/11/chartex" xmlns:cx6="http://schemas.microsoft.com/office/drawing/2016/5/12/chartex" xmlns:cx7="http://schemas.microsoft.com/office/drawing/2016/5/13/chartex" xmlns:cx8="http://schemas.microsoft.com/office/drawing/2016/5/14/chartex" xmlns:mc="http://schemas.openxmlformats.org/markup-compatibility/2006" xmlns:aink="http://schemas.microsoft.com/office/drawing/2016/ink" xmlns:am3d="http://schemas.microsoft.com/office/drawing/2017/model3d" xmlns:o="urn:schemas-microsoft-com:office:office" xmlns:oel="http://schemas.microsoft.com/office/2019/extlst" xmlns:r="http://schemas.openxmlformats.org/officeDocument/2006/relationships" xmlns:m="http://schemas.openxmlformats.org/officeDocument/2006/math" xmlns:v="urn:schemas-microsoft-com:vml" xmlns:wp14="http://schemas.microsoft.com/office/word/2010/wordprocessingDrawing" xmlns:wp="http://schemas.openxmlformats.org/drawingml/2006/wordprocessingDrawing" xmlns:w10="urn:schemas-microsoft-com:office:word" xmlns:w="http://schemas.openxmlformats.org/wordprocessingml/2006/main" xmlns:w14="http://schemas.microsoft.com/office/word/2010/wordml" xmlns:w15="http://schemas.microsoft.com/office/word/2012/wordml" xmlns:w16cex="http://schemas.microsoft.com/office/word/2018/wordml/cex" xmlns:w16cid="http://schemas.microsoft.com/office/word/2016/wordml/cid" xmlns:w16="http://schemas.microsoft.com/office/word/2018/wordml" xmlns:w16sdtdh="http://schemas.microsoft.com/office/word/2020/wordml/sdtdatahash" xmlns:w16se="http://schemas.microsoft.com/office/word/2015/wordml/symex" xmlns:wpg="http://schemas.microsoft.com/office/word/2010/wordprocessingGroup" xmlns:wpi="http://schemas.microsoft.com/office/word/2010/wordprocessingInk" xmlns:wne="http://schemas.microsoft.com/office/word/2006/wordml" xmlns:wps="http://schemas.microsoft.com/office/word/2010/wordprocessingShape" mc:Ignorable="w14 w15 w16se w16cid w16 w16cex w16sdtdh wp14">
+  <w16cex:commentExtensible w16cex:durableId="5A0EDAF0" w16cex:dateUtc="2023-10-11T13:31:00Z"/>
+  <w16cex:commentExtensible w16cex:durableId="1D90FFC5" w16cex:dateUtc="2023-10-11T14:01:00Z"/>
+  <w16cex:commentExtensible w16cex:durableId="5AD0CC2E" w16cex:dateUtc="2023-10-11T13:37:00Z"/>
+  <w16cex:commentExtensible w16cex:durableId="195394E0" w16cex:dateUtc="2023-10-11T13:42:00Z"/>
+  <w16cex:commentExtensible w16cex:durableId="0527612C" w16cex:dateUtc="2023-10-11T14:02:00Z"/>
+  <w16cex:commentExtensible w16cex:durableId="6233F7CD" w16cex:dateUtc="2023-10-11T14:52:00Z"/>
+  <w16cex:commentExtensible w16cex:durableId="0E3B44A9" w16cex:dateUtc="2023-10-11T13:49:00Z"/>
+  <w16cex:commentExtensible w16cex:durableId="1641083B" w16cex:dateUtc="2023-10-11T13:47:00Z"/>
+  <w16cex:commentExtensible w16cex:durableId="21D6FBCF" w16cex:dateUtc="2023-10-11T13:54:00Z"/>
+  <w16cex:commentExtensible w16cex:durableId="5FF10BCB" w16cex:dateUtc="2023-10-11T14:03:00Z"/>
+  <w16cex:commentExtensible w16cex:durableId="553DC1EF" w16cex:dateUtc="2023-10-11T13:53:00Z"/>
+  <w16cex:commentExtensible w16cex:durableId="47DFF080" w16cex:dateUtc="2023-10-11T14:03:00Z"/>
+  <w16cex:commentExtensible w16cex:durableId="3C7A04C5" w16cex:dateUtc="2023-10-11T14:03:00Z"/>
+  <w16cex:commentExtensible w16cex:durableId="42ECA4F4" w16cex:dateUtc="2023-10-11T14:06:00Z"/>
+  <w16cex:commentExtensible w16cex:durableId="44BA1C0A" w16cex:dateUtc="2023-10-11T14:11:00Z"/>
+  <w16cex:commentExtensible w16cex:durableId="51EE20EC" w16cex:dateUtc="2023-10-11T14:22:00Z"/>
+  <w16cex:commentExtensible w16cex:durableId="27EF777D" w16cex:dateUtc="2023-10-11T14:06:00Z"/>
+  <w16cex:commentExtensible w16cex:durableId="630E37E2" w16cex:dateUtc="2023-10-11T14:08:00Z"/>
+  <w16cex:commentExtensible w16cex:durableId="20C50AAE" w16cex:dateUtc="2023-10-11T14:08:00Z"/>
+  <w16cex:commentExtensible w16cex:durableId="6AC5CE16" w16cex:dateUtc="2023-10-11T14:09:00Z"/>
+  <w16cex:commentExtensible w16cex:durableId="5B6225D2" w16cex:dateUtc="2023-10-11T14:26:00Z"/>
+  <w16cex:commentExtensible w16cex:durableId="120C16B7" w16cex:dateUtc="2023-10-11T14:08:00Z"/>
+  <w16cex:commentExtensible w16cex:durableId="2C12AD76" w16cex:dateUtc="2023-10-11T14:09:00Z"/>
+  <w16cex:commentExtensible w16cex:durableId="78E894E4" w16cex:dateUtc="2023-10-11T14:21:00Z"/>
+  <w16cex:commentExtensible w16cex:durableId="3DC03166" w16cex:dateUtc="2023-10-11T14:22:00Z"/>
+  <w16cex:commentExtensible w16cex:durableId="38A50F25" w16cex:dateUtc="2023-10-11T14:15:00Z"/>
+  <w16cex:commentExtensible w16cex:durableId="473B4E57" w16cex:dateUtc="2023-10-11T14:26:00Z"/>
+  <w16cex:commentExtensible w16cex:durableId="60D129E5" w16cex:dateUtc="2023-10-11T14:16:00Z"/>
+  <w16cex:commentExtensible w16cex:durableId="798774C8" w16cex:dateUtc="2023-10-11T14:16:00Z"/>
+  <w16cex:commentExtensible w16cex:durableId="24598593" w16cex:dateUtc="2023-10-11T14:18:00Z"/>
+  <w16cex:commentExtensible w16cex:durableId="54D16E50" w16cex:dateUtc="2023-10-11T14:20:00Z"/>
+  <w16cex:commentExtensible w16cex:durableId="731E14DB" w16cex:dateUtc="2023-10-11T14:23:00Z"/>
+  <w16cex:commentExtensible w16cex:durableId="297D49FB" w16cex:dateUtc="2023-10-11T14:28:00Z"/>
+  <w16cex:commentExtensible w16cex:durableId="52D5EDBA" w16cex:dateUtc="2023-10-11T14:25:00Z"/>
+  <w16cex:commentExtensible w16cex:durableId="61904224" w16cex:dateUtc="2023-10-11T14:27:00Z"/>
+  <w16cex:commentExtensible w16cex:durableId="661EF260" w16cex:dateUtc="2023-10-11T14:27:00Z"/>
+  <w16cex:commentExtensible w16cex:durableId="261D3E8F" w16cex:dateUtc="2023-10-11T14:26:00Z"/>
+  <w16cex:commentExtensible w16cex:durableId="5090B9D2" w16cex:dateUtc="2023-10-11T14:26:00Z"/>
+  <w16cex:commentExtensible w16cex:durableId="0313F3D4" w16cex:dateUtc="2023-10-11T14:28:00Z"/>
+  <w16cex:commentExtensible w16cex:durableId="74E9142E" w16cex:dateUtc="2023-10-11T14:28:00Z"/>
+  <w16cex:commentExtensible w16cex:durableId="7C7B58C4" w16cex:dateUtc="2023-10-11T14:29:00Z"/>
+  <w16cex:commentExtensible w16cex:durableId="7F4BC86A" w16cex:dateUtc="2023-10-11T14:30:00Z"/>
+  <w16cex:commentExtensible w16cex:durableId="3BF0D793" w16cex:dateUtc="2023-10-11T14:30:00Z"/>
+  <w16cex:commentExtensible w16cex:durableId="157D3EB2" w16cex:dateUtc="2023-10-11T14:33:00Z"/>
+  <w16cex:commentExtensible w16cex:durableId="360EACED" w16cex:dateUtc="2023-10-11T14:34:00Z"/>
+  <w16cex:commentExtensible w16cex:durableId="603B89BA" w16cex:dateUtc="2023-10-11T14:34:00Z"/>
+  <w16cex:commentExtensible w16cex:durableId="1AE764A1" w16cex:dateUtc="2023-10-11T14:35:00Z"/>
+  <w16cex:commentExtensible w16cex:durableId="7255D493" w16cex:dateUtc="2023-10-11T14:34:00Z"/>
+  <w16cex:commentExtensible w16cex:durableId="1E280ED7" w16cex:dateUtc="2023-10-11T14:38:00Z"/>
+  <w16cex:commentExtensible w16cex:durableId="43BB65E0" w16cex:dateUtc="2023-10-11T14:40:00Z"/>
+  <w16cex:commentExtensible w16cex:durableId="06F31397" w16cex:dateUtc="2023-10-11T14:38:00Z"/>
+  <w16cex:commentExtensible w16cex:durableId="1F676916" w16cex:dateUtc="2023-10-11T14:38:00Z"/>
+  <w16cex:commentExtensible w16cex:durableId="5DFB0C70" w16cex:dateUtc="2023-10-11T14:38:00Z"/>
+  <w16cex:commentExtensible w16cex:durableId="6B4A1E63" w16cex:dateUtc="2023-10-11T14:39:00Z"/>
+  <w16cex:commentExtensible w16cex:durableId="64CD1FB3" w16cex:dateUtc="2023-10-11T14:42:00Z"/>
+  <w16cex:commentExtensible w16cex:durableId="13B00DCF" w16cex:dateUtc="2023-10-11T14:43:00Z"/>
+  <w16cex:commentExtensible w16cex:durableId="5E3CB89C" w16cex:dateUtc="2023-10-11T14:49:00Z"/>
+  <w16cex:commentExtensible w16cex:durableId="2C8A16F2" w16cex:dateUtc="2023-10-11T14:44:00Z"/>
+  <w16cex:commentExtensible w16cex:durableId="765CAE8A" w16cex:dateUtc="2023-10-11T14:44:00Z"/>
+  <w16cex:commentExtensible w16cex:durableId="3E3D60FC" w16cex:dateUtc="2023-10-11T14:45:00Z"/>
+  <w16cex:commentExtensible w16cex:durableId="23098F0E" w16cex:dateUtc="2023-10-11T14:45:00Z"/>
+  <w16cex:commentExtensible w16cex:durableId="304CD20F" w16cex:dateUtc="2023-10-11T14:46:00Z"/>
+  <w16cex:commentExtensible w16cex:durableId="358BFFE1" w16cex:dateUtc="2023-10-11T14:51:00Z"/>
+  <w16cex:commentExtensible w16cex:durableId="2235CF9B" w16cex:dateUtc="2023-10-11T14:51:00Z"/>
+  <w16cex:commentExtensible w16cex:durableId="7AEC2326" w16cex:dateUtc="2023-10-11T14:51:00Z"/>
+  <w16cex:commentExtensible w16cex:durableId="3F765819" w16cex:dateUtc="2023-10-11T14:54:00Z"/>
+</w16cex:commentsExtensible>
+</file>
+
+<file path=word/commentsIds.xml><?xml version="1.0" encoding="utf-8"?>
+<w16cid:commentsIds xmlns:wpc="http://schemas.microsoft.com/office/word/2010/wordprocessingCanvas" xmlns:cx="http://schemas.microsoft.com/office/drawing/2014/chartex" xmlns:cx1="http://schemas.microsoft.com/office/drawing/2015/9/8/chartex" xmlns:cx2="http://schemas.microsoft.com/office/drawing/2015/10/21/chartex" xmlns:cx3="http://schemas.microsoft.com/office/drawing/2016/5/9/chartex" xmlns:cx4="http://schemas.microsoft.com/office/drawing/2016/5/10/chartex" xmlns:cx5="http://schemas.microsoft.com/office/drawing/2016/5/11/chartex" xmlns:cx6="http://schemas.microsoft.com/office/drawing/2016/5/12/chartex" xmlns:cx7="http://schemas.microsoft.com/office/drawing/2016/5/13/chartex" xmlns:cx8="http://schemas.microsoft.com/office/drawing/2016/5/14/chartex" xmlns:mc="http://schemas.openxmlformats.org/markup-compatibility/2006" xmlns:aink="http://schemas.microsoft.com/office/drawing/2016/ink" xmlns:am3d="http://schemas.microsoft.com/office/drawing/2017/model3d" xmlns:o="urn:schemas-microsoft-com:office:office" xmlns:oel="http://schemas.microsoft.com/office/2019/extlst" xmlns:r="http://schemas.openxmlformats.org/officeDocument/2006/relationships" xmlns:m="http://schemas.openxmlformats.org/officeDocument/2006/math" xmlns:v="urn:schemas-microsoft-com:vml" xmlns:wp14="http://schemas.microsoft.com/office/word/2010/wordprocessingDrawing" xmlns:wp="http://schemas.openxmlformats.org/drawingml/2006/wordprocessingDrawing" xmlns:w10="urn:schemas-microsoft-com:office:word" xmlns:w="http://schemas.openxmlformats.org/wordprocessingml/2006/main" xmlns:w14="http://schemas.microsoft.com/office/word/2010/wordml" xmlns:w15="http://schemas.microsoft.com/office/word/2012/wordml" xmlns:w16cex="http://schemas.microsoft.com/office/word/2018/wordml/cex" xmlns:w16cid="http://schemas.microsoft.com/office/word/2016/wordml/cid" xmlns:w16="http://schemas.microsoft.com/office/word/2018/wordml" xmlns:w16sdtdh="http://schemas.microsoft.com/office/word/2020/wordml/sdtdatahash" xmlns:w16se="http://schemas.microsoft.com/office/word/2015/wordml/symex" xmlns:wpg="http://schemas.microsoft.com/office/word/2010/wordprocessingGroup" xmlns:wpi="http://schemas.microsoft.com/office/word/2010/wordprocessingInk" xmlns:wne="http://schemas.microsoft.com/office/word/2006/wordml" xmlns:wps="http://schemas.microsoft.com/office/word/2010/wordprocessingShape" mc:Ignorable="w14 w15 w16se w16cid w16 w16cex w16sdtdh wp14">
+  <w16cid:commentId w16cid:paraId="5FD2D44B" w16cid:durableId="5A0EDAF0"/>
+  <w16cid:commentId w16cid:paraId="06C50C46" w16cid:durableId="1D90FFC5"/>
+  <w16cid:commentId w16cid:paraId="0641B641" w16cid:durableId="5AD0CC2E"/>
+  <w16cid:commentId w16cid:paraId="15307F5C" w16cid:durableId="195394E0"/>
+  <w16cid:commentId w16cid:paraId="7535F356" w16cid:durableId="0527612C"/>
+  <w16cid:commentId w16cid:paraId="38E163E7" w16cid:durableId="6233F7CD"/>
+  <w16cid:commentId w16cid:paraId="6EC6AA7B" w16cid:durableId="0E3B44A9"/>
+  <w16cid:commentId w16cid:paraId="048CDAB2" w16cid:durableId="1641083B"/>
+  <w16cid:commentId w16cid:paraId="0E372065" w16cid:durableId="21D6FBCF"/>
+  <w16cid:commentId w16cid:paraId="120FB25E" w16cid:durableId="5FF10BCB"/>
+  <w16cid:commentId w16cid:paraId="5962B7FB" w16cid:durableId="553DC1EF"/>
+  <w16cid:commentId w16cid:paraId="0D0F63C3" w16cid:durableId="47DFF080"/>
+  <w16cid:commentId w16cid:paraId="0044CF67" w16cid:durableId="3C7A04C5"/>
+  <w16cid:commentId w16cid:paraId="7F928B94" w16cid:durableId="42ECA4F4"/>
+  <w16cid:commentId w16cid:paraId="489B3EB0" w16cid:durableId="44BA1C0A"/>
+  <w16cid:commentId w16cid:paraId="550631E0" w16cid:durableId="51EE20EC"/>
+  <w16cid:commentId w16cid:paraId="41203E06" w16cid:durableId="27EF777D"/>
+  <w16cid:commentId w16cid:paraId="7233CBAB" w16cid:durableId="630E37E2"/>
+  <w16cid:commentId w16cid:paraId="7648E03B" w16cid:durableId="20C50AAE"/>
+  <w16cid:commentId w16cid:paraId="60DBCA3B" w16cid:durableId="6AC5CE16"/>
+  <w16cid:commentId w16cid:paraId="3ACEE009" w16cid:durableId="5B6225D2"/>
+  <w16cid:commentId w16cid:paraId="2843CF4C" w16cid:durableId="120C16B7"/>
+  <w16cid:commentId w16cid:paraId="09D7147E" w16cid:durableId="2C12AD76"/>
+  <w16cid:commentId w16cid:paraId="47248946" w16cid:durableId="78E894E4"/>
+  <w16cid:commentId w16cid:paraId="2BC9396F" w16cid:durableId="3DC03166"/>
+  <w16cid:commentId w16cid:paraId="61C26CD6" w16cid:durableId="38A50F25"/>
+  <w16cid:commentId w16cid:paraId="48611DAE" w16cid:durableId="473B4E57"/>
+  <w16cid:commentId w16cid:paraId="5732F7A0" w16cid:durableId="60D129E5"/>
+  <w16cid:commentId w16cid:paraId="6F5A059B" w16cid:durableId="798774C8"/>
+  <w16cid:commentId w16cid:paraId="451ED8A9" w16cid:durableId="24598593"/>
+  <w16cid:commentId w16cid:paraId="1D54B8DD" w16cid:durableId="54D16E50"/>
+  <w16cid:commentId w16cid:paraId="65968285" w16cid:durableId="731E14DB"/>
+  <w16cid:commentId w16cid:paraId="537DFDF9" w16cid:durableId="297D49FB"/>
+  <w16cid:commentId w16cid:paraId="27CFEFC7" w16cid:durableId="52D5EDBA"/>
+  <w16cid:commentId w16cid:paraId="6177DD49" w16cid:durableId="61904224"/>
+  <w16cid:commentId w16cid:paraId="5D8D0C67" w16cid:durableId="661EF260"/>
+  <w16cid:commentId w16cid:paraId="35C70A68" w16cid:durableId="261D3E8F"/>
+  <w16cid:commentId w16cid:paraId="1BA9503C" w16cid:durableId="5090B9D2"/>
+  <w16cid:commentId w16cid:paraId="0C6D20CD" w16cid:durableId="0313F3D4"/>
+  <w16cid:commentId w16cid:paraId="3C6EAF38" w16cid:durableId="74E9142E"/>
+  <w16cid:commentId w16cid:paraId="5F0E3A3C" w16cid:durableId="7C7B58C4"/>
+  <w16cid:commentId w16cid:paraId="7FEA806D" w16cid:durableId="7F4BC86A"/>
+  <w16cid:commentId w16cid:paraId="20330C81" w16cid:durableId="3BF0D793"/>
+  <w16cid:commentId w16cid:paraId="2038C837" w16cid:durableId="157D3EB2"/>
+  <w16cid:commentId w16cid:paraId="33239D86" w16cid:durableId="360EACED"/>
+  <w16cid:commentId w16cid:paraId="27662855" w16cid:durableId="603B89BA"/>
+  <w16cid:commentId w16cid:paraId="1295F097" w16cid:durableId="1AE764A1"/>
+  <w16cid:commentId w16cid:paraId="362A9DAE" w16cid:durableId="7255D493"/>
+  <w16cid:commentId w16cid:paraId="63C708A8" w16cid:durableId="1E280ED7"/>
+  <w16cid:commentId w16cid:paraId="04C7E4F7" w16cid:durableId="43BB65E0"/>
+  <w16cid:commentId w16cid:paraId="61F4A1D6" w16cid:durableId="06F31397"/>
+  <w16cid:commentId w16cid:paraId="5714D490" w16cid:durableId="1F676916"/>
+  <w16cid:commentId w16cid:paraId="62965B0D" w16cid:durableId="5DFB0C70"/>
+  <w16cid:commentId w16cid:paraId="0BD85909" w16cid:durableId="6B4A1E63"/>
+  <w16cid:commentId w16cid:paraId="7C78B188" w16cid:durableId="64CD1FB3"/>
+  <w16cid:commentId w16cid:paraId="2279B077" w16cid:durableId="13B00DCF"/>
+  <w16cid:commentId w16cid:paraId="24E62C3E" w16cid:durableId="5E3CB89C"/>
+  <w16cid:commentId w16cid:paraId="5C08080F" w16cid:durableId="2C8A16F2"/>
+  <w16cid:commentId w16cid:paraId="58B8A73C" w16cid:durableId="765CAE8A"/>
+  <w16cid:commentId w16cid:paraId="3DA9168B" w16cid:durableId="3E3D60FC"/>
+  <w16cid:commentId w16cid:paraId="3795A12B" w16cid:durableId="23098F0E"/>
+  <w16cid:commentId w16cid:paraId="58497B34" w16cid:durableId="304CD20F"/>
+  <w16cid:commentId w16cid:paraId="3F1EF7C6" w16cid:durableId="358BFFE1"/>
+  <w16cid:commentId w16cid:paraId="3C74DEE7" w16cid:durableId="2235CF9B"/>
+  <w16cid:commentId w16cid:paraId="4BE6C8AC" w16cid:durableId="7AEC2326"/>
+  <w16cid:commentId w16cid:paraId="50C247D9" w16cid:durableId="3F765819"/>
+</w16cid:commentsIds>
 </file>
 
 <file path=word/endnotes.xml><?xml version="1.0" encoding="utf-8"?>
@@ -6491,8 +10274,8 @@
     </w:tblPr>
     <w:tblGrid>
       <w:gridCol w:w="3173"/>
-      <w:gridCol w:w="4744"/>
-      <w:gridCol w:w="1139"/>
+      <w:gridCol w:w="4743"/>
+      <w:gridCol w:w="1140"/>
     </w:tblGrid>
     <w:tr>
       <w:tc>
@@ -6581,7 +10364,7 @@
   <w:abstractNum w:abstractNumId="0" w15:restartNumberingAfterBreak="0">
     <w:nsid w:val="FFFFFFFB"/>
     <w:multiLevelType w:val="multilevel"/>
-    <w:tmpl w:val="3112CA04"/>
+    <w:tmpl w:val="55FC1F3C"/>
     <w:lvl w:ilvl="0">
       <w:start w:val="1"/>
       <w:numFmt w:val="decimal"/>
@@ -8022,6 +11805,14 @@
     <w:abstractNumId w:val="5"/>
   </w:num>
 </w:numbering>
+</file>
+
+<file path=word/people.xml><?xml version="1.0" encoding="utf-8"?>
+<w15:people xmlns:wpc="http://schemas.microsoft.com/office/word/2010/wordprocessingCanvas" xmlns:cx="http://schemas.microsoft.com/office/drawing/2014/chartex" xmlns:cx1="http://schemas.microsoft.com/office/drawing/2015/9/8/chartex" xmlns:cx2="http://schemas.microsoft.com/office/drawing/2015/10/21/chartex" xmlns:cx3="http://schemas.microsoft.com/office/drawing/2016/5/9/chartex" xmlns:cx4="http://schemas.microsoft.com/office/drawing/2016/5/10/chartex" xmlns:cx5="http://schemas.microsoft.com/office/drawing/2016/5/11/chartex" xmlns:cx6="http://schemas.microsoft.com/office/drawing/2016/5/12/chartex" xmlns:cx7="http://schemas.microsoft.com/office/drawing/2016/5/13/chartex" xmlns:cx8="http://schemas.microsoft.com/office/drawing/2016/5/14/chartex" xmlns:mc="http://schemas.openxmlformats.org/markup-compatibility/2006" xmlns:aink="http://schemas.microsoft.com/office/drawing/2016/ink" xmlns:am3d="http://schemas.microsoft.com/office/drawing/2017/model3d" xmlns:o="urn:schemas-microsoft-com:office:office" xmlns:oel="http://schemas.microsoft.com/office/2019/extlst" xmlns:r="http://schemas.openxmlformats.org/officeDocument/2006/relationships" xmlns:m="http://schemas.openxmlformats.org/officeDocument/2006/math" xmlns:v="urn:schemas-microsoft-com:vml" xmlns:wp14="http://schemas.microsoft.com/office/word/2010/wordprocessingDrawing" xmlns:wp="http://schemas.openxmlformats.org/drawingml/2006/wordprocessingDrawing" xmlns:w10="urn:schemas-microsoft-com:office:word" xmlns:w="http://schemas.openxmlformats.org/wordprocessingml/2006/main" xmlns:w14="http://schemas.microsoft.com/office/word/2010/wordml" xmlns:w15="http://schemas.microsoft.com/office/word/2012/wordml" xmlns:w16cex="http://schemas.microsoft.com/office/word/2018/wordml/cex" xmlns:w16cid="http://schemas.microsoft.com/office/word/2016/wordml/cid" xmlns:w16="http://schemas.microsoft.com/office/word/2018/wordml" xmlns:w16sdtdh="http://schemas.microsoft.com/office/word/2020/wordml/sdtdatahash" xmlns:w16se="http://schemas.microsoft.com/office/word/2015/wordml/symex" xmlns:wpg="http://schemas.microsoft.com/office/word/2010/wordprocessingGroup" xmlns:wpi="http://schemas.microsoft.com/office/word/2010/wordprocessingInk" xmlns:wne="http://schemas.microsoft.com/office/word/2006/wordml" xmlns:wps="http://schemas.microsoft.com/office/word/2010/wordprocessingShape" mc:Ignorable="w14 w15 w16se w16cid w16 w16cex w16sdtdh wp14">
+  <w15:person w15:author="Dalton Solano dos Reis">
+    <w15:presenceInfo w15:providerId="AD" w15:userId="S::dalton@furb.br::6af4c44a-d9df-45de-a1b2-d9ee411f495f"/>
+  </w15:person>
+</w15:people>
 </file>
 
 <file path=word/styles.xml><?xml version="1.0" encoding="utf-8"?>
@@ -8457,7 +12248,7 @@
     <w:next w:val="TF-TEXTO"/>
     <w:autoRedefine/>
     <w:qFormat/>
-    <w:rsid w:val="00D8358A"/>
+    <w:rsid w:val="00FE5D54"/>
     <w:pPr>
       <w:keepNext/>
       <w:keepLines/>
@@ -8469,10 +12260,31 @@
       <w:ind w:left="567" w:hanging="567"/>
       <w:jc w:val="both"/>
       <w:outlineLvl w:val="1"/>
+      <w:pPrChange w:id="0" w:author="Dalton Solano dos Reis" w:date="2023-10-11T11:42:00Z">
+        <w:pPr>
+          <w:keepNext/>
+          <w:keepLines/>
+          <w:numPr>
+            <w:ilvl w:val="1"/>
+            <w:numId w:val="1"/>
+          </w:numPr>
+          <w:spacing w:before="120" w:after="120"/>
+          <w:ind w:left="567" w:hanging="567"/>
+          <w:jc w:val="both"/>
+          <w:outlineLvl w:val="1"/>
+        </w:pPr>
+      </w:pPrChange>
     </w:pPr>
     <w:rPr>
       <w:caps/>
       <w:color w:val="000000"/>
+      <w:rPrChange w:id="0" w:author="Dalton Solano dos Reis" w:date="2023-10-11T11:42:00Z">
+        <w:rPr>
+          <w:caps/>
+          <w:color w:val="000000"/>
+          <w:lang w:val="pt-BR" w:eastAsia="pt-BR" w:bidi="ar-SA"/>
+        </w:rPr>
+      </w:rPrChange>
     </w:rPr>
   </w:style>
   <w:style w:type="paragraph" w:styleId="Ttulo3">
@@ -8633,6 +12445,7 @@
   <w:style w:type="character" w:default="1" w:styleId="Fontepargpadro">
     <w:name w:val="Default Paragraph Font"/>
     <w:uiPriority w:val="1"/>
+    <w:semiHidden/>
     <w:unhideWhenUsed/>
   </w:style>
   <w:style w:type="table" w:default="1" w:styleId="Tabelanormal">
@@ -10429,6 +14242,67 @@
 </file>
 
 <file path=customXml/item1.xml><?xml version="1.0" encoding="utf-8"?>
+<b:Sources xmlns:b="http://schemas.openxmlformats.org/officeDocument/2006/bibliography" xmlns="http://schemas.openxmlformats.org/officeDocument/2006/bibliography" SelectedStyle="" StyleName=""/>
+</file>
+
+<file path=customXml/item2.xml><?xml version="1.0" encoding="utf-8"?>
+<?mso-contentType ?>
+<FormTemplates xmlns="http://schemas.microsoft.com/sharepoint/v3/contenttype/forms">
+  <Display>DocumentLibraryForm</Display>
+  <Edit>DocumentLibraryForm</Edit>
+  <New>DocumentLibraryForm</New>
+</FormTemplates>
+</file>
+
+<file path=customXml/item3.xml><?xml version="1.0" encoding="utf-8"?>
+<p:properties xmlns:p="http://schemas.microsoft.com/office/2006/metadata/properties" xmlns:xsi="http://www.w3.org/2001/XMLSchema-instance" xmlns:pc="http://schemas.microsoft.com/office/infopath/2007/PartnerControls">
+  <documentManagement>
+    <Has_Teacher_Only_SectionGroup xmlns="f8440490-6d1a-488a-8abf-48b89d0123a0" xsi:nil="true"/>
+    <NotebookType xmlns="f8440490-6d1a-488a-8abf-48b89d0123a0" xsi:nil="true"/>
+    <DefaultSectionNames xmlns="f8440490-6d1a-488a-8abf-48b89d0123a0" xsi:nil="true"/>
+    <Self_Registration_Enabled xmlns="f8440490-6d1a-488a-8abf-48b89d0123a0" xsi:nil="true"/>
+    <FolderType xmlns="f8440490-6d1a-488a-8abf-48b89d0123a0" xsi:nil="true"/>
+    <AppVersion xmlns="f8440490-6d1a-488a-8abf-48b89d0123a0" xsi:nil="true"/>
+    <TeamsChannelId xmlns="f8440490-6d1a-488a-8abf-48b89d0123a0" xsi:nil="true"/>
+    <IsNotebookLocked xmlns="f8440490-6d1a-488a-8abf-48b89d0123a0" xsi:nil="true"/>
+    <Students xmlns="f8440490-6d1a-488a-8abf-48b89d0123a0">
+      <UserInfo>
+        <DisplayName/>
+        <AccountId xsi:nil="true"/>
+        <AccountType/>
+      </UserInfo>
+    </Students>
+    <Templates xmlns="f8440490-6d1a-488a-8abf-48b89d0123a0" xsi:nil="true"/>
+    <CultureName xmlns="f8440490-6d1a-488a-8abf-48b89d0123a0" xsi:nil="true"/>
+    <Invited_Students xmlns="f8440490-6d1a-488a-8abf-48b89d0123a0" xsi:nil="true"/>
+    <Owner xmlns="f8440490-6d1a-488a-8abf-48b89d0123a0">
+      <UserInfo>
+        <DisplayName/>
+        <AccountId xsi:nil="true"/>
+        <AccountType/>
+      </UserInfo>
+    </Owner>
+    <Teachers xmlns="f8440490-6d1a-488a-8abf-48b89d0123a0">
+      <UserInfo>
+        <DisplayName/>
+        <AccountId xsi:nil="true"/>
+        <AccountType/>
+      </UserInfo>
+    </Teachers>
+    <Student_Groups xmlns="f8440490-6d1a-488a-8abf-48b89d0123a0">
+      <UserInfo>
+        <DisplayName/>
+        <AccountId xsi:nil="true"/>
+        <AccountType/>
+      </UserInfo>
+    </Student_Groups>
+    <Invited_Teachers xmlns="f8440490-6d1a-488a-8abf-48b89d0123a0" xsi:nil="true"/>
+    <Is_Collaboration_Space_Locked xmlns="f8440490-6d1a-488a-8abf-48b89d0123a0" xsi:nil="true"/>
+  </documentManagement>
+</p:properties>
+</file>
+
+<file path=customXml/item4.xml><?xml version="1.0" encoding="utf-8"?>
 <ct:contentTypeSchema xmlns:ct="http://schemas.microsoft.com/office/2006/metadata/contentType" xmlns:ma="http://schemas.microsoft.com/office/2006/metadata/properties/metaAttributes" ct:_="" ma:_="" ma:contentTypeName="Documento" ma:contentTypeID="0x010100F13453D0801D5E45B1745A09551F1C32" ma:contentTypeVersion="28" ma:contentTypeDescription="Crie um novo documento." ma:contentTypeScope="" ma:versionID="fa9ef3803bb4ef638f344296fd7d9170">
   <xsd:schema xmlns:xsd="http://www.w3.org/2001/XMLSchema" xmlns:xs="http://www.w3.org/2001/XMLSchema" xmlns:p="http://schemas.microsoft.com/office/2006/metadata/properties" xmlns:ns3="f8440490-6d1a-488a-8abf-48b89d0123a0" xmlns:ns4="22206413-f776-4b11-bcb2-0b935dc83731" targetNamespace="http://schemas.microsoft.com/office/2006/metadata/properties" ma:root="true" ma:fieldsID="5a7e583b53460e8ff4480ccd12c418cb" ns3:_="" ns4:_="">
     <xsd:import namespace="f8440490-6d1a-488a-8abf-48b89d0123a0"/>
@@ -10803,68 +14677,33 @@
 </ct:contentTypeSchema>
 </file>
 
-<file path=customXml/item2.xml><?xml version="1.0" encoding="utf-8"?>
-<p:properties xmlns:p="http://schemas.microsoft.com/office/2006/metadata/properties" xmlns:xsi="http://www.w3.org/2001/XMLSchema-instance" xmlns:pc="http://schemas.microsoft.com/office/infopath/2007/PartnerControls">
-  <documentManagement>
-    <Has_Teacher_Only_SectionGroup xmlns="f8440490-6d1a-488a-8abf-48b89d0123a0" xsi:nil="true"/>
-    <NotebookType xmlns="f8440490-6d1a-488a-8abf-48b89d0123a0" xsi:nil="true"/>
-    <DefaultSectionNames xmlns="f8440490-6d1a-488a-8abf-48b89d0123a0" xsi:nil="true"/>
-    <Self_Registration_Enabled xmlns="f8440490-6d1a-488a-8abf-48b89d0123a0" xsi:nil="true"/>
-    <FolderType xmlns="f8440490-6d1a-488a-8abf-48b89d0123a0" xsi:nil="true"/>
-    <AppVersion xmlns="f8440490-6d1a-488a-8abf-48b89d0123a0" xsi:nil="true"/>
-    <TeamsChannelId xmlns="f8440490-6d1a-488a-8abf-48b89d0123a0" xsi:nil="true"/>
-    <IsNotebookLocked xmlns="f8440490-6d1a-488a-8abf-48b89d0123a0" xsi:nil="true"/>
-    <Students xmlns="f8440490-6d1a-488a-8abf-48b89d0123a0">
-      <UserInfo>
-        <DisplayName/>
-        <AccountId xsi:nil="true"/>
-        <AccountType/>
-      </UserInfo>
-    </Students>
-    <Templates xmlns="f8440490-6d1a-488a-8abf-48b89d0123a0" xsi:nil="true"/>
-    <CultureName xmlns="f8440490-6d1a-488a-8abf-48b89d0123a0" xsi:nil="true"/>
-    <Invited_Students xmlns="f8440490-6d1a-488a-8abf-48b89d0123a0" xsi:nil="true"/>
-    <Owner xmlns="f8440490-6d1a-488a-8abf-48b89d0123a0">
-      <UserInfo>
-        <DisplayName/>
-        <AccountId xsi:nil="true"/>
-        <AccountType/>
-      </UserInfo>
-    </Owner>
-    <Teachers xmlns="f8440490-6d1a-488a-8abf-48b89d0123a0">
-      <UserInfo>
-        <DisplayName/>
-        <AccountId xsi:nil="true"/>
-        <AccountType/>
-      </UserInfo>
-    </Teachers>
-    <Student_Groups xmlns="f8440490-6d1a-488a-8abf-48b89d0123a0">
-      <UserInfo>
-        <DisplayName/>
-        <AccountId xsi:nil="true"/>
-        <AccountType/>
-      </UserInfo>
-    </Student_Groups>
-    <Invited_Teachers xmlns="f8440490-6d1a-488a-8abf-48b89d0123a0" xsi:nil="true"/>
-    <Is_Collaboration_Space_Locked xmlns="f8440490-6d1a-488a-8abf-48b89d0123a0" xsi:nil="true"/>
-  </documentManagement>
-</p:properties>
+<file path=customXml/itemProps1.xml><?xml version="1.0" encoding="utf-8"?>
+<ds:datastoreItem xmlns:ds="http://schemas.openxmlformats.org/officeDocument/2006/customXml" ds:itemID="{90E28FDA-35C6-4FCD-88ED-F93C837A14A5}">
+  <ds:schemaRefs>
+    <ds:schemaRef ds:uri="http://schemas.openxmlformats.org/officeDocument/2006/bibliography"/>
+  </ds:schemaRefs>
+</ds:datastoreItem>
 </file>
 
-<file path=customXml/item3.xml><?xml version="1.0" encoding="utf-8"?>
-<?mso-contentType ?>
-<FormTemplates xmlns="http://schemas.microsoft.com/sharepoint/v3/contenttype/forms">
-  <Display>DocumentLibraryForm</Display>
-  <Edit>DocumentLibraryForm</Edit>
-  <New>DocumentLibraryForm</New>
-</FormTemplates>
+<file path=customXml/itemProps2.xml><?xml version="1.0" encoding="utf-8"?>
+<ds:datastoreItem xmlns:ds="http://schemas.openxmlformats.org/officeDocument/2006/customXml" ds:itemID="{7B1E6EB0-B3F5-485A-9397-E673FC4F5C49}">
+  <ds:schemaRefs>
+    <ds:schemaRef ds:uri="http://schemas.microsoft.com/sharepoint/v3/contenttype/forms"/>
+  </ds:schemaRefs>
+</ds:datastoreItem>
 </file>
 
-<file path=customXml/item4.xml><?xml version="1.0" encoding="utf-8"?>
-<b:Sources xmlns:b="http://schemas.openxmlformats.org/officeDocument/2006/bibliography" xmlns="http://schemas.openxmlformats.org/officeDocument/2006/bibliography" SelectedStyle="" StyleName=""/>
+<file path=customXml/itemProps3.xml><?xml version="1.0" encoding="utf-8"?>
+<ds:datastoreItem xmlns:ds="http://schemas.openxmlformats.org/officeDocument/2006/customXml" ds:itemID="{41853661-3F52-45C5-AABD-8FFE43AA909F}">
+  <ds:schemaRefs>
+    <ds:schemaRef ds:uri="http://schemas.microsoft.com/office/2006/metadata/properties"/>
+    <ds:schemaRef ds:uri="http://schemas.microsoft.com/office/infopath/2007/PartnerControls"/>
+    <ds:schemaRef ds:uri="f8440490-6d1a-488a-8abf-48b89d0123a0"/>
+  </ds:schemaRefs>
+</ds:datastoreItem>
 </file>
 
-<file path=customXml/itemProps1.xml><?xml version="1.0" encoding="utf-8"?>
+<file path=customXml/itemProps4.xml><?xml version="1.0" encoding="utf-8"?>
 <ds:datastoreItem xmlns:ds="http://schemas.openxmlformats.org/officeDocument/2006/customXml" ds:itemID="{ECA86F05-1AFD-4D7D-A2B0-46D80603D700}">
   <ds:schemaRefs>
     <ds:schemaRef ds:uri="http://schemas.microsoft.com/office/2006/metadata/contentType"/>
@@ -10881,30 +14720,4 @@
     <ds:schemaRef ds:uri="http://schemas.microsoft.com/internal/obd"/>
   </ds:schemaRefs>
 </ds:datastoreItem>
-</file>
-
-<file path=customXml/itemProps2.xml><?xml version="1.0" encoding="utf-8"?>
-<ds:datastoreItem xmlns:ds="http://schemas.openxmlformats.org/officeDocument/2006/customXml" ds:itemID="{41853661-3F52-45C5-AABD-8FFE43AA909F}">
-  <ds:schemaRefs>
-    <ds:schemaRef ds:uri="http://schemas.microsoft.com/office/2006/metadata/properties"/>
-    <ds:schemaRef ds:uri="http://schemas.microsoft.com/office/infopath/2007/PartnerControls"/>
-    <ds:schemaRef ds:uri="f8440490-6d1a-488a-8abf-48b89d0123a0"/>
-  </ds:schemaRefs>
-</ds:datastoreItem>
-</file>
-
-<file path=customXml/itemProps3.xml><?xml version="1.0" encoding="utf-8"?>
-<ds:datastoreItem xmlns:ds="http://schemas.openxmlformats.org/officeDocument/2006/customXml" ds:itemID="{7B1E6EB0-B3F5-485A-9397-E673FC4F5C49}">
-  <ds:schemaRefs>
-    <ds:schemaRef ds:uri="http://schemas.microsoft.com/sharepoint/v3/contenttype/forms"/>
-  </ds:schemaRefs>
-</ds:datastoreItem>
-</file>
-
-<file path=customXml/itemProps4.xml><?xml version="1.0" encoding="utf-8"?>
-<ds:datastoreItem xmlns:ds="http://schemas.openxmlformats.org/officeDocument/2006/customXml" ds:itemID="{90E28FDA-35C6-4FCD-88ED-F93C837A14A5}">
-  <ds:schemaRefs>
-    <ds:schemaRef ds:uri="http://schemas.openxmlformats.org/officeDocument/2006/bibliography"/>
-  </ds:schemaRefs>
-</ds:datastoreItem>
 </file>
--- a/_dalton/2023-10-03_PreProjeto.docx
+++ b/_dalton/2023-10-03_PreProjeto.docx
@@ -40,15 +40,15 @@
                 <w:rStyle w:val="Nmerodepgina"/>
               </w:rPr>
             </w:pPr>
-            <w:bookmarkStart w:id="1" w:name="_Toc420723208"/>
-            <w:bookmarkStart w:id="2" w:name="_Toc482682369"/>
-            <w:bookmarkStart w:id="3" w:name="_Toc54164903"/>
-            <w:bookmarkStart w:id="4" w:name="_Toc54165663"/>
-            <w:bookmarkStart w:id="5" w:name="_Toc54169315"/>
-            <w:bookmarkStart w:id="6" w:name="_Toc96347419"/>
-            <w:bookmarkStart w:id="7" w:name="_Toc96357709"/>
-            <w:bookmarkStart w:id="8" w:name="_Toc96491849"/>
-            <w:bookmarkStart w:id="9" w:name="_Toc411603089"/>
+            <w:bookmarkStart w:id="2" w:name="_Toc420723208"/>
+            <w:bookmarkStart w:id="3" w:name="_Toc482682369"/>
+            <w:bookmarkStart w:id="4" w:name="_Toc54164903"/>
+            <w:bookmarkStart w:id="5" w:name="_Toc54165663"/>
+            <w:bookmarkStart w:id="6" w:name="_Toc54169315"/>
+            <w:bookmarkStart w:id="7" w:name="_Toc96347419"/>
+            <w:bookmarkStart w:id="8" w:name="_Toc96357709"/>
+            <w:bookmarkStart w:id="9" w:name="_Toc96491849"/>
+            <w:bookmarkStart w:id="10" w:name="_Toc411603089"/>
             <w:r>
               <w:rPr>
                 <w:rStyle w:val="Nmerodepgina"/>
@@ -167,18 +167,18 @@
       <w:r>
         <w:t xml:space="preserve"> (</w:t>
       </w:r>
-      <w:commentRangeStart w:id="10"/>
+      <w:commentRangeStart w:id="11"/>
       <w:r>
         <w:t>VDR</w:t>
       </w:r>
-      <w:commentRangeEnd w:id="10"/>
+      <w:commentRangeEnd w:id="11"/>
       <w:r>
         <w:rPr>
           <w:rStyle w:val="Refdecomentrio"/>
           <w:b w:val="0"/>
           <w:caps w:val="0"/>
         </w:rPr>
-        <w:commentReference w:id="10"/>
+        <w:commentReference w:id="11"/>
       </w:r>
       <w:r>
         <w:t>)</w:t>
@@ -212,7 +212,7 @@
       <w:pPr>
         <w:pStyle w:val="TF-AUTOR0"/>
       </w:pPr>
-      <w:ins w:id="11" w:author="Dalton Solano dos Reis" w:date="2023-10-11T10:31:00Z">
+      <w:ins w:id="12" w:author="Dalton Solano dos Reis" w:date="2023-10-11T10:31:00Z">
         <w:r>
           <w:t xml:space="preserve">Prof. </w:t>
         </w:r>
@@ -220,12 +220,12 @@
       <w:r>
         <w:t xml:space="preserve">Dalton Solano </w:t>
       </w:r>
-      <w:ins w:id="12" w:author="Dalton Solano dos Reis" w:date="2023-10-11T10:32:00Z">
+      <w:ins w:id="13" w:author="Dalton Solano dos Reis" w:date="2023-10-11T10:32:00Z">
         <w:r>
           <w:t>d</w:t>
         </w:r>
       </w:ins>
-      <w:del w:id="13" w:author="Dalton Solano dos Reis" w:date="2023-10-11T10:32:00Z">
+      <w:del w:id="14" w:author="Dalton Solano dos Reis" w:date="2023-10-11T10:32:00Z">
         <w:r>
           <w:delText>D</w:delText>
         </w:r>
@@ -233,7 +233,7 @@
       <w:r>
         <w:t>os Reis</w:t>
       </w:r>
-      <w:ins w:id="14" w:author="Dalton Solano dos Reis" w:date="2023-10-11T10:32:00Z">
+      <w:ins w:id="15" w:author="Dalton Solano dos Reis" w:date="2023-10-11T10:32:00Z">
         <w:r>
           <w:t xml:space="preserve"> </w:t>
         </w:r>
@@ -246,11 +246,10 @@
       <w:pPr>
         <w:pStyle w:val="Ttulo1"/>
       </w:pPr>
-      <w:commentRangeStart w:id="15"/>
+      <w:commentRangeStart w:id="16"/>
       <w:r>
         <w:t xml:space="preserve">Introdução </w:t>
       </w:r>
-      <w:bookmarkEnd w:id="1"/>
       <w:bookmarkEnd w:id="2"/>
       <w:bookmarkEnd w:id="3"/>
       <w:bookmarkEnd w:id="4"/>
@@ -259,14 +258,15 @@
       <w:bookmarkEnd w:id="7"/>
       <w:bookmarkEnd w:id="8"/>
       <w:bookmarkEnd w:id="9"/>
-      <w:commentRangeEnd w:id="15"/>
+      <w:bookmarkEnd w:id="10"/>
+      <w:commentRangeEnd w:id="16"/>
       <w:r>
         <w:rPr>
           <w:rStyle w:val="Refdecomentrio"/>
           <w:b w:val="0"/>
           <w:caps w:val="0"/>
         </w:rPr>
-        <w:commentReference w:id="15"/>
+        <w:commentReference w:id="16"/>
       </w:r>
     </w:p>
     <w:p>
@@ -281,21 +281,21 @@
       <w:pPr>
         <w:pStyle w:val="TF-TEXTO"/>
       </w:pPr>
-      <w:commentRangeStart w:id="16"/>
+      <w:commentRangeStart w:id="17"/>
       <w:r>
         <w:t xml:space="preserve">O Brasil possui uma frota </w:t>
       </w:r>
-      <w:commentRangeEnd w:id="16"/>
-      <w:r>
-        <w:rPr>
-          <w:rStyle w:val="Refdecomentrio"/>
-        </w:rPr>
-        <w:commentReference w:id="16"/>
+      <w:commentRangeEnd w:id="17"/>
+      <w:r>
+        <w:rPr>
+          <w:rStyle w:val="Refdecomentrio"/>
+        </w:rPr>
+        <w:commentReference w:id="17"/>
       </w:r>
       <w:r>
         <w:t xml:space="preserve">crescente de carros, </w:t>
       </w:r>
-      <w:ins w:id="17" w:author="Dalton Solano dos Reis" w:date="2023-10-11T10:34:00Z">
+      <w:ins w:id="18" w:author="Dalton Solano dos Reis" w:date="2023-10-11T10:34:00Z">
         <w:r>
           <w:t xml:space="preserve">e </w:t>
         </w:r>
@@ -303,7 +303,7 @@
       <w:r>
         <w:t>de acordo com o Instituto Brasileiro de Geografia e Estatística (IBGE)</w:t>
       </w:r>
-      <w:del w:id="18" w:author="Dalton Solano dos Reis" w:date="2023-10-11T10:35:00Z">
+      <w:del w:id="19" w:author="Dalton Solano dos Reis" w:date="2023-10-11T10:35:00Z">
         <w:r>
           <w:delText>,</w:delText>
         </w:r>
@@ -311,7 +311,7 @@
       <w:r>
         <w:t xml:space="preserve"> no ano de 2022 o Brasil contava com uma frota de 115.116.532 de veículos de variados tipos</w:t>
       </w:r>
-      <w:ins w:id="19" w:author="Dalton Solano dos Reis" w:date="2023-10-11T10:35:00Z">
+      <w:ins w:id="20" w:author="Dalton Solano dos Reis" w:date="2023-10-11T10:35:00Z">
         <w:r>
           <w:t>,</w:t>
         </w:r>
@@ -319,7 +319,7 @@
       <w:r>
         <w:t xml:space="preserve"> e com o aumento de veículos nas ruas</w:t>
       </w:r>
-      <w:del w:id="20" w:author="Dalton Solano dos Reis" w:date="2023-10-11T10:35:00Z">
+      <w:del w:id="21" w:author="Dalton Solano dos Reis" w:date="2023-10-11T10:35:00Z">
         <w:r>
           <w:delText>,</w:delText>
         </w:r>
@@ -330,12 +330,12 @@
       <w:r>
         <w:t>Observatório Nac</w:t>
       </w:r>
-      <w:ins w:id="21" w:author="Dalton Solano dos Reis" w:date="2023-10-11T10:36:00Z">
+      <w:ins w:id="22" w:author="Dalton Solano dos Reis" w:date="2023-10-11T10:36:00Z">
         <w:r>
           <w:t>ional</w:t>
         </w:r>
       </w:ins>
-      <w:del w:id="22" w:author="Dalton Solano dos Reis" w:date="2023-10-11T10:36:00Z">
+      <w:del w:id="23" w:author="Dalton Solano dos Reis" w:date="2023-10-11T10:36:00Z">
         <w:r>
           <w:delText>.</w:delText>
         </w:r>
@@ -355,7 +355,7 @@
       <w:r>
         <w:t>que também de acordo com a ONSV</w:t>
       </w:r>
-      <w:del w:id="23" w:author="Dalton Solano dos Reis" w:date="2023-10-11T10:36:00Z">
+      <w:del w:id="24" w:author="Dalton Solano dos Reis" w:date="2023-10-11T10:36:00Z">
         <w:r>
           <w:delText xml:space="preserve"> </w:delText>
         </w:r>
@@ -372,12 +372,12 @@
       <w:r>
         <w:t xml:space="preserve">esmo com o avanço da tecnologia e da segurança, por que ainda temos tantos acidentes? Segundo um estudo feito pelo </w:t>
       </w:r>
-      <w:del w:id="24" w:author="Dalton Solano dos Reis" w:date="2023-10-11T10:36:00Z">
+      <w:del w:id="25" w:author="Dalton Solano dos Reis" w:date="2023-10-11T10:36:00Z">
         <w:r>
           <w:delText xml:space="preserve">ministério </w:delText>
         </w:r>
       </w:del>
-      <w:ins w:id="25" w:author="Dalton Solano dos Reis" w:date="2023-10-11T10:36:00Z">
+      <w:ins w:id="26" w:author="Dalton Solano dos Reis" w:date="2023-10-11T10:36:00Z">
         <w:r>
           <w:t>M</w:t>
         </w:r>
@@ -388,12 +388,12 @@
       <w:r>
         <w:t xml:space="preserve">dos </w:t>
       </w:r>
-      <w:del w:id="26" w:author="Dalton Solano dos Reis" w:date="2023-10-11T10:36:00Z">
+      <w:del w:id="27" w:author="Dalton Solano dos Reis" w:date="2023-10-11T10:36:00Z">
         <w:r>
           <w:delText>transportes</w:delText>
         </w:r>
       </w:del>
-      <w:ins w:id="27" w:author="Dalton Solano dos Reis" w:date="2023-10-11T10:36:00Z">
+      <w:ins w:id="28" w:author="Dalton Solano dos Reis" w:date="2023-10-11T10:36:00Z">
         <w:r>
           <w:t>T</w:t>
         </w:r>
@@ -404,7 +404,7 @@
       <w:r>
         <w:t xml:space="preserve">, Portos e </w:t>
       </w:r>
-      <w:del w:id="28" w:author="Dalton Solano dos Reis" w:date="2023-10-11T10:37:00Z">
+      <w:del w:id="29" w:author="Dalton Solano dos Reis" w:date="2023-10-11T10:37:00Z">
         <w:r>
           <w:delText>aviação</w:delText>
         </w:r>
@@ -412,7 +412,7 @@
           <w:delText xml:space="preserve"> </w:delText>
         </w:r>
       </w:del>
-      <w:ins w:id="29" w:author="Dalton Solano dos Reis" w:date="2023-10-11T10:37:00Z">
+      <w:ins w:id="30" w:author="Dalton Solano dos Reis" w:date="2023-10-11T10:37:00Z">
         <w:r>
           <w:t>A</w:t>
         </w:r>
@@ -423,7 +423,7 @@
       <w:r>
         <w:t>civil</w:t>
       </w:r>
-      <w:ins w:id="30" w:author="Dalton Solano dos Reis" w:date="2023-10-11T10:37:00Z">
+      <w:ins w:id="31" w:author="Dalton Solano dos Reis" w:date="2023-10-11T10:37:00Z">
         <w:r>
           <w:t xml:space="preserve"> </w:t>
         </w:r>
@@ -472,21 +472,21 @@
       <w:r>
         <w:t xml:space="preserve"> </w:t>
       </w:r>
-      <w:commentRangeStart w:id="31"/>
+      <w:commentRangeStart w:id="32"/>
       <w:r>
         <w:t>Quintino</w:t>
       </w:r>
-      <w:commentRangeEnd w:id="31"/>
-      <w:r>
-        <w:rPr>
-          <w:rStyle w:val="Refdecomentrio"/>
-        </w:rPr>
-        <w:commentReference w:id="31"/>
+      <w:commentRangeEnd w:id="32"/>
+      <w:r>
+        <w:rPr>
+          <w:rStyle w:val="Refdecomentrio"/>
+        </w:rPr>
+        <w:commentReference w:id="32"/>
       </w:r>
       <w:r>
         <w:t xml:space="preserve">, do município de timbó, fora perguntado se </w:t>
       </w:r>
-      <w:del w:id="32" w:author="Dalton Solano dos Reis" w:date="2023-10-11T10:39:00Z">
+      <w:del w:id="33" w:author="Dalton Solano dos Reis" w:date="2023-10-11T10:39:00Z">
         <w:r>
           <w:delText xml:space="preserve">eles </w:delText>
         </w:r>
@@ -494,17 +494,17 @@
       <w:r>
         <w:t>ainda usavam o simulador que eles compraram na época que foi decretado obrigatório</w:t>
       </w:r>
-      <w:ins w:id="33" w:author="Dalton Solano dos Reis" w:date="2023-10-11T10:40:00Z">
+      <w:ins w:id="34" w:author="Dalton Solano dos Reis" w:date="2023-10-11T10:40:00Z">
         <w:r>
           <w:t xml:space="preserve">. </w:t>
         </w:r>
       </w:ins>
-      <w:del w:id="34" w:author="Dalton Solano dos Reis" w:date="2023-10-11T10:41:00Z">
+      <w:del w:id="35" w:author="Dalton Solano dos Reis" w:date="2023-10-11T10:41:00Z">
         <w:r>
           <w:delText>, e os mesmos não fazem o uso e o motivo que e</w:delText>
         </w:r>
       </w:del>
-      <w:ins w:id="35" w:author="Dalton Solano dos Reis" w:date="2023-10-11T10:41:00Z">
+      <w:ins w:id="36" w:author="Dalton Solano dos Reis" w:date="2023-10-11T10:41:00Z">
         <w:r>
           <w:t>E</w:t>
         </w:r>
@@ -512,7 +512,7 @@
       <w:r>
         <w:t xml:space="preserve">les </w:t>
       </w:r>
-      <w:ins w:id="36" w:author="Dalton Solano dos Reis" w:date="2023-10-11T10:41:00Z">
+      <w:ins w:id="37" w:author="Dalton Solano dos Reis" w:date="2023-10-11T10:41:00Z">
         <w:r>
           <w:t xml:space="preserve">responderam que </w:t>
         </w:r>
@@ -520,12 +520,12 @@
       <w:r>
         <w:t xml:space="preserve">pararam de usar o simulador </w:t>
       </w:r>
-      <w:ins w:id="37" w:author="Dalton Solano dos Reis" w:date="2023-10-11T10:41:00Z">
+      <w:ins w:id="38" w:author="Dalton Solano dos Reis" w:date="2023-10-11T10:41:00Z">
         <w:r>
           <w:t xml:space="preserve">pelo motivo da </w:t>
         </w:r>
       </w:ins>
-      <w:del w:id="38" w:author="Dalton Solano dos Reis" w:date="2023-10-11T10:41:00Z">
+      <w:del w:id="39" w:author="Dalton Solano dos Reis" w:date="2023-10-11T10:41:00Z">
         <w:r>
           <w:delText xml:space="preserve">foi </w:delText>
         </w:r>
@@ -533,7 +533,7 @@
       <w:r>
         <w:t>"</w:t>
       </w:r>
-      <w:del w:id="39" w:author="Dalton Solano dos Reis" w:date="2023-10-11T10:41:00Z">
+      <w:del w:id="40" w:author="Dalton Solano dos Reis" w:date="2023-10-11T10:41:00Z">
         <w:r>
           <w:delText>por</w:delText>
         </w:r>
@@ -541,7 +541,7 @@
       <w:r>
         <w:t xml:space="preserve"> baixa adesão do público, já que o uso já não era mais obrigatório", fora o altíssimo custo para comprar o simulador e</w:t>
       </w:r>
-      <w:del w:id="40" w:author="Dalton Solano dos Reis" w:date="2023-10-11T10:39:00Z">
+      <w:del w:id="41" w:author="Dalton Solano dos Reis" w:date="2023-10-11T10:39:00Z">
         <w:r>
           <w:delText xml:space="preserve"> </w:delText>
         </w:r>
@@ -554,19 +554,19 @@
       <w:pPr>
         <w:pStyle w:val="TF-TEXTO"/>
         <w:rPr>
-          <w:ins w:id="41" w:author="Dalton Solano dos Reis" w:date="2023-10-11T10:47:00Z"/>
-        </w:rPr>
-      </w:pPr>
-      <w:commentRangeStart w:id="42"/>
+          <w:ins w:id="42" w:author="Dalton Solano dos Reis" w:date="2023-10-11T10:47:00Z"/>
+        </w:rPr>
+      </w:pPr>
+      <w:commentRangeStart w:id="43"/>
       <w:r>
         <w:t xml:space="preserve">Com o avanço das tecnologias móveis e o crescimento exponencial da computação, os aplicativos móveis têm se tornado ferramentas essenciais em várias esferas da vida cotidiana, incluindo a educação. </w:t>
       </w:r>
-      <w:commentRangeEnd w:id="42"/>
-      <w:r>
-        <w:rPr>
-          <w:rStyle w:val="Refdecomentrio"/>
-        </w:rPr>
-        <w:commentReference w:id="42"/>
+      <w:commentRangeEnd w:id="43"/>
+      <w:r>
+        <w:rPr>
+          <w:rStyle w:val="Refdecomentrio"/>
+        </w:rPr>
+        <w:commentReference w:id="43"/>
       </w:r>
     </w:p>
     <w:p>
@@ -576,36 +576,36 @@
       <w:r>
         <w:t xml:space="preserve">Este trabalho se propõe a explorar a criação e a implementação de um </w:t>
       </w:r>
-      <w:commentRangeStart w:id="43"/>
+      <w:commentRangeStart w:id="44"/>
       <w:r>
         <w:t xml:space="preserve">aplicativo </w:t>
       </w:r>
-      <w:commentRangeEnd w:id="43"/>
-      <w:r>
-        <w:rPr>
-          <w:rStyle w:val="Refdecomentrio"/>
-        </w:rPr>
-        <w:commentReference w:id="43"/>
+      <w:commentRangeEnd w:id="44"/>
+      <w:r>
+        <w:rPr>
+          <w:rStyle w:val="Refdecomentrio"/>
+        </w:rPr>
+        <w:commentReference w:id="44"/>
       </w:r>
       <w:r>
         <w:t xml:space="preserve">de simulador de carro voltado para a parte educacional das leis de trânsito, um recurso que visa melhorar a qualidade de ensino para motoristas novos ou até mesmo inexperientes. </w:t>
       </w:r>
-      <w:ins w:id="44" w:author="Dalton Solano dos Reis" w:date="2023-10-11T10:45:00Z">
+      <w:ins w:id="45" w:author="Dalton Solano dos Reis" w:date="2023-10-11T10:45:00Z">
         <w:r>
           <w:t>E com esta proposta de projeto b</w:t>
         </w:r>
       </w:ins>
-      <w:ins w:id="45" w:author="Dalton Solano dos Reis" w:date="2023-10-11T10:46:00Z">
+      <w:ins w:id="46" w:author="Dalton Solano dos Reis" w:date="2023-10-11T10:46:00Z">
         <w:r>
           <w:t xml:space="preserve">uscasse </w:t>
         </w:r>
       </w:ins>
-      <w:del w:id="46" w:author="Dalton Solano dos Reis" w:date="2023-10-11T10:46:00Z">
+      <w:del w:id="47" w:author="Dalton Solano dos Reis" w:date="2023-10-11T10:46:00Z">
         <w:r>
           <w:delText xml:space="preserve">Oferece </w:delText>
         </w:r>
       </w:del>
-      <w:ins w:id="47" w:author="Dalton Solano dos Reis" w:date="2023-10-11T10:46:00Z">
+      <w:ins w:id="48" w:author="Dalton Solano dos Reis" w:date="2023-10-11T10:46:00Z">
         <w:r>
           <w:t>oferecer</w:t>
         </w:r>
@@ -616,22 +616,22 @@
       <w:r>
         <w:t>uma experiência de aprendizado prática, imersiva e interativa</w:t>
       </w:r>
-      <w:ins w:id="48" w:author="Dalton Solano dos Reis" w:date="2023-10-11T10:51:00Z">
+      <w:ins w:id="49" w:author="Dalton Solano dos Reis" w:date="2023-10-11T10:51:00Z">
         <w:r>
           <w:t xml:space="preserve">. E assim </w:t>
         </w:r>
       </w:ins>
-      <w:ins w:id="49" w:author="Dalton Solano dos Reis" w:date="2023-10-11T10:52:00Z">
+      <w:ins w:id="50" w:author="Dalton Solano dos Reis" w:date="2023-10-11T10:52:00Z">
         <w:r>
           <w:t xml:space="preserve">se espera </w:t>
         </w:r>
       </w:ins>
-      <w:del w:id="50" w:author="Dalton Solano dos Reis" w:date="2023-10-11T10:52:00Z">
+      <w:del w:id="51" w:author="Dalton Solano dos Reis" w:date="2023-10-11T10:52:00Z">
         <w:r>
           <w:delText>, preparando</w:delText>
         </w:r>
       </w:del>
-      <w:ins w:id="51" w:author="Dalton Solano dos Reis" w:date="2023-10-11T10:52:00Z">
+      <w:ins w:id="52" w:author="Dalton Solano dos Reis" w:date="2023-10-11T10:52:00Z">
         <w:r>
           <w:t>auxiliar</w:t>
         </w:r>
@@ -639,7 +639,7 @@
       <w:r>
         <w:t xml:space="preserve"> os futuros condutores para enfrentar os desafios reais do trânsito, sem ser de uma forma tradicional</w:t>
       </w:r>
-      <w:ins w:id="52" w:author="Dalton Solano dos Reis" w:date="2023-10-11T10:44:00Z">
+      <w:ins w:id="53" w:author="Dalton Solano dos Reis" w:date="2023-10-11T10:44:00Z">
         <w:r>
           <w:t xml:space="preserve"> </w:t>
         </w:r>
@@ -647,12 +647,12 @@
       <w:r>
         <w:t>(</w:t>
       </w:r>
-      <w:ins w:id="53" w:author="Dalton Solano dos Reis" w:date="2023-10-11T10:44:00Z">
+      <w:ins w:id="54" w:author="Dalton Solano dos Reis" w:date="2023-10-11T10:44:00Z">
         <w:r>
           <w:t>l</w:t>
         </w:r>
       </w:ins>
-      <w:del w:id="54" w:author="Dalton Solano dos Reis" w:date="2023-10-11T10:44:00Z">
+      <w:del w:id="55" w:author="Dalton Solano dos Reis" w:date="2023-10-11T10:44:00Z">
         <w:r>
           <w:delText>L</w:delText>
         </w:r>
@@ -668,22 +668,22 @@
       <w:r>
         <w:t xml:space="preserve">, onde o usuário joga um "simulador de carro" </w:t>
       </w:r>
-      <w:ins w:id="55" w:author="Dalton Solano dos Reis" w:date="2023-10-11T10:44:00Z">
+      <w:ins w:id="56" w:author="Dalton Solano dos Reis" w:date="2023-10-11T10:44:00Z">
         <w:r>
           <w:t>na pl</w:t>
         </w:r>
       </w:ins>
-      <w:ins w:id="56" w:author="Dalton Solano dos Reis" w:date="2023-10-11T10:45:00Z">
+      <w:ins w:id="57" w:author="Dalton Solano dos Reis" w:date="2023-10-11T10:45:00Z">
         <w:r>
           <w:t xml:space="preserve">ataforma </w:t>
         </w:r>
       </w:ins>
-      <w:del w:id="57" w:author="Dalton Solano dos Reis" w:date="2023-10-11T10:45:00Z">
+      <w:del w:id="58" w:author="Dalton Solano dos Reis" w:date="2023-10-11T10:45:00Z">
         <w:r>
           <w:delText>para a</w:delText>
         </w:r>
       </w:del>
-      <w:ins w:id="58" w:author="Dalton Solano dos Reis" w:date="2023-10-11T10:45:00Z">
+      <w:ins w:id="59" w:author="Dalton Solano dos Reis" w:date="2023-10-11T10:45:00Z">
         <w:r>
           <w:t>A</w:t>
         </w:r>
@@ -691,20 +691,20 @@
       <w:r>
         <w:t>ndroid</w:t>
       </w:r>
-      <w:del w:id="59" w:author="Dalton Solano dos Reis" w:date="2023-10-11T10:49:00Z">
+      <w:del w:id="60" w:author="Dalton Solano dos Reis" w:date="2023-10-11T10:49:00Z">
         <w:r>
           <w:delText xml:space="preserve"> </w:delText>
         </w:r>
-        <w:commentRangeStart w:id="60"/>
+        <w:commentRangeStart w:id="61"/>
         <w:r>
           <w:delText>e o mesmo terá vidas tanto para o carro, gasolina ou até da "polícia", que cai conforme o usuário descumpre as leis</w:delText>
         </w:r>
-        <w:commentRangeEnd w:id="60"/>
+        <w:commentRangeEnd w:id="61"/>
         <w:r>
           <w:rPr>
             <w:rStyle w:val="Refdecomentrio"/>
           </w:rPr>
-          <w:commentReference w:id="60"/>
+          <w:commentReference w:id="61"/>
         </w:r>
       </w:del>
       <w:r>
@@ -715,20 +715,20 @@
       <w:pPr>
         <w:pStyle w:val="TF-TEXTO"/>
         <w:rPr>
-          <w:del w:id="61" w:author="Dalton Solano dos Reis" w:date="2023-10-11T10:47:00Z"/>
-        </w:rPr>
-      </w:pPr>
-      <w:commentRangeStart w:id="62"/>
-      <w:del w:id="63" w:author="Dalton Solano dos Reis" w:date="2023-10-11T10:47:00Z">
+          <w:del w:id="62" w:author="Dalton Solano dos Reis" w:date="2023-10-11T10:47:00Z"/>
+        </w:rPr>
+      </w:pPr>
+      <w:commentRangeStart w:id="63"/>
+      <w:del w:id="64" w:author="Dalton Solano dos Reis" w:date="2023-10-11T10:47:00Z">
         <w:r>
           <w:delText>Um grande diferencial do aplicativo para o simulador é seu custo, enquanto o aplicativo vai rodar em qualquer celular android. O simulador tem um custo enorme, fazendo com que o aplicativo fique mais acessível e até mesmo uma criança</w:delText>
         </w:r>
-        <w:commentRangeEnd w:id="62"/>
+        <w:commentRangeEnd w:id="63"/>
         <w:r>
           <w:rPr>
             <w:rStyle w:val="Refdecomentrio"/>
           </w:rPr>
-          <w:commentReference w:id="62"/>
+          <w:commentReference w:id="63"/>
         </w:r>
         <w:r>
           <w:delText>.</w:delText>
@@ -739,26 +739,25 @@
       <w:pPr>
         <w:pStyle w:val="Ttulo2"/>
       </w:pPr>
-      <w:bookmarkStart w:id="64" w:name="_Toc419598576"/>
-      <w:bookmarkStart w:id="65" w:name="_Toc420721317"/>
-      <w:bookmarkStart w:id="66" w:name="_Toc420721467"/>
-      <w:bookmarkStart w:id="67" w:name="_Toc420721562"/>
-      <w:bookmarkStart w:id="68" w:name="_Toc420721768"/>
-      <w:bookmarkStart w:id="69" w:name="_Toc420723209"/>
-      <w:bookmarkStart w:id="70" w:name="_Toc482682370"/>
-      <w:bookmarkStart w:id="71" w:name="_Toc54164904"/>
-      <w:bookmarkStart w:id="72" w:name="_Toc54165664"/>
-      <w:bookmarkStart w:id="73" w:name="_Toc54169316"/>
-      <w:bookmarkStart w:id="74" w:name="_Toc96347426"/>
-      <w:bookmarkStart w:id="75" w:name="_Toc96357710"/>
-      <w:bookmarkStart w:id="76" w:name="_Toc96491850"/>
-      <w:bookmarkStart w:id="77" w:name="_Toc411603090"/>
-      <w:commentRangeStart w:id="78"/>
+      <w:bookmarkStart w:id="65" w:name="_Toc419598576"/>
+      <w:bookmarkStart w:id="66" w:name="_Toc420721317"/>
+      <w:bookmarkStart w:id="67" w:name="_Toc420721467"/>
+      <w:bookmarkStart w:id="68" w:name="_Toc420721562"/>
+      <w:bookmarkStart w:id="69" w:name="_Toc420721768"/>
+      <w:bookmarkStart w:id="70" w:name="_Toc420723209"/>
+      <w:bookmarkStart w:id="71" w:name="_Toc482682370"/>
+      <w:bookmarkStart w:id="72" w:name="_Toc54164904"/>
+      <w:bookmarkStart w:id="73" w:name="_Toc54165664"/>
+      <w:bookmarkStart w:id="74" w:name="_Toc54169316"/>
+      <w:bookmarkStart w:id="75" w:name="_Toc96347426"/>
+      <w:bookmarkStart w:id="76" w:name="_Toc96357710"/>
+      <w:bookmarkStart w:id="77" w:name="_Toc96491850"/>
+      <w:bookmarkStart w:id="78" w:name="_Toc411603090"/>
       <w:commentRangeStart w:id="79"/>
+      <w:commentRangeStart w:id="80"/>
       <w:r>
         <w:t>OBJETIVOS</w:t>
       </w:r>
-      <w:bookmarkEnd w:id="64"/>
       <w:bookmarkEnd w:id="65"/>
       <w:bookmarkEnd w:id="66"/>
       <w:bookmarkEnd w:id="67"/>
@@ -772,23 +771,24 @@
       <w:bookmarkEnd w:id="75"/>
       <w:bookmarkEnd w:id="76"/>
       <w:bookmarkEnd w:id="77"/>
-      <w:commentRangeEnd w:id="78"/>
+      <w:bookmarkEnd w:id="78"/>
+      <w:commentRangeEnd w:id="79"/>
       <w:r>
         <w:rPr>
           <w:rStyle w:val="Refdecomentrio"/>
           <w:caps w:val="0"/>
           <w:color w:val="auto"/>
         </w:rPr>
-        <w:commentReference w:id="78"/>
-      </w:r>
-      <w:commentRangeEnd w:id="79"/>
+        <w:commentReference w:id="79"/>
+      </w:r>
+      <w:commentRangeEnd w:id="80"/>
       <w:r>
         <w:rPr>
           <w:rStyle w:val="Refdecomentrio"/>
           <w:caps w:val="0"/>
           <w:color w:val="auto"/>
         </w:rPr>
-        <w:commentReference w:id="79"/>
+        <w:commentReference w:id="80"/>
       </w:r>
     </w:p>
     <w:p>
@@ -798,7 +798,7 @@
         <w:ind w:firstLine="680"/>
         <w:jc w:val="both"/>
       </w:pPr>
-      <w:commentRangeStart w:id="80"/>
+      <w:commentRangeStart w:id="81"/>
       <w:r>
         <w:rPr>
           <w:color w:val="000000"/>
@@ -807,14 +807,14 @@
         </w:rPr>
         <w:t xml:space="preserve">O objetivo </w:t>
       </w:r>
-      <w:commentRangeEnd w:id="80"/>
-      <w:r>
-        <w:rPr>
-          <w:rStyle w:val="Refdecomentrio"/>
-        </w:rPr>
-        <w:commentReference w:id="80"/>
-      </w:r>
-      <w:ins w:id="81" w:author="Dalton Solano dos Reis" w:date="2023-10-11T10:52:00Z">
+      <w:commentRangeEnd w:id="81"/>
+      <w:r>
+        <w:rPr>
+          <w:rStyle w:val="Refdecomentrio"/>
+        </w:rPr>
+        <w:commentReference w:id="81"/>
+      </w:r>
+      <w:ins w:id="82" w:author="Dalton Solano dos Reis" w:date="2023-10-11T10:52:00Z">
         <w:r>
           <w:rPr>
             <w:color w:val="000000"/>
@@ -1033,7 +1033,7 @@
       <w:pPr>
         <w:pStyle w:val="Ttulo1"/>
       </w:pPr>
-      <w:bookmarkStart w:id="82" w:name="_Toc419598587"/>
+      <w:bookmarkStart w:id="83" w:name="_Toc419598587"/>
       <w:r>
         <w:t>trabalhos correlatos</w:t>
       </w:r>
@@ -1059,7 +1059,7 @@
         </w:rPr>
         <w:t xml:space="preserve">Agora </w:t>
       </w:r>
-      <w:commentRangeStart w:id="83"/>
+      <w:commentRangeStart w:id="84"/>
       <w:r>
         <w:rPr>
           <w:color w:val="000000"/>
@@ -1068,12 +1068,12 @@
         </w:rPr>
         <w:t xml:space="preserve">irei </w:t>
       </w:r>
-      <w:commentRangeEnd w:id="83"/>
-      <w:r>
-        <w:rPr>
-          <w:rStyle w:val="Refdecomentrio"/>
-        </w:rPr>
-        <w:commentReference w:id="83"/>
+      <w:commentRangeEnd w:id="84"/>
+      <w:r>
+        <w:rPr>
+          <w:rStyle w:val="Refdecomentrio"/>
+        </w:rPr>
+        <w:commentReference w:id="84"/>
       </w:r>
       <w:r>
         <w:rPr>
@@ -1083,7 +1083,7 @@
         </w:rPr>
         <w:t>apresentar 3 trabalhos correlatos</w:t>
       </w:r>
-      <w:commentRangeStart w:id="84"/>
+      <w:commentRangeStart w:id="85"/>
       <w:r>
         <w:rPr>
           <w:color w:val="000000"/>
@@ -1092,12 +1092,12 @@
         </w:rPr>
         <w:t>,</w:t>
       </w:r>
-      <w:commentRangeEnd w:id="84"/>
-      <w:r>
-        <w:rPr>
-          <w:rStyle w:val="Refdecomentrio"/>
-        </w:rPr>
-        <w:commentReference w:id="84"/>
+      <w:commentRangeEnd w:id="85"/>
+      <w:r>
+        <w:rPr>
+          <w:rStyle w:val="Refdecomentrio"/>
+        </w:rPr>
+        <w:commentReference w:id="85"/>
       </w:r>
       <w:r>
         <w:rPr>
@@ -1107,7 +1107,7 @@
         </w:rPr>
         <w:t xml:space="preserve"> que tem características relacionadas ao aplicativo que será desenvolvido. </w:t>
       </w:r>
-      <w:commentRangeStart w:id="85"/>
+      <w:commentRangeStart w:id="86"/>
       <w:r>
         <w:rPr>
           <w:color w:val="000000"/>
@@ -1178,47 +1178,47 @@
         </w:rPr>
         <w:t>HUD) de baixo custo e o terceiro e último trabalho correlato é também um simulador, porém mais voltado para a segurança viária.</w:t>
       </w:r>
-      <w:commentRangeEnd w:id="85"/>
-      <w:r>
-        <w:rPr>
-          <w:rStyle w:val="Refdecomentrio"/>
-        </w:rPr>
-        <w:commentReference w:id="85"/>
+      <w:commentRangeEnd w:id="86"/>
+      <w:r>
+        <w:rPr>
+          <w:rStyle w:val="Refdecomentrio"/>
+        </w:rPr>
+        <w:commentReference w:id="86"/>
       </w:r>
     </w:p>
     <w:p>
       <w:pPr>
         <w:pStyle w:val="Ttulo2"/>
       </w:pPr>
-      <w:commentRangeStart w:id="86"/>
       <w:commentRangeStart w:id="87"/>
+      <w:commentRangeStart w:id="88"/>
       <w:r>
         <w:t>Transitar</w:t>
       </w:r>
-      <w:commentRangeEnd w:id="86"/>
+      <w:commentRangeEnd w:id="87"/>
       <w:r>
         <w:rPr>
           <w:rStyle w:val="Refdecomentrio"/>
           <w:caps w:val="0"/>
           <w:color w:val="auto"/>
         </w:rPr>
-        <w:commentReference w:id="86"/>
-      </w:r>
-      <w:commentRangeEnd w:id="87"/>
+        <w:commentReference w:id="87"/>
+      </w:r>
+      <w:commentRangeEnd w:id="88"/>
       <w:r>
         <w:rPr>
           <w:rStyle w:val="Refdecomentrio"/>
           <w:caps w:val="0"/>
           <w:color w:val="auto"/>
         </w:rPr>
-        <w:commentReference w:id="87"/>
+        <w:commentReference w:id="88"/>
       </w:r>
     </w:p>
     <w:p>
       <w:pPr>
         <w:pStyle w:val="TF-LEGENDA"/>
       </w:pPr>
-      <w:commentRangeStart w:id="88"/>
+      <w:commentRangeStart w:id="89"/>
       <w:r>
         <w:t xml:space="preserve">O </w:t>
       </w:r>
@@ -1226,9 +1226,9 @@
       <w:r>
         <w:t xml:space="preserve">aplicativo </w:t>
       </w:r>
-      <w:commentRangeEnd w:id="88"/>
+      <w:commentRangeEnd w:id="89"/>
       <w:proofErr w:type="spellStart"/>
-      <w:ins w:id="89" w:author="Dalton Solano dos Reis" w:date="2023-10-11T11:07:00Z">
+      <w:ins w:id="90" w:author="Dalton Solano dos Reis" w:date="2023-10-11T11:07:00Z">
         <w:r>
           <w:t>TransitAR</w:t>
         </w:r>
@@ -1242,26 +1242,26 @@
         <w:rPr>
           <w:rStyle w:val="Refdecomentrio"/>
         </w:rPr>
-        <w:commentReference w:id="88"/>
+        <w:commentReference w:id="89"/>
       </w:r>
       <w:r>
         <w:t xml:space="preserve">é </w:t>
       </w:r>
-      <w:commentRangeStart w:id="90"/>
+      <w:commentRangeStart w:id="91"/>
       <w:r>
         <w:t xml:space="preserve">um simulador </w:t>
       </w:r>
-      <w:commentRangeEnd w:id="90"/>
-      <w:r>
-        <w:rPr>
-          <w:rStyle w:val="Refdecomentrio"/>
-        </w:rPr>
-        <w:commentReference w:id="90"/>
+      <w:commentRangeEnd w:id="91"/>
+      <w:r>
+        <w:rPr>
+          <w:rStyle w:val="Refdecomentrio"/>
+        </w:rPr>
+        <w:commentReference w:id="91"/>
       </w:r>
       <w:r>
         <w:t>de trânsito</w:t>
       </w:r>
-      <w:del w:id="91" w:author="Dalton Solano dos Reis" w:date="2023-10-11T11:07:00Z">
+      <w:del w:id="92" w:author="Dalton Solano dos Reis" w:date="2023-10-11T11:07:00Z">
         <w:r>
           <w:delText>,</w:delText>
         </w:r>
@@ -1277,18 +1277,11 @@
       <w:pPr>
         <w:pStyle w:val="TF-LEGENDA"/>
       </w:pPr>
-      <w:commentRangeStart w:id="92"/>
       <w:commentRangeStart w:id="93"/>
+      <w:commentRangeStart w:id="94"/>
       <w:r>
         <w:t>Figur</w:t>
       </w:r>
-      <w:commentRangeEnd w:id="92"/>
-      <w:r>
-        <w:rPr>
-          <w:rStyle w:val="Refdecomentrio"/>
-        </w:rPr>
-        <w:commentReference w:id="92"/>
-      </w:r>
       <w:commentRangeEnd w:id="93"/>
       <w:r>
         <w:rPr>
@@ -1296,6 +1289,13 @@
         </w:rPr>
         <w:commentReference w:id="93"/>
       </w:r>
+      <w:commentRangeEnd w:id="94"/>
+      <w:r>
+        <w:rPr>
+          <w:rStyle w:val="Refdecomentrio"/>
+        </w:rPr>
+        <w:commentReference w:id="94"/>
+      </w:r>
       <w:r>
         <w:t xml:space="preserve">a </w:t>
       </w:r>
@@ -1323,7 +1323,7 @@
       <w:r>
         <w:t xml:space="preserve"> – </w:t>
       </w:r>
-      <w:commentRangeStart w:id="94"/>
+      <w:commentRangeStart w:id="95"/>
       <w:r>
         <w:t>Exemplo d</w:t>
       </w:r>
@@ -1336,12 +1336,12 @@
       <w:r>
         <w:t>aplicativo</w:t>
       </w:r>
-      <w:commentRangeEnd w:id="94"/>
-      <w:r>
-        <w:rPr>
-          <w:rStyle w:val="Refdecomentrio"/>
-        </w:rPr>
-        <w:commentReference w:id="94"/>
+      <w:commentRangeEnd w:id="95"/>
+      <w:r>
+        <w:rPr>
+          <w:rStyle w:val="Refdecomentrio"/>
+        </w:rPr>
+        <w:commentReference w:id="95"/>
       </w:r>
     </w:p>
     <w:p>
@@ -1396,24 +1396,24 @@
       <w:pPr>
         <w:pStyle w:val="TF-FONTE"/>
       </w:pPr>
-      <w:commentRangeStart w:id="95"/>
       <w:commentRangeStart w:id="96"/>
+      <w:commentRangeStart w:id="97"/>
       <w:r>
         <w:t>Fonte:</w:t>
       </w:r>
-      <w:commentRangeEnd w:id="95"/>
-      <w:r>
-        <w:rPr>
-          <w:rStyle w:val="Refdecomentrio"/>
-        </w:rPr>
-        <w:commentReference w:id="95"/>
-      </w:r>
       <w:commentRangeEnd w:id="96"/>
       <w:r>
         <w:rPr>
           <w:rStyle w:val="Refdecomentrio"/>
         </w:rPr>
         <w:commentReference w:id="96"/>
+      </w:r>
+      <w:commentRangeEnd w:id="97"/>
+      <w:r>
+        <w:rPr>
+          <w:rStyle w:val="Refdecomentrio"/>
+        </w:rPr>
+        <w:commentReference w:id="97"/>
       </w:r>
       <w:r>
         <w:t xml:space="preserve"> </w:t>
@@ -1438,12 +1438,12 @@
       <w:r>
         <w:t xml:space="preserve"> como o </w:t>
       </w:r>
-      <w:del w:id="97" w:author="Dalton Solano dos Reis" w:date="2023-10-11T11:09:00Z">
+      <w:del w:id="98" w:author="Dalton Solano dos Reis" w:date="2023-10-11T11:09:00Z">
         <w:r>
           <w:delText xml:space="preserve">sinto </w:delText>
         </w:r>
       </w:del>
-      <w:ins w:id="98" w:author="Dalton Solano dos Reis" w:date="2023-10-11T11:09:00Z">
+      <w:ins w:id="99" w:author="Dalton Solano dos Reis" w:date="2023-10-11T11:09:00Z">
         <w:r>
           <w:t>cinto</w:t>
         </w:r>
@@ -1463,12 +1463,12 @@
       <w:r>
         <w:t xml:space="preserve"> e uma câmera que ajudasse a ampliar este experiencia. Falando da parte educacional, foi adicionado uma barra de vida onde o usuário ganhar vida ao cumprir uma lei e perde vida ao </w:t>
       </w:r>
-      <w:del w:id="99" w:author="Dalton Solano dos Reis" w:date="2023-10-11T11:10:00Z">
+      <w:del w:id="100" w:author="Dalton Solano dos Reis" w:date="2023-10-11T11:10:00Z">
         <w:r>
           <w:delText>desobedecer uma</w:delText>
         </w:r>
       </w:del>
-      <w:ins w:id="100" w:author="Dalton Solano dos Reis" w:date="2023-10-11T11:10:00Z">
+      <w:ins w:id="101" w:author="Dalton Solano dos Reis" w:date="2023-10-11T11:10:00Z">
         <w:r>
           <w:t>desobedecer a uma</w:t>
         </w:r>
@@ -1495,28 +1495,28 @@
       <w:pPr>
         <w:pStyle w:val="Ttulo2"/>
       </w:pPr>
-      <w:commentRangeStart w:id="101"/>
       <w:commentRangeStart w:id="102"/>
+      <w:commentRangeStart w:id="103"/>
       <w:r>
         <w:t xml:space="preserve">Validação </w:t>
       </w:r>
-      <w:commentRangeEnd w:id="101"/>
+      <w:commentRangeEnd w:id="102"/>
       <w:r>
         <w:rPr>
           <w:rStyle w:val="Refdecomentrio"/>
           <w:caps w:val="0"/>
           <w:color w:val="auto"/>
         </w:rPr>
-        <w:commentReference w:id="101"/>
-      </w:r>
-      <w:commentRangeEnd w:id="102"/>
+        <w:commentReference w:id="102"/>
+      </w:r>
+      <w:commentRangeEnd w:id="103"/>
       <w:r>
         <w:rPr>
           <w:rStyle w:val="Refdecomentrio"/>
           <w:caps w:val="0"/>
           <w:color w:val="auto"/>
         </w:rPr>
-        <w:commentReference w:id="102"/>
+        <w:commentReference w:id="103"/>
       </w:r>
       <w:r>
         <w:t>de simuladores de condução low-cost baseados num motor de jogo usando heads-up display: estudo de caso com simulação de dispositivos in-glass</w:t>
@@ -1526,12 +1526,12 @@
       <w:pPr>
         <w:pStyle w:val="TF-TEXTO"/>
       </w:pPr>
-      <w:del w:id="103" w:author="Dalton Solano dos Reis" w:date="2023-10-11T11:11:00Z">
+      <w:del w:id="104" w:author="Dalton Solano dos Reis" w:date="2023-10-11T11:11:00Z">
         <w:r>
           <w:delText xml:space="preserve">O </w:delText>
         </w:r>
       </w:del>
-      <w:ins w:id="104" w:author="Dalton Solano dos Reis" w:date="2023-10-11T11:11:00Z">
+      <w:ins w:id="105" w:author="Dalton Solano dos Reis" w:date="2023-10-11T11:11:00Z">
         <w:r>
           <w:t>Este</w:t>
         </w:r>
@@ -1545,12 +1545,12 @@
       <w:r>
         <w:t xml:space="preserve"> Outro foco que </w:t>
       </w:r>
-      <w:del w:id="105" w:author="Dalton Solano dos Reis" w:date="2023-10-11T11:12:00Z">
+      <w:del w:id="106" w:author="Dalton Solano dos Reis" w:date="2023-10-11T11:12:00Z">
         <w:r>
           <w:delText xml:space="preserve">o </w:delText>
         </w:r>
       </w:del>
-      <w:ins w:id="106" w:author="Dalton Solano dos Reis" w:date="2023-10-11T11:12:00Z">
+      <w:ins w:id="107" w:author="Dalton Solano dos Reis" w:date="2023-10-11T11:12:00Z">
         <w:r>
           <w:t>este</w:t>
         </w:r>
@@ -1564,12 +1564,12 @@
       <w:r>
         <w:t xml:space="preserve"> que o simulador pudesse ser mais distribuído, diferente de simuladores de médio custo atuais que exigem que você o tenha fixo e </w:t>
       </w:r>
-      <w:del w:id="107" w:author="Dalton Solano dos Reis" w:date="2023-10-11T11:12:00Z">
+      <w:del w:id="108" w:author="Dalton Solano dos Reis" w:date="2023-10-11T11:12:00Z">
         <w:r>
           <w:delText xml:space="preserve">tem </w:delText>
         </w:r>
       </w:del>
-      <w:ins w:id="108" w:author="Dalton Solano dos Reis" w:date="2023-10-11T11:12:00Z">
+      <w:ins w:id="109" w:author="Dalton Solano dos Reis" w:date="2023-10-11T11:12:00Z">
         <w:r>
           <w:t>com</w:t>
         </w:r>
@@ -1583,17 +1583,17 @@
       <w:r>
         <w:t xml:space="preserve"> </w:t>
       </w:r>
-      <w:ins w:id="109" w:author="Dalton Solano dos Reis" w:date="2023-10-11T11:13:00Z">
+      <w:ins w:id="110" w:author="Dalton Solano dos Reis" w:date="2023-10-11T11:13:00Z">
         <w:r>
           <w:t xml:space="preserve">E ainda, </w:t>
         </w:r>
       </w:ins>
-      <w:del w:id="110" w:author="Dalton Solano dos Reis" w:date="2023-10-11T11:13:00Z">
+      <w:del w:id="111" w:author="Dalton Solano dos Reis" w:date="2023-10-11T11:13:00Z">
         <w:r>
           <w:delText xml:space="preserve">Ter </w:delText>
         </w:r>
       </w:del>
-      <w:ins w:id="111" w:author="Dalton Solano dos Reis" w:date="2023-10-11T11:13:00Z">
+      <w:ins w:id="112" w:author="Dalton Solano dos Reis" w:date="2023-10-11T11:13:00Z">
         <w:r>
           <w:t>ter</w:t>
         </w:r>
@@ -1610,7 +1610,7 @@
       <w:r>
         <w:t xml:space="preserve">al, tendo em mente que hoje em dia ter um </w:t>
       </w:r>
-      <w:ins w:id="112" w:author="Dalton Solano dos Reis" w:date="2023-10-11T11:14:00Z">
+      <w:ins w:id="113" w:author="Dalton Solano dos Reis" w:date="2023-10-11T11:14:00Z">
         <w:r>
           <w:t xml:space="preserve">volante acoplado a um </w:t>
         </w:r>
@@ -1618,7 +1618,7 @@
       <w:r>
         <w:t xml:space="preserve">computador </w:t>
       </w:r>
-      <w:del w:id="113" w:author="Dalton Solano dos Reis" w:date="2023-10-11T11:14:00Z">
+      <w:del w:id="114" w:author="Dalton Solano dos Reis" w:date="2023-10-11T11:14:00Z">
         <w:r>
           <w:delText xml:space="preserve">e um volante </w:delText>
         </w:r>
@@ -1664,24 +1664,24 @@
       <w:pPr>
         <w:pStyle w:val="TF-LEGENDA"/>
       </w:pPr>
-      <w:commentRangeStart w:id="114"/>
+      <w:commentRangeStart w:id="115"/>
       <w:r>
         <w:t xml:space="preserve">Figura </w:t>
       </w:r>
       <w:r>
         <w:t>2</w:t>
       </w:r>
-      <w:commentRangeEnd w:id="114"/>
-      <w:r>
-        <w:rPr>
-          <w:rStyle w:val="Refdecomentrio"/>
-        </w:rPr>
-        <w:commentReference w:id="114"/>
+      <w:commentRangeEnd w:id="115"/>
+      <w:r>
+        <w:rPr>
+          <w:rStyle w:val="Refdecomentrio"/>
+        </w:rPr>
+        <w:commentReference w:id="115"/>
       </w:r>
       <w:r>
         <w:t xml:space="preserve"> – </w:t>
       </w:r>
-      <w:commentRangeStart w:id="115"/>
+      <w:commentRangeStart w:id="116"/>
       <w:r>
         <w:t>Exemplo d</w:t>
       </w:r>
@@ -1694,12 +1694,12 @@
       <w:r>
         <w:t>aplicativo</w:t>
       </w:r>
-      <w:commentRangeEnd w:id="115"/>
-      <w:r>
-        <w:rPr>
-          <w:rStyle w:val="Refdecomentrio"/>
-        </w:rPr>
-        <w:commentReference w:id="115"/>
+      <w:commentRangeEnd w:id="116"/>
+      <w:r>
+        <w:rPr>
+          <w:rStyle w:val="Refdecomentrio"/>
+        </w:rPr>
+        <w:commentReference w:id="116"/>
       </w:r>
     </w:p>
     <w:p>
@@ -1752,16 +1752,16 @@
       <w:pPr>
         <w:pStyle w:val="TF-FONTE"/>
       </w:pPr>
-      <w:commentRangeStart w:id="116"/>
+      <w:commentRangeStart w:id="117"/>
       <w:r>
         <w:t>Fonte</w:t>
       </w:r>
-      <w:commentRangeEnd w:id="116"/>
-      <w:r>
-        <w:rPr>
-          <w:rStyle w:val="Refdecomentrio"/>
-        </w:rPr>
-        <w:commentReference w:id="116"/>
+      <w:commentRangeEnd w:id="117"/>
+      <w:r>
+        <w:rPr>
+          <w:rStyle w:val="Refdecomentrio"/>
+        </w:rPr>
+        <w:commentReference w:id="117"/>
       </w:r>
       <w:r>
         <w:t xml:space="preserve">: </w:t>
@@ -1786,21 +1786,21 @@
       <w:r>
         <w:t xml:space="preserve">Para isto, foi criado um protótipo de um </w:t>
       </w:r>
-      <w:commentRangeStart w:id="117"/>
+      <w:commentRangeStart w:id="118"/>
       <w:r>
         <w:t xml:space="preserve">HUD </w:t>
       </w:r>
-      <w:commentRangeEnd w:id="117"/>
-      <w:r>
-        <w:rPr>
-          <w:rStyle w:val="Refdecomentrio"/>
-        </w:rPr>
-        <w:commentReference w:id="117"/>
+      <w:commentRangeEnd w:id="118"/>
+      <w:r>
+        <w:rPr>
+          <w:rStyle w:val="Refdecomentrio"/>
+        </w:rPr>
+        <w:commentReference w:id="118"/>
       </w:r>
       <w:r>
         <w:t>em Java, utilizando várias ferramentas</w:t>
       </w:r>
-      <w:ins w:id="118" w:author="Dalton Solano dos Reis" w:date="2023-10-11T11:17:00Z">
+      <w:ins w:id="119" w:author="Dalton Solano dos Reis" w:date="2023-10-11T11:17:00Z">
         <w:r>
           <w:t xml:space="preserve"> </w:t>
         </w:r>
@@ -1808,7 +1808,7 @@
       <w:r>
         <w:t>(</w:t>
       </w:r>
-      <w:commentRangeStart w:id="119"/>
+      <w:commentRangeStart w:id="120"/>
       <w:r>
         <w:t xml:space="preserve">C#, C, </w:t>
       </w:r>
@@ -1816,18 +1816,18 @@
       <w:r>
         <w:t>JavaScript</w:t>
       </w:r>
-      <w:commentRangeEnd w:id="119"/>
+      <w:commentRangeEnd w:id="120"/>
       <w:proofErr w:type="spellEnd"/>
       <w:r>
         <w:rPr>
           <w:rStyle w:val="Refdecomentrio"/>
         </w:rPr>
-        <w:commentReference w:id="119"/>
+        <w:commentReference w:id="120"/>
       </w:r>
       <w:r>
         <w:t>, Unity 3D).</w:t>
       </w:r>
-      <w:ins w:id="120" w:author="Dalton Solano dos Reis" w:date="2023-10-11T11:18:00Z">
+      <w:ins w:id="121" w:author="Dalton Solano dos Reis" w:date="2023-10-11T11:18:00Z">
         <w:r>
           <w:t xml:space="preserve"> </w:t>
         </w:r>
@@ -1835,21 +1835,21 @@
       <w:r>
         <w:t xml:space="preserve">Para o estudo da percepção de HUD fora utilizado um sistema de aviso de excesso limite de velocidade da estrada. </w:t>
       </w:r>
-      <w:commentRangeStart w:id="121"/>
+      <w:commentRangeStart w:id="122"/>
       <w:r>
         <w:t>Os</w:t>
       </w:r>
-      <w:commentRangeEnd w:id="121"/>
-      <w:r>
-        <w:rPr>
-          <w:rStyle w:val="Refdecomentrio"/>
-        </w:rPr>
-        <w:commentReference w:id="121"/>
+      <w:commentRangeEnd w:id="122"/>
+      <w:r>
+        <w:rPr>
+          <w:rStyle w:val="Refdecomentrio"/>
+        </w:rPr>
+        <w:commentReference w:id="122"/>
       </w:r>
       <w:r>
         <w:t xml:space="preserve"> teste</w:t>
       </w:r>
-      <w:ins w:id="122" w:author="Dalton Solano dos Reis" w:date="2023-10-11T11:20:00Z">
+      <w:ins w:id="123" w:author="Dalton Solano dos Reis" w:date="2023-10-11T11:20:00Z">
         <w:r>
           <w:t>s</w:t>
         </w:r>
@@ -1857,7 +1857,7 @@
       <w:r>
         <w:t xml:space="preserve"> foram realizados com 35 pessoas de ambos os sexos e puderam concluir que o uso do projeto é </w:t>
       </w:r>
-      <w:del w:id="123" w:author="Dalton Solano dos Reis" w:date="2023-10-11T11:19:00Z">
+      <w:del w:id="124" w:author="Dalton Solano dos Reis" w:date="2023-10-11T11:19:00Z">
         <w:r>
           <w:delText xml:space="preserve">perfeitamente </w:delText>
         </w:r>
@@ -1871,7 +1871,7 @@
       <w:r>
         <w:t xml:space="preserve">os simuladores de médio custo </w:t>
       </w:r>
-      <w:del w:id="124" w:author="Dalton Solano dos Reis" w:date="2023-10-11T11:20:00Z">
+      <w:del w:id="125" w:author="Dalton Solano dos Reis" w:date="2023-10-11T11:20:00Z">
         <w:r>
           <w:delText xml:space="preserve"> </w:delText>
         </w:r>
@@ -1887,22 +1887,22 @@
           <w:lang w:val="en-US"/>
         </w:rPr>
       </w:pPr>
-      <w:commentRangeStart w:id="125"/>
       <w:commentRangeStart w:id="126"/>
+      <w:commentRangeStart w:id="127"/>
       <w:r>
         <w:rPr>
           <w:lang w:val="en-US"/>
         </w:rPr>
         <w:t xml:space="preserve">Unity </w:t>
       </w:r>
-      <w:commentRangeEnd w:id="125"/>
+      <w:commentRangeEnd w:id="126"/>
       <w:r>
         <w:rPr>
           <w:rStyle w:val="Refdecomentrio"/>
           <w:caps w:val="0"/>
           <w:color w:val="auto"/>
         </w:rPr>
-        <w:commentReference w:id="125"/>
+        <w:commentReference w:id="126"/>
       </w:r>
       <w:r>
         <w:rPr>
@@ -1910,14 +1910,14 @@
         </w:rPr>
         <w:t xml:space="preserve">3d production </w:t>
       </w:r>
-      <w:commentRangeEnd w:id="126"/>
+      <w:commentRangeEnd w:id="127"/>
       <w:r>
         <w:rPr>
           <w:rStyle w:val="Refdecomentrio"/>
           <w:caps w:val="0"/>
           <w:color w:val="auto"/>
         </w:rPr>
-        <w:commentReference w:id="126"/>
+        <w:commentReference w:id="127"/>
       </w:r>
       <w:r>
         <w:rPr>
@@ -1936,7 +1936,7 @@
       <w:pPr>
         <w:pStyle w:val="TF-TEXTO"/>
       </w:pPr>
-      <w:del w:id="127" w:author="Dalton Solano dos Reis" w:date="2023-10-11T11:23:00Z">
+      <w:del w:id="128" w:author="Dalton Solano dos Reis" w:date="2023-10-11T11:23:00Z">
         <w:r>
           <w:delText>Já no terceiro trabalho correlato</w:delText>
         </w:r>
@@ -1944,12 +1944,12 @@
           <w:delText xml:space="preserve"> o</w:delText>
         </w:r>
       </w:del>
-      <w:ins w:id="128" w:author="Dalton Solano dos Reis" w:date="2023-10-11T11:23:00Z">
+      <w:ins w:id="129" w:author="Dalton Solano dos Reis" w:date="2023-10-11T11:23:00Z">
         <w:r>
           <w:t xml:space="preserve">Este </w:t>
         </w:r>
       </w:ins>
-      <w:del w:id="129" w:author="Dalton Solano dos Reis" w:date="2023-10-11T11:28:00Z">
+      <w:del w:id="130" w:author="Dalton Solano dos Reis" w:date="2023-10-11T11:28:00Z">
         <w:r>
           <w:delText xml:space="preserve"> </w:delText>
         </w:r>
@@ -1957,16 +1957,16 @@
       <w:r>
         <w:t xml:space="preserve">projeto consiste no desenvolvimento de um simulador com o objetivo de ser utilizado em experimentos, onde o desenvolvimento aconteceu utilizando Unity 3D e </w:t>
       </w:r>
-      <w:commentRangeStart w:id="130"/>
+      <w:commentRangeStart w:id="131"/>
       <w:r>
         <w:t xml:space="preserve">a </w:t>
       </w:r>
-      <w:del w:id="131" w:author="Dalton Solano dos Reis" w:date="2023-10-11T11:23:00Z">
+      <w:del w:id="132" w:author="Dalton Solano dos Reis" w:date="2023-10-11T11:23:00Z">
         <w:r>
           <w:delText>auxilio</w:delText>
         </w:r>
       </w:del>
-      <w:ins w:id="132" w:author="Dalton Solano dos Reis" w:date="2023-10-11T11:23:00Z">
+      <w:ins w:id="133" w:author="Dalton Solano dos Reis" w:date="2023-10-11T11:23:00Z">
         <w:r>
           <w:t>auxílio</w:t>
         </w:r>
@@ -1974,12 +1974,12 @@
       <w:r>
         <w:t xml:space="preserve"> da linguagem de programação C#, </w:t>
       </w:r>
-      <w:commentRangeEnd w:id="130"/>
-      <w:r>
-        <w:rPr>
-          <w:rStyle w:val="Refdecomentrio"/>
-        </w:rPr>
-        <w:commentReference w:id="130"/>
+      <w:commentRangeEnd w:id="131"/>
+      <w:r>
+        <w:rPr>
+          <w:rStyle w:val="Refdecomentrio"/>
+        </w:rPr>
+        <w:commentReference w:id="131"/>
       </w:r>
       <w:r>
         <w:t xml:space="preserve">mas também utilizou o </w:t>
@@ -2005,21 +2005,14 @@
       <w:pPr>
         <w:pStyle w:val="TF-LEGENDA"/>
       </w:pPr>
-      <w:commentRangeStart w:id="133"/>
       <w:commentRangeStart w:id="134"/>
+      <w:commentRangeStart w:id="135"/>
       <w:r>
         <w:t xml:space="preserve">Figura </w:t>
       </w:r>
       <w:r>
         <w:t>2</w:t>
       </w:r>
-      <w:commentRangeEnd w:id="133"/>
-      <w:r>
-        <w:rPr>
-          <w:rStyle w:val="Refdecomentrio"/>
-        </w:rPr>
-        <w:commentReference w:id="133"/>
-      </w:r>
       <w:commentRangeEnd w:id="134"/>
       <w:r>
         <w:rPr>
@@ -2027,10 +2020,17 @@
         </w:rPr>
         <w:commentReference w:id="134"/>
       </w:r>
+      <w:commentRangeEnd w:id="135"/>
+      <w:r>
+        <w:rPr>
+          <w:rStyle w:val="Refdecomentrio"/>
+        </w:rPr>
+        <w:commentReference w:id="135"/>
+      </w:r>
       <w:r>
         <w:t xml:space="preserve"> – </w:t>
       </w:r>
-      <w:commentRangeStart w:id="135"/>
+      <w:commentRangeStart w:id="136"/>
       <w:r>
         <w:t>Exemplo d</w:t>
       </w:r>
@@ -2043,12 +2043,12 @@
       <w:r>
         <w:t>aplicativo</w:t>
       </w:r>
-      <w:commentRangeEnd w:id="135"/>
-      <w:r>
-        <w:rPr>
-          <w:rStyle w:val="Refdecomentrio"/>
-        </w:rPr>
-        <w:commentReference w:id="135"/>
+      <w:commentRangeEnd w:id="136"/>
+      <w:r>
+        <w:rPr>
+          <w:rStyle w:val="Refdecomentrio"/>
+        </w:rPr>
+        <w:commentReference w:id="136"/>
       </w:r>
     </w:p>
     <w:p>
@@ -2100,16 +2100,16 @@
       <w:pPr>
         <w:pStyle w:val="TF-FONTE"/>
       </w:pPr>
-      <w:commentRangeStart w:id="136"/>
+      <w:commentRangeStart w:id="137"/>
       <w:r>
         <w:t>Fonte</w:t>
       </w:r>
-      <w:commentRangeEnd w:id="136"/>
-      <w:r>
-        <w:rPr>
-          <w:rStyle w:val="Refdecomentrio"/>
-        </w:rPr>
-        <w:commentReference w:id="136"/>
+      <w:commentRangeEnd w:id="137"/>
+      <w:r>
+        <w:rPr>
+          <w:rStyle w:val="Refdecomentrio"/>
+        </w:rPr>
+        <w:commentReference w:id="137"/>
       </w:r>
       <w:r>
         <w:t xml:space="preserve">: </w:t>
@@ -2122,7 +2122,7 @@
       <w:pPr>
         <w:pStyle w:val="TF-TEXTO"/>
       </w:pPr>
-      <w:commentRangeStart w:id="137"/>
+      <w:commentRangeStart w:id="138"/>
       <w:r>
         <w:lastRenderedPageBreak/>
         <w:t>Tendo como conclusão</w:t>
@@ -2130,19 +2130,19 @@
       <w:r>
         <w:t xml:space="preserve"> </w:t>
       </w:r>
-      <w:commentRangeEnd w:id="137"/>
-      <w:r>
-        <w:rPr>
-          <w:rStyle w:val="Refdecomentrio"/>
-        </w:rPr>
-        <w:commentReference w:id="137"/>
-      </w:r>
-      <w:del w:id="138" w:author="Dalton Solano dos Reis" w:date="2023-10-11T11:27:00Z">
+      <w:commentRangeEnd w:id="138"/>
+      <w:r>
+        <w:rPr>
+          <w:rStyle w:val="Refdecomentrio"/>
+        </w:rPr>
+        <w:commentReference w:id="138"/>
+      </w:r>
+      <w:del w:id="139" w:author="Dalton Solano dos Reis" w:date="2023-10-11T11:27:00Z">
         <w:r>
           <w:delText>que</w:delText>
         </w:r>
       </w:del>
-      <w:ins w:id="139" w:author="Dalton Solano dos Reis" w:date="2023-10-11T11:27:00Z">
+      <w:ins w:id="140" w:author="Dalton Solano dos Reis" w:date="2023-10-11T11:27:00Z">
         <w:r>
           <w:t>de que</w:t>
         </w:r>
@@ -2155,14 +2155,14 @@
       <w:pPr>
         <w:pStyle w:val="Ttulo1"/>
       </w:pPr>
-      <w:bookmarkStart w:id="140" w:name="_Toc54164921"/>
-      <w:bookmarkStart w:id="141" w:name="_Toc54165675"/>
-      <w:bookmarkStart w:id="142" w:name="_Toc54169333"/>
-      <w:bookmarkStart w:id="143" w:name="_Toc96347439"/>
-      <w:bookmarkStart w:id="144" w:name="_Toc96357723"/>
-      <w:bookmarkStart w:id="145" w:name="_Toc96491866"/>
-      <w:bookmarkStart w:id="146" w:name="_Toc411603107"/>
-      <w:bookmarkEnd w:id="82"/>
+      <w:bookmarkStart w:id="141" w:name="_Toc54164921"/>
+      <w:bookmarkStart w:id="142" w:name="_Toc54165675"/>
+      <w:bookmarkStart w:id="143" w:name="_Toc54169333"/>
+      <w:bookmarkStart w:id="144" w:name="_Toc96347439"/>
+      <w:bookmarkStart w:id="145" w:name="_Toc96357723"/>
+      <w:bookmarkStart w:id="146" w:name="_Toc96491866"/>
+      <w:bookmarkStart w:id="147" w:name="_Toc411603107"/>
+      <w:bookmarkEnd w:id="83"/>
       <w:r>
         <w:t>proposta</w:t>
       </w:r>
@@ -2171,13 +2171,13 @@
       <w:pPr>
         <w:pStyle w:val="TF-TEXTO"/>
       </w:pPr>
-      <w:del w:id="147" w:author="Dalton Solano dos Reis" w:date="2023-10-11T11:28:00Z">
+      <w:del w:id="148" w:author="Dalton Solano dos Reis" w:date="2023-10-11T11:28:00Z">
         <w:r>
           <w:delText>Neste capítulo</w:delText>
         </w:r>
       </w:del>
       <w:proofErr w:type="spellStart"/>
-      <w:ins w:id="148" w:author="Dalton Solano dos Reis" w:date="2023-10-11T11:28:00Z">
+      <w:ins w:id="149" w:author="Dalton Solano dos Reis" w:date="2023-10-11T11:28:00Z">
         <w:r>
           <w:t>Nsta</w:t>
         </w:r>
@@ -2189,30 +2189,30 @@
       <w:r>
         <w:t xml:space="preserve"> </w:t>
       </w:r>
-      <w:commentRangeStart w:id="149"/>
+      <w:commentRangeStart w:id="150"/>
       <w:r>
         <w:t xml:space="preserve">iremos </w:t>
       </w:r>
-      <w:commentRangeEnd w:id="149"/>
-      <w:r>
-        <w:rPr>
-          <w:rStyle w:val="Refdecomentrio"/>
-        </w:rPr>
-        <w:commentReference w:id="149"/>
+      <w:commentRangeEnd w:id="150"/>
+      <w:r>
+        <w:rPr>
+          <w:rStyle w:val="Refdecomentrio"/>
+        </w:rPr>
+        <w:commentReference w:id="150"/>
       </w:r>
       <w:r>
         <w:t xml:space="preserve">falar não só do software que </w:t>
       </w:r>
-      <w:commentRangeStart w:id="150"/>
+      <w:commentRangeStart w:id="151"/>
       <w:r>
         <w:t xml:space="preserve">pretendemos </w:t>
       </w:r>
-      <w:commentRangeEnd w:id="150"/>
-      <w:r>
-        <w:rPr>
-          <w:rStyle w:val="Refdecomentrio"/>
-        </w:rPr>
-        <w:commentReference w:id="150"/>
+      <w:commentRangeEnd w:id="151"/>
+      <w:r>
+        <w:rPr>
+          <w:rStyle w:val="Refdecomentrio"/>
+        </w:rPr>
+        <w:commentReference w:id="151"/>
       </w:r>
       <w:r>
         <w:t xml:space="preserve">desenvolver, mas também dos impactos que ele pode ter em nossa sociedade, assim a deixando mais segura ao criar pilotos responsáveis. </w:t>
@@ -2225,12 +2225,12 @@
       <w:r>
         <w:t xml:space="preserve"> </w:t>
       </w:r>
-      <w:del w:id="151" w:author="Dalton Solano dos Reis" w:date="2023-10-11T11:29:00Z">
+      <w:del w:id="152" w:author="Dalton Solano dos Reis" w:date="2023-10-11T11:29:00Z">
         <w:r>
           <w:delText>será</w:delText>
         </w:r>
       </w:del>
-      <w:ins w:id="152" w:author="Dalton Solano dos Reis" w:date="2023-10-11T11:29:00Z">
+      <w:ins w:id="153" w:author="Dalton Solano dos Reis" w:date="2023-10-11T11:29:00Z">
         <w:r>
           <w:t>serão</w:t>
         </w:r>
@@ -2238,7 +2238,7 @@
       <w:r>
         <w:t xml:space="preserve"> mostrado</w:t>
       </w:r>
-      <w:ins w:id="153" w:author="Dalton Solano dos Reis" w:date="2023-10-11T11:29:00Z">
+      <w:ins w:id="154" w:author="Dalton Solano dos Reis" w:date="2023-10-11T11:29:00Z">
         <w:r>
           <w:t>s</w:t>
         </w:r>
@@ -2246,12 +2246,12 @@
       <w:r>
         <w:t xml:space="preserve"> os principais Requisitos </w:t>
       </w:r>
-      <w:ins w:id="154" w:author="Dalton Solano dos Reis" w:date="2023-10-11T11:29:00Z">
+      <w:ins w:id="155" w:author="Dalton Solano dos Reis" w:date="2023-10-11T11:29:00Z">
         <w:r>
           <w:t>F</w:t>
         </w:r>
       </w:ins>
-      <w:del w:id="155" w:author="Dalton Solano dos Reis" w:date="2023-10-11T11:29:00Z">
+      <w:del w:id="156" w:author="Dalton Solano dos Reis" w:date="2023-10-11T11:29:00Z">
         <w:r>
           <w:delText>f</w:delText>
         </w:r>
@@ -2259,32 +2259,32 @@
       <w:r>
         <w:t xml:space="preserve">uncionais (RF) e os Requisitos Não funcionais (RNF), </w:t>
       </w:r>
-      <w:commentRangeStart w:id="156"/>
+      <w:commentRangeStart w:id="157"/>
       <w:r>
         <w:t xml:space="preserve">também </w:t>
       </w:r>
-      <w:commentRangeEnd w:id="156"/>
-      <w:r>
-        <w:rPr>
-          <w:rStyle w:val="Refdecomentrio"/>
-        </w:rPr>
-        <w:commentReference w:id="156"/>
-      </w:r>
-      <w:commentRangeStart w:id="157"/>
+      <w:commentRangeEnd w:id="157"/>
+      <w:r>
+        <w:rPr>
+          <w:rStyle w:val="Refdecomentrio"/>
+        </w:rPr>
+        <w:commentReference w:id="157"/>
+      </w:r>
+      <w:commentRangeStart w:id="158"/>
       <w:r>
         <w:t xml:space="preserve">iremos </w:t>
       </w:r>
-      <w:commentRangeEnd w:id="157"/>
-      <w:r>
-        <w:rPr>
-          <w:rStyle w:val="Refdecomentrio"/>
-        </w:rPr>
-        <w:commentReference w:id="157"/>
+      <w:commentRangeEnd w:id="158"/>
+      <w:r>
+        <w:rPr>
+          <w:rStyle w:val="Refdecomentrio"/>
+        </w:rPr>
+        <w:commentReference w:id="158"/>
       </w:r>
       <w:r>
         <w:t>relatar um cronograma que será seguido</w:t>
       </w:r>
-      <w:ins w:id="158" w:author="Dalton Solano dos Reis" w:date="2023-10-11T11:30:00Z">
+      <w:ins w:id="159" w:author="Dalton Solano dos Reis" w:date="2023-10-11T11:30:00Z">
         <w:r>
           <w:t>.</w:t>
         </w:r>
@@ -2294,25 +2294,25 @@
       <w:pPr>
         <w:pStyle w:val="Ttulo2"/>
       </w:pPr>
-      <w:bookmarkStart w:id="159" w:name="_Toc54164915"/>
-      <w:bookmarkStart w:id="160" w:name="_Toc54165669"/>
-      <w:bookmarkStart w:id="161" w:name="_Toc54169327"/>
-      <w:bookmarkStart w:id="162" w:name="_Toc96347433"/>
-      <w:bookmarkStart w:id="163" w:name="_Toc96357717"/>
-      <w:bookmarkStart w:id="164" w:name="_Toc96491860"/>
-      <w:bookmarkStart w:id="165" w:name="_Toc351015594"/>
-      <w:commentRangeStart w:id="166"/>
+      <w:bookmarkStart w:id="160" w:name="_Toc54164915"/>
+      <w:bookmarkStart w:id="161" w:name="_Toc54165669"/>
+      <w:bookmarkStart w:id="162" w:name="_Toc54169327"/>
+      <w:bookmarkStart w:id="163" w:name="_Toc96347433"/>
+      <w:bookmarkStart w:id="164" w:name="_Toc96357717"/>
+      <w:bookmarkStart w:id="165" w:name="_Toc96491860"/>
+      <w:bookmarkStart w:id="166" w:name="_Toc351015594"/>
+      <w:commentRangeStart w:id="167"/>
       <w:r>
         <w:t>JUSTIFICATIVA</w:t>
       </w:r>
-      <w:commentRangeEnd w:id="166"/>
+      <w:commentRangeEnd w:id="167"/>
       <w:r>
         <w:rPr>
           <w:rStyle w:val="Refdecomentrio"/>
           <w:caps w:val="0"/>
           <w:color w:val="auto"/>
         </w:rPr>
-        <w:commentReference w:id="166"/>
+        <w:commentReference w:id="167"/>
       </w:r>
     </w:p>
     <w:p>
@@ -2324,19 +2324,19 @@
         </w:numPr>
         <w:ind w:left="709" w:firstLine="368"/>
         <w:rPr>
-          <w:del w:id="167" w:author="Dalton Solano dos Reis" w:date="2023-10-11T11:32:00Z"/>
-        </w:rPr>
-      </w:pPr>
-      <w:commentRangeStart w:id="168"/>
+          <w:del w:id="168" w:author="Dalton Solano dos Reis" w:date="2023-10-11T11:32:00Z"/>
+        </w:rPr>
+      </w:pPr>
+      <w:commentRangeStart w:id="169"/>
       <w:r>
         <w:t xml:space="preserve">Nos últimos </w:t>
       </w:r>
-      <w:commentRangeEnd w:id="168"/>
-      <w:r>
-        <w:rPr>
-          <w:rStyle w:val="Refdecomentrio"/>
-        </w:rPr>
-        <w:commentReference w:id="168"/>
+      <w:commentRangeEnd w:id="169"/>
+      <w:r>
+        <w:rPr>
+          <w:rStyle w:val="Refdecomentrio"/>
+        </w:rPr>
+        <w:commentReference w:id="169"/>
       </w:r>
       <w:r>
         <w:t>anos, testemunhamos um notável avanço na tecnologia de segurança nos carros, transformando significativamente a maneira como dirigimos. Sensores, câmera e radares agora fazem parte integrante dos veículos modernos, permitindo que o carro tenha funções como frenagem automática, assistência de faixa entre outras funções. Mesmo com todos esses apetrechos, o número de mortes decorrentes de acidentes de trânsito continua aumentando e isso não se deve a segurança dos carros de hoje, muito pelo contrário, de acordo com a entidade Observatório Nacional de Segurança Viária</w:t>
@@ -2347,12 +2347,12 @@
       <w:r>
         <w:t xml:space="preserve">(ONSV), os acidentes são agrupados em três principais </w:t>
       </w:r>
-      <w:del w:id="169" w:author="Dalton Solano dos Reis" w:date="2023-10-11T11:32:00Z">
+      <w:del w:id="170" w:author="Dalton Solano dos Reis" w:date="2023-10-11T11:32:00Z">
         <w:r>
           <w:delText>motivações</w:delText>
         </w:r>
       </w:del>
-      <w:ins w:id="170" w:author="Dalton Solano dos Reis" w:date="2023-10-11T11:32:00Z">
+      <w:ins w:id="171" w:author="Dalton Solano dos Reis" w:date="2023-10-11T11:32:00Z">
         <w:r>
           <w:t>fatores</w:t>
         </w:r>
@@ -2370,21 +2370,21 @@
         </w:numPr>
         <w:ind w:left="709" w:firstLine="368"/>
         <w:rPr>
-          <w:del w:id="171" w:author="Dalton Solano dos Reis" w:date="2023-10-11T11:32:00Z"/>
-        </w:rPr>
-        <w:pPrChange w:id="172" w:author="Dalton Solano dos Reis" w:date="2023-10-11T11:32:00Z">
+          <w:del w:id="172" w:author="Dalton Solano dos Reis" w:date="2023-10-11T11:32:00Z"/>
+        </w:rPr>
+        <w:pPrChange w:id="173" w:author="Dalton Solano dos Reis" w:date="2023-10-11T11:32:00Z">
           <w:pPr>
             <w:pStyle w:val="TF-ALNEA"/>
             <w:ind w:left="1077"/>
           </w:pPr>
         </w:pPrChange>
       </w:pPr>
-      <w:del w:id="173" w:author="Dalton Solano dos Reis" w:date="2023-10-11T11:32:00Z">
+      <w:del w:id="174" w:author="Dalton Solano dos Reis" w:date="2023-10-11T11:32:00Z">
         <w:r>
           <w:delText xml:space="preserve">Fator </w:delText>
         </w:r>
       </w:del>
-      <w:ins w:id="174" w:author="Dalton Solano dos Reis" w:date="2023-10-11T11:32:00Z">
+      <w:ins w:id="175" w:author="Dalton Solano dos Reis" w:date="2023-10-11T11:32:00Z">
         <w:r>
           <w:t xml:space="preserve"> </w:t>
         </w:r>
@@ -2394,12 +2394,12 @@
         <w:t>human</w:t>
       </w:r>
       <w:proofErr w:type="spellEnd"/>
-      <w:ins w:id="175" w:author="Dalton Solano dos Reis" w:date="2023-10-11T11:32:00Z">
+      <w:ins w:id="176" w:author="Dalton Solano dos Reis" w:date="2023-10-11T11:32:00Z">
         <w:r>
           <w:t xml:space="preserve">, </w:t>
         </w:r>
       </w:ins>
-      <w:del w:id="176" w:author="Dalton Solano dos Reis" w:date="2023-10-11T11:32:00Z">
+      <w:del w:id="177" w:author="Dalton Solano dos Reis" w:date="2023-10-11T11:32:00Z">
         <w:r>
           <w:delText>o</w:delText>
         </w:r>
@@ -2414,16 +2414,16 @@
         </w:numPr>
         <w:ind w:left="709" w:firstLine="368"/>
         <w:rPr>
-          <w:del w:id="177" w:author="Dalton Solano dos Reis" w:date="2023-10-11T11:32:00Z"/>
-        </w:rPr>
-        <w:pPrChange w:id="178" w:author="Dalton Solano dos Reis" w:date="2023-10-11T11:32:00Z">
+          <w:del w:id="178" w:author="Dalton Solano dos Reis" w:date="2023-10-11T11:32:00Z"/>
+        </w:rPr>
+        <w:pPrChange w:id="179" w:author="Dalton Solano dos Reis" w:date="2023-10-11T11:32:00Z">
           <w:pPr>
             <w:pStyle w:val="TF-ALNEA"/>
             <w:ind w:left="1077"/>
           </w:pPr>
         </w:pPrChange>
       </w:pPr>
-      <w:del w:id="179" w:author="Dalton Solano dos Reis" w:date="2023-10-11T11:32:00Z">
+      <w:del w:id="180" w:author="Dalton Solano dos Reis" w:date="2023-10-11T11:32:00Z">
         <w:r>
           <w:delText xml:space="preserve">Fator </w:delText>
         </w:r>
@@ -2440,19 +2440,19 @@
           <w:numId w:val="0"/>
         </w:numPr>
         <w:ind w:left="709" w:firstLine="368"/>
-        <w:pPrChange w:id="180" w:author="Dalton Solano dos Reis" w:date="2023-10-11T11:32:00Z">
+        <w:pPrChange w:id="181" w:author="Dalton Solano dos Reis" w:date="2023-10-11T11:32:00Z">
           <w:pPr>
             <w:pStyle w:val="TF-ALNEA"/>
             <w:ind w:left="1077"/>
           </w:pPr>
         </w:pPrChange>
       </w:pPr>
-      <w:del w:id="181" w:author="Dalton Solano dos Reis" w:date="2023-10-11T11:32:00Z">
+      <w:del w:id="182" w:author="Dalton Solano dos Reis" w:date="2023-10-11T11:32:00Z">
         <w:r>
           <w:delText xml:space="preserve">Fator </w:delText>
         </w:r>
       </w:del>
-      <w:ins w:id="182" w:author="Dalton Solano dos Reis" w:date="2023-10-11T11:32:00Z">
+      <w:ins w:id="183" w:author="Dalton Solano dos Reis" w:date="2023-10-11T11:32:00Z">
         <w:r>
           <w:t xml:space="preserve"> e </w:t>
         </w:r>
@@ -2460,7 +2460,7 @@
       <w:r>
         <w:t>via</w:t>
       </w:r>
-      <w:ins w:id="183" w:author="Dalton Solano dos Reis" w:date="2023-10-11T11:32:00Z">
+      <w:ins w:id="184" w:author="Dalton Solano dos Reis" w:date="2023-10-11T11:32:00Z">
         <w:r>
           <w:t>.</w:t>
         </w:r>
@@ -2475,18 +2475,11 @@
         </w:numPr>
         <w:ind w:left="709" w:firstLine="368"/>
       </w:pPr>
-      <w:commentRangeStart w:id="184"/>
       <w:commentRangeStart w:id="185"/>
+      <w:commentRangeStart w:id="186"/>
       <w:r>
         <w:t xml:space="preserve">Também </w:t>
       </w:r>
-      <w:commentRangeEnd w:id="184"/>
-      <w:r>
-        <w:rPr>
-          <w:rStyle w:val="Refdecomentrio"/>
-        </w:rPr>
-        <w:commentReference w:id="184"/>
-      </w:r>
       <w:commentRangeEnd w:id="185"/>
       <w:r>
         <w:rPr>
@@ -2494,19 +2487,26 @@
         </w:rPr>
         <w:commentReference w:id="185"/>
       </w:r>
+      <w:commentRangeEnd w:id="186"/>
+      <w:r>
+        <w:rPr>
+          <w:rStyle w:val="Refdecomentrio"/>
+        </w:rPr>
+        <w:commentReference w:id="186"/>
+      </w:r>
       <w:r>
         <w:t xml:space="preserve">segundo a </w:t>
       </w:r>
-      <w:commentRangeStart w:id="186"/>
+      <w:commentRangeStart w:id="187"/>
       <w:r>
         <w:t>entidade</w:t>
       </w:r>
-      <w:commentRangeEnd w:id="186"/>
-      <w:r>
-        <w:rPr>
-          <w:rStyle w:val="Refdecomentrio"/>
-        </w:rPr>
-        <w:commentReference w:id="186"/>
+      <w:commentRangeEnd w:id="187"/>
+      <w:r>
+        <w:rPr>
+          <w:rStyle w:val="Refdecomentrio"/>
+        </w:rPr>
+        <w:commentReference w:id="187"/>
       </w:r>
       <w:r>
         <w:t>, 90% dos acidentes ocorrem por falhas humanas, onde só em 2021 ocasionaram quase 34 mil mortos por acidentes de trânsito.</w:t>
@@ -2521,16 +2521,16 @@
         </w:numPr>
         <w:ind w:left="709" w:firstLine="368"/>
       </w:pPr>
-      <w:commentRangeStart w:id="187"/>
+      <w:commentRangeStart w:id="188"/>
       <w:r>
         <w:t>Pensando nisso</w:t>
       </w:r>
-      <w:commentRangeEnd w:id="187"/>
-      <w:r>
-        <w:rPr>
-          <w:rStyle w:val="Refdecomentrio"/>
-        </w:rPr>
-        <w:commentReference w:id="187"/>
+      <w:commentRangeEnd w:id="188"/>
+      <w:r>
+        <w:rPr>
+          <w:rStyle w:val="Refdecomentrio"/>
+        </w:rPr>
+        <w:commentReference w:id="188"/>
       </w:r>
       <w:r>
         <w:t xml:space="preserve">, junto com o professor Dalton Solano dos Reis decidimos fazer um simulador de carro, </w:t>
@@ -2566,8 +2566,8 @@
       <w:pPr>
         <w:pStyle w:val="TF-LEGENDA"/>
       </w:pPr>
-      <w:bookmarkStart w:id="188" w:name="_Ref52025161"/>
-      <w:commentRangeStart w:id="189"/>
+      <w:bookmarkStart w:id="189" w:name="_Ref52025161"/>
+      <w:commentRangeStart w:id="190"/>
       <w:r>
         <w:t xml:space="preserve">Quadro </w:t>
       </w:r>
@@ -2592,13 +2592,13 @@
         </w:rPr>
         <w:fldChar w:fldCharType="end"/>
       </w:r>
-      <w:bookmarkEnd w:id="188"/>
-      <w:commentRangeEnd w:id="189"/>
-      <w:r>
-        <w:rPr>
-          <w:rStyle w:val="Refdecomentrio"/>
-        </w:rPr>
-        <w:commentReference w:id="189"/>
+      <w:bookmarkEnd w:id="189"/>
+      <w:commentRangeEnd w:id="190"/>
+      <w:r>
+        <w:rPr>
+          <w:rStyle w:val="Refdecomentrio"/>
+        </w:rPr>
+        <w:commentReference w:id="190"/>
       </w:r>
       <w:r>
         <w:t xml:space="preserve"> - </w:t>
@@ -2857,33 +2857,9 @@
               <w:pStyle w:val="TF-TEXTOQUADRO"/>
               <w:jc w:val="center"/>
             </w:pPr>
-            <w:commentRangeStart w:id="190"/>
+            <w:commentRangeStart w:id="191"/>
             <w:r>
               <w:t>Correlato 01</w:t>
-            </w:r>
-            <w:commentRangeEnd w:id="190"/>
-            <w:r>
-              <w:rPr>
-                <w:rStyle w:val="Refdecomentrio"/>
-              </w:rPr>
-              <w:commentReference w:id="190"/>
-            </w:r>
-          </w:p>
-        </w:tc>
-        <w:tc>
-          <w:tcPr>
-            <w:tcW w:w="1746" w:type="dxa"/>
-            <w:shd w:val="clear" w:color="auto" w:fill="A6A6A6"/>
-            <w:vAlign w:val="center"/>
-          </w:tcPr>
-          <w:p>
-            <w:pPr>
-              <w:pStyle w:val="TF-TEXTOQUADRO"/>
-              <w:jc w:val="center"/>
-            </w:pPr>
-            <w:commentRangeStart w:id="191"/>
-            <w:r>
-              <w:t>Correlato 02</w:t>
             </w:r>
             <w:commentRangeEnd w:id="191"/>
             <w:r>
@@ -2896,7 +2872,7 @@
         </w:tc>
         <w:tc>
           <w:tcPr>
-            <w:tcW w:w="1865" w:type="dxa"/>
+            <w:tcW w:w="1746" w:type="dxa"/>
             <w:shd w:val="clear" w:color="auto" w:fill="A6A6A6"/>
             <w:vAlign w:val="center"/>
           </w:tcPr>
@@ -2907,7 +2883,7 @@
             </w:pPr>
             <w:commentRangeStart w:id="192"/>
             <w:r>
-              <w:t>Correlato 03</w:t>
+              <w:t>Correlato 02</w:t>
             </w:r>
             <w:commentRangeEnd w:id="192"/>
             <w:r>
@@ -2918,97 +2894,20 @@
             </w:r>
           </w:p>
         </w:tc>
-      </w:tr>
-      <w:tr>
-        <w:tc>
-          <w:tcPr>
-            <w:tcW w:w="3715" w:type="dxa"/>
-            <w:shd w:val="clear" w:color="auto" w:fill="auto"/>
-          </w:tcPr>
-          <w:p>
-            <w:pPr>
-              <w:pStyle w:val="TF-TEXTOQUADRO"/>
-            </w:pPr>
-            <w:r>
-              <w:t>Utiliza C# como linguagem de programação</w:t>
-            </w:r>
-          </w:p>
-        </w:tc>
-        <w:tc>
-          <w:tcPr>
-            <w:tcW w:w="1746" w:type="dxa"/>
-            <w:shd w:val="clear" w:color="auto" w:fill="auto"/>
+        <w:tc>
+          <w:tcPr>
+            <w:tcW w:w="1865" w:type="dxa"/>
+            <w:shd w:val="clear" w:color="auto" w:fill="A6A6A6"/>
+            <w:vAlign w:val="center"/>
           </w:tcPr>
           <w:p>
             <w:pPr>
               <w:pStyle w:val="TF-TEXTOQUADRO"/>
               <w:jc w:val="center"/>
             </w:pPr>
-            <w:r>
-              <w:t>Sim</w:t>
-            </w:r>
-          </w:p>
-        </w:tc>
-        <w:tc>
-          <w:tcPr>
-            <w:tcW w:w="1746" w:type="dxa"/>
-            <w:shd w:val="clear" w:color="auto" w:fill="auto"/>
-          </w:tcPr>
-          <w:p>
-            <w:pPr>
-              <w:pStyle w:val="TF-TEXTOQUADRO"/>
-              <w:jc w:val="center"/>
-            </w:pPr>
-            <w:r>
-              <w:t>Sim</w:t>
-            </w:r>
-          </w:p>
-        </w:tc>
-        <w:tc>
-          <w:tcPr>
-            <w:tcW w:w="1865" w:type="dxa"/>
-            <w:shd w:val="clear" w:color="auto" w:fill="auto"/>
-          </w:tcPr>
-          <w:p>
-            <w:pPr>
-              <w:pStyle w:val="TF-TEXTOQUADRO"/>
-              <w:jc w:val="center"/>
-            </w:pPr>
-            <w:r>
-              <w:t>Sim</w:t>
-            </w:r>
-          </w:p>
-        </w:tc>
-      </w:tr>
-      <w:tr>
-        <w:tc>
-          <w:tcPr>
-            <w:tcW w:w="3715" w:type="dxa"/>
-            <w:shd w:val="clear" w:color="auto" w:fill="auto"/>
-          </w:tcPr>
-          <w:p>
-            <w:pPr>
-              <w:pStyle w:val="TF-TEXTOQUADRO"/>
-            </w:pPr>
-            <w:r>
-              <w:t xml:space="preserve">Utiliza </w:t>
-            </w:r>
             <w:commentRangeStart w:id="193"/>
             <w:r>
-              <w:t xml:space="preserve">Unity </w:t>
-            </w:r>
-            <w:ins w:id="194" w:author="Dalton Solano dos Reis" w:date="2023-10-11T11:38:00Z">
-              <w:r>
-                <w:t>c</w:t>
-              </w:r>
-            </w:ins>
-            <w:del w:id="195" w:author="Dalton Solano dos Reis" w:date="2023-10-11T11:38:00Z">
-              <w:r>
-                <w:delText>C</w:delText>
-              </w:r>
-            </w:del>
-            <w:r>
-              <w:t xml:space="preserve">omo </w:t>
+              <w:t>Correlato 03</w:t>
             </w:r>
             <w:commentRangeEnd w:id="193"/>
             <w:r>
@@ -3019,6 +2918,107 @@
             </w:r>
           </w:p>
         </w:tc>
+      </w:tr>
+      <w:tr>
+        <w:tc>
+          <w:tcPr>
+            <w:tcW w:w="3715" w:type="dxa"/>
+            <w:shd w:val="clear" w:color="auto" w:fill="auto"/>
+          </w:tcPr>
+          <w:p>
+            <w:pPr>
+              <w:pStyle w:val="TF-TEXTOQUADRO"/>
+            </w:pPr>
+            <w:r>
+              <w:t>Utiliza C# como linguagem de programação</w:t>
+            </w:r>
+          </w:p>
+        </w:tc>
+        <w:tc>
+          <w:tcPr>
+            <w:tcW w:w="1746" w:type="dxa"/>
+            <w:shd w:val="clear" w:color="auto" w:fill="auto"/>
+          </w:tcPr>
+          <w:p>
+            <w:pPr>
+              <w:pStyle w:val="TF-TEXTOQUADRO"/>
+              <w:jc w:val="center"/>
+            </w:pPr>
+            <w:r>
+              <w:t>Sim</w:t>
+            </w:r>
+          </w:p>
+        </w:tc>
+        <w:tc>
+          <w:tcPr>
+            <w:tcW w:w="1746" w:type="dxa"/>
+            <w:shd w:val="clear" w:color="auto" w:fill="auto"/>
+          </w:tcPr>
+          <w:p>
+            <w:pPr>
+              <w:pStyle w:val="TF-TEXTOQUADRO"/>
+              <w:jc w:val="center"/>
+            </w:pPr>
+            <w:r>
+              <w:t>Sim</w:t>
+            </w:r>
+          </w:p>
+        </w:tc>
+        <w:tc>
+          <w:tcPr>
+            <w:tcW w:w="1865" w:type="dxa"/>
+            <w:shd w:val="clear" w:color="auto" w:fill="auto"/>
+          </w:tcPr>
+          <w:p>
+            <w:pPr>
+              <w:pStyle w:val="TF-TEXTOQUADRO"/>
+              <w:jc w:val="center"/>
+            </w:pPr>
+            <w:r>
+              <w:t>Sim</w:t>
+            </w:r>
+          </w:p>
+        </w:tc>
+      </w:tr>
+      <w:tr>
+        <w:tc>
+          <w:tcPr>
+            <w:tcW w:w="3715" w:type="dxa"/>
+            <w:shd w:val="clear" w:color="auto" w:fill="auto"/>
+          </w:tcPr>
+          <w:p>
+            <w:pPr>
+              <w:pStyle w:val="TF-TEXTOQUADRO"/>
+            </w:pPr>
+            <w:r>
+              <w:t xml:space="preserve">Utiliza </w:t>
+            </w:r>
+            <w:commentRangeStart w:id="194"/>
+            <w:r>
+              <w:t xml:space="preserve">Unity </w:t>
+            </w:r>
+            <w:ins w:id="195" w:author="Dalton Solano dos Reis" w:date="2023-10-11T11:38:00Z">
+              <w:r>
+                <w:t>c</w:t>
+              </w:r>
+            </w:ins>
+            <w:del w:id="196" w:author="Dalton Solano dos Reis" w:date="2023-10-11T11:38:00Z">
+              <w:r>
+                <w:delText>C</w:delText>
+              </w:r>
+            </w:del>
+            <w:r>
+              <w:t xml:space="preserve">omo </w:t>
+            </w:r>
+            <w:commentRangeEnd w:id="194"/>
+            <w:r>
+              <w:rPr>
+                <w:rStyle w:val="Refdecomentrio"/>
+              </w:rPr>
+              <w:commentReference w:id="194"/>
+            </w:r>
+          </w:p>
+        </w:tc>
         <w:tc>
           <w:tcPr>
             <w:tcW w:w="1746" w:type="dxa"/>
@@ -3404,39 +3404,39 @@
       <w:pPr>
         <w:pStyle w:val="Ttulo2"/>
       </w:pPr>
-      <w:commentRangeStart w:id="196"/>
       <w:commentRangeStart w:id="197"/>
+      <w:commentRangeStart w:id="198"/>
       <w:r>
         <w:t>REQUISITOS</w:t>
       </w:r>
-      <w:commentRangeEnd w:id="196"/>
+      <w:commentRangeEnd w:id="197"/>
       <w:r>
         <w:rPr>
           <w:rStyle w:val="Refdecomentrio"/>
           <w:caps w:val="0"/>
           <w:color w:val="auto"/>
         </w:rPr>
-        <w:commentReference w:id="196"/>
-      </w:r>
-      <w:commentRangeEnd w:id="197"/>
+        <w:commentReference w:id="197"/>
+      </w:r>
+      <w:commentRangeEnd w:id="198"/>
       <w:r>
         <w:rPr>
           <w:rStyle w:val="Refdecomentrio"/>
           <w:caps w:val="0"/>
           <w:color w:val="auto"/>
         </w:rPr>
-        <w:commentReference w:id="197"/>
+        <w:commentReference w:id="198"/>
       </w:r>
       <w:r>
         <w:t xml:space="preserve"> PRINCIPAIS DO PROBLEMA A SER TRABALHADO</w:t>
       </w:r>
-      <w:bookmarkEnd w:id="159"/>
       <w:bookmarkEnd w:id="160"/>
       <w:bookmarkEnd w:id="161"/>
       <w:bookmarkEnd w:id="162"/>
       <w:bookmarkEnd w:id="163"/>
       <w:bookmarkEnd w:id="164"/>
       <w:bookmarkEnd w:id="165"/>
+      <w:bookmarkEnd w:id="166"/>
     </w:p>
     <w:p>
       <w:pPr>
@@ -3477,7 +3477,7 @@
           <w:szCs w:val="24"/>
         </w:rPr>
       </w:pPr>
-      <w:commentRangeStart w:id="198"/>
+      <w:commentRangeStart w:id="199"/>
       <w:r>
         <w:rPr>
           <w:sz w:val="24"/>
@@ -3485,12 +3485,12 @@
         </w:rPr>
         <w:t xml:space="preserve">Requisitos </w:t>
       </w:r>
-      <w:commentRangeEnd w:id="198"/>
-      <w:r>
-        <w:rPr>
-          <w:rStyle w:val="Refdecomentrio"/>
-        </w:rPr>
-        <w:commentReference w:id="198"/>
+      <w:commentRangeEnd w:id="199"/>
+      <w:r>
+        <w:rPr>
+          <w:rStyle w:val="Refdecomentrio"/>
+        </w:rPr>
+        <w:commentReference w:id="199"/>
       </w:r>
       <w:r>
         <w:rPr>
@@ -3519,12 +3519,12 @@
       <w:r>
         <w:t xml:space="preserve">– Permitir o usuário colocar e tirar o </w:t>
       </w:r>
-      <w:del w:id="199" w:author="Dalton Solano dos Reis" w:date="2023-10-11T11:43:00Z">
+      <w:del w:id="200" w:author="Dalton Solano dos Reis" w:date="2023-10-11T11:43:00Z">
         <w:r>
           <w:delText>sinto</w:delText>
         </w:r>
       </w:del>
-      <w:ins w:id="200" w:author="Dalton Solano dos Reis" w:date="2023-10-11T11:43:00Z">
+      <w:ins w:id="201" w:author="Dalton Solano dos Reis" w:date="2023-10-11T11:43:00Z">
         <w:r>
           <w:t>cinto</w:t>
         </w:r>
@@ -3571,7 +3571,7 @@
       <w:r>
         <w:t>RF03 – Mostra mensagens avisando quando o usuário infringiu a algum</w:t>
       </w:r>
-      <w:ins w:id="201" w:author="Dalton Solano dos Reis" w:date="2023-10-11T11:43:00Z">
+      <w:ins w:id="202" w:author="Dalton Solano dos Reis" w:date="2023-10-11T11:43:00Z">
         <w:r>
           <w:t>a</w:t>
         </w:r>
@@ -3596,12 +3596,12 @@
       <w:r>
         <w:t xml:space="preserve">RF04 – Retorna uma relação de pontos para o usuário quando </w:t>
       </w:r>
-      <w:del w:id="202" w:author="Dalton Solano dos Reis" w:date="2023-10-11T11:43:00Z">
+      <w:del w:id="203" w:author="Dalton Solano dos Reis" w:date="2023-10-11T11:43:00Z">
         <w:r>
           <w:delText>o mesmo</w:delText>
         </w:r>
       </w:del>
-      <w:ins w:id="203" w:author="Dalton Solano dos Reis" w:date="2023-10-11T11:43:00Z">
+      <w:ins w:id="204" w:author="Dalton Solano dos Reis" w:date="2023-10-11T11:43:00Z">
         <w:r>
           <w:t>ele</w:t>
         </w:r>
@@ -3660,16 +3660,16 @@
       <w:r>
         <w:t xml:space="preserve">RF07 – </w:t>
       </w:r>
-      <w:commentRangeStart w:id="204"/>
+      <w:commentRangeStart w:id="205"/>
       <w:r>
         <w:t>Geração de que andem aleatoriamente na rua</w:t>
       </w:r>
-      <w:commentRangeEnd w:id="204"/>
-      <w:r>
-        <w:rPr>
-          <w:rStyle w:val="Refdecomentrio"/>
-        </w:rPr>
-        <w:commentReference w:id="204"/>
+      <w:commentRangeEnd w:id="205"/>
+      <w:r>
+        <w:rPr>
+          <w:rStyle w:val="Refdecomentrio"/>
+        </w:rPr>
+        <w:commentReference w:id="205"/>
       </w:r>
     </w:p>
     <w:p>
@@ -3705,16 +3705,16 @@
       <w:r>
         <w:t xml:space="preserve">RF09 – Disponibilizar postos funcionais que reabastecem a </w:t>
       </w:r>
-      <w:commentRangeStart w:id="205"/>
+      <w:commentRangeStart w:id="206"/>
       <w:r>
         <w:t xml:space="preserve">gasolina </w:t>
       </w:r>
-      <w:commentRangeEnd w:id="205"/>
-      <w:r>
-        <w:rPr>
-          <w:rStyle w:val="Refdecomentrio"/>
-        </w:rPr>
-        <w:commentReference w:id="205"/>
+      <w:commentRangeEnd w:id="206"/>
+      <w:r>
+        <w:rPr>
+          <w:rStyle w:val="Refdecomentrio"/>
+        </w:rPr>
+        <w:commentReference w:id="206"/>
       </w:r>
       <w:r>
         <w:t>do usuário</w:t>
@@ -3831,33 +3831,33 @@
       <w:r>
         <w:t xml:space="preserve">O sistema deve ser </w:t>
       </w:r>
-      <w:commentRangeStart w:id="206"/>
+      <w:commentRangeStart w:id="207"/>
       <w:r>
         <w:t>leve</w:t>
       </w:r>
       <w:r>
         <w:t xml:space="preserve"> </w:t>
       </w:r>
-      <w:commentRangeEnd w:id="206"/>
-      <w:r>
-        <w:rPr>
-          <w:rStyle w:val="Refdecomentrio"/>
-        </w:rPr>
-        <w:commentReference w:id="206"/>
+      <w:commentRangeEnd w:id="207"/>
+      <w:r>
+        <w:rPr>
+          <w:rStyle w:val="Refdecomentrio"/>
+        </w:rPr>
+        <w:commentReference w:id="207"/>
       </w:r>
       <w:r>
         <w:t xml:space="preserve">para roda em qualquer </w:t>
       </w:r>
-      <w:commentRangeStart w:id="207"/>
+      <w:commentRangeStart w:id="208"/>
       <w:r>
         <w:t xml:space="preserve">celular </w:t>
       </w:r>
-      <w:commentRangeEnd w:id="207"/>
-      <w:r>
-        <w:rPr>
-          <w:rStyle w:val="Refdecomentrio"/>
-        </w:rPr>
-        <w:commentReference w:id="207"/>
+      <w:commentRangeEnd w:id="208"/>
+      <w:r>
+        <w:rPr>
+          <w:rStyle w:val="Refdecomentrio"/>
+        </w:rPr>
+        <w:commentReference w:id="208"/>
       </w:r>
       <w:r>
         <w:t>Android a partir da versão 10.</w:t>
@@ -3896,26 +3896,26 @@
       <w:r>
         <w:t xml:space="preserve">RNG03 – O </w:t>
       </w:r>
-      <w:commentRangeStart w:id="208"/>
+      <w:commentRangeStart w:id="209"/>
       <w:r>
         <w:t xml:space="preserve">sistema </w:t>
       </w:r>
-      <w:commentRangeEnd w:id="208"/>
-      <w:r>
-        <w:rPr>
-          <w:rStyle w:val="Refdecomentrio"/>
-        </w:rPr>
-        <w:commentReference w:id="208"/>
+      <w:commentRangeEnd w:id="209"/>
+      <w:r>
+        <w:rPr>
+          <w:rStyle w:val="Refdecomentrio"/>
+        </w:rPr>
+        <w:commentReference w:id="209"/>
       </w:r>
       <w:r>
         <w:t xml:space="preserve">deve ser compatível com </w:t>
       </w:r>
-      <w:del w:id="209" w:author="Dalton Solano dos Reis" w:date="2023-10-11T11:45:00Z">
+      <w:del w:id="210" w:author="Dalton Solano dos Reis" w:date="2023-10-11T11:45:00Z">
         <w:r>
           <w:delText>android</w:delText>
         </w:r>
       </w:del>
-      <w:ins w:id="210" w:author="Dalton Solano dos Reis" w:date="2023-10-11T11:45:00Z">
+      <w:ins w:id="211" w:author="Dalton Solano dos Reis" w:date="2023-10-11T11:45:00Z">
         <w:r>
           <w:t>A</w:t>
         </w:r>
@@ -3940,7 +3940,7 @@
       <w:r>
         <w:t>RNF04 – Deve ter uma documentação com as lei</w:t>
       </w:r>
-      <w:ins w:id="211" w:author="Dalton Solano dos Reis" w:date="2023-10-11T11:46:00Z">
+      <w:ins w:id="212" w:author="Dalton Solano dos Reis" w:date="2023-10-11T11:46:00Z">
         <w:r>
           <w:t>s</w:t>
         </w:r>
@@ -3948,12 +3948,12 @@
       <w:r>
         <w:t xml:space="preserve"> </w:t>
       </w:r>
-      <w:del w:id="212" w:author="Dalton Solano dos Reis" w:date="2023-10-11T11:47:00Z">
+      <w:del w:id="213" w:author="Dalton Solano dos Reis" w:date="2023-10-11T11:47:00Z">
         <w:r>
           <w:delText>em rigor</w:delText>
         </w:r>
       </w:del>
-      <w:ins w:id="213" w:author="Dalton Solano dos Reis" w:date="2023-10-11T11:47:00Z">
+      <w:ins w:id="214" w:author="Dalton Solano dos Reis" w:date="2023-10-11T11:47:00Z">
         <w:r>
           <w:t>vigentes</w:t>
         </w:r>
@@ -3978,12 +3978,12 @@
       <w:r>
         <w:t xml:space="preserve">RNF04 – Deve ser desenvolvido na plataforma Unity, com </w:t>
       </w:r>
-      <w:del w:id="214" w:author="Dalton Solano dos Reis" w:date="2023-10-11T11:47:00Z">
+      <w:del w:id="215" w:author="Dalton Solano dos Reis" w:date="2023-10-11T11:47:00Z">
         <w:r>
           <w:delText>auxilio</w:delText>
         </w:r>
       </w:del>
-      <w:ins w:id="215" w:author="Dalton Solano dos Reis" w:date="2023-10-11T11:47:00Z">
+      <w:ins w:id="216" w:author="Dalton Solano dos Reis" w:date="2023-10-11T11:47:00Z">
         <w:r>
           <w:t>auxílio</w:t>
         </w:r>
@@ -4013,16 +4013,16 @@
       <w:pPr>
         <w:pStyle w:val="TF-TEXTO"/>
       </w:pPr>
-      <w:commentRangeStart w:id="216"/>
+      <w:commentRangeStart w:id="217"/>
       <w:r>
         <w:t>[A metodologia refere</w:t>
       </w:r>
-      <w:commentRangeEnd w:id="216"/>
-      <w:r>
-        <w:rPr>
-          <w:rStyle w:val="Refdecomentrio"/>
-        </w:rPr>
-        <w:commentReference w:id="216"/>
+      <w:commentRangeEnd w:id="217"/>
+      <w:r>
+        <w:rPr>
+          <w:rStyle w:val="Refdecomentrio"/>
+        </w:rPr>
+        <w:commentReference w:id="217"/>
       </w:r>
       <w:r>
         <w:t>-se à descrição dos procedimentos, métodos e recursos a serem utilizados no decorrer do trabalho. Podem ser arroladas tantas etapas quantas forem necessárias, tais como</w:t>
@@ -4053,16 +4053,16 @@
           <w:numId w:val="10"/>
         </w:numPr>
       </w:pPr>
-      <w:commentRangeStart w:id="217"/>
+      <w:commentRangeStart w:id="218"/>
       <w:r>
         <w:t>Leva</w:t>
       </w:r>
-      <w:commentRangeEnd w:id="217"/>
-      <w:r>
-        <w:rPr>
-          <w:rStyle w:val="Refdecomentrio"/>
-        </w:rPr>
-        <w:commentReference w:id="217"/>
+      <w:commentRangeEnd w:id="218"/>
+      <w:r>
+        <w:rPr>
+          <w:rStyle w:val="Refdecomentrio"/>
+        </w:rPr>
+        <w:commentReference w:id="218"/>
       </w:r>
       <w:r>
         <w:t>ntamento bibliográfico</w:t>
@@ -4070,26 +4070,54 @@
       <w:r>
         <w:t xml:space="preserve">: </w:t>
       </w:r>
-      <w:commentRangeStart w:id="218"/>
+      <w:commentRangeStart w:id="219"/>
       <w:r>
         <w:t xml:space="preserve">Buscar </w:t>
       </w:r>
-      <w:commentRangeEnd w:id="218"/>
-      <w:r>
-        <w:rPr>
-          <w:rStyle w:val="Refdecomentrio"/>
-        </w:rPr>
-        <w:commentReference w:id="218"/>
-      </w:r>
-      <w:r>
-        <w:t xml:space="preserve">informações que ajudassem a desenvolver um software que simule um carro, em realidade virtual e que também avalie se o usuário está ou não obedecendo as leis de </w:t>
-      </w:r>
-      <w:del w:id="219" w:author="Dalton Solano dos Reis" w:date="2023-10-11T11:53:00Z">
+      <w:commentRangeEnd w:id="219"/>
+      <w:r>
+        <w:rPr>
+          <w:rStyle w:val="Refdecomentrio"/>
+        </w:rPr>
+        <w:commentReference w:id="219"/>
+      </w:r>
+      <w:r>
+        <w:t xml:space="preserve">informações que ajudassem a desenvolver um software que simule um carro, em realidade </w:t>
+      </w:r>
+      <w:commentRangeStart w:id="220"/>
+      <w:r>
+        <w:t>virtual</w:t>
+      </w:r>
+      <w:commentRangeEnd w:id="220"/>
+      <w:r>
+        <w:rPr>
+          <w:rStyle w:val="Refdecomentrio"/>
+        </w:rPr>
+        <w:commentReference w:id="220"/>
+      </w:r>
+      <w:r>
+        <w:t xml:space="preserve"> </w:t>
+      </w:r>
+      <w:commentRangeStart w:id="221"/>
+      <w:r>
+        <w:t xml:space="preserve">e que também avalie se o </w:t>
+      </w:r>
+      <w:commentRangeEnd w:id="221"/>
+      <w:r>
+        <w:rPr>
+          <w:rStyle w:val="Refdecomentrio"/>
+        </w:rPr>
+        <w:commentReference w:id="221"/>
+      </w:r>
+      <w:r>
+        <w:t xml:space="preserve">usuário está ou não obedecendo as leis de </w:t>
+      </w:r>
+      <w:del w:id="222" w:author="Dalton Solano dos Reis" w:date="2023-10-11T11:53:00Z">
         <w:r>
           <w:delText>transito</w:delText>
         </w:r>
       </w:del>
-      <w:ins w:id="220" w:author="Dalton Solano dos Reis" w:date="2023-10-11T11:53:00Z">
+      <w:ins w:id="223" w:author="Dalton Solano dos Reis" w:date="2023-10-11T11:53:00Z">
         <w:r>
           <w:t>trânsito;</w:t>
         </w:r>
@@ -4103,16 +4131,17 @@
           <w:numId w:val="10"/>
         </w:numPr>
       </w:pPr>
-      <w:commentRangeStart w:id="221"/>
+      <w:commentRangeStart w:id="224"/>
+      <w:commentRangeStart w:id="225"/>
       <w:r>
         <w:t xml:space="preserve">Levantamento de requisitos: Levantado informações detalhadas </w:t>
       </w:r>
-      <w:commentRangeEnd w:id="221"/>
-      <w:r>
-        <w:rPr>
-          <w:rStyle w:val="Refdecomentrio"/>
-        </w:rPr>
-        <w:commentReference w:id="221"/>
+      <w:commentRangeEnd w:id="224"/>
+      <w:r>
+        <w:rPr>
+          <w:rStyle w:val="Refdecomentrio"/>
+        </w:rPr>
+        <w:commentReference w:id="224"/>
       </w:r>
       <w:r>
         <w:t>para o desenvolvimento do projeto</w:t>
@@ -4209,6 +4238,13 @@
       <w:r>
         <w:t xml:space="preserve"> Realizar tanto o teste de qualidade quanto de aceitação do usuário</w:t>
       </w:r>
+      <w:commentRangeEnd w:id="225"/>
+      <w:r>
+        <w:rPr>
+          <w:rStyle w:val="Refdecomentrio"/>
+        </w:rPr>
+        <w:commentReference w:id="225"/>
+      </w:r>
     </w:p>
     <w:p>
       <w:pPr>
@@ -4246,12 +4282,12 @@
       <w:pPr>
         <w:pStyle w:val="TF-LEGENDA"/>
       </w:pPr>
-      <w:bookmarkStart w:id="222" w:name="_Ref98650273"/>
+      <w:bookmarkStart w:id="226" w:name="_Ref98650273"/>
       <w:r>
         <w:lastRenderedPageBreak/>
         <w:t xml:space="preserve">Quadro </w:t>
       </w:r>
-      <w:bookmarkEnd w:id="222"/>
+      <w:bookmarkEnd w:id="226"/>
       <w:r>
         <w:t>4</w:t>
       </w:r>
@@ -4339,8 +4375,16 @@
             <w:pPr>
               <w:pStyle w:val="TF-TEXTOQUADROCentralizado"/>
             </w:pPr>
+            <w:commentRangeStart w:id="227"/>
             <w:r>
               <w:t>2023</w:t>
+            </w:r>
+            <w:commentRangeEnd w:id="227"/>
+            <w:r>
+              <w:rPr>
+                <w:rStyle w:val="Refdecomentrio"/>
+              </w:rPr>
+              <w:commentReference w:id="227"/>
             </w:r>
           </w:p>
         </w:tc>
@@ -4569,8 +4613,16 @@
             <w:pPr>
               <w:pStyle w:val="TF-TEXTOQUADRO"/>
             </w:pPr>
+            <w:commentRangeStart w:id="228"/>
             <w:r>
               <w:t>etapas / quinzenas</w:t>
+            </w:r>
+            <w:commentRangeEnd w:id="228"/>
+            <w:r>
+              <w:rPr>
+                <w:rStyle w:val="Refdecomentrio"/>
+              </w:rPr>
+              <w:commentReference w:id="228"/>
             </w:r>
           </w:p>
         </w:tc>
@@ -7613,19 +7665,43 @@
       <w:pPr>
         <w:pStyle w:val="Ttulo1"/>
       </w:pPr>
-      <w:r>
-        <w:t>REVISÃO BIBLIOGRÁFICA</w:t>
+      <w:commentRangeStart w:id="229"/>
+      <w:r>
+        <w:t>REVISÃO</w:t>
+      </w:r>
+      <w:commentRangeEnd w:id="229"/>
+      <w:r>
+        <w:rPr>
+          <w:rStyle w:val="Refdecomentrio"/>
+          <w:b w:val="0"/>
+          <w:caps w:val="0"/>
+        </w:rPr>
+        <w:commentReference w:id="229"/>
+      </w:r>
+      <w:r>
+        <w:t xml:space="preserve"> BIBLIOGRÁFICA</w:t>
       </w:r>
     </w:p>
     <w:p>
       <w:pPr>
         <w:pStyle w:val="TF-TEXTO"/>
       </w:pPr>
+      <w:commentRangeStart w:id="230"/>
       <w:r>
         <w:t>[</w:t>
       </w:r>
       <w:r>
-        <w:t>No pré-projeto devem ser descritos brevemente os assuntos que fundamentarão o estudo a ser realizado, relacionando a(s) principal(</w:t>
+        <w:t xml:space="preserve">No pré-projeto </w:t>
+      </w:r>
+      <w:commentRangeEnd w:id="230"/>
+      <w:r>
+        <w:rPr>
+          <w:rStyle w:val="Refdecomentrio"/>
+        </w:rPr>
+        <w:commentReference w:id="230"/>
+      </w:r>
+      <w:r>
+        <w:t>devem ser descritos brevemente os assuntos que fundamentarão o estudo a ser realizado, relacionando a(s) principal(</w:t>
       </w:r>
       <w:proofErr w:type="spellStart"/>
       <w:r>
@@ -7654,8 +7730,19 @@
       <w:pPr>
         <w:pStyle w:val="TF-TEXTO"/>
       </w:pPr>
-      <w:r>
-        <w:t xml:space="preserve">No projeto deve ser apresentado </w:t>
+      <w:commentRangeStart w:id="231"/>
+      <w:r>
+        <w:t xml:space="preserve">No projeto deve ser </w:t>
+      </w:r>
+      <w:commentRangeEnd w:id="231"/>
+      <w:r>
+        <w:rPr>
+          <w:rStyle w:val="Refdecomentrio"/>
+        </w:rPr>
+        <w:commentReference w:id="231"/>
+      </w:r>
+      <w:r>
+        <w:t xml:space="preserve">apresentado </w:t>
       </w:r>
       <w:r>
         <w:t>estudo inicial sob</w:t>
@@ -7695,186 +7782,331 @@
       <w:pPr>
         <w:pStyle w:val="Ttulo2"/>
       </w:pPr>
+      <w:commentRangeStart w:id="232"/>
       <w:r>
         <w:t>jogo de simulação</w:t>
       </w:r>
+      <w:commentRangeEnd w:id="232"/>
+      <w:r>
+        <w:rPr>
+          <w:rStyle w:val="Refdecomentrio"/>
+          <w:caps w:val="0"/>
+          <w:color w:val="auto"/>
+        </w:rPr>
+        <w:commentReference w:id="232"/>
+      </w:r>
     </w:p>
     <w:p>
       <w:pPr>
         <w:pStyle w:val="TF-TEXTO"/>
       </w:pPr>
       <w:r>
-        <w:t xml:space="preserve">Um simulador é um aparelho que simula alguma coisa, podendo ser algo mais complexo, como um simulador de avião ou até </w:t>
+        <w:t>Um simulador é um aparelho que simula alguma coisa, podendo ser algo mais complexo, como um simulador de avião ou até mesmo</w:t>
+      </w:r>
+      <w:del w:id="233" w:author="Dalton Solano dos Reis" w:date="2023-10-11T13:46:00Z">
+        <w:r>
+          <w:delText xml:space="preserve"> </w:delText>
+        </w:r>
+      </w:del>
+      <w:r>
+        <w:t xml:space="preserve"> algo mais simples</w:t>
+      </w:r>
+      <w:ins w:id="234" w:author="Dalton Solano dos Reis" w:date="2023-10-11T13:46:00Z">
+        <w:r>
+          <w:t xml:space="preserve"> </w:t>
+        </w:r>
+      </w:ins>
+      <w:r>
+        <w:t>(e até sem utilidade)</w:t>
+      </w:r>
+      <w:r>
+        <w:t>, como um simulador de pedra</w:t>
+      </w:r>
+      <w:commentRangeStart w:id="235"/>
+      <w:r>
+        <w:t>.</w:t>
+      </w:r>
+      <w:r>
+        <w:t xml:space="preserve"> </w:t>
+      </w:r>
+      <w:r>
+        <w:t xml:space="preserve">De acordo </w:t>
+      </w:r>
+      <w:commentRangeEnd w:id="235"/>
+      <w:r>
+        <w:rPr>
+          <w:rStyle w:val="Refdecomentrio"/>
+        </w:rPr>
+        <w:commentReference w:id="235"/>
+      </w:r>
+      <w:commentRangeStart w:id="236"/>
+      <w:r>
+        <w:t xml:space="preserve">com o jornalista Danilo Souza, colunista do jornal informativo da </w:t>
+      </w:r>
+      <w:r>
+        <w:t>Universidade São Paulo (</w:t>
+      </w:r>
+      <w:r>
+        <w:t>USP</w:t>
+      </w:r>
+      <w:r>
+        <w:t>)</w:t>
+      </w:r>
+      <w:r>
+        <w:t xml:space="preserve"> “Coruja informática”</w:t>
+      </w:r>
+      <w:commentRangeEnd w:id="236"/>
+      <w:r>
+        <w:rPr>
+          <w:rStyle w:val="Refdecomentrio"/>
+        </w:rPr>
+        <w:commentReference w:id="236"/>
+      </w:r>
+      <w:r>
+        <w:t xml:space="preserve"> o primeiro jogo de simulação foi feito em 1947, por Thomas T. Goldsmith Jr. E </w:t>
+      </w:r>
+      <w:proofErr w:type="spellStart"/>
+      <w:r>
+        <w:t>Estle</w:t>
+      </w:r>
+      <w:proofErr w:type="spellEnd"/>
+      <w:r>
+        <w:t xml:space="preserve"> Ray Mann e se tratava de algo simples, com alguns botões e simulava um míssil sendo lançado em um alvo, </w:t>
+      </w:r>
+      <w:del w:id="237" w:author="Dalton Solano dos Reis" w:date="2023-10-11T13:46:00Z">
+        <w:r>
+          <w:delText>porem</w:delText>
+        </w:r>
+      </w:del>
+      <w:ins w:id="238" w:author="Dalton Solano dos Reis" w:date="2023-10-11T13:46:00Z">
+        <w:r>
+          <w:t>porém</w:t>
+        </w:r>
+      </w:ins>
+      <w:r>
+        <w:t>, hoje em dia já evoluímos muito e temos uma variedade enorme de simuladores disponíveis, dos mais simples aos mais complexos.</w:t>
+      </w:r>
+    </w:p>
+    <w:p>
+      <w:pPr>
+        <w:pStyle w:val="Ttulo2"/>
+      </w:pPr>
+      <w:bookmarkStart w:id="239" w:name="_Hlk147152629"/>
+      <w:commentRangeStart w:id="240"/>
+      <w:r>
+        <w:t xml:space="preserve">Realidade </w:t>
+      </w:r>
+      <w:r>
+        <w:t>aumentada</w:t>
+      </w:r>
+      <w:commentRangeEnd w:id="240"/>
+      <w:r>
+        <w:rPr>
+          <w:rStyle w:val="Refdecomentrio"/>
+          <w:caps w:val="0"/>
+          <w:color w:val="auto"/>
+        </w:rPr>
+        <w:commentReference w:id="240"/>
+      </w:r>
+    </w:p>
+    <w:bookmarkEnd w:id="239"/>
+    <w:p>
+      <w:pPr>
+        <w:pStyle w:val="TF-TEXTO"/>
+      </w:pPr>
+      <w:r>
+        <w:t xml:space="preserve">De acordo com a o </w:t>
+      </w:r>
+      <w:commentRangeStart w:id="241"/>
+      <w:commentRangeStart w:id="242"/>
+      <w:proofErr w:type="spellStart"/>
+      <w:r>
+        <w:t>SErviço</w:t>
+      </w:r>
+      <w:proofErr w:type="spellEnd"/>
+      <w:r>
+        <w:t xml:space="preserve"> </w:t>
+      </w:r>
+      <w:proofErr w:type="spellStart"/>
+      <w:r>
+        <w:t>BRAsileiro</w:t>
+      </w:r>
+      <w:proofErr w:type="spellEnd"/>
+      <w:r>
+        <w:t xml:space="preserve"> de Apoio </w:t>
       </w:r>
       <w:proofErr w:type="gramStart"/>
       <w:r>
-        <w:t>mesmo  algo</w:t>
+        <w:t>ás</w:t>
       </w:r>
       <w:proofErr w:type="gramEnd"/>
       <w:r>
-        <w:t xml:space="preserve"> mais simples</w:t>
-      </w:r>
-      <w:r>
-        <w:t>(e até sem utilidade)</w:t>
-      </w:r>
-      <w:r>
-        <w:t>, como um simulador de pedra</w:t>
-      </w:r>
-      <w:r>
-        <w:t>.</w:t>
-      </w:r>
+        <w:t xml:space="preserve"> micro e pequenas Empresa (SEBRAE) </w:t>
+      </w:r>
+      <w:commentRangeEnd w:id="241"/>
+      <w:r>
+        <w:rPr>
+          <w:rStyle w:val="Refdecomentrio"/>
+        </w:rPr>
+        <w:commentReference w:id="241"/>
+      </w:r>
+      <w:commentRangeEnd w:id="242"/>
+      <w:r>
+        <w:rPr>
+          <w:rStyle w:val="Refdecomentrio"/>
+        </w:rPr>
+        <w:commentReference w:id="242"/>
+      </w:r>
+      <w:r>
+        <w:t xml:space="preserve">a </w:t>
+      </w:r>
+      <w:del w:id="243" w:author="Dalton Solano dos Reis" w:date="2023-10-11T13:46:00Z">
+        <w:r>
+          <w:delText xml:space="preserve">realidade </w:delText>
+        </w:r>
+      </w:del>
+      <w:ins w:id="244" w:author="Dalton Solano dos Reis" w:date="2023-10-11T13:46:00Z">
+        <w:r>
+          <w:t>R</w:t>
+        </w:r>
+        <w:r>
+          <w:t xml:space="preserve">ealidade </w:t>
+        </w:r>
+      </w:ins>
+      <w:del w:id="245" w:author="Dalton Solano dos Reis" w:date="2023-10-11T13:46:00Z">
+        <w:r>
+          <w:delText>aumenta</w:delText>
+        </w:r>
+      </w:del>
+      <w:ins w:id="246" w:author="Dalton Solano dos Reis" w:date="2023-10-11T13:46:00Z">
+        <w:r>
+          <w:t>A</w:t>
+        </w:r>
+        <w:r>
+          <w:t xml:space="preserve">umenta </w:t>
+        </w:r>
+      </w:ins>
+      <w:r>
+        <w:t>(RA) “</w:t>
+      </w:r>
+      <w:r>
+        <w:t>mistura o virtual com o real, fazendo com que o usuário, por meio de dispositivos eletrônicos, perceba objetos virtuais no contexto real.</w:t>
+      </w:r>
+      <w:r>
+        <w:t>” e também afirma que o uso da mesma já é presente em diferentes áreas da ciência e da tecnologia.</w:t>
+      </w:r>
+    </w:p>
+    <w:p>
+      <w:pPr>
+        <w:pStyle w:val="Ttulo2"/>
+      </w:pPr>
+      <w:commentRangeStart w:id="247"/>
+      <w:commentRangeStart w:id="248"/>
+      <w:r>
+        <w:t xml:space="preserve">Leis de </w:t>
+      </w:r>
+      <w:commentRangeEnd w:id="248"/>
+      <w:r>
+        <w:rPr>
+          <w:rStyle w:val="Refdecomentrio"/>
+          <w:caps w:val="0"/>
+          <w:color w:val="auto"/>
+        </w:rPr>
+        <w:commentReference w:id="248"/>
+      </w:r>
+      <w:del w:id="249" w:author="Dalton Solano dos Reis" w:date="2023-10-11T15:56:00Z">
+        <w:r>
+          <w:delText>transito</w:delText>
+        </w:r>
+      </w:del>
+      <w:ins w:id="250" w:author="Dalton Solano dos Reis" w:date="2023-10-11T15:56:00Z">
+        <w:r>
+          <w:t>TRÂNSITO</w:t>
+        </w:r>
+      </w:ins>
       <w:r>
         <w:t xml:space="preserve"> </w:t>
       </w:r>
-      <w:r>
-        <w:t xml:space="preserve">De acordo com o jornalista Danilo Souza, colunista do jornal informativo da </w:t>
-      </w:r>
-      <w:r>
-        <w:t>Universidade São Paulo (</w:t>
-      </w:r>
-      <w:r>
-        <w:t>USP</w:t>
-      </w:r>
-      <w:r>
-        <w:t>)</w:t>
-      </w:r>
-      <w:r>
-        <w:t xml:space="preserve"> “Coruja informática” o primeiro jogo de simulação foi feito em 1947, por Thomas T. Goldsmith Jr. E </w:t>
+      <w:commentRangeEnd w:id="247"/>
+      <w:r>
+        <w:rPr>
+          <w:rStyle w:val="Refdecomentrio"/>
+          <w:caps w:val="0"/>
+          <w:color w:val="auto"/>
+        </w:rPr>
+        <w:commentReference w:id="247"/>
+      </w:r>
+      <w:r>
+        <w:t>Brasileiras</w:t>
+      </w:r>
+    </w:p>
+    <w:p>
+      <w:pPr>
+        <w:pStyle w:val="TF-TEXTO"/>
+      </w:pPr>
+      <w:r>
+        <w:t xml:space="preserve">Desde que o ser humano inventou o carro, as leis de </w:t>
+      </w:r>
+      <w:del w:id="251" w:author="Dalton Solano dos Reis" w:date="2023-10-11T15:56:00Z">
+        <w:r>
+          <w:delText>transito</w:delText>
+        </w:r>
+      </w:del>
+      <w:ins w:id="252" w:author="Dalton Solano dos Reis" w:date="2023-10-11T15:56:00Z">
+        <w:r>
+          <w:t>trânsito</w:t>
+        </w:r>
+      </w:ins>
+      <w:r>
+        <w:t xml:space="preserve"> se tornaram uma realidade na vida do ser humano e de acordo com o site do Departamento Estadual de </w:t>
       </w:r>
       <w:proofErr w:type="spellStart"/>
-      <w:r>
-        <w:t>Estle</w:t>
+      <w:proofErr w:type="gramStart"/>
+      <w:r>
+        <w:t>TRANsito</w:t>
       </w:r>
       <w:proofErr w:type="spellEnd"/>
-      <w:r>
-        <w:t xml:space="preserve"> Ray Mann e se tratava de algo simples, com alguns botões e simulava um míssil sendo lançado em um alvo, </w:t>
-      </w:r>
-      <w:proofErr w:type="gramStart"/>
-      <w:r>
-        <w:t>porem</w:t>
-      </w:r>
       <w:proofErr w:type="gramEnd"/>
       <w:r>
-        <w:t>, hoje em dia já evoluímos muito e temos uma variedade enorme de simuladores disponíveis, dos mais simples aos mais complexos.</w:t>
-      </w:r>
-    </w:p>
-    <w:p>
-      <w:pPr>
-        <w:pStyle w:val="Ttulo2"/>
-      </w:pPr>
-      <w:bookmarkStart w:id="223" w:name="_Hlk147152629"/>
-      <w:r>
-        <w:t xml:space="preserve">Realidade </w:t>
-      </w:r>
-      <w:r>
-        <w:t>aumentada</w:t>
-      </w:r>
-    </w:p>
-    <w:bookmarkEnd w:id="223"/>
+        <w:t xml:space="preserve"> (DETRAN), o Brasil é composto e regulamentado pela lei 9.503/97 – Código de Trânsito Brasileiro (CTB).</w:t>
+      </w:r>
+    </w:p>
     <w:p>
       <w:pPr>
         <w:pStyle w:val="TF-TEXTO"/>
       </w:pPr>
-      <w:r>
-        <w:t xml:space="preserve">De acordo com a o </w:t>
-      </w:r>
-      <w:proofErr w:type="spellStart"/>
-      <w:r>
-        <w:t>SErviço</w:t>
-      </w:r>
-      <w:proofErr w:type="spellEnd"/>
-      <w:r>
-        <w:t xml:space="preserve"> </w:t>
-      </w:r>
-      <w:proofErr w:type="spellStart"/>
-      <w:r>
-        <w:t>BRAsileiro</w:t>
-      </w:r>
-      <w:proofErr w:type="spellEnd"/>
-      <w:r>
-        <w:t xml:space="preserve"> de Apoio ás micro e pequenas Empresa (SEBRAE) a realidade </w:t>
-      </w:r>
-      <w:proofErr w:type="gramStart"/>
-      <w:r>
-        <w:t>aumenta(</w:t>
-      </w:r>
-      <w:proofErr w:type="gramEnd"/>
-      <w:r>
-        <w:t>RA) “</w:t>
-      </w:r>
-      <w:r>
-        <w:t>mistura o virtual com o real, fazendo com que o usuário, por meio de dispositivos eletrônicos, perceba objetos virtuais no contexto real.</w:t>
-      </w:r>
-      <w:r>
-        <w:t>” e também afirma que o uso da mesma já é presente em diferentes áreas da ciência e da tecnologia.</w:t>
-      </w:r>
-    </w:p>
-    <w:p>
-      <w:pPr>
-        <w:pStyle w:val="Ttulo2"/>
-      </w:pPr>
-      <w:r>
-        <w:t xml:space="preserve">Leis de </w:t>
-      </w:r>
-      <w:proofErr w:type="gramStart"/>
-      <w:r>
-        <w:t>transito</w:t>
-      </w:r>
-      <w:proofErr w:type="gramEnd"/>
-      <w:r>
-        <w:t xml:space="preserve"> Brasileiras</w:t>
-      </w:r>
     </w:p>
     <w:p>
       <w:pPr>
         <w:pStyle w:val="TF-TEXTO"/>
       </w:pPr>
-      <w:r>
-        <w:t xml:space="preserve">Desde que o ser humano inventou o carro, as leis de </w:t>
-      </w:r>
-      <w:proofErr w:type="gramStart"/>
-      <w:r>
-        <w:t>transito</w:t>
-      </w:r>
-      <w:proofErr w:type="gramEnd"/>
-      <w:r>
-        <w:t xml:space="preserve"> se tornaram uma realidade na vida do ser humano e de acordo com o site do Departamento Estadual de </w:t>
-      </w:r>
-      <w:proofErr w:type="spellStart"/>
-      <w:r>
-        <w:t>TRANsito</w:t>
-      </w:r>
-      <w:proofErr w:type="spellEnd"/>
-      <w:r>
-        <w:t xml:space="preserve"> (DETRAN), o Brasil é composto e regulamentado pela lei 9.503/97 – Código de Trânsito Brasileiro (CTB).</w:t>
-      </w:r>
-    </w:p>
-    <w:p>
-      <w:pPr>
-        <w:pStyle w:val="TF-TEXTO"/>
-      </w:pPr>
-    </w:p>
-    <w:p>
-      <w:pPr>
-        <w:pStyle w:val="TF-TEXTO"/>
-      </w:pPr>
     </w:p>
     <w:p>
       <w:pPr>
         <w:pStyle w:val="TF-refernciasbibliogrficasTTULO"/>
       </w:pPr>
-      <w:bookmarkStart w:id="224" w:name="_Toc351015602"/>
-      <w:bookmarkEnd w:id="140"/>
+      <w:bookmarkStart w:id="253" w:name="_Toc351015602"/>
       <w:bookmarkEnd w:id="141"/>
       <w:bookmarkEnd w:id="142"/>
       <w:bookmarkEnd w:id="143"/>
       <w:bookmarkEnd w:id="144"/>
       <w:bookmarkEnd w:id="145"/>
       <w:bookmarkEnd w:id="146"/>
+      <w:bookmarkEnd w:id="147"/>
+      <w:commentRangeStart w:id="254"/>
       <w:r>
         <w:t>Referências</w:t>
       </w:r>
-      <w:bookmarkEnd w:id="224"/>
+      <w:bookmarkEnd w:id="253"/>
+      <w:commentRangeEnd w:id="254"/>
+      <w:r>
+        <w:rPr>
+          <w:rStyle w:val="Refdecomentrio"/>
+          <w:b w:val="0"/>
+          <w:caps w:val="0"/>
+        </w:rPr>
+        <w:commentReference w:id="254"/>
+      </w:r>
     </w:p>
     <w:p>
       <w:pPr>
@@ -8338,7 +8570,7 @@
 
 <file path=word/comments.xml><?xml version="1.0" encoding="utf-8"?>
 <w:comments xmlns:wpc="http://schemas.microsoft.com/office/word/2010/wordprocessingCanvas" xmlns:cx="http://schemas.microsoft.com/office/drawing/2014/chartex" xmlns:cx1="http://schemas.microsoft.com/office/drawing/2015/9/8/chartex" xmlns:cx2="http://schemas.microsoft.com/office/drawing/2015/10/21/chartex" xmlns:cx3="http://schemas.microsoft.com/office/drawing/2016/5/9/chartex" xmlns:cx4="http://schemas.microsoft.com/office/drawing/2016/5/10/chartex" xmlns:cx5="http://schemas.microsoft.com/office/drawing/2016/5/11/chartex" xmlns:cx6="http://schemas.microsoft.com/office/drawing/2016/5/12/chartex" xmlns:cx7="http://schemas.microsoft.com/office/drawing/2016/5/13/chartex" xmlns:cx8="http://schemas.microsoft.com/office/drawing/2016/5/14/chartex" xmlns:mc="http://schemas.openxmlformats.org/markup-compatibility/2006" xmlns:aink="http://schemas.microsoft.com/office/drawing/2016/ink" xmlns:am3d="http://schemas.microsoft.com/office/drawing/2017/model3d" xmlns:o="urn:schemas-microsoft-com:office:office" xmlns:oel="http://schemas.microsoft.com/office/2019/extlst" xmlns:r="http://schemas.openxmlformats.org/officeDocument/2006/relationships" xmlns:m="http://schemas.openxmlformats.org/officeDocument/2006/math" xmlns:v="urn:schemas-microsoft-com:vml" xmlns:wp14="http://schemas.microsoft.com/office/word/2010/wordprocessingDrawing" xmlns:wp="http://schemas.openxmlformats.org/drawingml/2006/wordprocessingDrawing" xmlns:w10="urn:schemas-microsoft-com:office:word" xmlns:w="http://schemas.openxmlformats.org/wordprocessingml/2006/main" xmlns:w14="http://schemas.microsoft.com/office/word/2010/wordml" xmlns:w15="http://schemas.microsoft.com/office/word/2012/wordml" xmlns:w16cex="http://schemas.microsoft.com/office/word/2018/wordml/cex" xmlns:w16cid="http://schemas.microsoft.com/office/word/2016/wordml/cid" xmlns:w16="http://schemas.microsoft.com/office/word/2018/wordml" xmlns:w16sdtdh="http://schemas.microsoft.com/office/word/2020/wordml/sdtdatahash" xmlns:w16se="http://schemas.microsoft.com/office/word/2015/wordml/symex" xmlns:wpg="http://schemas.microsoft.com/office/word/2010/wordprocessingGroup" xmlns:wpi="http://schemas.microsoft.com/office/word/2010/wordprocessingInk" xmlns:wne="http://schemas.microsoft.com/office/word/2006/wordml" xmlns:wps="http://schemas.microsoft.com/office/word/2010/wordprocessingShape" mc:Ignorable="w14 w15 w16se w16cid w16 w16cex w16sdtdh wp14">
-  <w:comment w:id="10" w:author="Dalton Solano dos Reis" w:date="2023-10-11T10:31:00Z" w:initials="DSdR">
+  <w:comment w:id="11" w:author="Dalton Solano dos Reis" w:date="2023-10-11T10:31:00Z" w:initials="DSdR">
     <w:p>
       <w:r>
         <w:rPr>
@@ -8356,7 +8588,7 @@
       </w:r>
     </w:p>
   </w:comment>
-  <w:comment w:id="15" w:author="Dalton Solano dos Reis" w:date="2023-10-11T11:01:00Z" w:initials="DSdR">
+  <w:comment w:id="16" w:author="Dalton Solano dos Reis" w:date="2023-10-11T11:01:00Z" w:initials="DSdR">
     <w:p>
       <w:r>
         <w:rPr>
@@ -8513,7 +8745,7 @@
       </w:r>
     </w:p>
   </w:comment>
-  <w:comment w:id="16" w:author="Dalton Solano dos Reis" w:date="2023-10-11T10:37:00Z" w:initials="DSdR">
+  <w:comment w:id="17" w:author="Dalton Solano dos Reis" w:date="2023-10-11T10:37:00Z" w:initials="DSdR">
     <w:p>
       <w:r>
         <w:rPr>
@@ -8531,7 +8763,7 @@
       </w:r>
     </w:p>
   </w:comment>
-  <w:comment w:id="31" w:author="Dalton Solano dos Reis" w:date="2023-10-11T10:42:00Z" w:initials="DSdR">
+  <w:comment w:id="32" w:author="Dalton Solano dos Reis" w:date="2023-10-11T10:42:00Z" w:initials="DSdR">
     <w:p>
       <w:r>
         <w:rPr>
@@ -8549,7 +8781,7 @@
       </w:r>
     </w:p>
   </w:comment>
-  <w:comment w:id="42" w:author="Dalton Solano dos Reis" w:date="2023-10-11T11:02:00Z" w:initials="DSdR">
+  <w:comment w:id="43" w:author="Dalton Solano dos Reis" w:date="2023-10-11T11:02:00Z" w:initials="DSdR">
     <w:p>
       <w:r>
         <w:rPr>
@@ -8567,7 +8799,7 @@
       </w:r>
     </w:p>
   </w:comment>
-  <w:comment w:id="43" w:author="Dalton Solano dos Reis" w:date="2023-10-11T11:52:00Z" w:initials="DSdR">
+  <w:comment w:id="44" w:author="Dalton Solano dos Reis" w:date="2023-10-11T11:52:00Z" w:initials="DSdR">
     <w:p>
       <w:r>
         <w:rPr>
@@ -8595,7 +8827,7 @@
       </w:r>
     </w:p>
   </w:comment>
-  <w:comment w:id="60" w:author="Dalton Solano dos Reis" w:date="2023-10-11T10:49:00Z" w:initials="DSdR">
+  <w:comment w:id="61" w:author="Dalton Solano dos Reis" w:date="2023-10-11T10:49:00Z" w:initials="DSdR">
     <w:p>
       <w:r>
         <w:rPr>
@@ -8613,7 +8845,7 @@
       </w:r>
     </w:p>
   </w:comment>
-  <w:comment w:id="62" w:author="Dalton Solano dos Reis" w:date="2023-10-11T10:47:00Z" w:initials="DSdR">
+  <w:comment w:id="63" w:author="Dalton Solano dos Reis" w:date="2023-10-11T10:47:00Z" w:initials="DSdR">
     <w:p>
       <w:r>
         <w:rPr>
@@ -8631,7 +8863,7 @@
       </w:r>
     </w:p>
   </w:comment>
-  <w:comment w:id="78" w:author="Dalton Solano dos Reis" w:date="2023-10-11T10:54:00Z" w:initials="DSdR">
+  <w:comment w:id="79" w:author="Dalton Solano dos Reis" w:date="2023-10-11T10:54:00Z" w:initials="DSdR">
     <w:p>
       <w:r>
         <w:rPr>
@@ -8721,7 +8953,7 @@
       </w:r>
     </w:p>
   </w:comment>
-  <w:comment w:id="79" w:author="Dalton Solano dos Reis" w:date="2023-10-11T11:03:00Z" w:initials="DSdR">
+  <w:comment w:id="80" w:author="Dalton Solano dos Reis" w:date="2023-10-11T11:03:00Z" w:initials="DSdR">
     <w:p>
       <w:r>
         <w:rPr>
@@ -8739,7 +8971,7 @@
       </w:r>
     </w:p>
   </w:comment>
-  <w:comment w:id="80" w:author="Dalton Solano dos Reis" w:date="2023-10-11T10:53:00Z" w:initials="DSdR">
+  <w:comment w:id="81" w:author="Dalton Solano dos Reis" w:date="2023-10-11T10:53:00Z" w:initials="DSdR">
     <w:p>
       <w:r>
         <w:rPr>
@@ -8757,7 +8989,7 @@
       </w:r>
     </w:p>
   </w:comment>
-  <w:comment w:id="83" w:author="Dalton Solano dos Reis" w:date="2023-10-11T11:03:00Z" w:initials="DSdR">
+  <w:comment w:id="84" w:author="Dalton Solano dos Reis" w:date="2023-10-11T11:03:00Z" w:initials="DSdR">
     <w:p>
       <w:r>
         <w:rPr>
@@ -8775,7 +9007,7 @@
       </w:r>
     </w:p>
   </w:comment>
-  <w:comment w:id="84" w:author="Dalton Solano dos Reis" w:date="2023-10-11T11:03:00Z" w:initials="DSdR">
+  <w:comment w:id="85" w:author="Dalton Solano dos Reis" w:date="2023-10-11T11:03:00Z" w:initials="DSdR">
     <w:p>
       <w:r>
         <w:rPr>
@@ -8793,7 +9025,7 @@
       </w:r>
     </w:p>
   </w:comment>
-  <w:comment w:id="85" w:author="Dalton Solano dos Reis" w:date="2023-10-11T11:06:00Z" w:initials="DSdR">
+  <w:comment w:id="86" w:author="Dalton Solano dos Reis" w:date="2023-10-11T11:06:00Z" w:initials="DSdR">
     <w:p>
       <w:r>
         <w:rPr>
@@ -8811,7 +9043,7 @@
       </w:r>
     </w:p>
   </w:comment>
-  <w:comment w:id="86" w:author="Dalton Solano dos Reis" w:date="2023-10-11T11:11:00Z" w:initials="DSdR">
+  <w:comment w:id="87" w:author="Dalton Solano dos Reis" w:date="2023-10-11T11:11:00Z" w:initials="DSdR">
     <w:p>
       <w:r>
         <w:rPr>
@@ -8829,7 +9061,7 @@
       </w:r>
     </w:p>
   </w:comment>
-  <w:comment w:id="87" w:author="Dalton Solano dos Reis" w:date="2023-10-11T11:22:00Z" w:initials="DSdR">
+  <w:comment w:id="88" w:author="Dalton Solano dos Reis" w:date="2023-10-11T11:22:00Z" w:initials="DSdR">
     <w:p>
       <w:r>
         <w:rPr>
@@ -8847,7 +9079,7 @@
       </w:r>
     </w:p>
   </w:comment>
-  <w:comment w:id="88" w:author="Dalton Solano dos Reis" w:date="2023-10-11T11:06:00Z" w:initials="DSdR">
+  <w:comment w:id="89" w:author="Dalton Solano dos Reis" w:date="2023-10-11T11:06:00Z" w:initials="DSdR">
     <w:p>
       <w:r>
         <w:rPr>
@@ -8865,7 +9097,7 @@
       </w:r>
     </w:p>
   </w:comment>
-  <w:comment w:id="90" w:author="Dalton Solano dos Reis" w:date="2023-10-11T11:08:00Z" w:initials="DSdR">
+  <w:comment w:id="91" w:author="Dalton Solano dos Reis" w:date="2023-10-11T11:08:00Z" w:initials="DSdR">
     <w:p>
       <w:r>
         <w:rPr>
@@ -8883,7 +9115,7 @@
       </w:r>
     </w:p>
   </w:comment>
-  <w:comment w:id="92" w:author="Dalton Solano dos Reis" w:date="2023-10-11T11:08:00Z" w:initials="DSdR">
+  <w:comment w:id="93" w:author="Dalton Solano dos Reis" w:date="2023-10-11T11:08:00Z" w:initials="DSdR">
     <w:p>
       <w:r>
         <w:rPr>
@@ -8901,7 +9133,7 @@
       </w:r>
     </w:p>
   </w:comment>
-  <w:comment w:id="93" w:author="Dalton Solano dos Reis" w:date="2023-10-11T11:09:00Z" w:initials="DSdR">
+  <w:comment w:id="94" w:author="Dalton Solano dos Reis" w:date="2023-10-11T11:09:00Z" w:initials="DSdR">
     <w:p>
       <w:r>
         <w:rPr>
@@ -8919,7 +9151,7 @@
       </w:r>
     </w:p>
   </w:comment>
-  <w:comment w:id="94" w:author="Dalton Solano dos Reis" w:date="2023-10-11T11:26:00Z" w:initials="DSdR">
+  <w:comment w:id="95" w:author="Dalton Solano dos Reis" w:date="2023-10-11T11:26:00Z" w:initials="DSdR">
     <w:p>
       <w:r>
         <w:rPr>
@@ -8937,7 +9169,7 @@
       </w:r>
     </w:p>
   </w:comment>
-  <w:comment w:id="95" w:author="Dalton Solano dos Reis" w:date="2023-10-11T11:08:00Z" w:initials="DSdR">
+  <w:comment w:id="96" w:author="Dalton Solano dos Reis" w:date="2023-10-11T11:08:00Z" w:initials="DSdR">
     <w:p>
       <w:r>
         <w:rPr>
@@ -8955,7 +9187,7 @@
       </w:r>
     </w:p>
   </w:comment>
-  <w:comment w:id="96" w:author="Dalton Solano dos Reis" w:date="2023-10-11T11:09:00Z" w:initials="DSdR">
+  <w:comment w:id="97" w:author="Dalton Solano dos Reis" w:date="2023-10-11T11:09:00Z" w:initials="DSdR">
     <w:p>
       <w:r>
         <w:rPr>
@@ -8973,7 +9205,7 @@
       </w:r>
     </w:p>
   </w:comment>
-  <w:comment w:id="101" w:author="Dalton Solano dos Reis" w:date="2023-10-11T11:21:00Z" w:initials="DSdR">
+  <w:comment w:id="102" w:author="Dalton Solano dos Reis" w:date="2023-10-11T11:21:00Z" w:initials="DSdR">
     <w:p>
       <w:r>
         <w:rPr>
@@ -8991,7 +9223,7 @@
       </w:r>
     </w:p>
   </w:comment>
-  <w:comment w:id="102" w:author="Dalton Solano dos Reis" w:date="2023-10-11T11:22:00Z" w:initials="DSdR">
+  <w:comment w:id="103" w:author="Dalton Solano dos Reis" w:date="2023-10-11T11:22:00Z" w:initials="DSdR">
     <w:p>
       <w:r>
         <w:rPr>
@@ -9009,7 +9241,7 @@
       </w:r>
     </w:p>
   </w:comment>
-  <w:comment w:id="114" w:author="Dalton Solano dos Reis" w:date="2023-10-11T11:15:00Z" w:initials="DSdR">
+  <w:comment w:id="115" w:author="Dalton Solano dos Reis" w:date="2023-10-11T11:15:00Z" w:initials="DSdR">
     <w:p>
       <w:r>
         <w:rPr>
@@ -9038,7 +9270,7 @@
       </w:r>
     </w:p>
   </w:comment>
-  <w:comment w:id="115" w:author="Dalton Solano dos Reis" w:date="2023-10-11T11:26:00Z" w:initials="DSdR">
+  <w:comment w:id="116" w:author="Dalton Solano dos Reis" w:date="2023-10-11T11:26:00Z" w:initials="DSdR">
     <w:p>
       <w:r>
         <w:rPr>
@@ -9056,7 +9288,7 @@
       </w:r>
     </w:p>
   </w:comment>
-  <w:comment w:id="116" w:author="Dalton Solano dos Reis" w:date="2023-10-11T11:16:00Z" w:initials="DSdR">
+  <w:comment w:id="117" w:author="Dalton Solano dos Reis" w:date="2023-10-11T11:16:00Z" w:initials="DSdR">
     <w:p>
       <w:r>
         <w:rPr>
@@ -9082,7 +9314,7 @@
       </w:r>
     </w:p>
   </w:comment>
-  <w:comment w:id="117" w:author="Dalton Solano dos Reis" w:date="2023-10-11T11:16:00Z" w:initials="DSdR">
+  <w:comment w:id="118" w:author="Dalton Solano dos Reis" w:date="2023-10-11T11:16:00Z" w:initials="DSdR">
     <w:p>
       <w:r>
         <w:rPr>
@@ -9100,7 +9332,7 @@
       </w:r>
     </w:p>
   </w:comment>
-  <w:comment w:id="119" w:author="Dalton Solano dos Reis" w:date="2023-10-11T11:18:00Z" w:initials="DSdR">
+  <w:comment w:id="120" w:author="Dalton Solano dos Reis" w:date="2023-10-11T11:18:00Z" w:initials="DSdR">
     <w:p>
       <w:r>
         <w:rPr>
@@ -9125,7 +9357,7 @@
       </w:r>
     </w:p>
   </w:comment>
-  <w:comment w:id="121" w:author="Dalton Solano dos Reis" w:date="2023-10-11T11:20:00Z" w:initials="DSdR">
+  <w:comment w:id="122" w:author="Dalton Solano dos Reis" w:date="2023-10-11T11:20:00Z" w:initials="DSdR">
     <w:p>
       <w:r>
         <w:rPr>
@@ -9143,7 +9375,7 @@
       </w:r>
     </w:p>
   </w:comment>
-  <w:comment w:id="125" w:author="Dalton Solano dos Reis" w:date="2023-10-11T11:23:00Z" w:initials="DSdR">
+  <w:comment w:id="126" w:author="Dalton Solano dos Reis" w:date="2023-10-11T11:23:00Z" w:initials="DSdR">
     <w:p>
       <w:r>
         <w:rPr>
@@ -9161,7 +9393,7 @@
       </w:r>
     </w:p>
   </w:comment>
-  <w:comment w:id="126" w:author="Dalton Solano dos Reis" w:date="2023-10-11T11:28:00Z" w:initials="DSdR">
+  <w:comment w:id="127" w:author="Dalton Solano dos Reis" w:date="2023-10-11T11:28:00Z" w:initials="DSdR">
     <w:p>
       <w:r>
         <w:rPr>
@@ -9178,7 +9410,7 @@
       </w:r>
     </w:p>
   </w:comment>
-  <w:comment w:id="130" w:author="Dalton Solano dos Reis" w:date="2023-10-11T11:25:00Z" w:initials="DSdR">
+  <w:comment w:id="131" w:author="Dalton Solano dos Reis" w:date="2023-10-11T11:25:00Z" w:initials="DSdR">
     <w:p>
       <w:r>
         <w:rPr>
@@ -9196,7 +9428,7 @@
       </w:r>
     </w:p>
   </w:comment>
-  <w:comment w:id="133" w:author="Dalton Solano dos Reis" w:date="2023-10-11T11:27:00Z" w:initials="DSdR">
+  <w:comment w:id="134" w:author="Dalton Solano dos Reis" w:date="2023-10-11T11:27:00Z" w:initials="DSdR">
     <w:p>
       <w:r>
         <w:rPr>
@@ -9223,7 +9455,7 @@
       </w:r>
     </w:p>
   </w:comment>
-  <w:comment w:id="134" w:author="Dalton Solano dos Reis" w:date="2023-10-11T11:27:00Z" w:initials="DSdR">
+  <w:comment w:id="135" w:author="Dalton Solano dos Reis" w:date="2023-10-11T11:27:00Z" w:initials="DSdR">
     <w:p>
       <w:r>
         <w:rPr>
@@ -9241,7 +9473,7 @@
       </w:r>
     </w:p>
   </w:comment>
-  <w:comment w:id="135" w:author="Dalton Solano dos Reis" w:date="2023-10-11T11:26:00Z" w:initials="DSdR">
+  <w:comment w:id="136" w:author="Dalton Solano dos Reis" w:date="2023-10-11T11:26:00Z" w:initials="DSdR">
     <w:p>
       <w:r>
         <w:rPr>
@@ -9259,7 +9491,7 @@
       </w:r>
     </w:p>
   </w:comment>
-  <w:comment w:id="136" w:author="Dalton Solano dos Reis" w:date="2023-10-11T11:26:00Z" w:initials="DSdR">
+  <w:comment w:id="137" w:author="Dalton Solano dos Reis" w:date="2023-10-11T11:26:00Z" w:initials="DSdR">
     <w:p>
       <w:r>
         <w:rPr>
@@ -9285,7 +9517,7 @@
       </w:r>
     </w:p>
   </w:comment>
-  <w:comment w:id="137" w:author="Dalton Solano dos Reis" w:date="2023-10-11T11:28:00Z" w:initials="DSdR">
+  <w:comment w:id="138" w:author="Dalton Solano dos Reis" w:date="2023-10-11T11:28:00Z" w:initials="DSdR">
     <w:p>
       <w:r>
         <w:rPr>
@@ -9303,7 +9535,7 @@
       </w:r>
     </w:p>
   </w:comment>
-  <w:comment w:id="149" w:author="Dalton Solano dos Reis" w:date="2023-10-11T11:28:00Z" w:initials="DSdR">
+  <w:comment w:id="150" w:author="Dalton Solano dos Reis" w:date="2023-10-11T11:28:00Z" w:initials="DSdR">
     <w:p>
       <w:r>
         <w:rPr>
@@ -9321,7 +9553,7 @@
       </w:r>
     </w:p>
   </w:comment>
-  <w:comment w:id="150" w:author="Dalton Solano dos Reis" w:date="2023-10-11T11:29:00Z" w:initials="DSdR">
+  <w:comment w:id="151" w:author="Dalton Solano dos Reis" w:date="2023-10-11T11:29:00Z" w:initials="DSdR">
     <w:p>
       <w:r>
         <w:rPr>
@@ -9339,7 +9571,7 @@
       </w:r>
     </w:p>
   </w:comment>
-  <w:comment w:id="156" w:author="Dalton Solano dos Reis" w:date="2023-10-11T11:30:00Z" w:initials="DSdR">
+  <w:comment w:id="157" w:author="Dalton Solano dos Reis" w:date="2023-10-11T11:30:00Z" w:initials="DSdR">
     <w:p>
       <w:r>
         <w:rPr>
@@ -9357,7 +9589,7 @@
       </w:r>
     </w:p>
   </w:comment>
-  <w:comment w:id="157" w:author="Dalton Solano dos Reis" w:date="2023-10-11T11:30:00Z" w:initials="DSdR">
+  <w:comment w:id="158" w:author="Dalton Solano dos Reis" w:date="2023-10-11T11:30:00Z" w:initials="DSdR">
     <w:p>
       <w:r>
         <w:rPr>
@@ -9375,7 +9607,7 @@
       </w:r>
     </w:p>
   </w:comment>
-  <w:comment w:id="166" w:author="Dalton Solano dos Reis" w:date="2023-10-11T11:33:00Z" w:initials="DSdR">
+  <w:comment w:id="167" w:author="Dalton Solano dos Reis" w:date="2023-10-11T11:33:00Z" w:initials="DSdR">
     <w:p>
       <w:r>
         <w:rPr>
@@ -9393,7 +9625,7 @@
       </w:r>
     </w:p>
   </w:comment>
-  <w:comment w:id="168" w:author="Dalton Solano dos Reis" w:date="2023-10-11T11:34:00Z" w:initials="DSdR">
+  <w:comment w:id="169" w:author="Dalton Solano dos Reis" w:date="2023-10-11T11:34:00Z" w:initials="DSdR">
     <w:p>
       <w:r>
         <w:rPr>
@@ -9411,7 +9643,7 @@
       </w:r>
     </w:p>
   </w:comment>
-  <w:comment w:id="184" w:author="Dalton Solano dos Reis" w:date="2023-10-11T11:34:00Z" w:initials="DSdR">
+  <w:comment w:id="185" w:author="Dalton Solano dos Reis" w:date="2023-10-11T11:34:00Z" w:initials="DSdR">
     <w:p>
       <w:r>
         <w:rPr>
@@ -9429,7 +9661,7 @@
       </w:r>
     </w:p>
   </w:comment>
-  <w:comment w:id="185" w:author="Dalton Solano dos Reis" w:date="2023-10-11T11:35:00Z" w:initials="DSdR">
+  <w:comment w:id="186" w:author="Dalton Solano dos Reis" w:date="2023-10-11T11:35:00Z" w:initials="DSdR">
     <w:p>
       <w:r>
         <w:rPr>
@@ -9447,7 +9679,7 @@
       </w:r>
     </w:p>
   </w:comment>
-  <w:comment w:id="186" w:author="Dalton Solano dos Reis" w:date="2023-10-11T11:34:00Z" w:initials="DSdR">
+  <w:comment w:id="187" w:author="Dalton Solano dos Reis" w:date="2023-10-11T11:34:00Z" w:initials="DSdR">
     <w:p>
       <w:r>
         <w:rPr>
@@ -9465,7 +9697,7 @@
       </w:r>
     </w:p>
   </w:comment>
-  <w:comment w:id="187" w:author="Dalton Solano dos Reis" w:date="2023-10-11T11:38:00Z" w:initials="DSdR">
+  <w:comment w:id="188" w:author="Dalton Solano dos Reis" w:date="2023-10-11T11:38:00Z" w:initials="DSdR">
     <w:p>
       <w:r>
         <w:rPr>
@@ -9563,7 +9795,7 @@
       </w:r>
     </w:p>
   </w:comment>
-  <w:comment w:id="189" w:author="Dalton Solano dos Reis" w:date="2023-10-11T11:40:00Z" w:initials="DSdR">
+  <w:comment w:id="190" w:author="Dalton Solano dos Reis" w:date="2023-10-11T11:40:00Z" w:initials="DSdR">
     <w:p>
       <w:r>
         <w:rPr>
@@ -9581,7 +9813,7 @@
       </w:r>
     </w:p>
   </w:comment>
-  <w:comment w:id="190" w:author="Dalton Solano dos Reis" w:date="2023-10-11T11:38:00Z" w:initials="DSdR">
+  <w:comment w:id="191" w:author="Dalton Solano dos Reis" w:date="2023-10-11T11:38:00Z" w:initials="DSdR">
     <w:p>
       <w:r>
         <w:rPr>
@@ -9599,7 +9831,7 @@
       </w:r>
     </w:p>
   </w:comment>
-  <w:comment w:id="191" w:author="Dalton Solano dos Reis" w:date="2023-10-11T11:38:00Z" w:initials="DSdR">
+  <w:comment w:id="192" w:author="Dalton Solano dos Reis" w:date="2023-10-11T11:38:00Z" w:initials="DSdR">
     <w:p>
       <w:r>
         <w:rPr>
@@ -9617,7 +9849,7 @@
       </w:r>
     </w:p>
   </w:comment>
-  <w:comment w:id="192" w:author="Dalton Solano dos Reis" w:date="2023-10-11T11:38:00Z" w:initials="DSdR">
+  <w:comment w:id="193" w:author="Dalton Solano dos Reis" w:date="2023-10-11T11:38:00Z" w:initials="DSdR">
     <w:p>
       <w:r>
         <w:rPr>
@@ -9635,7 +9867,7 @@
       </w:r>
     </w:p>
   </w:comment>
-  <w:comment w:id="193" w:author="Dalton Solano dos Reis" w:date="2023-10-11T11:39:00Z" w:initials="DSdR">
+  <w:comment w:id="194" w:author="Dalton Solano dos Reis" w:date="2023-10-11T11:39:00Z" w:initials="DSdR">
     <w:p>
       <w:r>
         <w:rPr>
@@ -9653,7 +9885,7 @@
       </w:r>
     </w:p>
   </w:comment>
-  <w:comment w:id="196" w:author="Dalton Solano dos Reis" w:date="2023-10-11T11:42:00Z" w:initials="DSdR">
+  <w:comment w:id="197" w:author="Dalton Solano dos Reis" w:date="2023-10-11T11:42:00Z" w:initials="DSdR">
     <w:p>
       <w:r>
         <w:rPr>
@@ -9671,7 +9903,7 @@
       </w:r>
     </w:p>
   </w:comment>
-  <w:comment w:id="197" w:author="Dalton Solano dos Reis" w:date="2023-10-11T11:43:00Z" w:initials="DSdR">
+  <w:comment w:id="198" w:author="Dalton Solano dos Reis" w:date="2023-10-11T11:43:00Z" w:initials="DSdR">
     <w:p>
       <w:r>
         <w:rPr>
@@ -9689,7 +9921,7 @@
       </w:r>
     </w:p>
   </w:comment>
-  <w:comment w:id="198" w:author="Dalton Solano dos Reis" w:date="2023-10-11T11:49:00Z" w:initials="DSdR">
+  <w:comment w:id="199" w:author="Dalton Solano dos Reis" w:date="2023-10-11T11:49:00Z" w:initials="DSdR">
     <w:p>
       <w:r>
         <w:rPr>
@@ -9737,7 +9969,7 @@
       </w:r>
     </w:p>
   </w:comment>
-  <w:comment w:id="204" w:author="Dalton Solano dos Reis" w:date="2023-10-11T11:44:00Z" w:initials="DSdR">
+  <w:comment w:id="205" w:author="Dalton Solano dos Reis" w:date="2023-10-11T11:44:00Z" w:initials="DSdR">
     <w:p>
       <w:r>
         <w:rPr>
@@ -9755,7 +9987,7 @@
       </w:r>
     </w:p>
   </w:comment>
-  <w:comment w:id="205" w:author="Dalton Solano dos Reis" w:date="2023-10-11T11:44:00Z" w:initials="DSdR">
+  <w:comment w:id="206" w:author="Dalton Solano dos Reis" w:date="2023-10-11T11:44:00Z" w:initials="DSdR">
     <w:p>
       <w:r>
         <w:rPr>
@@ -9773,7 +10005,7 @@
       </w:r>
     </w:p>
   </w:comment>
-  <w:comment w:id="206" w:author="Dalton Solano dos Reis" w:date="2023-10-11T11:45:00Z" w:initials="DSdR">
+  <w:comment w:id="207" w:author="Dalton Solano dos Reis" w:date="2023-10-11T11:45:00Z" w:initials="DSdR">
     <w:p>
       <w:r>
         <w:rPr>
@@ -9791,7 +10023,7 @@
       </w:r>
     </w:p>
   </w:comment>
-  <w:comment w:id="207" w:author="Dalton Solano dos Reis" w:date="2023-10-11T11:45:00Z" w:initials="DSdR">
+  <w:comment w:id="208" w:author="Dalton Solano dos Reis" w:date="2023-10-11T11:45:00Z" w:initials="DSdR">
     <w:p>
       <w:r>
         <w:rPr>
@@ -9809,7 +10041,7 @@
       </w:r>
     </w:p>
   </w:comment>
-  <w:comment w:id="208" w:author="Dalton Solano dos Reis" w:date="2023-10-11T11:46:00Z" w:initials="DSdR">
+  <w:comment w:id="209" w:author="Dalton Solano dos Reis" w:date="2023-10-11T11:46:00Z" w:initials="DSdR">
     <w:p>
       <w:r>
         <w:rPr>
@@ -9827,7 +10059,7 @@
       </w:r>
     </w:p>
   </w:comment>
-  <w:comment w:id="216" w:author="Dalton Solano dos Reis" w:date="2023-10-11T11:51:00Z" w:initials="DSdR">
+  <w:comment w:id="217" w:author="Dalton Solano dos Reis" w:date="2023-10-11T11:51:00Z" w:initials="DSdR">
     <w:p>
       <w:r>
         <w:rPr>
@@ -9845,7 +10077,7 @@
       </w:r>
     </w:p>
   </w:comment>
-  <w:comment w:id="217" w:author="Dalton Solano dos Reis" w:date="2023-10-11T11:51:00Z" w:initials="DSdR">
+  <w:comment w:id="218" w:author="Dalton Solano dos Reis" w:date="2023-10-11T11:51:00Z" w:initials="DSdR">
     <w:p>
       <w:r>
         <w:rPr>
@@ -9863,7 +10095,7 @@
       </w:r>
     </w:p>
   </w:comment>
-  <w:comment w:id="218" w:author="Dalton Solano dos Reis" w:date="2023-10-11T11:51:00Z" w:initials="DSdR">
+  <w:comment w:id="219" w:author="Dalton Solano dos Reis" w:date="2023-10-11T11:51:00Z" w:initials="DSdR">
     <w:p>
       <w:r>
         <w:rPr>
@@ -9881,7 +10113,7 @@
       </w:r>
     </w:p>
   </w:comment>
-  <w:comment w:id="221" w:author="Dalton Solano dos Reis" w:date="2023-10-11T11:54:00Z" w:initials="DSdR">
+  <w:comment w:id="220" w:author="Dalton Solano dos Reis" w:date="2023-10-11T13:38:00Z" w:initials="DS">
     <w:p>
       <w:r>
         <w:rPr>
@@ -9895,7 +10127,381 @@
           <w:sz w:val="20"/>
           <w:szCs w:val="20"/>
         </w:rPr>
+        <w:t>aumentada ?</w:t>
+      </w:r>
+    </w:p>
+  </w:comment>
+  <w:comment w:id="221" w:author="Dalton Solano dos Reis" w:date="2023-10-11T13:40:00Z" w:initials="DS">
+    <w:p>
+      <w:r>
+        <w:rPr>
+          <w:rStyle w:val="Refdecomentrio"/>
+        </w:rPr>
+        <w:annotationRef/>
+      </w:r>
+      <w:r>
+        <w:rPr>
+          <w:color w:val="000000"/>
+          <w:sz w:val="20"/>
+          <w:szCs w:val="20"/>
+        </w:rPr>
+        <w:t>Hum, estranho a palavra “avalie”  .. não seria pesquisa sobre os assuntos relacionados: trânsito, simulador de trânsito, gamificação, multijogador e distribuído.</w:t>
+      </w:r>
+    </w:p>
+  </w:comment>
+  <w:comment w:id="224" w:author="Dalton Solano dos Reis" w:date="2023-10-11T11:54:00Z" w:initials="DSdR">
+    <w:p>
+      <w:r>
+        <w:rPr>
+          <w:rStyle w:val="Refdecomentrio"/>
+        </w:rPr>
+        <w:annotationRef/>
+      </w:r>
+      <w:r>
+        <w:rPr>
+          <w:color w:val="000000"/>
+          <w:sz w:val="20"/>
+          <w:szCs w:val="20"/>
+        </w:rPr>
         <w:t>Os requisitos já foram levantados aqui no projeto. Precisas reavaliar .. ver exemplo nos outros projetos.</w:t>
+      </w:r>
+    </w:p>
+  </w:comment>
+  <w:comment w:id="225" w:author="Dalton Solano dos Reis" w:date="2023-10-11T13:40:00Z" w:initials="DS">
+    <w:p>
+      <w:r>
+        <w:rPr>
+          <w:rStyle w:val="Refdecomentrio"/>
+        </w:rPr>
+        <w:annotationRef/>
+      </w:r>
+      <w:r>
+        <w:rPr>
+          <w:color w:val="000000"/>
+          <w:sz w:val="20"/>
+          <w:szCs w:val="20"/>
+        </w:rPr>
+        <w:t>Arrumar todas … rever.</w:t>
+      </w:r>
+    </w:p>
+  </w:comment>
+  <w:comment w:id="227" w:author="Dalton Solano dos Reis" w:date="2023-10-11T13:41:00Z" w:initials="DS">
+    <w:p>
+      <w:r>
+        <w:rPr>
+          <w:rStyle w:val="Refdecomentrio"/>
+        </w:rPr>
+        <w:annotationRef/>
+      </w:r>
+      <w:r>
+        <w:rPr>
+          <w:color w:val="000000"/>
+          <w:sz w:val="20"/>
+          <w:szCs w:val="20"/>
+        </w:rPr>
+        <w:t>Já começasse a fazer???</w:t>
+      </w:r>
+    </w:p>
+  </w:comment>
+  <w:comment w:id="228" w:author="Dalton Solano dos Reis" w:date="2023-10-11T13:41:00Z" w:initials="DS">
+    <w:p>
+      <w:r>
+        <w:rPr>
+          <w:rStyle w:val="Refdecomentrio"/>
+        </w:rPr>
+        <w:annotationRef/>
+      </w:r>
+      <w:r>
+        <w:rPr>
+          <w:color w:val="000000"/>
+          <w:sz w:val="20"/>
+          <w:szCs w:val="20"/>
+        </w:rPr>
+        <w:t>Devem iguais aos itens anteriores.</w:t>
+      </w:r>
+    </w:p>
+  </w:comment>
+  <w:comment w:id="229" w:author="Dalton Solano dos Reis" w:date="2023-10-11T13:44:00Z" w:initials="DS">
+    <w:p>
+      <w:r>
+        <w:rPr>
+          <w:rStyle w:val="Refdecomentrio"/>
+        </w:rPr>
+        <w:annotationRef/>
+      </w:r>
+      <w:r>
+        <w:rPr>
+          <w:sz w:val="20"/>
+          <w:szCs w:val="20"/>
+        </w:rPr>
+        <w:t>Na Revisão Bibliográfica do pré-projeto não é para ter sub-seções.</w:t>
+      </w:r>
+      <w:r>
+        <w:rPr>
+          <w:sz w:val="20"/>
+          <w:szCs w:val="20"/>
+        </w:rPr>
+        <w:cr/>
+        <w:t>Ter um parágrafo de preâmbulo, depois seguido de 1 a 2 parágrafos de cada assunto explorado.</w:t>
+      </w:r>
+      <w:r>
+        <w:rPr>
+          <w:sz w:val="20"/>
+          <w:szCs w:val="20"/>
+        </w:rPr>
+        <w:cr/>
+        <w:t>Simulador de Trânsito.</w:t>
+      </w:r>
+      <w:r>
+        <w:rPr>
+          <w:sz w:val="20"/>
+          <w:szCs w:val="20"/>
+        </w:rPr>
+        <w:cr/>
+        <w:t>Gamificação.</w:t>
+      </w:r>
+      <w:r>
+        <w:rPr>
+          <w:sz w:val="20"/>
+          <w:szCs w:val="20"/>
+        </w:rPr>
+        <w:cr/>
+        <w:t>Multijogador.</w:t>
+      </w:r>
+      <w:r>
+        <w:rPr>
+          <w:sz w:val="20"/>
+          <w:szCs w:val="20"/>
+        </w:rPr>
+        <w:cr/>
+        <w:t>Realidade Virtual Aumentada.</w:t>
+      </w:r>
+    </w:p>
+    <w:p/>
+    <w:p>
+      <w:r>
+        <w:rPr>
+          <w:sz w:val="20"/>
+          <w:szCs w:val="20"/>
+        </w:rPr>
+        <w:t>E, deves manter a mesma ordem de apresentação dos assuntos em todo o texto.</w:t>
+      </w:r>
+    </w:p>
+  </w:comment>
+  <w:comment w:id="230" w:author="Dalton Solano dos Reis" w:date="2023-10-11T13:41:00Z" w:initials="DS">
+    <w:p>
+      <w:r>
+        <w:rPr>
+          <w:rStyle w:val="Refdecomentrio"/>
+        </w:rPr>
+        <w:annotationRef/>
+      </w:r>
+      <w:r>
+        <w:rPr>
+          <w:color w:val="000000"/>
+          <w:sz w:val="20"/>
+          <w:szCs w:val="20"/>
+        </w:rPr>
+        <w:t>Opsss.</w:t>
+      </w:r>
+    </w:p>
+  </w:comment>
+  <w:comment w:id="231" w:author="Dalton Solano dos Reis" w:date="2023-10-11T13:42:00Z" w:initials="DS">
+    <w:p>
+      <w:r>
+        <w:rPr>
+          <w:rStyle w:val="Refdecomentrio"/>
+        </w:rPr>
+        <w:annotationRef/>
+      </w:r>
+      <w:r>
+        <w:rPr>
+          <w:color w:val="000000"/>
+          <w:sz w:val="20"/>
+          <w:szCs w:val="20"/>
+        </w:rPr>
+        <w:t>Opsss.</w:t>
+      </w:r>
+    </w:p>
+  </w:comment>
+  <w:comment w:id="232" w:author="Dalton Solano dos Reis" w:date="2023-10-11T13:45:00Z" w:initials="DS">
+    <w:p>
+      <w:r>
+        <w:rPr>
+          <w:rStyle w:val="Refdecomentrio"/>
+        </w:rPr>
+        <w:annotationRef/>
+      </w:r>
+      <w:r>
+        <w:rPr>
+          <w:color w:val="000000"/>
+          <w:sz w:val="20"/>
+          <w:szCs w:val="20"/>
+        </w:rPr>
+        <w:t>Afirmações sem uso de citações de referência bibliográfica.</w:t>
+      </w:r>
+    </w:p>
+  </w:comment>
+  <w:comment w:id="235" w:author="Dalton Solano dos Reis" w:date="2023-10-11T15:54:00Z" w:initials="DSdR">
+    <w:p>
+      <w:r>
+        <w:rPr>
+          <w:rStyle w:val="Refdecomentrio"/>
+        </w:rPr>
+        <w:annotationRef/>
+      </w:r>
+      <w:r>
+        <w:rPr>
+          <w:color w:val="000000"/>
+          <w:sz w:val="20"/>
+          <w:szCs w:val="20"/>
+        </w:rPr>
+        <w:t>Frase longa.</w:t>
+      </w:r>
+    </w:p>
+  </w:comment>
+  <w:comment w:id="236" w:author="Dalton Solano dos Reis" w:date="2023-10-11T15:46:00Z" w:initials="DSdR">
+    <w:p>
+      <w:r>
+        <w:rPr>
+          <w:rStyle w:val="Refdecomentrio"/>
+        </w:rPr>
+        <w:annotationRef/>
+      </w:r>
+      <w:r>
+        <w:rPr>
+          <w:color w:val="000000"/>
+          <w:sz w:val="20"/>
+          <w:szCs w:val="20"/>
+        </w:rPr>
+        <w:t>Este texto não deve aparecer … e sim usar a citação para a referência bibliográfica.</w:t>
+      </w:r>
+    </w:p>
+  </w:comment>
+  <w:comment w:id="240" w:author="Dalton Solano dos Reis" w:date="2023-10-11T13:45:00Z" w:initials="DS">
+    <w:p>
+      <w:r>
+        <w:rPr>
+          <w:rStyle w:val="Refdecomentrio"/>
+        </w:rPr>
+        <w:annotationRef/>
+      </w:r>
+      <w:r>
+        <w:rPr>
+          <w:sz w:val="20"/>
+          <w:szCs w:val="20"/>
+        </w:rPr>
+        <w:t>Afirmações sem uso de citações de referência bibliográfica.</w:t>
+      </w:r>
+    </w:p>
+  </w:comment>
+  <w:comment w:id="241" w:author="Dalton Solano dos Reis" w:date="2023-10-11T15:55:00Z" w:initials="DSdR">
+    <w:p>
+      <w:r>
+        <w:rPr>
+          <w:rStyle w:val="Refdecomentrio"/>
+        </w:rPr>
+        <w:annotationRef/>
+      </w:r>
+      <w:r>
+        <w:rPr>
+          <w:color w:val="000000"/>
+          <w:sz w:val="20"/>
+          <w:szCs w:val="20"/>
+        </w:rPr>
+        <w:t>Opss, pegar uma fonte do SEBRAE para definir RA … não :-)</w:t>
+      </w:r>
+    </w:p>
+  </w:comment>
+  <w:comment w:id="242" w:author="Dalton Solano dos Reis" w:date="2023-10-11T15:56:00Z" w:initials="DSdR">
+    <w:p>
+      <w:r>
+        <w:rPr>
+          <w:rStyle w:val="Refdecomentrio"/>
+        </w:rPr>
+        <w:annotationRef/>
+      </w:r>
+      <w:r>
+        <w:rPr>
+          <w:color w:val="000000"/>
+          <w:sz w:val="20"/>
+          <w:szCs w:val="20"/>
+        </w:rPr>
+        <w:t>Precisas realmente buscar fontes “fortes” sobre RA, e dizer o “básico” sobre RA.</w:t>
+      </w:r>
+    </w:p>
+  </w:comment>
+  <w:comment w:id="248" w:author="Dalton Solano dos Reis" w:date="2023-10-11T15:57:00Z" w:initials="DSdR">
+    <w:p>
+      <w:r>
+        <w:rPr>
+          <w:rStyle w:val="Refdecomentrio"/>
+        </w:rPr>
+        <w:annotationRef/>
+      </w:r>
+      <w:r>
+        <w:rPr>
+          <w:sz w:val="20"/>
+          <w:szCs w:val="20"/>
+        </w:rPr>
+        <w:t>Afirmações sem uso de citações de referência bibliográfica.</w:t>
+      </w:r>
+    </w:p>
+  </w:comment>
+  <w:comment w:id="247" w:author="Dalton Solano dos Reis" w:date="2023-10-11T13:45:00Z" w:initials="DS">
+    <w:p>
+      <w:r>
+        <w:rPr>
+          <w:rStyle w:val="Refdecomentrio"/>
+        </w:rPr>
+        <w:annotationRef/>
+      </w:r>
+      <w:r>
+        <w:rPr>
+          <w:sz w:val="20"/>
+          <w:szCs w:val="20"/>
+        </w:rPr>
+        <w:t>Afirmações sem uso de citações de referência bibliográfica.</w:t>
+      </w:r>
+    </w:p>
+  </w:comment>
+  <w:comment w:id="254" w:author="Dalton Solano dos Reis" w:date="2023-10-11T15:59:00Z" w:initials="DSdR">
+    <w:p>
+      <w:r>
+        <w:rPr>
+          <w:rStyle w:val="Refdecomentrio"/>
+        </w:rPr>
+        <w:annotationRef/>
+      </w:r>
+      <w:r>
+        <w:rPr>
+          <w:color w:val="000000"/>
+          <w:sz w:val="20"/>
+          <w:szCs w:val="20"/>
+        </w:rPr>
+        <w:t>Formato de todas as referências não seguem as normas da ABNT.</w:t>
+      </w:r>
+    </w:p>
+    <w:p/>
+    <w:p>
+      <w:r>
+        <w:rPr>
+          <w:color w:val="000000"/>
+          <w:sz w:val="20"/>
+          <w:szCs w:val="20"/>
+        </w:rPr>
+        <w:t>Conferir se todas as citações que aparecem no texto tem uma referência bibliográfica aqui.</w:t>
+      </w:r>
+    </w:p>
+    <w:p/>
+    <w:p>
+      <w:r>
+        <w:rPr>
+          <w:color w:val="000000"/>
+          <w:sz w:val="20"/>
+          <w:szCs w:val="20"/>
+        </w:rPr>
+        <w:t>Conferir se todas as referências bibliográficas tem pelo menos uma citação no texto.</w:t>
       </w:r>
     </w:p>
   </w:comment>
@@ -9969,7 +10575,24 @@
   <w15:commentEx w15:paraId="3F1EF7C6" w15:done="0"/>
   <w15:commentEx w15:paraId="3C74DEE7" w15:done="0"/>
   <w15:commentEx w15:paraId="4BE6C8AC" w15:done="0"/>
+  <w15:commentEx w15:paraId="05CA75FB" w15:done="0"/>
+  <w15:commentEx w15:paraId="38BB979A" w15:done="0"/>
   <w15:commentEx w15:paraId="50C247D9" w15:done="0"/>
+  <w15:commentEx w15:paraId="2B97CB09" w15:done="0"/>
+  <w15:commentEx w15:paraId="4480035A" w15:done="0"/>
+  <w15:commentEx w15:paraId="2A0381F2" w15:done="0"/>
+  <w15:commentEx w15:paraId="7D26C9E2" w15:done="0"/>
+  <w15:commentEx w15:paraId="30BDB754" w15:done="0"/>
+  <w15:commentEx w15:paraId="45D13EE1" w15:done="0"/>
+  <w15:commentEx w15:paraId="0DA3A5AA" w15:done="0"/>
+  <w15:commentEx w15:paraId="0B7CD96E" w15:done="0"/>
+  <w15:commentEx w15:paraId="68A16D99" w15:done="0"/>
+  <w15:commentEx w15:paraId="440C4B10" w15:done="0"/>
+  <w15:commentEx w15:paraId="6BDD12D2" w15:done="0"/>
+  <w15:commentEx w15:paraId="50323316" w15:paraIdParent="6BDD12D2" w15:done="0"/>
+  <w15:commentEx w15:paraId="6B0C3A6E" w15:done="0"/>
+  <w15:commentEx w15:paraId="0BA7182B" w15:done="0"/>
+  <w15:commentEx w15:paraId="62DB8BF0" w15:done="0"/>
 </w15:commentsEx>
 </file>
 
@@ -10040,7 +10663,24 @@
   <w16cex:commentExtensible w16cex:durableId="358BFFE1" w16cex:dateUtc="2023-10-11T14:51:00Z"/>
   <w16cex:commentExtensible w16cex:durableId="2235CF9B" w16cex:dateUtc="2023-10-11T14:51:00Z"/>
   <w16cex:commentExtensible w16cex:durableId="7AEC2326" w16cex:dateUtc="2023-10-11T14:51:00Z"/>
+  <w16cex:commentExtensible w16cex:durableId="149690A1" w16cex:dateUtc="2023-10-11T16:38:00Z"/>
+  <w16cex:commentExtensible w16cex:durableId="3F0DD5B5" w16cex:dateUtc="2023-10-11T16:40:00Z"/>
   <w16cex:commentExtensible w16cex:durableId="3F765819" w16cex:dateUtc="2023-10-11T14:54:00Z"/>
+  <w16cex:commentExtensible w16cex:durableId="6214C0A2" w16cex:dateUtc="2023-10-11T16:40:00Z"/>
+  <w16cex:commentExtensible w16cex:durableId="482C6009" w16cex:dateUtc="2023-10-11T16:41:00Z"/>
+  <w16cex:commentExtensible w16cex:durableId="596F08CA" w16cex:dateUtc="2023-10-11T16:41:00Z"/>
+  <w16cex:commentExtensible w16cex:durableId="3DC43B4C" w16cex:dateUtc="2023-10-11T16:44:00Z"/>
+  <w16cex:commentExtensible w16cex:durableId="6F842547" w16cex:dateUtc="2023-10-11T16:41:00Z"/>
+  <w16cex:commentExtensible w16cex:durableId="111CC1AD" w16cex:dateUtc="2023-10-11T16:42:00Z"/>
+  <w16cex:commentExtensible w16cex:durableId="32F06140" w16cex:dateUtc="2023-10-11T16:45:00Z"/>
+  <w16cex:commentExtensible w16cex:durableId="5E80913D" w16cex:dateUtc="2023-10-11T18:54:00Z"/>
+  <w16cex:commentExtensible w16cex:durableId="06DCD6A7" w16cex:dateUtc="2023-10-11T18:46:00Z"/>
+  <w16cex:commentExtensible w16cex:durableId="14720953" w16cex:dateUtc="2023-10-11T16:45:00Z"/>
+  <w16cex:commentExtensible w16cex:durableId="0E1D4988" w16cex:dateUtc="2023-10-11T18:55:00Z"/>
+  <w16cex:commentExtensible w16cex:durableId="6F203FE7" w16cex:dateUtc="2023-10-11T18:56:00Z"/>
+  <w16cex:commentExtensible w16cex:durableId="789F0263" w16cex:dateUtc="2023-10-11T18:57:00Z"/>
+  <w16cex:commentExtensible w16cex:durableId="66E7CB0C" w16cex:dateUtc="2023-10-11T16:45:00Z"/>
+  <w16cex:commentExtensible w16cex:durableId="06F039B4" w16cex:dateUtc="2023-10-11T18:59:00Z"/>
 </w16cex:commentsExtensible>
 </file>
 
@@ -10111,7 +10751,24 @@
   <w16cid:commentId w16cid:paraId="3F1EF7C6" w16cid:durableId="358BFFE1"/>
   <w16cid:commentId w16cid:paraId="3C74DEE7" w16cid:durableId="2235CF9B"/>
   <w16cid:commentId w16cid:paraId="4BE6C8AC" w16cid:durableId="7AEC2326"/>
+  <w16cid:commentId w16cid:paraId="05CA75FB" w16cid:durableId="149690A1"/>
+  <w16cid:commentId w16cid:paraId="38BB979A" w16cid:durableId="3F0DD5B5"/>
   <w16cid:commentId w16cid:paraId="50C247D9" w16cid:durableId="3F765819"/>
+  <w16cid:commentId w16cid:paraId="2B97CB09" w16cid:durableId="6214C0A2"/>
+  <w16cid:commentId w16cid:paraId="4480035A" w16cid:durableId="482C6009"/>
+  <w16cid:commentId w16cid:paraId="2A0381F2" w16cid:durableId="596F08CA"/>
+  <w16cid:commentId w16cid:paraId="7D26C9E2" w16cid:durableId="3DC43B4C"/>
+  <w16cid:commentId w16cid:paraId="30BDB754" w16cid:durableId="6F842547"/>
+  <w16cid:commentId w16cid:paraId="45D13EE1" w16cid:durableId="111CC1AD"/>
+  <w16cid:commentId w16cid:paraId="0DA3A5AA" w16cid:durableId="32F06140"/>
+  <w16cid:commentId w16cid:paraId="0B7CD96E" w16cid:durableId="5E80913D"/>
+  <w16cid:commentId w16cid:paraId="68A16D99" w16cid:durableId="06DCD6A7"/>
+  <w16cid:commentId w16cid:paraId="440C4B10" w16cid:durableId="14720953"/>
+  <w16cid:commentId w16cid:paraId="6BDD12D2" w16cid:durableId="0E1D4988"/>
+  <w16cid:commentId w16cid:paraId="50323316" w16cid:durableId="6F203FE7"/>
+  <w16cid:commentId w16cid:paraId="6B0C3A6E" w16cid:durableId="789F0263"/>
+  <w16cid:commentId w16cid:paraId="0BA7182B" w16cid:durableId="66E7CB0C"/>
+  <w16cid:commentId w16cid:paraId="62DB8BF0" w16cid:durableId="06F039B4"/>
 </w16cid:commentsIds>
 </file>
 
@@ -10364,7 +11021,7 @@
   <w:abstractNum w:abstractNumId="0" w15:restartNumberingAfterBreak="0">
     <w:nsid w:val="FFFFFFFB"/>
     <w:multiLevelType w:val="multilevel"/>
-    <w:tmpl w:val="55FC1F3C"/>
+    <w:tmpl w:val="9086CB1C"/>
     <w:lvl w:ilvl="0">
       <w:start w:val="1"/>
       <w:numFmt w:val="decimal"/>
@@ -12223,7 +12880,7 @@
     <w:next w:val="TF-TEXTO"/>
     <w:autoRedefine/>
     <w:qFormat/>
-    <w:rsid w:val="00163CFB"/>
+    <w:rsid w:val="0010376D"/>
     <w:pPr>
       <w:numPr>
         <w:numId w:val="1"/>
@@ -12235,11 +12892,35 @@
       <w:ind w:left="284" w:hanging="284"/>
       <w:jc w:val="both"/>
       <w:outlineLvl w:val="0"/>
+      <w:pPrChange w:id="0" w:author="Dalton Solano dos Reis" w:date="2023-10-11T13:42:00Z">
+        <w:pPr>
+          <w:keepNext/>
+          <w:keepLines/>
+          <w:numPr>
+            <w:numId w:val="1"/>
+          </w:numPr>
+          <w:tabs>
+            <w:tab w:val="left" w:pos="284"/>
+          </w:tabs>
+          <w:spacing w:before="120" w:line="360" w:lineRule="auto"/>
+          <w:ind w:left="284" w:hanging="284"/>
+          <w:jc w:val="both"/>
+          <w:outlineLvl w:val="0"/>
+        </w:pPr>
+      </w:pPrChange>
     </w:pPr>
     <w:rPr>
       <w:b/>
       <w:caps/>
       <w:sz w:val="20"/>
+      <w:rPrChange w:id="0" w:author="Dalton Solano dos Reis" w:date="2023-10-11T13:42:00Z">
+        <w:rPr>
+          <w:b/>
+          <w:caps/>
+          <w:szCs w:val="24"/>
+          <w:lang w:val="pt-BR" w:eastAsia="pt-BR" w:bidi="ar-SA"/>
+        </w:rPr>
+      </w:rPrChange>
     </w:rPr>
   </w:style>
   <w:style w:type="paragraph" w:styleId="Ttulo2">
@@ -12248,7 +12929,7 @@
     <w:next w:val="TF-TEXTO"/>
     <w:autoRedefine/>
     <w:qFormat/>
-    <w:rsid w:val="00FE5D54"/>
+    <w:rsid w:val="00A56358"/>
     <w:pPr>
       <w:keepNext/>
       <w:keepLines/>
@@ -12260,7 +12941,7 @@
       <w:ind w:left="567" w:hanging="567"/>
       <w:jc w:val="both"/>
       <w:outlineLvl w:val="1"/>
-      <w:pPrChange w:id="0" w:author="Dalton Solano dos Reis" w:date="2023-10-11T11:42:00Z">
+      <w:pPrChange w:id="1" w:author="Dalton Solano dos Reis" w:date="2023-10-11T15:57:00Z">
         <w:pPr>
           <w:keepNext/>
           <w:keepLines/>
@@ -12278,7 +12959,7 @@
     <w:rPr>
       <w:caps/>
       <w:color w:val="000000"/>
-      <w:rPrChange w:id="0" w:author="Dalton Solano dos Reis" w:date="2023-10-11T11:42:00Z">
+      <w:rPrChange w:id="1" w:author="Dalton Solano dos Reis" w:date="2023-10-11T15:57:00Z">
         <w:rPr>
           <w:caps/>
           <w:color w:val="000000"/>
